--- a/Tuto3 - D3js in React.docx
+++ b/Tuto3 - D3js in React.docx
@@ -4,7 +4,7 @@
   <w:body>
     <w:p>
       <w:pPr>
-        <w:pStyle w:val="Title"/>
+        <w:pStyle w:val="Titre"/>
         <w:rPr>
           <w:szCs w:val="48"/>
         </w:rPr>
@@ -30,7 +30,7 @@
     </w:p>
     <w:p>
       <w:pPr>
-        <w:pStyle w:val="Heading1"/>
+        <w:pStyle w:val="Titre1"/>
       </w:pPr>
       <w:r>
         <w:t>I</w:t>
@@ -53,7 +53,7 @@
     </w:p>
     <w:p>
       <w:pPr>
-        <w:pStyle w:val="Heading2"/>
+        <w:pStyle w:val="Titre2"/>
       </w:pPr>
       <w:r>
         <w:t>Getting the TD1 tutorial</w:t>
@@ -66,7 +66,7 @@
       <w:hyperlink r:id="rId5" w:history="1">
         <w:r>
           <w:rPr>
-            <w:rStyle w:val="Hyperlink"/>
+            <w:rStyle w:val="Lienhypertexte"/>
           </w:rPr>
           <w:t>https://github.com/nicolasmedoc/Tuto3-</w:t>
         </w:r>
@@ -77,7 +77,7 @@
     </w:p>
     <w:p>
       <w:pPr>
-        <w:pStyle w:val="Heading2"/>
+        <w:pStyle w:val="Titre2"/>
       </w:pPr>
       <w:r>
         <w:t>Development environment</w:t>
@@ -108,7 +108,7 @@
       <w:hyperlink r:id="rId6" w:history="1">
         <w:r>
           <w:rPr>
-            <w:rStyle w:val="Hyperlink"/>
+            <w:rStyle w:val="Lienhypertexte"/>
           </w:rPr>
           <w:t>https://nodejs.org/en/download/package-manager</w:t>
         </w:r>
@@ -116,7 +116,7 @@
     </w:p>
     <w:p>
       <w:pPr>
-        <w:pStyle w:val="ListParagraph"/>
+        <w:pStyle w:val="Paragraphedeliste"/>
         <w:numPr>
           <w:ilvl w:val="0"/>
           <w:numId w:val="4"/>
@@ -131,7 +131,7 @@
     </w:p>
     <w:p>
       <w:pPr>
-        <w:pStyle w:val="ListParagraph"/>
+        <w:pStyle w:val="Paragraphedeliste"/>
         <w:numPr>
           <w:ilvl w:val="0"/>
           <w:numId w:val="4"/>
@@ -146,7 +146,7 @@
     </w:p>
     <w:p>
       <w:pPr>
-        <w:pStyle w:val="ListParagraph"/>
+        <w:pStyle w:val="Paragraphedeliste"/>
         <w:numPr>
           <w:ilvl w:val="1"/>
           <w:numId w:val="4"/>
@@ -158,7 +158,7 @@
       <w:hyperlink r:id="rId7" w:history="1">
         <w:r>
           <w:rPr>
-            <w:rStyle w:val="Hyperlink"/>
+            <w:rStyle w:val="Lienhypertexte"/>
           </w:rPr>
           <w:t>https://nodejs.org/dist/v20.17.0/node-v20.17.0-win-x64.zip</w:t>
         </w:r>
@@ -166,7 +166,7 @@
     </w:p>
     <w:p>
       <w:pPr>
-        <w:pStyle w:val="ListParagraph"/>
+        <w:pStyle w:val="Paragraphedeliste"/>
         <w:numPr>
           <w:ilvl w:val="1"/>
           <w:numId w:val="4"/>
@@ -248,7 +248,7 @@
     </w:p>
     <w:p>
       <w:pPr>
-        <w:pStyle w:val="ListParagraph"/>
+        <w:pStyle w:val="Paragraphedeliste"/>
         <w:numPr>
           <w:ilvl w:val="0"/>
           <w:numId w:val="4"/>
@@ -279,7 +279,7 @@
       <w:hyperlink r:id="rId8" w:history="1">
         <w:r>
           <w:rPr>
-            <w:rStyle w:val="Hyperlink"/>
+            <w:rStyle w:val="Lienhypertexte"/>
             <w:lang w:val="fr-FR"/>
           </w:rPr>
           <w:t>https://code.visualstudio.com/</w:t>
@@ -294,7 +294,7 @@
     </w:p>
     <w:p>
       <w:pPr>
-        <w:pStyle w:val="ListParagraph"/>
+        <w:pStyle w:val="Paragraphedeliste"/>
         <w:numPr>
           <w:ilvl w:val="0"/>
           <w:numId w:val="4"/>
@@ -378,7 +378,7 @@
     </w:p>
     <w:p>
       <w:pPr>
-        <w:pStyle w:val="Heading2"/>
+        <w:pStyle w:val="Titre2"/>
       </w:pPr>
       <w:r>
         <w:t>Understanding the project structure</w:t>
@@ -391,7 +391,7 @@
     </w:p>
     <w:p>
       <w:pPr>
-        <w:pStyle w:val="ListParagraph"/>
+        <w:pStyle w:val="Paragraphedeliste"/>
         <w:numPr>
           <w:ilvl w:val="0"/>
           <w:numId w:val="5"/>
@@ -416,7 +416,7 @@
     </w:p>
     <w:p>
       <w:pPr>
-        <w:pStyle w:val="ListParagraph"/>
+        <w:pStyle w:val="Paragraphedeliste"/>
         <w:numPr>
           <w:ilvl w:val="0"/>
           <w:numId w:val="5"/>
@@ -445,6 +445,7 @@
       <w:pPr>
         <w:pStyle w:val="Code"/>
       </w:pPr>
+      <w:bookmarkStart w:id="0" w:name="_Hlk218074747"/>
       <w:r>
         <w:t>...</w:t>
       </w:r>
@@ -481,9 +482,10 @@
         <w:t>...</w:t>
       </w:r>
     </w:p>
-    <w:p>
-      <w:pPr>
-        <w:pStyle w:val="ListParagraph"/>
+    <w:bookmarkEnd w:id="0"/>
+    <w:p>
+      <w:pPr>
+        <w:pStyle w:val="Paragraphedeliste"/>
         <w:numPr>
           <w:ilvl w:val="0"/>
           <w:numId w:val="5"/>
@@ -546,6 +548,7 @@
       <w:pPr>
         <w:pStyle w:val="Code"/>
       </w:pPr>
+      <w:bookmarkStart w:id="1" w:name="_Hlk218074939"/>
       <w:r>
         <w:lastRenderedPageBreak/>
         <w:t xml:space="preserve">// </w:t>
@@ -672,9 +675,10 @@
         <w:t>...</w:t>
       </w:r>
     </w:p>
-    <w:p>
-      <w:pPr>
-        <w:pStyle w:val="ListParagraph"/>
+    <w:bookmarkEnd w:id="1"/>
+    <w:p>
+      <w:pPr>
+        <w:pStyle w:val="Paragraphedeliste"/>
         <w:numPr>
           <w:ilvl w:val="0"/>
           <w:numId w:val="5"/>
@@ -698,7 +702,7 @@
     </w:p>
     <w:p>
       <w:pPr>
-        <w:pStyle w:val="ListParagraph"/>
+        <w:pStyle w:val="Paragraphedeliste"/>
         <w:numPr>
           <w:ilvl w:val="0"/>
           <w:numId w:val="5"/>
@@ -724,6 +728,7 @@
           <w:szCs w:val="16"/>
         </w:rPr>
       </w:pPr>
+      <w:bookmarkStart w:id="2" w:name="_Hlk218075143"/>
       <w:r>
         <w:rPr>
           <w:sz w:val="16"/>
@@ -923,9 +928,10 @@
         <w:t>}</w:t>
       </w:r>
     </w:p>
-    <w:p>
-      <w:pPr>
-        <w:pStyle w:val="Heading2"/>
+    <w:bookmarkEnd w:id="2"/>
+    <w:p>
+      <w:pPr>
+        <w:pStyle w:val="Titre2"/>
       </w:pPr>
       <w:r>
         <w:t>Run the React application:</w:t>
@@ -1040,7 +1046,7 @@
       <w:hyperlink r:id="rId10" w:history="1">
         <w:r>
           <w:rPr>
-            <w:rStyle w:val="Hyperlink"/>
+            <w:rStyle w:val="Lienhypertexte"/>
           </w:rPr>
           <w:t>http://localhost:3000/</w:t>
         </w:r>
@@ -1059,7 +1065,7 @@
     </w:p>
     <w:p>
       <w:pPr>
-        <w:pStyle w:val="Heading2"/>
+        <w:pStyle w:val="Titre2"/>
       </w:pPr>
       <w:r>
         <w:t xml:space="preserve">Some links to understand html, </w:t>
@@ -1083,7 +1089,7 @@
     </w:p>
     <w:p>
       <w:pPr>
-        <w:pStyle w:val="ListParagraph"/>
+        <w:pStyle w:val="Paragraphedeliste"/>
         <w:numPr>
           <w:ilvl w:val="0"/>
           <w:numId w:val="6"/>
@@ -1092,7 +1098,7 @@
       <w:hyperlink r:id="rId11" w:history="1">
         <w:r>
           <w:rPr>
-            <w:rStyle w:val="Hyperlink"/>
+            <w:rStyle w:val="Lienhypertexte"/>
           </w:rPr>
           <w:t>https://www.w3schools.com/html/html_intro.asp</w:t>
         </w:r>
@@ -1100,7 +1106,7 @@
     </w:p>
     <w:p>
       <w:pPr>
-        <w:pStyle w:val="ListParagraph"/>
+        <w:pStyle w:val="Paragraphedeliste"/>
         <w:numPr>
           <w:ilvl w:val="0"/>
           <w:numId w:val="6"/>
@@ -1109,7 +1115,7 @@
       <w:hyperlink r:id="rId12" w:history="1">
         <w:r>
           <w:rPr>
-            <w:rStyle w:val="Hyperlink"/>
+            <w:rStyle w:val="Lienhypertexte"/>
           </w:rPr>
           <w:t>https://www.w3schools.com/css/css_intro.asp</w:t>
         </w:r>
@@ -1117,19 +1123,19 @@
     </w:p>
     <w:p>
       <w:pPr>
-        <w:pStyle w:val="ListParagraph"/>
+        <w:pStyle w:val="Paragraphedeliste"/>
         <w:numPr>
           <w:ilvl w:val="0"/>
           <w:numId w:val="6"/>
         </w:numPr>
         <w:rPr>
-          <w:rStyle w:val="Hyperlink"/>
+          <w:rStyle w:val="Lienhypertexte"/>
         </w:rPr>
       </w:pPr>
       <w:hyperlink r:id="rId13" w:history="1">
         <w:r>
           <w:rPr>
-            <w:rStyle w:val="Hyperlink"/>
+            <w:rStyle w:val="Lienhypertexte"/>
           </w:rPr>
           <w:t>https://www.w3schools.com/js/js_syntax.asp</w:t>
         </w:r>
@@ -1137,7 +1143,7 @@
     </w:p>
     <w:p>
       <w:pPr>
-        <w:pStyle w:val="ListParagraph"/>
+        <w:pStyle w:val="Paragraphedeliste"/>
         <w:numPr>
           <w:ilvl w:val="0"/>
           <w:numId w:val="6"/>
@@ -1146,7 +1152,7 @@
       <w:hyperlink r:id="rId14" w:history="1">
         <w:r>
           <w:rPr>
-            <w:rStyle w:val="Hyperlink"/>
+            <w:rStyle w:val="Lienhypertexte"/>
           </w:rPr>
           <w:t>https://www.w3schools.com/js/js_datatypes.asp</w:t>
         </w:r>
@@ -1154,7 +1160,7 @@
     </w:p>
     <w:p>
       <w:pPr>
-        <w:pStyle w:val="ListParagraph"/>
+        <w:pStyle w:val="Paragraphedeliste"/>
         <w:numPr>
           <w:ilvl w:val="0"/>
           <w:numId w:val="6"/>
@@ -1163,7 +1169,7 @@
       <w:hyperlink r:id="rId15" w:history="1">
         <w:r>
           <w:rPr>
-            <w:rStyle w:val="Hyperlink"/>
+            <w:rStyle w:val="Lienhypertexte"/>
           </w:rPr>
           <w:t>https://www.w3schools.com/js/js_function_closures.asp</w:t>
         </w:r>
@@ -1171,7 +1177,7 @@
     </w:p>
     <w:p>
       <w:pPr>
-        <w:pStyle w:val="Heading2"/>
+        <w:pStyle w:val="Titre2"/>
       </w:pPr>
       <w:r>
         <w:t>Links with the doc of React</w:t>
@@ -1179,7 +1185,7 @@
     </w:p>
     <w:p>
       <w:pPr>
-        <w:pStyle w:val="ListParagraph"/>
+        <w:pStyle w:val="Paragraphedeliste"/>
         <w:numPr>
           <w:ilvl w:val="0"/>
           <w:numId w:val="7"/>
@@ -1188,7 +1194,7 @@
       <w:hyperlink r:id="rId16" w:history="1">
         <w:r>
           <w:rPr>
-            <w:rStyle w:val="Hyperlink"/>
+            <w:rStyle w:val="Lienhypertexte"/>
           </w:rPr>
           <w:t>https://react.dev/learn</w:t>
         </w:r>
@@ -1196,7 +1202,7 @@
     </w:p>
     <w:p>
       <w:pPr>
-        <w:pStyle w:val="Heading1"/>
+        <w:pStyle w:val="Titre1"/>
       </w:pPr>
       <w:r>
         <w:t xml:space="preserve">Visualize </w:t>
@@ -1218,7 +1224,7 @@
     </w:p>
     <w:p>
       <w:pPr>
-        <w:pStyle w:val="Heading2"/>
+        <w:pStyle w:val="Titre2"/>
       </w:pPr>
       <w:r>
         <w:t>Create the page layout</w:t>
@@ -1243,7 +1249,7 @@
     </w:p>
     <w:p>
       <w:pPr>
-        <w:pStyle w:val="ListParagraph"/>
+        <w:pStyle w:val="Paragraphedeliste"/>
         <w:numPr>
           <w:ilvl w:val="0"/>
           <w:numId w:val="1"/>
@@ -1320,7 +1326,7 @@
     </w:p>
     <w:p>
       <w:pPr>
-        <w:pStyle w:val="ListParagraph"/>
+        <w:pStyle w:val="Paragraphedeliste"/>
         <w:numPr>
           <w:ilvl w:val="0"/>
           <w:numId w:val="1"/>
@@ -1350,7 +1356,7 @@
     </w:p>
     <w:p>
       <w:pPr>
-        <w:pStyle w:val="ListParagraph"/>
+        <w:pStyle w:val="Paragraphedeliste"/>
       </w:pPr>
       <w:r>
         <w:rPr>
@@ -1414,6 +1420,7 @@
       <w:pPr>
         <w:pStyle w:val="Code"/>
       </w:pPr>
+      <w:bookmarkStart w:id="3" w:name="_Hlk218075588"/>
       <w:r>
         <w:t xml:space="preserve">function </w:t>
       </w:r>
@@ -1478,6 +1485,7 @@
         <w:t>}</w:t>
       </w:r>
     </w:p>
+    <w:bookmarkEnd w:id="3"/>
     <w:p>
       <w:r>
         <w:t>In App.css</w:t>
@@ -1505,6 +1513,7 @@
       <w:pPr>
         <w:pStyle w:val="Code"/>
       </w:pPr>
+      <w:bookmarkStart w:id="4" w:name="_Hlk218075618"/>
       <w:r>
         <w:t>#control-bar-</w:t>
       </w:r>
@@ -1569,6 +1578,7 @@
         <w:t>}</w:t>
       </w:r>
     </w:p>
+    <w:bookmarkEnd w:id="4"/>
     <w:p>
       <w:r>
         <w:t>At this stage, you will</w:t>
@@ -1608,6 +1618,7 @@
       <w:pPr>
         <w:pStyle w:val="Code"/>
       </w:pPr>
+      <w:bookmarkStart w:id="5" w:name="_Hlk218075797"/>
       <w:proofErr w:type="gramStart"/>
       <w:r>
         <w:t>.App</w:t>
@@ -1645,6 +1656,7 @@
         <w:t>}</w:t>
       </w:r>
     </w:p>
+    <w:bookmarkEnd w:id="5"/>
     <w:p>
       <w:r>
         <w:t>Now in your browser you should see the two areas with the corresponding texts: “control bar”</w:t>
@@ -1707,7 +1719,7 @@
     </w:p>
     <w:p>
       <w:pPr>
-        <w:pStyle w:val="Heading2"/>
+        <w:pStyle w:val="Titre2"/>
       </w:pPr>
       <w:r>
         <w:t xml:space="preserve">Create a component that </w:t>
@@ -1774,6 +1786,7 @@
       <w:pPr>
         <w:pStyle w:val="Code"/>
       </w:pPr>
+      <w:bookmarkStart w:id="6" w:name="_Hlk218075942"/>
       <w:r>
         <w:t>import './Matrix.css'</w:t>
       </w:r>
@@ -1854,6 +1867,7 @@
       </w:r>
       <w:proofErr w:type="gramEnd"/>
     </w:p>
+    <w:bookmarkEnd w:id="6"/>
     <w:p>
       <w:r>
         <w:t>Call the component in App.js:</w:t>
@@ -1866,6 +1880,7 @@
           <w:lang w:val="fr-FR"/>
         </w:rPr>
       </w:pPr>
+      <w:bookmarkStart w:id="7" w:name="_Hlk218075964"/>
       <w:r>
         <w:rPr>
           <w:lang w:val="fr-FR"/>
@@ -1955,6 +1970,7 @@
         <w:t>...</w:t>
       </w:r>
     </w:p>
+    <w:bookmarkEnd w:id="7"/>
     <w:p>
       <w:r>
         <w:t>In the browser, inspect the html to see the generated &lt;</w:t>
@@ -2024,6 +2040,7 @@
       <w:pPr>
         <w:pStyle w:val="Code"/>
       </w:pPr>
+      <w:bookmarkStart w:id="8" w:name="_Hlk218077118"/>
       <w:r>
         <w:t>...</w:t>
       </w:r>
@@ -2419,6 +2436,7 @@
         <w:t>...</w:t>
       </w:r>
     </w:p>
+    <w:bookmarkEnd w:id="8"/>
     <w:p>
       <w:r>
         <w:rPr>
@@ -2597,6 +2615,7 @@
       <w:pPr>
         <w:pStyle w:val="Code"/>
       </w:pPr>
+      <w:bookmarkStart w:id="9" w:name="_Hlk218077557"/>
       <w:r>
         <w:t>function Cell({</w:t>
       </w:r>
@@ -2779,6 +2798,7 @@
         <w:t>}</w:t>
       </w:r>
     </w:p>
+    <w:bookmarkEnd w:id="9"/>
     <w:p>
       <w:r>
         <w:t>As you can see in the code, i</w:t>
@@ -2852,6 +2872,7 @@
       <w:pPr>
         <w:pStyle w:val="Code"/>
       </w:pPr>
+      <w:bookmarkStart w:id="10" w:name="_Hlk218077966"/>
       <w:r>
         <w:t xml:space="preserve"> </w:t>
       </w:r>
@@ -3078,6 +3099,7 @@
         <w:t>}</w:t>
       </w:r>
     </w:p>
+    <w:bookmarkEnd w:id="10"/>
     <w:p>
       <w:r>
         <w:rPr>
@@ -3185,7 +3207,7 @@
     </w:p>
     <w:p>
       <w:pPr>
-        <w:pStyle w:val="Heading2"/>
+        <w:pStyle w:val="Titre2"/>
       </w:pPr>
       <w:r>
         <w:t>Use g</w:t>
@@ -3252,6 +3274,7 @@
       <w:pPr>
         <w:pStyle w:val="Code"/>
       </w:pPr>
+      <w:bookmarkStart w:id="11" w:name="_Hlk218078303"/>
       <w:r>
         <w:t>{</w:t>
       </w:r>
@@ -3344,6 +3367,7 @@
         <w:t>}</w:t>
       </w:r>
     </w:p>
+    <w:bookmarkEnd w:id="11"/>
     <w:p>
       <w:r>
         <w:t xml:space="preserve">The index is the position of the object in the list, the </w:t>
@@ -3456,6 +3480,7 @@
       <w:pPr>
         <w:pStyle w:val="Code"/>
       </w:pPr>
+      <w:bookmarkStart w:id="12" w:name="_Hlk218078375"/>
       <w:r>
         <w:lastRenderedPageBreak/>
         <w:t>import {</w:t>
@@ -3609,6 +3634,7 @@
         <w:t xml:space="preserve">    )</w:t>
       </w:r>
     </w:p>
+    <w:bookmarkEnd w:id="12"/>
     <w:p>
       <w:r>
         <w:t>React provide</w:t>
@@ -3666,6 +3692,7 @@
       <w:pPr>
         <w:pStyle w:val="Code"/>
       </w:pPr>
+      <w:bookmarkStart w:id="13" w:name="_Hlk218078550"/>
       <w:r>
         <w:t>import {</w:t>
       </w:r>
@@ -3807,6 +3834,7 @@
         <w:t>}</w:t>
       </w:r>
     </w:p>
+    <w:bookmarkEnd w:id="13"/>
     <w:p>
       <w:proofErr w:type="spellStart"/>
       <w:r>
@@ -3974,6 +4002,7 @@
       <w:pPr>
         <w:pStyle w:val="Code"/>
       </w:pPr>
+      <w:bookmarkStart w:id="14" w:name="_Hlk218078670"/>
       <w:r>
         <w:t>...</w:t>
       </w:r>
@@ -4129,6 +4158,7 @@
         <w:t>...</w:t>
       </w:r>
     </w:p>
+    <w:bookmarkEnd w:id="14"/>
     <w:p>
       <w:r>
         <w:t xml:space="preserve">In the return of App function in App.js, add the property </w:t>
@@ -4168,6 +4198,7 @@
       <w:pPr>
         <w:pStyle w:val="Code"/>
       </w:pPr>
+      <w:bookmarkStart w:id="15" w:name="_Hlk218079213"/>
       <w:r>
         <w:t>...</w:t>
       </w:r>
@@ -4213,9 +4244,10 @@
         <w:t>...</w:t>
       </w:r>
     </w:p>
-    <w:p>
-      <w:pPr>
-        <w:pStyle w:val="Heading2"/>
+    <w:bookmarkEnd w:id="15"/>
+    <w:p>
+      <w:pPr>
+        <w:pStyle w:val="Titre2"/>
       </w:pPr>
       <w:r>
         <w:lastRenderedPageBreak/>
@@ -4280,6 +4312,7 @@
       <w:pPr>
         <w:pStyle w:val="Code"/>
       </w:pPr>
+      <w:bookmarkStart w:id="16" w:name="_Hlk218079286"/>
       <w:r>
         <w:t>&lt;form</w:t>
       </w:r>
@@ -4381,6 +4414,7 @@
         <w:t>&lt;/form&gt;</w:t>
       </w:r>
     </w:p>
+    <w:bookmarkEnd w:id="16"/>
     <w:p>
       <w:r>
         <w:rPr>
@@ -4559,7 +4593,7 @@
     </w:p>
     <w:p>
       <w:pPr>
-        <w:pStyle w:val="ListParagraph"/>
+        <w:pStyle w:val="Paragraphedeliste"/>
         <w:numPr>
           <w:ilvl w:val="0"/>
           <w:numId w:val="3"/>
@@ -4610,10 +4644,16 @@
         <w:t xml:space="preserve"> </w:t>
       </w:r>
       <w:r>
-        <w:t>to update the store</w:t>
-      </w:r>
-      <w:r>
-        <w:t xml:space="preserve"> that will be used by </w:t>
+        <w:t xml:space="preserve">to update </w:t>
+      </w:r>
+      <w:r>
+        <w:t>to update the new created state</w:t>
+      </w:r>
+      <w:r>
+        <w:t xml:space="preserve"> </w:t>
+      </w:r>
+      <w:r>
+        <w:t xml:space="preserve">that will be used by </w:t>
       </w:r>
       <w:proofErr w:type="spellStart"/>
       <w:r>
@@ -4621,9 +4661,6 @@
       </w:r>
       <w:proofErr w:type="spellEnd"/>
       <w:r>
-        <w:t xml:space="preserve"> to update the new created state</w:t>
-      </w:r>
-      <w:r>
         <w:t>:</w:t>
       </w:r>
     </w:p>
@@ -4631,6 +4668,7 @@
       <w:pPr>
         <w:pStyle w:val="Code"/>
       </w:pPr>
+      <w:bookmarkStart w:id="17" w:name="_Hlk218079693"/>
       <w:r>
         <w:t xml:space="preserve">function </w:t>
       </w:r>
@@ -4900,9 +4938,16 @@
         <w:t xml:space="preserve">    ...</w:t>
       </w:r>
     </w:p>
-    <w:p>
-      <w:r>
-        <w:t xml:space="preserve">Add a property to send it to the </w:t>
+    <w:bookmarkEnd w:id="17"/>
+    <w:p>
+      <w:r>
+        <w:t xml:space="preserve">Add a property to </w:t>
+      </w:r>
+      <w:r>
+        <w:t xml:space="preserve">receive the function in </w:t>
+      </w:r>
+      <w:r>
+        <w:t xml:space="preserve">the </w:t>
       </w:r>
       <w:proofErr w:type="spellStart"/>
       <w:r>
@@ -4918,6 +4963,7 @@
         <w:pStyle w:val="Code"/>
         <w:keepNext w:val="0"/>
       </w:pPr>
+      <w:bookmarkStart w:id="18" w:name="_Hlk218079932"/>
       <w:r>
         <w:t xml:space="preserve">function </w:t>
       </w:r>
@@ -4944,6 +4990,8 @@
       <w:pPr>
         <w:keepNext/>
       </w:pPr>
+      <w:bookmarkStart w:id="19" w:name="_Hlk218080095"/>
+      <w:bookmarkEnd w:id="18"/>
       <w:r>
         <w:lastRenderedPageBreak/>
         <w:t xml:space="preserve">Call it in </w:t>
@@ -5219,6 +5267,7 @@
         <w:t>}</w:t>
       </w:r>
     </w:p>
+    <w:bookmarkEnd w:id="19"/>
     <w:p>
       <w:r>
         <w:t>In the parent component (App.js), bind</w:t>
@@ -5265,6 +5314,7 @@
       <w:pPr>
         <w:pStyle w:val="Code"/>
       </w:pPr>
+      <w:bookmarkStart w:id="20" w:name="_Hlk218080248"/>
       <w:r>
         <w:t>&lt;div id="control-bar-container"&gt;</w:t>
       </w:r>
@@ -5328,6 +5378,7 @@
         <w:t>&lt;/div&gt;</w:t>
       </w:r>
     </w:p>
+    <w:bookmarkEnd w:id="20"/>
     <w:p>
       <w:r>
         <w:t xml:space="preserve">Now if you change the value of </w:t>
@@ -5362,64 +5413,174 @@
         <w:t>Exercise3:</w:t>
       </w:r>
       <w:r>
+        <w:t xml:space="preserve"> Add a property to </w:t>
+      </w:r>
+      <w:proofErr w:type="spellStart"/>
+      <w:r>
+        <w:t>ControlBar</w:t>
+      </w:r>
+      <w:proofErr w:type="spellEnd"/>
+      <w:r>
+        <w:t xml:space="preserve"> to send </w:t>
+      </w:r>
+      <w:proofErr w:type="spellStart"/>
+      <w:r>
+        <w:t>genConfig</w:t>
+      </w:r>
+      <w:proofErr w:type="spellEnd"/>
+      <w:r>
+        <w:t xml:space="preserve"> data to it.</w:t>
+      </w:r>
+    </w:p>
+    <w:p>
+      <w:pPr>
+        <w:keepNext/>
+      </w:pPr>
+      <w:r>
+        <w:t xml:space="preserve">In the </w:t>
+      </w:r>
+      <w:proofErr w:type="spellStart"/>
+      <w:r>
+        <w:t>ControlBar</w:t>
+      </w:r>
+      <w:proofErr w:type="spellEnd"/>
+      <w:r>
+        <w:t xml:space="preserve"> you can use the </w:t>
+      </w:r>
+      <w:proofErr w:type="spellStart"/>
+      <w:r>
+        <w:t>genConfig</w:t>
+      </w:r>
+      <w:proofErr w:type="spellEnd"/>
+      <w:r>
+        <w:t xml:space="preserve"> object as default value instead of a number. Then, you can display </w:t>
+      </w:r>
+      <w:proofErr w:type="spellStart"/>
+      <w:r>
+        <w:t>nbRows</w:t>
+      </w:r>
+      <w:proofErr w:type="spellEnd"/>
+      <w:r>
+        <w:t xml:space="preserve"> and </w:t>
+      </w:r>
+      <w:proofErr w:type="spellStart"/>
+      <w:r>
+        <w:t>nbCols</w:t>
+      </w:r>
+      <w:proofErr w:type="spellEnd"/>
+      <w:r>
+        <w:t xml:space="preserve"> to see that they are refreshed after clicking the button “Generate”:</w:t>
+      </w:r>
+    </w:p>
+    <w:p>
+      <w:pPr>
+        <w:pStyle w:val="Code"/>
+      </w:pPr>
+      <w:bookmarkStart w:id="21" w:name="_Hlk218080402"/>
+      <w:r>
+        <w:t>&lt;form</w:t>
+      </w:r>
+      <w:r>
         <w:t xml:space="preserve"> </w:t>
       </w:r>
-      <w:r>
-        <w:t xml:space="preserve">Add a property to </w:t>
-      </w:r>
-      <w:proofErr w:type="spellStart"/>
-      <w:r>
-        <w:t>ControlBar</w:t>
-      </w:r>
-      <w:proofErr w:type="spellEnd"/>
-      <w:r>
-        <w:t xml:space="preserve"> to send </w:t>
-      </w:r>
-      <w:proofErr w:type="spellStart"/>
-      <w:r>
-        <w:t>genConfig</w:t>
-      </w:r>
-      <w:proofErr w:type="spellEnd"/>
-      <w:r>
-        <w:t xml:space="preserve"> data to it.</w:t>
-      </w:r>
-    </w:p>
-    <w:p>
-      <w:pPr>
-        <w:keepNext/>
-      </w:pPr>
-      <w:r>
-        <w:t xml:space="preserve">In the </w:t>
-      </w:r>
-      <w:proofErr w:type="spellStart"/>
-      <w:r>
-        <w:t>ControlBar</w:t>
-      </w:r>
-      <w:proofErr w:type="spellEnd"/>
-      <w:r>
-        <w:t xml:space="preserve"> you can use the </w:t>
-      </w:r>
-      <w:proofErr w:type="spellStart"/>
-      <w:r>
-        <w:t>genConfig</w:t>
-      </w:r>
-      <w:proofErr w:type="spellEnd"/>
-      <w:r>
-        <w:t xml:space="preserve"> object as default value instead of a number. Then, </w:t>
-      </w:r>
-      <w:r>
-        <w:t>you can d</w:t>
-      </w:r>
-      <w:r>
-        <w:t>isplay nbRow</w:t>
-      </w:r>
-      <w:proofErr w:type="spellStart"/>
-      <w:r>
-        <w:t>s</w:t>
-      </w:r>
-      <w:proofErr w:type="spellEnd"/>
-      <w:r>
-        <w:t xml:space="preserve"> and </w:t>
+      <w:proofErr w:type="spellStart"/>
+      <w:r>
+        <w:t>onSubmit</w:t>
+      </w:r>
+      <w:proofErr w:type="spellEnd"/>
+      <w:r>
+        <w:t>={</w:t>
+      </w:r>
+      <w:proofErr w:type="spellStart"/>
+      <w:r>
+        <w:t>handleOnSubmit</w:t>
+      </w:r>
+      <w:proofErr w:type="spellEnd"/>
+      <w:r>
+        <w:t>}</w:t>
+      </w:r>
+      <w:r>
+        <w:t>&gt;</w:t>
+      </w:r>
+      <w:r>
+        <w:br/>
+        <w:t xml:space="preserve">    &lt;label&gt;</w:t>
+      </w:r>
+      <w:r>
+        <w:br/>
+        <w:t xml:space="preserve">        Nb rows</w:t>
+      </w:r>
+      <w:r>
+        <w:br/>
+        <w:t xml:space="preserve">        &lt;input name=</w:t>
+      </w:r>
+      <w:bookmarkStart w:id="22" w:name="_Hlk210057219"/>
+      <w:r>
+        <w:t>"</w:t>
+      </w:r>
+      <w:proofErr w:type="spellStart"/>
+      <w:r>
+        <w:t>nbRows</w:t>
+      </w:r>
+      <w:proofErr w:type="spellEnd"/>
+      <w:r>
+        <w:t>"</w:t>
+      </w:r>
+      <w:bookmarkEnd w:id="22"/>
+      <w:r>
+        <w:t xml:space="preserve"> </w:t>
+      </w:r>
+      <w:r>
+        <w:t>type=</w:t>
+      </w:r>
+      <w:r>
+        <w:t>"</w:t>
+      </w:r>
+      <w:r>
+        <w:t>number</w:t>
+      </w:r>
+      <w:r>
+        <w:t>"</w:t>
+      </w:r>
+      <w:r>
+        <w:t xml:space="preserve"> </w:t>
+      </w:r>
+      <w:proofErr w:type="spellStart"/>
+      <w:r>
+        <w:t>defaultValue</w:t>
+      </w:r>
+      <w:proofErr w:type="spellEnd"/>
+      <w:proofErr w:type="gramStart"/>
+      <w:r>
+        <w:t>={</w:t>
+      </w:r>
+      <w:proofErr w:type="spellStart"/>
+      <w:proofErr w:type="gramEnd"/>
+      <w:r>
+        <w:t>genConfig.nbRows</w:t>
+      </w:r>
+      <w:proofErr w:type="spellEnd"/>
+      <w:r>
+        <w:t>}/&gt;</w:t>
+      </w:r>
+      <w:r>
+        <w:br/>
+        <w:t xml:space="preserve">    &lt;/label&gt;</w:t>
+      </w:r>
+      <w:r>
+        <w:br/>
+      </w:r>
+      <w:r>
+        <w:br/>
+        <w:t xml:space="preserve">    &lt;label&gt;</w:t>
+      </w:r>
+      <w:r>
+        <w:br/>
+        <w:t xml:space="preserve">        Nb columns</w:t>
+      </w:r>
+      <w:r>
+        <w:br/>
+        <w:t xml:space="preserve">        &lt;input name="</w:t>
       </w:r>
       <w:proofErr w:type="spellStart"/>
       <w:r>
@@ -5427,223 +5588,106 @@
       </w:r>
       <w:proofErr w:type="spellEnd"/>
       <w:r>
-        <w:t xml:space="preserve"> to see that they are refreshed after clicking the button “Generate”:</w:t>
-      </w:r>
-    </w:p>
-    <w:p>
-      <w:pPr>
-        <w:pStyle w:val="Code"/>
-      </w:pPr>
-      <w:r>
-        <w:t>&lt;form</w:t>
+        <w:t xml:space="preserve">" </w:t>
+      </w:r>
+      <w:r>
+        <w:t>type=</w:t>
+      </w:r>
+      <w:r>
+        <w:t>"</w:t>
+      </w:r>
+      <w:r>
+        <w:t>number</w:t>
+      </w:r>
+      <w:r>
+        <w:t>"</w:t>
       </w:r>
       <w:r>
         <w:t xml:space="preserve"> </w:t>
       </w:r>
       <w:proofErr w:type="spellStart"/>
       <w:r>
-        <w:t>onSubmit</w:t>
-      </w:r>
-      <w:proofErr w:type="spellEnd"/>
+        <w:t>defaultValue</w:t>
+      </w:r>
+      <w:proofErr w:type="spellEnd"/>
+      <w:proofErr w:type="gramStart"/>
       <w:r>
         <w:t>={</w:t>
       </w:r>
       <w:proofErr w:type="spellStart"/>
-      <w:r>
-        <w:t>handleOnSubmit</w:t>
+      <w:proofErr w:type="gramEnd"/>
+      <w:r>
+        <w:t>genConfig.nbCols</w:t>
+      </w:r>
+      <w:proofErr w:type="spellEnd"/>
+      <w:r>
+        <w:t>}/&gt;</w:t>
+      </w:r>
+      <w:r>
+        <w:br/>
+        <w:t xml:space="preserve">    &lt;/label&gt;</w:t>
+      </w:r>
+      <w:r>
+        <w:br/>
+        <w:t xml:space="preserve">    &lt;button type="submit"&gt;Generate&lt;/button&gt;</w:t>
+      </w:r>
+      <w:r>
+        <w:t>&lt;</w:t>
+      </w:r>
+      <w:proofErr w:type="spellStart"/>
+      <w:r>
+        <w:t>br</w:t>
+      </w:r>
+      <w:proofErr w:type="spellEnd"/>
+      <w:r>
+        <w:t>&gt;</w:t>
+      </w:r>
+    </w:p>
+    <w:p>
+      <w:pPr>
+        <w:pStyle w:val="Code"/>
+      </w:pPr>
+      <w:r>
+        <w:t xml:space="preserve">    </w:t>
+      </w:r>
+      <w:proofErr w:type="spellStart"/>
+      <w:r>
+        <w:t>NbRows</w:t>
+      </w:r>
+      <w:proofErr w:type="spellEnd"/>
+      <w:r>
+        <w:t>: {</w:t>
+      </w:r>
+      <w:proofErr w:type="spellStart"/>
+      <w:r>
+        <w:t>genConfigData.nbRows</w:t>
+      </w:r>
+      <w:proofErr w:type="spellEnd"/>
+      <w:r>
+        <w:t xml:space="preserve">} </w:t>
+      </w:r>
+      <w:proofErr w:type="spellStart"/>
+      <w:r>
+        <w:t>NbCols</w:t>
+      </w:r>
+      <w:proofErr w:type="spellEnd"/>
+      <w:r>
+        <w:t>: {</w:t>
+      </w:r>
+      <w:proofErr w:type="spellStart"/>
+      <w:r>
+        <w:t>genConfigData.nbCols</w:t>
       </w:r>
       <w:proofErr w:type="spellEnd"/>
       <w:r>
         <w:t>}</w:t>
       </w:r>
       <w:r>
-        <w:t>&gt;</w:t>
-      </w:r>
-      <w:r>
-        <w:br/>
-        <w:t xml:space="preserve">    &lt;label&gt;</w:t>
-      </w:r>
-      <w:r>
-        <w:br/>
-        <w:t xml:space="preserve">        Nb rows</w:t>
-      </w:r>
-      <w:r>
-        <w:br/>
-        <w:t xml:space="preserve">        &lt;input name=</w:t>
-      </w:r>
-      <w:bookmarkStart w:id="0" w:name="_Hlk210057219"/>
-      <w:r>
-        <w:t>"</w:t>
-      </w:r>
-      <w:proofErr w:type="spellStart"/>
-      <w:r>
-        <w:t>nbRows</w:t>
-      </w:r>
-      <w:proofErr w:type="spellEnd"/>
-      <w:r>
-        <w:t>"</w:t>
-      </w:r>
-      <w:bookmarkEnd w:id="0"/>
-      <w:r>
-        <w:t xml:space="preserve"> </w:t>
-      </w:r>
-      <w:r>
-        <w:t>type=</w:t>
-      </w:r>
-      <w:r>
-        <w:t>"</w:t>
-      </w:r>
-      <w:r>
-        <w:t>number</w:t>
-      </w:r>
-      <w:r>
-        <w:t>"</w:t>
-      </w:r>
-      <w:r>
-        <w:t xml:space="preserve"> </w:t>
-      </w:r>
-      <w:proofErr w:type="spellStart"/>
-      <w:r>
-        <w:t>defaultValue</w:t>
-      </w:r>
-      <w:proofErr w:type="spellEnd"/>
-      <w:proofErr w:type="gramStart"/>
-      <w:r>
-        <w:t>={</w:t>
-      </w:r>
-      <w:proofErr w:type="spellStart"/>
-      <w:proofErr w:type="gramEnd"/>
-      <w:r>
-        <w:t>genConfig.nbRows</w:t>
-      </w:r>
-      <w:proofErr w:type="spellEnd"/>
-      <w:r>
-        <w:t>}/&gt;</w:t>
-      </w:r>
-      <w:r>
-        <w:br/>
-        <w:t xml:space="preserve">    &lt;/label&gt;</w:t>
-      </w:r>
-      <w:r>
-        <w:br/>
-      </w:r>
-      <w:r>
-        <w:br/>
-        <w:t xml:space="preserve">    &lt;label&gt;</w:t>
-      </w:r>
-      <w:r>
-        <w:br/>
-        <w:t xml:space="preserve">        Nb columns</w:t>
-      </w:r>
-      <w:r>
-        <w:br/>
-        <w:t xml:space="preserve">        &lt;input name="</w:t>
-      </w:r>
-      <w:proofErr w:type="spellStart"/>
-      <w:r>
-        <w:t>nbCols</w:t>
-      </w:r>
-      <w:proofErr w:type="spellEnd"/>
-      <w:r>
-        <w:t xml:space="preserve">" </w:t>
-      </w:r>
-      <w:r>
-        <w:t>type=</w:t>
-      </w:r>
-      <w:r>
-        <w:t>"</w:t>
-      </w:r>
-      <w:r>
-        <w:t>number</w:t>
-      </w:r>
-      <w:r>
-        <w:t>"</w:t>
-      </w:r>
-      <w:r>
-        <w:t xml:space="preserve"> </w:t>
-      </w:r>
-      <w:proofErr w:type="spellStart"/>
-      <w:r>
-        <w:t>defaultValue</w:t>
-      </w:r>
-      <w:proofErr w:type="spellEnd"/>
-      <w:proofErr w:type="gramStart"/>
-      <w:r>
-        <w:t>={</w:t>
-      </w:r>
-      <w:proofErr w:type="spellStart"/>
-      <w:proofErr w:type="gramEnd"/>
-      <w:r>
-        <w:t>genConfig.nbCols</w:t>
-      </w:r>
-      <w:proofErr w:type="spellEnd"/>
-      <w:r>
-        <w:t>}/&gt;</w:t>
-      </w:r>
-      <w:r>
-        <w:br/>
-        <w:t xml:space="preserve">    &lt;/label&gt;</w:t>
-      </w:r>
-      <w:r>
-        <w:br/>
-        <w:t xml:space="preserve">    &lt;button type="submit"&gt;Generate&lt;/button&gt;</w:t>
-      </w:r>
-      <w:r>
-        <w:t>&lt;</w:t>
-      </w:r>
-      <w:proofErr w:type="spellStart"/>
-      <w:r>
-        <w:t>br</w:t>
-      </w:r>
-      <w:proofErr w:type="spellEnd"/>
-      <w:r>
-        <w:t>&gt;</w:t>
-      </w:r>
-    </w:p>
-    <w:p>
-      <w:pPr>
-        <w:pStyle w:val="Code"/>
-      </w:pPr>
-      <w:r>
-        <w:t xml:space="preserve">    </w:t>
-      </w:r>
-      <w:proofErr w:type="spellStart"/>
-      <w:r>
-        <w:t>NbRows</w:t>
-      </w:r>
-      <w:proofErr w:type="spellEnd"/>
-      <w:r>
-        <w:t>: {</w:t>
-      </w:r>
-      <w:proofErr w:type="spellStart"/>
-      <w:r>
-        <w:t>genConfigData.nbRows</w:t>
-      </w:r>
-      <w:proofErr w:type="spellEnd"/>
-      <w:r>
-        <w:t xml:space="preserve">} </w:t>
-      </w:r>
-      <w:proofErr w:type="spellStart"/>
-      <w:r>
-        <w:t>NbCols</w:t>
-      </w:r>
-      <w:proofErr w:type="spellEnd"/>
-      <w:r>
-        <w:t>: {</w:t>
-      </w:r>
-      <w:proofErr w:type="spellStart"/>
-      <w:r>
-        <w:t>genConfigData.nbCols</w:t>
-      </w:r>
-      <w:proofErr w:type="spellEnd"/>
-      <w:r>
-        <w:t>}</w:t>
-      </w:r>
-      <w:r>
         <w:br/>
         <w:t>&lt;/form&gt;</w:t>
       </w:r>
     </w:p>
+    <w:bookmarkEnd w:id="21"/>
     <w:p/>
     <w:p>
       <w:r>
@@ -5671,430 +5715,462 @@
           <w:bCs/>
           <w:u w:val="single"/>
         </w:rPr>
-        <w:t>Exercice3:</w:t>
-      </w:r>
-      <w:r>
-        <w:t xml:space="preserve"> add a property in Matrix component to send </w:t>
-      </w:r>
-      <w:proofErr w:type="spellStart"/>
-      <w:r>
-        <w:t>genConfig</w:t>
-      </w:r>
-      <w:proofErr w:type="spellEnd"/>
-      <w:r>
-        <w:t xml:space="preserve"> data.</w:t>
-      </w:r>
-    </w:p>
-    <w:p>
-      <w:r>
-        <w:t>In Matrix.js, w</w:t>
-      </w:r>
-      <w:r>
-        <w:t xml:space="preserve">e can now add a margin at the </w:t>
-      </w:r>
-      <w:r>
-        <w:t xml:space="preserve">left and the </w:t>
-      </w:r>
-      <w:r>
-        <w:t xml:space="preserve">top of the </w:t>
-      </w:r>
-      <w:proofErr w:type="spellStart"/>
-      <w:r>
-        <w:t>svg</w:t>
-      </w:r>
-      <w:proofErr w:type="spellEnd"/>
-      <w:r>
-        <w:t xml:space="preserve"> to display the numbers of columns and rows:</w:t>
-      </w:r>
-    </w:p>
-    <w:p>
-      <w:pPr>
-        <w:pStyle w:val="Code"/>
-      </w:pPr>
-      <w:r>
-        <w:lastRenderedPageBreak/>
-        <w:t xml:space="preserve">import </w:t>
-      </w:r>
-      <w:proofErr w:type="gramStart"/>
-      <w:r>
-        <w:t xml:space="preserve">{ </w:t>
-      </w:r>
-      <w:proofErr w:type="spellStart"/>
-      <w:r>
-        <w:t>getDefaultFontSize</w:t>
-      </w:r>
-      <w:proofErr w:type="spellEnd"/>
-      <w:proofErr w:type="gramEnd"/>
-      <w:r>
-        <w:t xml:space="preserve"> } from </w:t>
-      </w:r>
-      <w:proofErr w:type="gramStart"/>
-      <w:r>
-        <w:t>'../..</w:t>
-      </w:r>
-      <w:proofErr w:type="gramEnd"/>
-      <w:r>
-        <w:t>/utils/helper</w:t>
-      </w:r>
-      <w:proofErr w:type="gramStart"/>
-      <w:r>
-        <w:t>';</w:t>
-      </w:r>
-      <w:proofErr w:type="gramEnd"/>
-    </w:p>
-    <w:p>
-      <w:pPr>
-        <w:pStyle w:val="Code"/>
-      </w:pPr>
-      <w:r>
-        <w:t>...</w:t>
-      </w:r>
-    </w:p>
-    <w:p>
-      <w:pPr>
-        <w:pStyle w:val="Code"/>
-      </w:pPr>
-      <w:r>
-        <w:t>function Matrix({</w:t>
-      </w:r>
-      <w:proofErr w:type="spellStart"/>
-      <w:proofErr w:type="gramStart"/>
-      <w:r>
-        <w:t>matrixData,genConfig</w:t>
-      </w:r>
-      <w:proofErr w:type="spellEnd"/>
-      <w:r>
-        <w:t>}){</w:t>
-      </w:r>
-      <w:proofErr w:type="gramEnd"/>
-    </w:p>
-    <w:p>
-      <w:pPr>
-        <w:pStyle w:val="Code"/>
-      </w:pPr>
-      <w:r>
-        <w:t>...</w:t>
-      </w:r>
-    </w:p>
-    <w:p>
-      <w:pPr>
-        <w:pStyle w:val="Code"/>
-      </w:pPr>
-      <w:r>
-        <w:t xml:space="preserve">    </w:t>
-      </w:r>
-      <w:proofErr w:type="spellStart"/>
-      <w:r>
-        <w:t>const</w:t>
-      </w:r>
-      <w:proofErr w:type="spellEnd"/>
-      <w:r>
-        <w:t xml:space="preserve"> margin={</w:t>
-      </w:r>
-      <w:proofErr w:type="gramStart"/>
-      <w:r>
-        <w:t>left:100,top</w:t>
-      </w:r>
-      <w:proofErr w:type="gramEnd"/>
-      <w:r>
-        <w:t>:100}</w:t>
-      </w:r>
-      <w:r>
-        <w:br/>
-      </w:r>
-      <w:r>
-        <w:t xml:space="preserve">    </w:t>
-      </w:r>
-      <w:proofErr w:type="spellStart"/>
-      <w:r>
-        <w:t>const</w:t>
-      </w:r>
-      <w:proofErr w:type="spellEnd"/>
-      <w:r>
-        <w:t xml:space="preserve"> </w:t>
-      </w:r>
-      <w:proofErr w:type="spellStart"/>
-      <w:r>
-        <w:t>fontSize</w:t>
-      </w:r>
-      <w:proofErr w:type="spellEnd"/>
-      <w:r>
-        <w:t>=</w:t>
-      </w:r>
-      <w:proofErr w:type="spellStart"/>
-      <w:proofErr w:type="gramStart"/>
-      <w:r>
-        <w:t>getDefaultFontSize</w:t>
-      </w:r>
-      <w:proofErr w:type="spellEnd"/>
-      <w:r>
-        <w:t>(</w:t>
-      </w:r>
-      <w:proofErr w:type="gramEnd"/>
-      <w:r>
-        <w:t>)</w:t>
-      </w:r>
-      <w:r>
-        <w:br/>
-      </w:r>
-      <w:r>
-        <w:t xml:space="preserve">    </w:t>
-      </w:r>
-      <w:proofErr w:type="spellStart"/>
-      <w:r>
-        <w:t>const</w:t>
-      </w:r>
-      <w:proofErr w:type="spellEnd"/>
-      <w:r>
-        <w:t xml:space="preserve"> </w:t>
-      </w:r>
-      <w:proofErr w:type="spellStart"/>
-      <w:r>
-        <w:t>marginLabelsToMatrix</w:t>
-      </w:r>
-      <w:proofErr w:type="spellEnd"/>
-      <w:r>
-        <w:t>=</w:t>
-      </w:r>
-      <w:proofErr w:type="gramStart"/>
-      <w:r>
-        <w:t>5;</w:t>
-      </w:r>
-      <w:proofErr w:type="gramEnd"/>
-    </w:p>
-    <w:p>
-      <w:pPr>
-        <w:pStyle w:val="Code"/>
-      </w:pPr>
-      <w:r>
-        <w:t xml:space="preserve">    </w:t>
-      </w:r>
-      <w:r>
-        <w:t>return(</w:t>
-      </w:r>
-      <w:r>
-        <w:br/>
-        <w:t xml:space="preserve">    </w:t>
-      </w:r>
-      <w:r>
-        <w:t xml:space="preserve">    </w:t>
-      </w:r>
-      <w:r>
-        <w:t>&lt;</w:t>
-      </w:r>
-      <w:proofErr w:type="spellStart"/>
-      <w:r>
-        <w:t>svg</w:t>
-      </w:r>
-      <w:proofErr w:type="spellEnd"/>
-      <w:r>
-        <w:t xml:space="preserve"> width="100%" height="100%" &gt;</w:t>
-      </w:r>
-      <w:r>
-        <w:br/>
-      </w:r>
-      <w:r>
-        <w:t xml:space="preserve">    </w:t>
-      </w:r>
-      <w:r>
-        <w:t xml:space="preserve">        &lt;g transform={"translate("+(margin.left-marginLabelsToMatrix)+","+(margin.top+fontSize)+")"}&gt;</w:t>
-      </w:r>
-      <w:r>
-        <w:br/>
-        <w:t xml:space="preserve">    </w:t>
-      </w:r>
-      <w:r>
-        <w:t xml:space="preserve">    </w:t>
-      </w:r>
-      <w:r>
-        <w:t xml:space="preserve">        &lt;text </w:t>
-      </w:r>
-      <w:proofErr w:type="spellStart"/>
-      <w:r>
-        <w:t>className</w:t>
-      </w:r>
-      <w:proofErr w:type="spellEnd"/>
-      <w:r>
-        <w:t>="</w:t>
-      </w:r>
-      <w:proofErr w:type="spellStart"/>
-      <w:r>
-        <w:t>Row</w:t>
-      </w:r>
-      <w:r>
-        <w:t>Labels</w:t>
-      </w:r>
-      <w:proofErr w:type="spellEnd"/>
-      <w:r>
-        <w:t xml:space="preserve">" </w:t>
-      </w:r>
-      <w:proofErr w:type="spellStart"/>
-      <w:r>
-        <w:t>tex</w:t>
-      </w:r>
-      <w:r>
-        <w:t>tA</w:t>
-      </w:r>
-      <w:r>
-        <w:t>nchor</w:t>
-      </w:r>
-      <w:proofErr w:type="spellEnd"/>
-      <w:r>
-        <w:t>="end"&gt;Nb rows=?&lt;/text&gt;</w:t>
-      </w:r>
-      <w:r>
-        <w:br/>
-        <w:t xml:space="preserve">        </w:t>
-      </w:r>
-      <w:r>
-        <w:t xml:space="preserve">    </w:t>
-      </w:r>
-      <w:r>
-        <w:t>&lt;/g&gt;</w:t>
-      </w:r>
-      <w:r>
-        <w:br/>
-      </w:r>
-      <w:r>
-        <w:t xml:space="preserve">    </w:t>
-      </w:r>
-      <w:r>
-        <w:t xml:space="preserve">        &lt;g transform={"translate("+(margin.left)+","+(margin.top-marginLabelsToMatrix)+")"}&gt;</w:t>
-      </w:r>
-      <w:r>
-        <w:br/>
-        <w:t xml:space="preserve">    </w:t>
-      </w:r>
-      <w:r>
-        <w:t xml:space="preserve">    </w:t>
-      </w:r>
-      <w:r>
-        <w:t xml:space="preserve">        &lt;text </w:t>
-      </w:r>
-      <w:proofErr w:type="spellStart"/>
-      <w:r>
-        <w:t>className</w:t>
-      </w:r>
-      <w:proofErr w:type="spellEnd"/>
-      <w:r>
-        <w:t>="</w:t>
-      </w:r>
-      <w:proofErr w:type="spellStart"/>
-      <w:r>
-        <w:t>Col</w:t>
-      </w:r>
-      <w:r>
-        <w:t>Labels</w:t>
-      </w:r>
-      <w:proofErr w:type="spellEnd"/>
-      <w:r>
-        <w:t>"&gt;Nb cols=?&lt;/text&gt;</w:t>
-      </w:r>
-      <w:r>
-        <w:br/>
-        <w:t xml:space="preserve">        </w:t>
-      </w:r>
-      <w:r>
-        <w:t xml:space="preserve">    </w:t>
-      </w:r>
-      <w:r>
-        <w:t>&lt;/g&gt;</w:t>
-      </w:r>
-      <w:r>
-        <w:br/>
-      </w:r>
-      <w:r>
-        <w:t xml:space="preserve">    </w:t>
-      </w:r>
-      <w:r>
-        <w:t xml:space="preserve">        &lt;g transform={"translate("+</w:t>
-      </w:r>
-      <w:proofErr w:type="spellStart"/>
-      <w:r>
-        <w:t>margin.left</w:t>
-      </w:r>
-      <w:proofErr w:type="spellEnd"/>
-      <w:r>
-        <w:t>+","+</w:t>
-      </w:r>
-      <w:proofErr w:type="spellStart"/>
-      <w:r>
-        <w:t>margin.top</w:t>
-      </w:r>
-      <w:proofErr w:type="spellEnd"/>
-      <w:r>
-        <w:t>+")"}&gt;</w:t>
-      </w:r>
-      <w:r>
-        <w:br/>
-        <w:t xml:space="preserve">    </w:t>
-      </w:r>
-      <w:r>
-        <w:t xml:space="preserve">    </w:t>
-      </w:r>
-      <w:r>
-        <w:t xml:space="preserve">        {</w:t>
-      </w:r>
-      <w:proofErr w:type="spellStart"/>
-      <w:r>
-        <w:t>renderMatrix</w:t>
-      </w:r>
-      <w:proofErr w:type="spellEnd"/>
-      <w:r>
-        <w:t>()}</w:t>
-      </w:r>
-      <w:r>
-        <w:br/>
-        <w:t xml:space="preserve">        </w:t>
-      </w:r>
-      <w:r>
-        <w:t xml:space="preserve">    </w:t>
-      </w:r>
-      <w:r>
-        <w:t>&lt;/g&gt;</w:t>
-      </w:r>
-      <w:r>
-        <w:br/>
-      </w:r>
-      <w:r>
-        <w:t xml:space="preserve">    </w:t>
-      </w:r>
-      <w:r>
-        <w:t xml:space="preserve">    &lt;/</w:t>
-      </w:r>
-      <w:proofErr w:type="spellStart"/>
-      <w:r>
-        <w:t>svg</w:t>
-      </w:r>
-      <w:proofErr w:type="spellEnd"/>
-      <w:r>
-        <w:t>&gt;</w:t>
-      </w:r>
-    </w:p>
-    <w:p>
-      <w:pPr>
-        <w:pStyle w:val="Code"/>
-      </w:pPr>
-      <w:r>
-        <w:t xml:space="preserve">    )</w:t>
-      </w:r>
-    </w:p>
-    <w:p>
-      <w:pPr>
-        <w:pStyle w:val="Code"/>
-      </w:pPr>
-      <w:r>
-        <w:t>}</w:t>
-      </w:r>
-    </w:p>
-    <w:p>
+        <w:t>Exercice</w:t>
+      </w:r>
       <w:r>
         <w:rPr>
           <w:b/>
           <w:bCs/>
           <w:u w:val="single"/>
         </w:rPr>
-        <w:t>Exercice4:</w:t>
+        <w:t>4</w:t>
+      </w:r>
+      <w:r>
+        <w:rPr>
+          <w:b/>
+          <w:bCs/>
+          <w:u w:val="single"/>
+        </w:rPr>
+        <w:t>:</w:t>
+      </w:r>
+      <w:r>
+        <w:t xml:space="preserve"> add a property in Matrix component to send </w:t>
+      </w:r>
+      <w:proofErr w:type="spellStart"/>
+      <w:r>
+        <w:t>genConfig</w:t>
+      </w:r>
+      <w:proofErr w:type="spellEnd"/>
+      <w:r>
+        <w:t xml:space="preserve"> data.</w:t>
+      </w:r>
+    </w:p>
+    <w:p>
+      <w:r>
+        <w:t>In Matrix.js, w</w:t>
+      </w:r>
+      <w:r>
+        <w:t xml:space="preserve">e can now add a margin at the </w:t>
+      </w:r>
+      <w:r>
+        <w:t xml:space="preserve">left and the </w:t>
+      </w:r>
+      <w:r>
+        <w:t xml:space="preserve">top of the </w:t>
+      </w:r>
+      <w:r>
+        <w:t>SVG</w:t>
+      </w:r>
+      <w:r>
+        <w:t xml:space="preserve"> to display the numbers of columns and rows:</w:t>
+      </w:r>
+    </w:p>
+    <w:p>
+      <w:pPr>
+        <w:pStyle w:val="Code"/>
+      </w:pPr>
+      <w:bookmarkStart w:id="23" w:name="_Hlk218080663"/>
+      <w:r>
+        <w:lastRenderedPageBreak/>
+        <w:t xml:space="preserve">import </w:t>
+      </w:r>
+      <w:proofErr w:type="gramStart"/>
+      <w:r>
+        <w:t xml:space="preserve">{ </w:t>
+      </w:r>
+      <w:proofErr w:type="spellStart"/>
+      <w:r>
+        <w:t>getDefaultFontSize</w:t>
+      </w:r>
+      <w:proofErr w:type="spellEnd"/>
+      <w:proofErr w:type="gramEnd"/>
+      <w:r>
+        <w:t xml:space="preserve"> } from </w:t>
+      </w:r>
+      <w:proofErr w:type="gramStart"/>
+      <w:r>
+        <w:t>'../..</w:t>
+      </w:r>
+      <w:proofErr w:type="gramEnd"/>
+      <w:r>
+        <w:t>/utils/helper</w:t>
+      </w:r>
+      <w:proofErr w:type="gramStart"/>
+      <w:r>
+        <w:t>';</w:t>
+      </w:r>
+      <w:proofErr w:type="gramEnd"/>
+    </w:p>
+    <w:p>
+      <w:pPr>
+        <w:pStyle w:val="Code"/>
+      </w:pPr>
+      <w:r>
+        <w:t>...</w:t>
+      </w:r>
+    </w:p>
+    <w:p>
+      <w:pPr>
+        <w:pStyle w:val="Code"/>
+      </w:pPr>
+      <w:r>
+        <w:t>function Matrix({</w:t>
+      </w:r>
+      <w:proofErr w:type="spellStart"/>
+      <w:proofErr w:type="gramStart"/>
+      <w:r>
+        <w:t>matrixData,genConfig</w:t>
+      </w:r>
+      <w:proofErr w:type="spellEnd"/>
+      <w:r>
+        <w:t>}){</w:t>
+      </w:r>
+      <w:proofErr w:type="gramEnd"/>
+    </w:p>
+    <w:p>
+      <w:pPr>
+        <w:pStyle w:val="Code"/>
+      </w:pPr>
+      <w:r>
+        <w:t>...</w:t>
+      </w:r>
+    </w:p>
+    <w:p>
+      <w:pPr>
+        <w:pStyle w:val="Code"/>
+      </w:pPr>
+      <w:r>
+        <w:t xml:space="preserve">    </w:t>
+      </w:r>
+      <w:proofErr w:type="spellStart"/>
+      <w:r>
+        <w:t>const</w:t>
+      </w:r>
+      <w:proofErr w:type="spellEnd"/>
+      <w:r>
+        <w:t xml:space="preserve"> margin={</w:t>
+      </w:r>
+      <w:proofErr w:type="gramStart"/>
+      <w:r>
+        <w:t>left:100,top</w:t>
+      </w:r>
+      <w:proofErr w:type="gramEnd"/>
+      <w:r>
+        <w:t>:100}</w:t>
+      </w:r>
+      <w:r>
+        <w:br/>
+      </w:r>
+      <w:r>
+        <w:t xml:space="preserve">    </w:t>
+      </w:r>
+      <w:proofErr w:type="spellStart"/>
+      <w:r>
+        <w:t>const</w:t>
+      </w:r>
+      <w:proofErr w:type="spellEnd"/>
+      <w:r>
+        <w:t xml:space="preserve"> </w:t>
+      </w:r>
+      <w:proofErr w:type="spellStart"/>
+      <w:r>
+        <w:t>fontSize</w:t>
+      </w:r>
+      <w:proofErr w:type="spellEnd"/>
+      <w:r>
+        <w:t>=</w:t>
+      </w:r>
+      <w:proofErr w:type="spellStart"/>
+      <w:proofErr w:type="gramStart"/>
+      <w:r>
+        <w:t>getDefaultFontSize</w:t>
+      </w:r>
+      <w:proofErr w:type="spellEnd"/>
+      <w:r>
+        <w:t>(</w:t>
+      </w:r>
+      <w:proofErr w:type="gramEnd"/>
+      <w:r>
+        <w:t>)</w:t>
+      </w:r>
+      <w:r>
+        <w:br/>
+      </w:r>
+      <w:r>
+        <w:t xml:space="preserve">    </w:t>
+      </w:r>
+      <w:proofErr w:type="spellStart"/>
+      <w:r>
+        <w:t>const</w:t>
+      </w:r>
+      <w:proofErr w:type="spellEnd"/>
+      <w:r>
+        <w:t xml:space="preserve"> </w:t>
+      </w:r>
+      <w:proofErr w:type="spellStart"/>
+      <w:r>
+        <w:t>marginLabelsToMatrix</w:t>
+      </w:r>
+      <w:proofErr w:type="spellEnd"/>
+      <w:r>
+        <w:t>=</w:t>
+      </w:r>
+      <w:proofErr w:type="gramStart"/>
+      <w:r>
+        <w:t>5;</w:t>
+      </w:r>
+      <w:proofErr w:type="gramEnd"/>
+    </w:p>
+    <w:p>
+      <w:pPr>
+        <w:pStyle w:val="Code"/>
+      </w:pPr>
+      <w:r>
+        <w:t xml:space="preserve">    </w:t>
+      </w:r>
+      <w:r>
+        <w:t>return(</w:t>
+      </w:r>
+      <w:r>
+        <w:br/>
+        <w:t xml:space="preserve">    </w:t>
+      </w:r>
+      <w:r>
+        <w:t xml:space="preserve">    </w:t>
+      </w:r>
+      <w:r>
+        <w:t>&lt;</w:t>
+      </w:r>
+      <w:proofErr w:type="spellStart"/>
+      <w:r>
+        <w:t>svg</w:t>
+      </w:r>
+      <w:proofErr w:type="spellEnd"/>
+      <w:r>
+        <w:t xml:space="preserve"> width="100%" height="100%" &gt;</w:t>
+      </w:r>
+      <w:r>
+        <w:br/>
+      </w:r>
+      <w:r>
+        <w:t xml:space="preserve">    </w:t>
+      </w:r>
+      <w:r>
+        <w:t xml:space="preserve">        &lt;g transform={"translate("+(margin.left-marginLabelsToMatrix)+","+(margin.top+fontSize)+")"}&gt;</w:t>
+      </w:r>
+      <w:r>
+        <w:br/>
+        <w:t xml:space="preserve">    </w:t>
+      </w:r>
+      <w:r>
+        <w:t xml:space="preserve">    </w:t>
+      </w:r>
+      <w:r>
+        <w:t xml:space="preserve">        &lt;text </w:t>
+      </w:r>
+      <w:proofErr w:type="spellStart"/>
+      <w:r>
+        <w:t>className</w:t>
+      </w:r>
+      <w:proofErr w:type="spellEnd"/>
+      <w:r>
+        <w:t>="</w:t>
+      </w:r>
+      <w:proofErr w:type="spellStart"/>
+      <w:r>
+        <w:t>Row</w:t>
+      </w:r>
+      <w:r>
+        <w:t>Labels</w:t>
+      </w:r>
+      <w:proofErr w:type="spellEnd"/>
+      <w:r>
+        <w:t xml:space="preserve">" </w:t>
+      </w:r>
+      <w:proofErr w:type="spellStart"/>
+      <w:r>
+        <w:t>tex</w:t>
+      </w:r>
+      <w:r>
+        <w:t>tA</w:t>
+      </w:r>
+      <w:r>
+        <w:t>nchor</w:t>
+      </w:r>
+      <w:proofErr w:type="spellEnd"/>
+      <w:r>
+        <w:t>="end"&gt;Nb rows=?&lt;/text&gt;</w:t>
+      </w:r>
+      <w:r>
+        <w:br/>
+        <w:t xml:space="preserve">        </w:t>
+      </w:r>
+      <w:r>
+        <w:t xml:space="preserve">    </w:t>
+      </w:r>
+      <w:r>
+        <w:t>&lt;/g&gt;</w:t>
+      </w:r>
+      <w:r>
+        <w:br/>
+      </w:r>
+      <w:r>
+        <w:t xml:space="preserve">    </w:t>
+      </w:r>
+      <w:r>
+        <w:t xml:space="preserve">        &lt;g transform={"translate("+(margin.left)+","+(margin.top-marginLabelsToMatrix)+")"}&gt;</w:t>
+      </w:r>
+      <w:r>
+        <w:br/>
+        <w:t xml:space="preserve">    </w:t>
+      </w:r>
+      <w:r>
+        <w:t xml:space="preserve">    </w:t>
+      </w:r>
+      <w:r>
+        <w:t xml:space="preserve">        &lt;text </w:t>
+      </w:r>
+      <w:proofErr w:type="spellStart"/>
+      <w:r>
+        <w:t>className</w:t>
+      </w:r>
+      <w:proofErr w:type="spellEnd"/>
+      <w:r>
+        <w:t>="</w:t>
+      </w:r>
+      <w:proofErr w:type="spellStart"/>
+      <w:r>
+        <w:t>Col</w:t>
+      </w:r>
+      <w:r>
+        <w:t>Labels</w:t>
+      </w:r>
+      <w:proofErr w:type="spellEnd"/>
+      <w:r>
+        <w:t>"&gt;Nb cols=?&lt;/text&gt;</w:t>
+      </w:r>
+      <w:r>
+        <w:br/>
+        <w:t xml:space="preserve">        </w:t>
+      </w:r>
+      <w:r>
+        <w:t xml:space="preserve">    </w:t>
+      </w:r>
+      <w:r>
+        <w:t>&lt;/g&gt;</w:t>
+      </w:r>
+      <w:r>
+        <w:br/>
+      </w:r>
+      <w:r>
+        <w:t xml:space="preserve">    </w:t>
+      </w:r>
+      <w:r>
+        <w:t xml:space="preserve">        &lt;g transform={"translate("+</w:t>
+      </w:r>
+      <w:proofErr w:type="spellStart"/>
+      <w:r>
+        <w:t>margin.left</w:t>
+      </w:r>
+      <w:proofErr w:type="spellEnd"/>
+      <w:r>
+        <w:t>+","+</w:t>
+      </w:r>
+      <w:proofErr w:type="spellStart"/>
+      <w:r>
+        <w:t>margin.top</w:t>
+      </w:r>
+      <w:proofErr w:type="spellEnd"/>
+      <w:r>
+        <w:t>+")"}&gt;</w:t>
+      </w:r>
+      <w:r>
+        <w:br/>
+        <w:t xml:space="preserve">    </w:t>
+      </w:r>
+      <w:r>
+        <w:t xml:space="preserve">    </w:t>
+      </w:r>
+      <w:r>
+        <w:t xml:space="preserve">        {</w:t>
+      </w:r>
+      <w:proofErr w:type="spellStart"/>
+      <w:r>
+        <w:t>renderMatrix</w:t>
+      </w:r>
+      <w:proofErr w:type="spellEnd"/>
+      <w:r>
+        <w:t>()}</w:t>
+      </w:r>
+      <w:r>
+        <w:br/>
+        <w:t xml:space="preserve">        </w:t>
+      </w:r>
+      <w:r>
+        <w:t xml:space="preserve">    </w:t>
+      </w:r>
+      <w:r>
+        <w:t>&lt;/g&gt;</w:t>
+      </w:r>
+      <w:r>
+        <w:br/>
+      </w:r>
+      <w:r>
+        <w:t xml:space="preserve">    </w:t>
+      </w:r>
+      <w:r>
+        <w:t xml:space="preserve">    &lt;/</w:t>
+      </w:r>
+      <w:proofErr w:type="spellStart"/>
+      <w:r>
+        <w:t>svg</w:t>
+      </w:r>
+      <w:proofErr w:type="spellEnd"/>
+      <w:r>
+        <w:t>&gt;</w:t>
+      </w:r>
+    </w:p>
+    <w:p>
+      <w:pPr>
+        <w:pStyle w:val="Code"/>
+      </w:pPr>
+      <w:r>
+        <w:t xml:space="preserve">    )</w:t>
+      </w:r>
+    </w:p>
+    <w:p>
+      <w:pPr>
+        <w:pStyle w:val="Code"/>
+      </w:pPr>
+      <w:r>
+        <w:t>}</w:t>
+      </w:r>
+    </w:p>
+    <w:bookmarkEnd w:id="23"/>
+    <w:p>
+      <w:r>
+        <w:rPr>
+          <w:b/>
+          <w:bCs/>
+          <w:u w:val="single"/>
+        </w:rPr>
+        <w:t>Exercice</w:t>
+      </w:r>
+      <w:r>
+        <w:rPr>
+          <w:b/>
+          <w:bCs/>
+          <w:u w:val="single"/>
+        </w:rPr>
+        <w:t>5</w:t>
+      </w:r>
+      <w:r>
+        <w:rPr>
+          <w:b/>
+          <w:bCs/>
+          <w:u w:val="single"/>
+        </w:rPr>
+        <w:t>:</w:t>
       </w:r>
       <w:r>
         <w:t xml:space="preserve"> use the </w:t>
@@ -7334,11 +7410,11 @@
       <w:rFonts w:ascii="Luciole" w:hAnsi="Luciole"/>
     </w:rPr>
   </w:style>
-  <w:style w:type="paragraph" w:styleId="Heading1">
+  <w:style w:type="paragraph" w:styleId="Titre1">
     <w:name w:val="heading 1"/>
     <w:basedOn w:val="Normal"/>
     <w:next w:val="Normal"/>
-    <w:link w:val="Heading1Char"/>
+    <w:link w:val="Titre1Car"/>
     <w:uiPriority w:val="9"/>
     <w:qFormat/>
     <w:rsid w:val="00332941"/>
@@ -7356,11 +7432,11 @@
       <w:u w:val="single"/>
     </w:rPr>
   </w:style>
-  <w:style w:type="paragraph" w:styleId="Heading2">
+  <w:style w:type="paragraph" w:styleId="Titre2">
     <w:name w:val="heading 2"/>
     <w:basedOn w:val="Normal"/>
     <w:next w:val="Normal"/>
-    <w:link w:val="Heading2Char"/>
+    <w:link w:val="Titre2Car"/>
     <w:uiPriority w:val="9"/>
     <w:unhideWhenUsed/>
     <w:qFormat/>
@@ -7378,11 +7454,11 @@
       <w:szCs w:val="26"/>
     </w:rPr>
   </w:style>
-  <w:style w:type="paragraph" w:styleId="Heading3">
+  <w:style w:type="paragraph" w:styleId="Titre3">
     <w:name w:val="heading 3"/>
     <w:basedOn w:val="Normal"/>
     <w:next w:val="Normal"/>
-    <w:link w:val="Heading3Char"/>
+    <w:link w:val="Titre3Car"/>
     <w:uiPriority w:val="9"/>
     <w:unhideWhenUsed/>
     <w:qFormat/>
@@ -7400,11 +7476,11 @@
       <w:szCs w:val="24"/>
     </w:rPr>
   </w:style>
-  <w:style w:type="paragraph" w:styleId="Heading4">
+  <w:style w:type="paragraph" w:styleId="Titre4">
     <w:name w:val="heading 4"/>
     <w:basedOn w:val="Normal"/>
     <w:next w:val="Normal"/>
-    <w:link w:val="Heading4Char"/>
+    <w:link w:val="Titre4Car"/>
     <w:uiPriority w:val="9"/>
     <w:unhideWhenUsed/>
     <w:qFormat/>
@@ -7422,11 +7498,11 @@
       <w:color w:val="0F4761" w:themeColor="accent1" w:themeShade="BF"/>
     </w:rPr>
   </w:style>
-  <w:style w:type="paragraph" w:styleId="Heading5">
+  <w:style w:type="paragraph" w:styleId="Titre5">
     <w:name w:val="heading 5"/>
     <w:basedOn w:val="Normal"/>
     <w:next w:val="Normal"/>
-    <w:link w:val="Heading5Char"/>
+    <w:link w:val="Titre5Car"/>
     <w:uiPriority w:val="9"/>
     <w:semiHidden/>
     <w:unhideWhenUsed/>
@@ -7443,11 +7519,11 @@
       <w:color w:val="0F4761" w:themeColor="accent1" w:themeShade="BF"/>
     </w:rPr>
   </w:style>
-  <w:style w:type="paragraph" w:styleId="Heading6">
+  <w:style w:type="paragraph" w:styleId="Titre6">
     <w:name w:val="heading 6"/>
     <w:basedOn w:val="Normal"/>
     <w:next w:val="Normal"/>
-    <w:link w:val="Heading6Char"/>
+    <w:link w:val="Titre6Car"/>
     <w:uiPriority w:val="9"/>
     <w:semiHidden/>
     <w:unhideWhenUsed/>
@@ -7466,11 +7542,11 @@
       <w:color w:val="595959" w:themeColor="text1" w:themeTint="A6"/>
     </w:rPr>
   </w:style>
-  <w:style w:type="paragraph" w:styleId="Heading7">
+  <w:style w:type="paragraph" w:styleId="Titre7">
     <w:name w:val="heading 7"/>
     <w:basedOn w:val="Normal"/>
     <w:next w:val="Normal"/>
-    <w:link w:val="Heading7Char"/>
+    <w:link w:val="Titre7Car"/>
     <w:uiPriority w:val="9"/>
     <w:semiHidden/>
     <w:unhideWhenUsed/>
@@ -7487,11 +7563,11 @@
       <w:color w:val="595959" w:themeColor="text1" w:themeTint="A6"/>
     </w:rPr>
   </w:style>
-  <w:style w:type="paragraph" w:styleId="Heading8">
+  <w:style w:type="paragraph" w:styleId="Titre8">
     <w:name w:val="heading 8"/>
     <w:basedOn w:val="Normal"/>
     <w:next w:val="Normal"/>
-    <w:link w:val="Heading8Char"/>
+    <w:link w:val="Titre8Car"/>
     <w:uiPriority w:val="9"/>
     <w:semiHidden/>
     <w:unhideWhenUsed/>
@@ -7510,11 +7586,11 @@
       <w:color w:val="272727" w:themeColor="text1" w:themeTint="D8"/>
     </w:rPr>
   </w:style>
-  <w:style w:type="paragraph" w:styleId="Heading9">
+  <w:style w:type="paragraph" w:styleId="Titre9">
     <w:name w:val="heading 9"/>
     <w:basedOn w:val="Normal"/>
     <w:next w:val="Normal"/>
-    <w:link w:val="Heading9Char"/>
+    <w:link w:val="Titre9Car"/>
     <w:uiPriority w:val="9"/>
     <w:semiHidden/>
     <w:unhideWhenUsed/>
@@ -7531,13 +7607,13 @@
       <w:color w:val="272727" w:themeColor="text1" w:themeTint="D8"/>
     </w:rPr>
   </w:style>
-  <w:style w:type="character" w:default="1" w:styleId="DefaultParagraphFont">
+  <w:style w:type="character" w:default="1" w:styleId="Policepardfaut">
     <w:name w:val="Default Paragraph Font"/>
     <w:uiPriority w:val="1"/>
     <w:semiHidden/>
     <w:unhideWhenUsed/>
   </w:style>
-  <w:style w:type="table" w:default="1" w:styleId="TableNormal">
+  <w:style w:type="table" w:default="1" w:styleId="TableauNormal">
     <w:name w:val="Normal Table"/>
     <w:uiPriority w:val="99"/>
     <w:semiHidden/>
@@ -7552,16 +7628,16 @@
       </w:tblCellMar>
     </w:tblPr>
   </w:style>
-  <w:style w:type="numbering" w:default="1" w:styleId="NoList">
+  <w:style w:type="numbering" w:default="1" w:styleId="Aucuneliste">
     <w:name w:val="No List"/>
     <w:uiPriority w:val="99"/>
     <w:semiHidden/>
     <w:unhideWhenUsed/>
   </w:style>
-  <w:style w:type="character" w:customStyle="1" w:styleId="Heading2Char">
-    <w:name w:val="Heading 2 Char"/>
-    <w:basedOn w:val="DefaultParagraphFont"/>
-    <w:link w:val="Heading2"/>
+  <w:style w:type="character" w:customStyle="1" w:styleId="Titre2Car">
+    <w:name w:val="Titre 2 Car"/>
+    <w:basedOn w:val="Policepardfaut"/>
+    <w:link w:val="Titre2"/>
     <w:uiPriority w:val="9"/>
     <w:rsid w:val="00D96676"/>
     <w:rPr>
@@ -7571,10 +7647,10 @@
       <w:szCs w:val="26"/>
     </w:rPr>
   </w:style>
-  <w:style w:type="character" w:customStyle="1" w:styleId="Heading1Char">
-    <w:name w:val="Heading 1 Char"/>
-    <w:basedOn w:val="DefaultParagraphFont"/>
-    <w:link w:val="Heading1"/>
+  <w:style w:type="character" w:customStyle="1" w:styleId="Titre1Car">
+    <w:name w:val="Titre 1 Car"/>
+    <w:basedOn w:val="Policepardfaut"/>
+    <w:link w:val="Titre1"/>
     <w:uiPriority w:val="9"/>
     <w:rsid w:val="00332941"/>
     <w:rPr>
@@ -7585,11 +7661,11 @@
       <w:u w:val="single"/>
     </w:rPr>
   </w:style>
-  <w:style w:type="paragraph" w:styleId="Title">
+  <w:style w:type="paragraph" w:styleId="Titre">
     <w:name w:val="Title"/>
     <w:basedOn w:val="Normal"/>
     <w:next w:val="Normal"/>
-    <w:link w:val="TitleChar"/>
+    <w:link w:val="TitreCar"/>
     <w:uiPriority w:val="10"/>
     <w:qFormat/>
     <w:rsid w:val="00332941"/>
@@ -7607,10 +7683,10 @@
       <w:szCs w:val="56"/>
     </w:rPr>
   </w:style>
-  <w:style w:type="character" w:customStyle="1" w:styleId="TitleChar">
-    <w:name w:val="Title Char"/>
-    <w:basedOn w:val="DefaultParagraphFont"/>
-    <w:link w:val="Title"/>
+  <w:style w:type="character" w:customStyle="1" w:styleId="TitreCar">
+    <w:name w:val="Titre Car"/>
+    <w:basedOn w:val="Policepardfaut"/>
+    <w:link w:val="Titre"/>
     <w:uiPriority w:val="10"/>
     <w:rsid w:val="00332941"/>
     <w:rPr>
@@ -7622,11 +7698,11 @@
       <w:szCs w:val="56"/>
     </w:rPr>
   </w:style>
-  <w:style w:type="paragraph" w:styleId="Subtitle">
+  <w:style w:type="paragraph" w:styleId="Sous-titre">
     <w:name w:val="Subtitle"/>
     <w:basedOn w:val="Normal"/>
     <w:next w:val="Normal"/>
-    <w:link w:val="SubtitleChar"/>
+    <w:link w:val="Sous-titreCar"/>
     <w:uiPriority w:val="11"/>
     <w:qFormat/>
     <w:rsid w:val="00D96676"/>
@@ -7641,10 +7717,10 @@
       <w:spacing w:val="15"/>
     </w:rPr>
   </w:style>
-  <w:style w:type="character" w:customStyle="1" w:styleId="SubtitleChar">
-    <w:name w:val="Subtitle Char"/>
-    <w:basedOn w:val="DefaultParagraphFont"/>
-    <w:link w:val="Subtitle"/>
+  <w:style w:type="character" w:customStyle="1" w:styleId="Sous-titreCar">
+    <w:name w:val="Sous-titre Car"/>
+    <w:basedOn w:val="Policepardfaut"/>
+    <w:link w:val="Sous-titre"/>
     <w:uiPriority w:val="11"/>
     <w:rsid w:val="00D96676"/>
     <w:rPr>
@@ -7653,9 +7729,9 @@
       <w:spacing w:val="15"/>
     </w:rPr>
   </w:style>
-  <w:style w:type="character" w:styleId="SubtleEmphasis">
+  <w:style w:type="character" w:styleId="Accentuationlgre">
     <w:name w:val="Subtle Emphasis"/>
-    <w:basedOn w:val="DefaultParagraphFont"/>
+    <w:basedOn w:val="Policepardfaut"/>
     <w:uiPriority w:val="19"/>
     <w:qFormat/>
     <w:rsid w:val="00D96676"/>
@@ -7666,10 +7742,10 @@
       <w:color w:val="404040" w:themeColor="text1" w:themeTint="BF"/>
     </w:rPr>
   </w:style>
-  <w:style w:type="character" w:customStyle="1" w:styleId="Heading3Char">
-    <w:name w:val="Heading 3 Char"/>
-    <w:basedOn w:val="DefaultParagraphFont"/>
-    <w:link w:val="Heading3"/>
+  <w:style w:type="character" w:customStyle="1" w:styleId="Titre3Car">
+    <w:name w:val="Titre 3 Car"/>
+    <w:basedOn w:val="Policepardfaut"/>
+    <w:link w:val="Titre3"/>
     <w:uiPriority w:val="9"/>
     <w:rsid w:val="00D96676"/>
     <w:rPr>
@@ -7679,10 +7755,10 @@
       <w:szCs w:val="24"/>
     </w:rPr>
   </w:style>
-  <w:style w:type="character" w:customStyle="1" w:styleId="Heading4Char">
-    <w:name w:val="Heading 4 Char"/>
-    <w:basedOn w:val="DefaultParagraphFont"/>
-    <w:link w:val="Heading4"/>
+  <w:style w:type="character" w:customStyle="1" w:styleId="Titre4Car">
+    <w:name w:val="Titre 4 Car"/>
+    <w:basedOn w:val="Policepardfaut"/>
+    <w:link w:val="Titre4"/>
     <w:uiPriority w:val="9"/>
     <w:rsid w:val="00D96676"/>
     <w:rPr>
@@ -7692,10 +7768,10 @@
       <w:color w:val="0F4761" w:themeColor="accent1" w:themeShade="BF"/>
     </w:rPr>
   </w:style>
-  <w:style w:type="character" w:customStyle="1" w:styleId="Heading5Char">
-    <w:name w:val="Heading 5 Char"/>
-    <w:basedOn w:val="DefaultParagraphFont"/>
-    <w:link w:val="Heading5"/>
+  <w:style w:type="character" w:customStyle="1" w:styleId="Titre5Car">
+    <w:name w:val="Titre 5 Car"/>
+    <w:basedOn w:val="Policepardfaut"/>
+    <w:link w:val="Titre5"/>
     <w:uiPriority w:val="9"/>
     <w:semiHidden/>
     <w:rsid w:val="002B3EEE"/>
@@ -7704,10 +7780,10 @@
       <w:color w:val="0F4761" w:themeColor="accent1" w:themeShade="BF"/>
     </w:rPr>
   </w:style>
-  <w:style w:type="character" w:customStyle="1" w:styleId="Heading6Char">
-    <w:name w:val="Heading 6 Char"/>
-    <w:basedOn w:val="DefaultParagraphFont"/>
-    <w:link w:val="Heading6"/>
+  <w:style w:type="character" w:customStyle="1" w:styleId="Titre6Car">
+    <w:name w:val="Titre 6 Car"/>
+    <w:basedOn w:val="Policepardfaut"/>
+    <w:link w:val="Titre6"/>
     <w:uiPriority w:val="9"/>
     <w:semiHidden/>
     <w:rsid w:val="002B3EEE"/>
@@ -7718,10 +7794,10 @@
       <w:color w:val="595959" w:themeColor="text1" w:themeTint="A6"/>
     </w:rPr>
   </w:style>
-  <w:style w:type="character" w:customStyle="1" w:styleId="Heading7Char">
-    <w:name w:val="Heading 7 Char"/>
-    <w:basedOn w:val="DefaultParagraphFont"/>
-    <w:link w:val="Heading7"/>
+  <w:style w:type="character" w:customStyle="1" w:styleId="Titre7Car">
+    <w:name w:val="Titre 7 Car"/>
+    <w:basedOn w:val="Policepardfaut"/>
+    <w:link w:val="Titre7"/>
     <w:uiPriority w:val="9"/>
     <w:semiHidden/>
     <w:rsid w:val="002B3EEE"/>
@@ -7730,10 +7806,10 @@
       <w:color w:val="595959" w:themeColor="text1" w:themeTint="A6"/>
     </w:rPr>
   </w:style>
-  <w:style w:type="character" w:customStyle="1" w:styleId="Heading8Char">
-    <w:name w:val="Heading 8 Char"/>
-    <w:basedOn w:val="DefaultParagraphFont"/>
-    <w:link w:val="Heading8"/>
+  <w:style w:type="character" w:customStyle="1" w:styleId="Titre8Car">
+    <w:name w:val="Titre 8 Car"/>
+    <w:basedOn w:val="Policepardfaut"/>
+    <w:link w:val="Titre8"/>
     <w:uiPriority w:val="9"/>
     <w:semiHidden/>
     <w:rsid w:val="002B3EEE"/>
@@ -7744,10 +7820,10 @@
       <w:color w:val="272727" w:themeColor="text1" w:themeTint="D8"/>
     </w:rPr>
   </w:style>
-  <w:style w:type="character" w:customStyle="1" w:styleId="Heading9Char">
-    <w:name w:val="Heading 9 Char"/>
-    <w:basedOn w:val="DefaultParagraphFont"/>
-    <w:link w:val="Heading9"/>
+  <w:style w:type="character" w:customStyle="1" w:styleId="Titre9Car">
+    <w:name w:val="Titre 9 Car"/>
+    <w:basedOn w:val="Policepardfaut"/>
+    <w:link w:val="Titre9"/>
     <w:uiPriority w:val="9"/>
     <w:semiHidden/>
     <w:rsid w:val="002B3EEE"/>
@@ -7756,11 +7832,11 @@
       <w:color w:val="272727" w:themeColor="text1" w:themeTint="D8"/>
     </w:rPr>
   </w:style>
-  <w:style w:type="paragraph" w:styleId="Quote">
+  <w:style w:type="paragraph" w:styleId="Citation">
     <w:name w:val="Quote"/>
     <w:basedOn w:val="Normal"/>
     <w:next w:val="Normal"/>
-    <w:link w:val="QuoteChar"/>
+    <w:link w:val="CitationCar"/>
     <w:uiPriority w:val="29"/>
     <w:qFormat/>
     <w:rsid w:val="002B3EEE"/>
@@ -7774,10 +7850,10 @@
       <w:color w:val="404040" w:themeColor="text1" w:themeTint="BF"/>
     </w:rPr>
   </w:style>
-  <w:style w:type="character" w:customStyle="1" w:styleId="QuoteChar">
-    <w:name w:val="Quote Char"/>
-    <w:basedOn w:val="DefaultParagraphFont"/>
-    <w:link w:val="Quote"/>
+  <w:style w:type="character" w:customStyle="1" w:styleId="CitationCar">
+    <w:name w:val="Citation Car"/>
+    <w:basedOn w:val="Policepardfaut"/>
+    <w:link w:val="Citation"/>
     <w:uiPriority w:val="29"/>
     <w:rsid w:val="002B3EEE"/>
     <w:rPr>
@@ -7787,7 +7863,7 @@
       <w:color w:val="404040" w:themeColor="text1" w:themeTint="BF"/>
     </w:rPr>
   </w:style>
-  <w:style w:type="paragraph" w:styleId="ListParagraph">
+  <w:style w:type="paragraph" w:styleId="Paragraphedeliste">
     <w:name w:val="List Paragraph"/>
     <w:basedOn w:val="Normal"/>
     <w:uiPriority w:val="34"/>
@@ -7798,9 +7874,9 @@
       <w:contextualSpacing/>
     </w:pPr>
   </w:style>
-  <w:style w:type="character" w:styleId="IntenseEmphasis">
+  <w:style w:type="character" w:styleId="Accentuationintense">
     <w:name w:val="Intense Emphasis"/>
-    <w:basedOn w:val="DefaultParagraphFont"/>
+    <w:basedOn w:val="Policepardfaut"/>
     <w:uiPriority w:val="21"/>
     <w:qFormat/>
     <w:rsid w:val="002B3EEE"/>
@@ -7810,11 +7886,11 @@
       <w:color w:val="0F4761" w:themeColor="accent1" w:themeShade="BF"/>
     </w:rPr>
   </w:style>
-  <w:style w:type="paragraph" w:styleId="IntenseQuote">
+  <w:style w:type="paragraph" w:styleId="Citationintense">
     <w:name w:val="Intense Quote"/>
     <w:basedOn w:val="Normal"/>
     <w:next w:val="Normal"/>
-    <w:link w:val="IntenseQuoteChar"/>
+    <w:link w:val="CitationintenseCar"/>
     <w:uiPriority w:val="30"/>
     <w:qFormat/>
     <w:rsid w:val="002B3EEE"/>
@@ -7833,10 +7909,10 @@
       <w:color w:val="0F4761" w:themeColor="accent1" w:themeShade="BF"/>
     </w:rPr>
   </w:style>
-  <w:style w:type="character" w:customStyle="1" w:styleId="IntenseQuoteChar">
-    <w:name w:val="Intense Quote Char"/>
-    <w:basedOn w:val="DefaultParagraphFont"/>
-    <w:link w:val="IntenseQuote"/>
+  <w:style w:type="character" w:customStyle="1" w:styleId="CitationintenseCar">
+    <w:name w:val="Citation intense Car"/>
+    <w:basedOn w:val="Policepardfaut"/>
+    <w:link w:val="Citationintense"/>
     <w:uiPriority w:val="30"/>
     <w:rsid w:val="002B3EEE"/>
     <w:rPr>
@@ -7846,9 +7922,9 @@
       <w:color w:val="0F4761" w:themeColor="accent1" w:themeShade="BF"/>
     </w:rPr>
   </w:style>
-  <w:style w:type="character" w:styleId="IntenseReference">
+  <w:style w:type="character" w:styleId="Rfrenceintense">
     <w:name w:val="Intense Reference"/>
-    <w:basedOn w:val="DefaultParagraphFont"/>
+    <w:basedOn w:val="Policepardfaut"/>
     <w:uiPriority w:val="32"/>
     <w:qFormat/>
     <w:rsid w:val="002B3EEE"/>
@@ -7886,10 +7962,10 @@
       </w14:textOutline>
     </w:rPr>
   </w:style>
-  <w:style w:type="paragraph" w:styleId="HTMLPreformatted">
+  <w:style w:type="paragraph" w:styleId="PrformatHTML">
     <w:name w:val="HTML Preformatted"/>
     <w:basedOn w:val="Normal"/>
-    <w:link w:val="HTMLPreformattedChar"/>
+    <w:link w:val="PrformatHTMLCar"/>
     <w:uiPriority w:val="99"/>
     <w:semiHidden/>
     <w:unhideWhenUsed/>
@@ -7903,10 +7979,10 @@
       <w:szCs w:val="20"/>
     </w:rPr>
   </w:style>
-  <w:style w:type="character" w:customStyle="1" w:styleId="HTMLPreformattedChar">
-    <w:name w:val="HTML Preformatted Char"/>
-    <w:basedOn w:val="DefaultParagraphFont"/>
-    <w:link w:val="HTMLPreformatted"/>
+  <w:style w:type="character" w:customStyle="1" w:styleId="PrformatHTMLCar">
+    <w:name w:val="Préformaté HTML Car"/>
+    <w:basedOn w:val="Policepardfaut"/>
+    <w:link w:val="PrformatHTML"/>
     <w:uiPriority w:val="99"/>
     <w:semiHidden/>
     <w:rsid w:val="002C39E0"/>
@@ -7916,9 +7992,9 @@
       <w:szCs w:val="20"/>
     </w:rPr>
   </w:style>
-  <w:style w:type="character" w:styleId="Hyperlink">
+  <w:style w:type="character" w:styleId="Lienhypertexte">
     <w:name w:val="Hyperlink"/>
-    <w:basedOn w:val="DefaultParagraphFont"/>
+    <w:basedOn w:val="Policepardfaut"/>
     <w:uiPriority w:val="99"/>
     <w:unhideWhenUsed/>
     <w:rsid w:val="00BF44E1"/>
@@ -7927,9 +8003,9 @@
       <w:u w:val="single"/>
     </w:rPr>
   </w:style>
-  <w:style w:type="character" w:styleId="UnresolvedMention">
+  <w:style w:type="character" w:styleId="Mentionnonrsolue">
     <w:name w:val="Unresolved Mention"/>
-    <w:basedOn w:val="DefaultParagraphFont"/>
+    <w:basedOn w:val="Policepardfaut"/>
     <w:uiPriority w:val="99"/>
     <w:semiHidden/>
     <w:unhideWhenUsed/>
@@ -7939,7 +8015,7 @@
       <w:shd w:val="clear" w:color="auto" w:fill="E1DFDD"/>
     </w:rPr>
   </w:style>
-  <w:style w:type="paragraph" w:styleId="Revision">
+  <w:style w:type="paragraph" w:styleId="Rvision">
     <w:name w:val="Revision"/>
     <w:hidden/>
     <w:uiPriority w:val="99"/>
@@ -7952,9 +8028,9 @@
       <w:rFonts w:ascii="Luciole" w:hAnsi="Luciole"/>
     </w:rPr>
   </w:style>
-  <w:style w:type="character" w:styleId="FollowedHyperlink">
+  <w:style w:type="character" w:styleId="Lienhypertextesuivivisit">
     <w:name w:val="FollowedHyperlink"/>
-    <w:basedOn w:val="DefaultParagraphFont"/>
+    <w:basedOn w:val="Policepardfaut"/>
     <w:uiPriority w:val="99"/>
     <w:semiHidden/>
     <w:unhideWhenUsed/>

--- a/Tuto3 - D3js in React.docx
+++ b/Tuto3 - D3js in React.docx
@@ -4,7 +4,7 @@
   <w:body>
     <w:p>
       <w:pPr>
-        <w:pStyle w:val="Titre"/>
+        <w:pStyle w:val="Title"/>
         <w:rPr>
           <w:szCs w:val="48"/>
         </w:rPr>
@@ -30,7 +30,7 @@
     </w:p>
     <w:p>
       <w:pPr>
-        <w:pStyle w:val="Titre1"/>
+        <w:pStyle w:val="Heading1"/>
       </w:pPr>
       <w:r>
         <w:t>I</w:t>
@@ -53,7 +53,7 @@
     </w:p>
     <w:p>
       <w:pPr>
-        <w:pStyle w:val="Titre2"/>
+        <w:pStyle w:val="Heading2"/>
       </w:pPr>
       <w:r>
         <w:t>Getting the TD1 tutorial</w:t>
@@ -66,7 +66,7 @@
       <w:hyperlink r:id="rId5" w:history="1">
         <w:r>
           <w:rPr>
-            <w:rStyle w:val="Lienhypertexte"/>
+            <w:rStyle w:val="Hyperlink"/>
           </w:rPr>
           <w:t>https://github.com/nicolasmedoc/Tuto3-</w:t>
         </w:r>
@@ -77,7 +77,7 @@
     </w:p>
     <w:p>
       <w:pPr>
-        <w:pStyle w:val="Titre2"/>
+        <w:pStyle w:val="Heading2"/>
       </w:pPr>
       <w:r>
         <w:t>Development environment</w:t>
@@ -108,7 +108,7 @@
       <w:hyperlink r:id="rId6" w:history="1">
         <w:r>
           <w:rPr>
-            <w:rStyle w:val="Lienhypertexte"/>
+            <w:rStyle w:val="Hyperlink"/>
           </w:rPr>
           <w:t>https://nodejs.org/en/download/package-manager</w:t>
         </w:r>
@@ -116,7 +116,7 @@
     </w:p>
     <w:p>
       <w:pPr>
-        <w:pStyle w:val="Paragraphedeliste"/>
+        <w:pStyle w:val="ListParagraph"/>
         <w:numPr>
           <w:ilvl w:val="0"/>
           <w:numId w:val="4"/>
@@ -131,7 +131,7 @@
     </w:p>
     <w:p>
       <w:pPr>
-        <w:pStyle w:val="Paragraphedeliste"/>
+        <w:pStyle w:val="ListParagraph"/>
         <w:numPr>
           <w:ilvl w:val="0"/>
           <w:numId w:val="4"/>
@@ -146,7 +146,7 @@
     </w:p>
     <w:p>
       <w:pPr>
-        <w:pStyle w:val="Paragraphedeliste"/>
+        <w:pStyle w:val="ListParagraph"/>
         <w:numPr>
           <w:ilvl w:val="1"/>
           <w:numId w:val="4"/>
@@ -158,7 +158,7 @@
       <w:hyperlink r:id="rId7" w:history="1">
         <w:r>
           <w:rPr>
-            <w:rStyle w:val="Lienhypertexte"/>
+            <w:rStyle w:val="Hyperlink"/>
           </w:rPr>
           <w:t>https://nodejs.org/dist/v20.17.0/node-v20.17.0-win-x64.zip</w:t>
         </w:r>
@@ -166,7 +166,7 @@
     </w:p>
     <w:p>
       <w:pPr>
-        <w:pStyle w:val="Paragraphedeliste"/>
+        <w:pStyle w:val="ListParagraph"/>
         <w:numPr>
           <w:ilvl w:val="1"/>
           <w:numId w:val="4"/>
@@ -211,13 +211,8 @@
       <w:pPr>
         <w:pStyle w:val="Code"/>
       </w:pPr>
-      <w:proofErr w:type="spellStart"/>
-      <w:r>
-        <w:t>npm</w:t>
-      </w:r>
-      <w:proofErr w:type="spellEnd"/>
-      <w:r>
-        <w:t xml:space="preserve"> -v </w:t>
+      <w:r>
+        <w:t xml:space="preserve">npm -v </w:t>
       </w:r>
       <w:r>
         <w:t># should print `v</w:t>
@@ -248,7 +243,7 @@
     </w:p>
     <w:p>
       <w:pPr>
-        <w:pStyle w:val="Paragraphedeliste"/>
+        <w:pStyle w:val="ListParagraph"/>
         <w:numPr>
           <w:ilvl w:val="0"/>
           <w:numId w:val="4"/>
@@ -279,7 +274,7 @@
       <w:hyperlink r:id="rId8" w:history="1">
         <w:r>
           <w:rPr>
-            <w:rStyle w:val="Lienhypertexte"/>
+            <w:rStyle w:val="Hyperlink"/>
             <w:lang w:val="fr-FR"/>
           </w:rPr>
           <w:t>https://code.visualstudio.com/</w:t>
@@ -294,53 +289,19 @@
     </w:p>
     <w:p>
       <w:pPr>
-        <w:pStyle w:val="Paragraphedeliste"/>
+        <w:pStyle w:val="ListParagraph"/>
         <w:numPr>
           <w:ilvl w:val="0"/>
           <w:numId w:val="4"/>
         </w:numPr>
       </w:pPr>
       <w:r>
-        <w:t xml:space="preserve">Or your preferred </w:t>
-      </w:r>
-      <w:proofErr w:type="spellStart"/>
-      <w:r>
-        <w:t>javascript</w:t>
-      </w:r>
-      <w:proofErr w:type="spellEnd"/>
-      <w:r>
-        <w:t xml:space="preserve"> IDE</w:t>
-      </w:r>
-    </w:p>
-    <w:p>
-      <w:r>
-        <w:t xml:space="preserve">Install project dependencies with </w:t>
-      </w:r>
-      <w:proofErr w:type="spellStart"/>
-      <w:r>
-        <w:t>npm</w:t>
-      </w:r>
-      <w:proofErr w:type="spellEnd"/>
-      <w:r>
-        <w:t xml:space="preserve">, the package manager system for </w:t>
-      </w:r>
-      <w:proofErr w:type="spellStart"/>
-      <w:r>
-        <w:t>javascript</w:t>
-      </w:r>
-      <w:proofErr w:type="spellEnd"/>
-      <w:r>
-        <w:t xml:space="preserve"> embedded in Node.js. All dependencies are declared at the root of the project in the file </w:t>
-      </w:r>
-      <w:proofErr w:type="spellStart"/>
-      <w:proofErr w:type="gramStart"/>
-      <w:r>
-        <w:t>package.json</w:t>
-      </w:r>
-      <w:proofErr w:type="spellEnd"/>
-      <w:proofErr w:type="gramEnd"/>
-      <w:r>
-        <w:t xml:space="preserve">. After having installed Node.js open a terminal </w:t>
+        <w:t>Or your preferred javascript IDE</w:t>
+      </w:r>
+    </w:p>
+    <w:p>
+      <w:r>
+        <w:t xml:space="preserve">Install project dependencies with npm, the package manager system for javascript embedded in Node.js. All dependencies are declared at the root of the project in the file package.json. After having installed Node.js open a terminal </w:t>
       </w:r>
       <w:r>
         <w:t xml:space="preserve">and </w:t>
@@ -353,13 +314,8 @@
       <w:pPr>
         <w:pStyle w:val="Code"/>
       </w:pPr>
-      <w:proofErr w:type="spellStart"/>
-      <w:r>
-        <w:t>npm</w:t>
-      </w:r>
-      <w:proofErr w:type="spellEnd"/>
-      <w:r>
-        <w:t xml:space="preserve"> install</w:t>
+      <w:r>
+        <w:t>npm install</w:t>
       </w:r>
       <w:r>
         <w:t xml:space="preserve"> # from your project folder</w:t>
@@ -378,7 +334,7 @@
     </w:p>
     <w:p>
       <w:pPr>
-        <w:pStyle w:val="Titre2"/>
+        <w:pStyle w:val="Heading2"/>
       </w:pPr>
       <w:r>
         <w:t>Understanding the project structure</w:t>
@@ -391,7 +347,7 @@
     </w:p>
     <w:p>
       <w:pPr>
-        <w:pStyle w:val="Paragraphedeliste"/>
+        <w:pStyle w:val="ListParagraph"/>
         <w:numPr>
           <w:ilvl w:val="0"/>
           <w:numId w:val="5"/>
@@ -405,18 +361,13 @@
       </w:r>
     </w:p>
     <w:p>
-      <w:proofErr w:type="gramStart"/>
-      <w:r>
-        <w:t>Take a look</w:t>
-      </w:r>
-      <w:proofErr w:type="gramEnd"/>
-      <w:r>
-        <w:t xml:space="preserve"> at:</w:t>
-      </w:r>
-    </w:p>
-    <w:p>
-      <w:pPr>
-        <w:pStyle w:val="Paragraphedeliste"/>
+      <w:r>
+        <w:t>Take a look at:</w:t>
+      </w:r>
+    </w:p>
+    <w:p>
+      <w:pPr>
+        <w:pStyle w:val="ListParagraph"/>
         <w:numPr>
           <w:ilvl w:val="0"/>
           <w:numId w:val="5"/>
@@ -485,19 +436,14 @@
     <w:bookmarkEnd w:id="0"/>
     <w:p>
       <w:pPr>
-        <w:pStyle w:val="Paragraphedeliste"/>
+        <w:pStyle w:val="ListParagraph"/>
         <w:numPr>
           <w:ilvl w:val="0"/>
           <w:numId w:val="5"/>
         </w:numPr>
       </w:pPr>
-      <w:proofErr w:type="spellStart"/>
-      <w:r>
-        <w:t>src</w:t>
-      </w:r>
-      <w:proofErr w:type="spellEnd"/>
-      <w:r>
-        <w:t>/i</w:t>
+      <w:r>
+        <w:t>src/i</w:t>
       </w:r>
       <w:r>
         <w:t>ndex.js</w:t>
@@ -511,13 +457,8 @@
       <w:r>
         <w:t xml:space="preserve">React </w:t>
       </w:r>
-      <w:proofErr w:type="spellStart"/>
-      <w:r>
-        <w:t>javascript</w:t>
-      </w:r>
-      <w:proofErr w:type="spellEnd"/>
-      <w:r>
-        <w:t xml:space="preserve"> </w:t>
+      <w:r>
+        <w:t xml:space="preserve">javascript </w:t>
       </w:r>
       <w:r>
         <w:t>code</w:t>
@@ -572,100 +513,49 @@
       <w:pPr>
         <w:pStyle w:val="Code"/>
       </w:pPr>
-      <w:proofErr w:type="spellStart"/>
-      <w:r>
-        <w:t>const</w:t>
-      </w:r>
-      <w:proofErr w:type="spellEnd"/>
-      <w:r>
-        <w:t xml:space="preserve"> root = </w:t>
-      </w:r>
-      <w:proofErr w:type="spellStart"/>
-      <w:r>
-        <w:t>createRoot</w:t>
-      </w:r>
-      <w:proofErr w:type="spellEnd"/>
-      <w:r>
-        <w:t>(</w:t>
-      </w:r>
-      <w:proofErr w:type="spellStart"/>
-      <w:proofErr w:type="gramStart"/>
-      <w:r>
-        <w:t>document.getElementById</w:t>
-      </w:r>
-      <w:proofErr w:type="spellEnd"/>
-      <w:proofErr w:type="gramEnd"/>
-      <w:r>
-        <w:t>("root")</w:t>
-      </w:r>
-      <w:proofErr w:type="gramStart"/>
+      <w:r>
+        <w:t>const root = createRoot(document.getElementById("root"));</w:t>
+      </w:r>
+    </w:p>
+    <w:p>
+      <w:pPr>
+        <w:pStyle w:val="Code"/>
+      </w:pPr>
+      <w:r>
+        <w:t>root.render(</w:t>
+      </w:r>
+    </w:p>
+    <w:p>
+      <w:pPr>
+        <w:pStyle w:val="Code"/>
+      </w:pPr>
+      <w:r>
+        <w:t xml:space="preserve">  &lt;StrictMode&gt;</w:t>
+      </w:r>
+    </w:p>
+    <w:p>
+      <w:pPr>
+        <w:pStyle w:val="Code"/>
+      </w:pPr>
+      <w:r>
+        <w:t xml:space="preserve">    &lt;App /&gt;</w:t>
+      </w:r>
+    </w:p>
+    <w:p>
+      <w:pPr>
+        <w:pStyle w:val="Code"/>
+      </w:pPr>
+      <w:r>
+        <w:t xml:space="preserve">  &lt;/StrictMode&gt;</w:t>
+      </w:r>
+    </w:p>
+    <w:p>
+      <w:pPr>
+        <w:pStyle w:val="Code"/>
+      </w:pPr>
       <w:r>
         <w:t>);</w:t>
       </w:r>
-      <w:proofErr w:type="gramEnd"/>
-    </w:p>
-    <w:p>
-      <w:pPr>
-        <w:pStyle w:val="Code"/>
-      </w:pPr>
-      <w:proofErr w:type="spellStart"/>
-      <w:proofErr w:type="gramStart"/>
-      <w:r>
-        <w:t>root.render</w:t>
-      </w:r>
-      <w:proofErr w:type="spellEnd"/>
-      <w:proofErr w:type="gramEnd"/>
-      <w:r>
-        <w:t>(</w:t>
-      </w:r>
-    </w:p>
-    <w:p>
-      <w:pPr>
-        <w:pStyle w:val="Code"/>
-      </w:pPr>
-      <w:r>
-        <w:t xml:space="preserve">  &lt;</w:t>
-      </w:r>
-      <w:proofErr w:type="spellStart"/>
-      <w:r>
-        <w:t>StrictMode</w:t>
-      </w:r>
-      <w:proofErr w:type="spellEnd"/>
-      <w:r>
-        <w:t>&gt;</w:t>
-      </w:r>
-    </w:p>
-    <w:p>
-      <w:pPr>
-        <w:pStyle w:val="Code"/>
-      </w:pPr>
-      <w:r>
-        <w:t xml:space="preserve">    &lt;App /&gt;</w:t>
-      </w:r>
-    </w:p>
-    <w:p>
-      <w:pPr>
-        <w:pStyle w:val="Code"/>
-      </w:pPr>
-      <w:r>
-        <w:t xml:space="preserve">  &lt;/</w:t>
-      </w:r>
-      <w:proofErr w:type="spellStart"/>
-      <w:r>
-        <w:t>StrictMode</w:t>
-      </w:r>
-      <w:proofErr w:type="spellEnd"/>
-      <w:r>
-        <w:t>&gt;</w:t>
-      </w:r>
-    </w:p>
-    <w:p>
-      <w:pPr>
-        <w:pStyle w:val="Code"/>
-      </w:pPr>
-      <w:r>
-        <w:t>);</w:t>
-      </w:r>
     </w:p>
     <w:p>
       <w:pPr>
@@ -678,7 +568,7 @@
     <w:bookmarkEnd w:id="1"/>
     <w:p>
       <w:pPr>
-        <w:pStyle w:val="Paragraphedeliste"/>
+        <w:pStyle w:val="ListParagraph"/>
         <w:numPr>
           <w:ilvl w:val="0"/>
           <w:numId w:val="5"/>
@@ -702,22 +592,14 @@
     </w:p>
     <w:p>
       <w:pPr>
-        <w:pStyle w:val="Paragraphedeliste"/>
+        <w:pStyle w:val="ListParagraph"/>
         <w:numPr>
           <w:ilvl w:val="0"/>
           <w:numId w:val="5"/>
         </w:numPr>
       </w:pPr>
       <w:r>
-        <w:t xml:space="preserve">For a better readability of your code create one </w:t>
-      </w:r>
-      <w:proofErr w:type="spellStart"/>
-      <w:r>
-        <w:t>css</w:t>
-      </w:r>
-      <w:proofErr w:type="spellEnd"/>
-      <w:r>
-        <w:t xml:space="preserve"> per component.</w:t>
+        <w:t>For a better readability of your code create one css per component.</w:t>
       </w:r>
     </w:p>
     <w:p>
@@ -734,17 +616,8 @@
           <w:sz w:val="16"/>
           <w:szCs w:val="16"/>
         </w:rPr>
-        <w:t>import './App.css</w:t>
-      </w:r>
-      <w:proofErr w:type="gramStart"/>
-      <w:r>
-        <w:rPr>
-          <w:sz w:val="16"/>
-          <w:szCs w:val="16"/>
-        </w:rPr>
-        <w:t>';</w:t>
-      </w:r>
-      <w:proofErr w:type="gramEnd"/>
+        <w:t>import './App.css';</w:t>
+      </w:r>
     </w:p>
     <w:p>
       <w:pPr>
@@ -800,23 +673,7 @@
           <w:sz w:val="16"/>
           <w:szCs w:val="16"/>
         </w:rPr>
-        <w:t xml:space="preserve">function </w:t>
-      </w:r>
-      <w:proofErr w:type="gramStart"/>
-      <w:r>
-        <w:rPr>
-          <w:sz w:val="16"/>
-          <w:szCs w:val="16"/>
-        </w:rPr>
-        <w:t>App(</w:t>
-      </w:r>
-      <w:proofErr w:type="gramEnd"/>
-      <w:r>
-        <w:rPr>
-          <w:sz w:val="16"/>
-          <w:szCs w:val="16"/>
-        </w:rPr>
-        <w:t>) {</w:t>
+        <w:t>function App() {</w:t>
       </w:r>
     </w:p>
     <w:p>
@@ -931,7 +788,7 @@
     <w:bookmarkEnd w:id="2"/>
     <w:p>
       <w:pPr>
-        <w:pStyle w:val="Titre2"/>
+        <w:pStyle w:val="Heading2"/>
       </w:pPr>
       <w:r>
         <w:t>Run the React application:</w:t>
@@ -958,13 +815,8 @@
       <w:pPr>
         <w:pStyle w:val="Code"/>
       </w:pPr>
-      <w:proofErr w:type="spellStart"/>
-      <w:r>
-        <w:t>npm</w:t>
-      </w:r>
-      <w:proofErr w:type="spellEnd"/>
-      <w:r>
-        <w:t xml:space="preserve"> start</w:t>
+      <w:r>
+        <w:t>npm start</w:t>
       </w:r>
     </w:p>
     <w:p>
@@ -978,15 +830,8 @@
         <w:t>,</w:t>
       </w:r>
       <w:r>
-        <w:t xml:space="preserve"> open </w:t>
-      </w:r>
-      <w:proofErr w:type="spellStart"/>
-      <w:proofErr w:type="gramStart"/>
-      <w:r>
-        <w:t>package.json</w:t>
-      </w:r>
-      <w:proofErr w:type="spellEnd"/>
-      <w:proofErr w:type="gramEnd"/>
+        <w:t xml:space="preserve"> open package.json</w:t>
+      </w:r>
       <w:r>
         <w:t xml:space="preserve"> and </w:t>
       </w:r>
@@ -1046,7 +891,7 @@
       <w:hyperlink r:id="rId10" w:history="1">
         <w:r>
           <w:rPr>
-            <w:rStyle w:val="Lienhypertexte"/>
+            <w:rStyle w:val="Hyperlink"/>
           </w:rPr>
           <w:t>http://localhost:3000/</w:t>
         </w:r>
@@ -1065,31 +910,15 @@
     </w:p>
     <w:p>
       <w:pPr>
-        <w:pStyle w:val="Titre2"/>
-      </w:pPr>
-      <w:r>
-        <w:t xml:space="preserve">Some links to understand html, </w:t>
-      </w:r>
-      <w:proofErr w:type="spellStart"/>
-      <w:r>
-        <w:t>css</w:t>
-      </w:r>
-      <w:proofErr w:type="spellEnd"/>
-      <w:r>
-        <w:t xml:space="preserve"> and </w:t>
-      </w:r>
-      <w:proofErr w:type="spellStart"/>
-      <w:r>
-        <w:t>javascript</w:t>
-      </w:r>
-      <w:proofErr w:type="spellEnd"/>
-      <w:r>
-        <w:t>:</w:t>
-      </w:r>
-    </w:p>
-    <w:p>
-      <w:pPr>
-        <w:pStyle w:val="Paragraphedeliste"/>
+        <w:pStyle w:val="Heading2"/>
+      </w:pPr>
+      <w:r>
+        <w:t>Some links to understand html, css and javascript:</w:t>
+      </w:r>
+    </w:p>
+    <w:p>
+      <w:pPr>
+        <w:pStyle w:val="ListParagraph"/>
         <w:numPr>
           <w:ilvl w:val="0"/>
           <w:numId w:val="6"/>
@@ -1098,7 +927,7 @@
       <w:hyperlink r:id="rId11" w:history="1">
         <w:r>
           <w:rPr>
-            <w:rStyle w:val="Lienhypertexte"/>
+            <w:rStyle w:val="Hyperlink"/>
           </w:rPr>
           <w:t>https://www.w3schools.com/html/html_intro.asp</w:t>
         </w:r>
@@ -1106,7 +935,7 @@
     </w:p>
     <w:p>
       <w:pPr>
-        <w:pStyle w:val="Paragraphedeliste"/>
+        <w:pStyle w:val="ListParagraph"/>
         <w:numPr>
           <w:ilvl w:val="0"/>
           <w:numId w:val="6"/>
@@ -1115,7 +944,7 @@
       <w:hyperlink r:id="rId12" w:history="1">
         <w:r>
           <w:rPr>
-            <w:rStyle w:val="Lienhypertexte"/>
+            <w:rStyle w:val="Hyperlink"/>
           </w:rPr>
           <w:t>https://www.w3schools.com/css/css_intro.asp</w:t>
         </w:r>
@@ -1123,19 +952,19 @@
     </w:p>
     <w:p>
       <w:pPr>
-        <w:pStyle w:val="Paragraphedeliste"/>
+        <w:pStyle w:val="ListParagraph"/>
         <w:numPr>
           <w:ilvl w:val="0"/>
           <w:numId w:val="6"/>
         </w:numPr>
         <w:rPr>
-          <w:rStyle w:val="Lienhypertexte"/>
+          <w:rStyle w:val="Hyperlink"/>
         </w:rPr>
       </w:pPr>
       <w:hyperlink r:id="rId13" w:history="1">
         <w:r>
           <w:rPr>
-            <w:rStyle w:val="Lienhypertexte"/>
+            <w:rStyle w:val="Hyperlink"/>
           </w:rPr>
           <w:t>https://www.w3schools.com/js/js_syntax.asp</w:t>
         </w:r>
@@ -1143,7 +972,7 @@
     </w:p>
     <w:p>
       <w:pPr>
-        <w:pStyle w:val="Paragraphedeliste"/>
+        <w:pStyle w:val="ListParagraph"/>
         <w:numPr>
           <w:ilvl w:val="0"/>
           <w:numId w:val="6"/>
@@ -1152,7 +981,7 @@
       <w:hyperlink r:id="rId14" w:history="1">
         <w:r>
           <w:rPr>
-            <w:rStyle w:val="Lienhypertexte"/>
+            <w:rStyle w:val="Hyperlink"/>
           </w:rPr>
           <w:t>https://www.w3schools.com/js/js_datatypes.asp</w:t>
         </w:r>
@@ -1160,7 +989,7 @@
     </w:p>
     <w:p>
       <w:pPr>
-        <w:pStyle w:val="Paragraphedeliste"/>
+        <w:pStyle w:val="ListParagraph"/>
         <w:numPr>
           <w:ilvl w:val="0"/>
           <w:numId w:val="6"/>
@@ -1169,7 +998,7 @@
       <w:hyperlink r:id="rId15" w:history="1">
         <w:r>
           <w:rPr>
-            <w:rStyle w:val="Lienhypertexte"/>
+            <w:rStyle w:val="Hyperlink"/>
           </w:rPr>
           <w:t>https://www.w3schools.com/js/js_function_closures.asp</w:t>
         </w:r>
@@ -1177,7 +1006,7 @@
     </w:p>
     <w:p>
       <w:pPr>
-        <w:pStyle w:val="Titre2"/>
+        <w:pStyle w:val="Heading2"/>
       </w:pPr>
       <w:r>
         <w:t>Links with the doc of React</w:t>
@@ -1185,7 +1014,7 @@
     </w:p>
     <w:p>
       <w:pPr>
-        <w:pStyle w:val="Paragraphedeliste"/>
+        <w:pStyle w:val="ListParagraph"/>
         <w:numPr>
           <w:ilvl w:val="0"/>
           <w:numId w:val="7"/>
@@ -1194,7 +1023,7 @@
       <w:hyperlink r:id="rId16" w:history="1">
         <w:r>
           <w:rPr>
-            <w:rStyle w:val="Lienhypertexte"/>
+            <w:rStyle w:val="Hyperlink"/>
           </w:rPr>
           <w:t>https://react.dev/learn</w:t>
         </w:r>
@@ -1202,7 +1031,7 @@
     </w:p>
     <w:p>
       <w:pPr>
-        <w:pStyle w:val="Titre1"/>
+        <w:pStyle w:val="Heading1"/>
       </w:pPr>
       <w:r>
         <w:t xml:space="preserve">Visualize </w:t>
@@ -1224,7 +1053,7 @@
     </w:p>
     <w:p>
       <w:pPr>
-        <w:pStyle w:val="Titre2"/>
+        <w:pStyle w:val="Heading2"/>
       </w:pPr>
       <w:r>
         <w:t>Create the page layout</w:t>
@@ -1249,7 +1078,7 @@
     </w:p>
     <w:p>
       <w:pPr>
-        <w:pStyle w:val="Paragraphedeliste"/>
+        <w:pStyle w:val="ListParagraph"/>
         <w:numPr>
           <w:ilvl w:val="0"/>
           <w:numId w:val="1"/>
@@ -1326,7 +1155,7 @@
     </w:p>
     <w:p>
       <w:pPr>
-        <w:pStyle w:val="Paragraphedeliste"/>
+        <w:pStyle w:val="ListParagraph"/>
         <w:numPr>
           <w:ilvl w:val="0"/>
           <w:numId w:val="1"/>
@@ -1356,7 +1185,7 @@
     </w:p>
     <w:p>
       <w:pPr>
-        <w:pStyle w:val="Paragraphedeliste"/>
+        <w:pStyle w:val="ListParagraph"/>
       </w:pPr>
       <w:r>
         <w:rPr>
@@ -1422,15 +1251,7 @@
       </w:pPr>
       <w:bookmarkStart w:id="3" w:name="_Hlk218075588"/>
       <w:r>
-        <w:t xml:space="preserve">function </w:t>
-      </w:r>
-      <w:proofErr w:type="gramStart"/>
-      <w:r>
-        <w:t>App(</w:t>
-      </w:r>
-      <w:proofErr w:type="gramEnd"/>
-      <w:r>
-        <w:t>) {</w:t>
+        <w:t>function App() {</w:t>
       </w:r>
       <w:r>
         <w:br/>
@@ -1438,15 +1259,7 @@
       </w:r>
       <w:r>
         <w:br/>
-        <w:t xml:space="preserve">    &lt;div </w:t>
-      </w:r>
-      <w:proofErr w:type="spellStart"/>
-      <w:r>
-        <w:t>className</w:t>
-      </w:r>
-      <w:proofErr w:type="spellEnd"/>
-      <w:r>
-        <w:t>="App"&gt;</w:t>
+        <w:t xml:space="preserve">    &lt;div className="App"&gt;</w:t>
       </w:r>
       <w:r>
         <w:br/>
@@ -1515,26 +1328,16 @@
       </w:pPr>
       <w:bookmarkStart w:id="4" w:name="_Hlk218075618"/>
       <w:r>
-        <w:t>#control-bar-</w:t>
-      </w:r>
-      <w:proofErr w:type="gramStart"/>
-      <w:r>
-        <w:t>container{</w:t>
-      </w:r>
-      <w:proofErr w:type="gramEnd"/>
-    </w:p>
-    <w:p>
-      <w:pPr>
-        <w:pStyle w:val="Code"/>
-      </w:pPr>
-      <w:r>
-        <w:t xml:space="preserve">    height: </w:t>
-      </w:r>
-      <w:proofErr w:type="gramStart"/>
-      <w:r>
-        <w:t>10%;</w:t>
-      </w:r>
-      <w:proofErr w:type="gramEnd"/>
+        <w:t>#control-bar-container{</w:t>
+      </w:r>
+    </w:p>
+    <w:p>
+      <w:pPr>
+        <w:pStyle w:val="Code"/>
+      </w:pPr>
+      <w:r>
+        <w:t xml:space="preserve">    height: 10%;</w:t>
+      </w:r>
     </w:p>
     <w:p>
       <w:pPr>
@@ -1549,26 +1352,16 @@
         <w:pStyle w:val="Code"/>
       </w:pPr>
       <w:r>
-        <w:t>#view-</w:t>
-      </w:r>
-      <w:proofErr w:type="gramStart"/>
-      <w:r>
-        <w:t>container{</w:t>
-      </w:r>
-      <w:proofErr w:type="gramEnd"/>
-    </w:p>
-    <w:p>
-      <w:pPr>
-        <w:pStyle w:val="Code"/>
-      </w:pPr>
-      <w:r>
-        <w:t xml:space="preserve">    height: </w:t>
-      </w:r>
-      <w:proofErr w:type="gramStart"/>
-      <w:r>
-        <w:t>80%;</w:t>
-      </w:r>
-      <w:proofErr w:type="gramEnd"/>
+        <w:t>#view-container{</w:t>
+      </w:r>
+    </w:p>
+    <w:p>
+      <w:pPr>
+        <w:pStyle w:val="Code"/>
+      </w:pPr>
+      <w:r>
+        <w:t xml:space="preserve">    height: 80%;</w:t>
+      </w:r>
     </w:p>
     <w:p>
       <w:pPr>
@@ -1619,253 +1412,167 @@
         <w:pStyle w:val="Code"/>
       </w:pPr>
       <w:bookmarkStart w:id="5" w:name="_Hlk218075797"/>
-      <w:proofErr w:type="gramStart"/>
-      <w:r>
-        <w:t>.App</w:t>
-      </w:r>
-      <w:proofErr w:type="gramEnd"/>
-      <w:r>
-        <w:t xml:space="preserve"> {</w:t>
-      </w:r>
-      <w:r>
-        <w:br/>
-        <w:t xml:space="preserve">    text-</w:t>
-      </w:r>
-      <w:proofErr w:type="gramStart"/>
-      <w:r>
-        <w:t>align:</w:t>
-      </w:r>
-      <w:proofErr w:type="gramEnd"/>
+      <w:r>
+        <w:t>.App {</w:t>
+      </w:r>
+      <w:r>
+        <w:br/>
+        <w:t xml:space="preserve">    text-align: center;</w:t>
+      </w:r>
+      <w:r>
+        <w:br/>
+        <w:t xml:space="preserve">    height:100%</w:t>
+      </w:r>
+      <w:r>
+        <w:br/>
+        <w:t>}</w:t>
+      </w:r>
+    </w:p>
+    <w:bookmarkEnd w:id="5"/>
+    <w:p>
+      <w:r>
+        <w:t>Now in your browser you should see the two areas with the corresponding texts: “control bar”</w:t>
+      </w:r>
+      <w:r>
+        <w:t xml:space="preserve"> and </w:t>
+      </w:r>
+      <w:r>
+        <w:t>“view”</w:t>
+      </w:r>
+      <w:r>
+        <w:t xml:space="preserve"> with the correct partition of the height.</w:t>
+      </w:r>
+    </w:p>
+    <w:p>
+      <w:r>
+        <w:t xml:space="preserve">Click right </w:t>
+      </w:r>
+      <w:r>
+        <w:t xml:space="preserve">on </w:t>
+      </w:r>
+      <w:r>
+        <w:t>the “</w:t>
+      </w:r>
+      <w:r>
+        <w:t>C</w:t>
+      </w:r>
+      <w:r>
+        <w:t>ontrol</w:t>
+      </w:r>
       <w:r>
         <w:t xml:space="preserve"> </w:t>
       </w:r>
-      <w:proofErr w:type="spellStart"/>
-      <w:r>
-        <w:t>center</w:t>
-      </w:r>
-      <w:proofErr w:type="spellEnd"/>
+      <w:r>
+        <w:t>bar”</w:t>
+      </w:r>
+      <w:r>
+        <w:t xml:space="preserve"> text</w:t>
+      </w:r>
+      <w:r>
+        <w:t xml:space="preserve"> and </w:t>
+      </w:r>
+      <w:r>
+        <w:t xml:space="preserve">choose </w:t>
+      </w:r>
+      <w:r>
+        <w:t xml:space="preserve">inspect </w:t>
+      </w:r>
+      <w:r>
+        <w:t xml:space="preserve">in the contextualized menu to inspect </w:t>
+      </w:r>
+      <w:r>
+        <w:t>the generated html elements.</w:t>
+      </w:r>
+    </w:p>
+    <w:p>
+      <w:pPr>
+        <w:pStyle w:val="Heading2"/>
+      </w:pPr>
+      <w:r>
+        <w:t xml:space="preserve">Create a component that </w:t>
+      </w:r>
+      <w:r>
+        <w:t xml:space="preserve">creates </w:t>
+      </w:r>
+      <w:r>
+        <w:t xml:space="preserve">a SVG </w:t>
+      </w:r>
+      <w:r>
+        <w:t>that will contain the matrix visualization</w:t>
+      </w:r>
+      <w:r>
+        <w:t>.</w:t>
+      </w:r>
+    </w:p>
+    <w:p>
+      <w:r>
+        <w:t xml:space="preserve">Create the folder src/components which will contain all your components. </w:t>
+      </w:r>
+    </w:p>
+    <w:p>
+      <w:r>
+        <w:t xml:space="preserve">Create the folder src/components/matrix for the matrix component </w:t>
+      </w:r>
+    </w:p>
+    <w:p>
+      <w:r>
+        <w:t>Create the two files Matrix.js and Matrix.css</w:t>
+      </w:r>
+    </w:p>
+    <w:p>
+      <w:r>
+        <w:lastRenderedPageBreak/>
+        <w:t>In Matrix.js create the component template and return an empty &lt;svg&gt;</w:t>
+      </w:r>
+    </w:p>
+    <w:p>
+      <w:pPr>
+        <w:pStyle w:val="Code"/>
+      </w:pPr>
+      <w:bookmarkStart w:id="6" w:name="_Hlk218075942"/>
+      <w:r>
+        <w:t>import './Matrix.css'</w:t>
+      </w:r>
+      <w:r>
+        <w:br/>
+      </w:r>
+      <w:r>
+        <w:br/>
+        <w:t>function Matrix(){</w:t>
+      </w:r>
+      <w:r>
+        <w:br/>
+        <w:t xml:space="preserve">    return(</w:t>
+      </w:r>
+      <w:r>
+        <w:br/>
+        <w:t xml:space="preserve">        &lt;svg width="100%" height="100%" &gt;</w:t>
+      </w:r>
+      <w:r>
+        <w:br/>
+      </w:r>
+      <w:r>
+        <w:br/>
+        <w:t xml:space="preserve">        &lt;/svg&gt;</w:t>
+      </w:r>
+      <w:r>
+        <w:br/>
+        <w:t xml:space="preserve">    )</w:t>
+      </w:r>
+      <w:r>
+        <w:br/>
+        <w:t>}</w:t>
+      </w:r>
+      <w:r>
+        <w:br/>
+      </w:r>
+      <w:r>
+        <w:br/>
+        <w:t>export default Matrix</w:t>
+      </w:r>
       <w:r>
         <w:t>;</w:t>
       </w:r>
-      <w:r>
-        <w:br/>
-        <w:t xml:space="preserve">    height:100%</w:t>
-      </w:r>
-      <w:r>
-        <w:br/>
-        <w:t>}</w:t>
-      </w:r>
-    </w:p>
-    <w:bookmarkEnd w:id="5"/>
-    <w:p>
-      <w:r>
-        <w:t>Now in your browser you should see the two areas with the corresponding texts: “control bar”</w:t>
-      </w:r>
-      <w:r>
-        <w:t xml:space="preserve"> and </w:t>
-      </w:r>
-      <w:r>
-        <w:t>“view”</w:t>
-      </w:r>
-      <w:r>
-        <w:t xml:space="preserve"> with the correct partition of the height.</w:t>
-      </w:r>
-    </w:p>
-    <w:p>
-      <w:r>
-        <w:t xml:space="preserve">Click right </w:t>
-      </w:r>
-      <w:r>
-        <w:t xml:space="preserve">on </w:t>
-      </w:r>
-      <w:r>
-        <w:t>the “</w:t>
-      </w:r>
-      <w:r>
-        <w:t>C</w:t>
-      </w:r>
-      <w:r>
-        <w:t>ontrol</w:t>
-      </w:r>
-      <w:r>
-        <w:t xml:space="preserve"> </w:t>
-      </w:r>
-      <w:r>
-        <w:t>bar”</w:t>
-      </w:r>
-      <w:r>
-        <w:t xml:space="preserve"> text</w:t>
-      </w:r>
-      <w:r>
-        <w:t xml:space="preserve"> and </w:t>
-      </w:r>
-      <w:r>
-        <w:t xml:space="preserve">choose </w:t>
-      </w:r>
-      <w:proofErr w:type="gramStart"/>
-      <w:r>
-        <w:t>inspect</w:t>
-      </w:r>
-      <w:proofErr w:type="gramEnd"/>
-      <w:r>
-        <w:t xml:space="preserve"> </w:t>
-      </w:r>
-      <w:r>
-        <w:t xml:space="preserve">in the contextualized menu to inspect </w:t>
-      </w:r>
-      <w:r>
-        <w:t>the generated html elements.</w:t>
-      </w:r>
-    </w:p>
-    <w:p>
-      <w:pPr>
-        <w:pStyle w:val="Titre2"/>
-      </w:pPr>
-      <w:r>
-        <w:t xml:space="preserve">Create a component that </w:t>
-      </w:r>
-      <w:r>
-        <w:t xml:space="preserve">creates </w:t>
-      </w:r>
-      <w:r>
-        <w:t xml:space="preserve">a SVG </w:t>
-      </w:r>
-      <w:r>
-        <w:t>that will contain the matrix visualization</w:t>
-      </w:r>
-      <w:r>
-        <w:t>.</w:t>
-      </w:r>
-    </w:p>
-    <w:p>
-      <w:r>
-        <w:t xml:space="preserve">Create the folder </w:t>
-      </w:r>
-      <w:proofErr w:type="spellStart"/>
-      <w:r>
-        <w:t>src</w:t>
-      </w:r>
-      <w:proofErr w:type="spellEnd"/>
-      <w:r>
-        <w:t xml:space="preserve">/components which will contain all your components. </w:t>
-      </w:r>
-    </w:p>
-    <w:p>
-      <w:r>
-        <w:t xml:space="preserve">Create the folder </w:t>
-      </w:r>
-      <w:proofErr w:type="spellStart"/>
-      <w:r>
-        <w:t>src</w:t>
-      </w:r>
-      <w:proofErr w:type="spellEnd"/>
-      <w:r>
-        <w:t xml:space="preserve">/components/matrix for the matrix component </w:t>
-      </w:r>
-    </w:p>
-    <w:p>
-      <w:r>
-        <w:t>Create the two files Matrix.js and Matrix.css</w:t>
-      </w:r>
-    </w:p>
-    <w:p>
-      <w:r>
-        <w:lastRenderedPageBreak/>
-        <w:t>In Matrix.js create the component template and return an empty &lt;</w:t>
-      </w:r>
-      <w:proofErr w:type="spellStart"/>
-      <w:r>
-        <w:t>svg</w:t>
-      </w:r>
-      <w:proofErr w:type="spellEnd"/>
-      <w:r>
-        <w:t>&gt;</w:t>
-      </w:r>
-    </w:p>
-    <w:p>
-      <w:pPr>
-        <w:pStyle w:val="Code"/>
-      </w:pPr>
-      <w:bookmarkStart w:id="6" w:name="_Hlk218075942"/>
-      <w:r>
-        <w:t>import './Matrix.css'</w:t>
-      </w:r>
-      <w:r>
-        <w:br/>
-      </w:r>
-      <w:r>
-        <w:br/>
-        <w:t xml:space="preserve">function </w:t>
-      </w:r>
-      <w:proofErr w:type="gramStart"/>
-      <w:r>
-        <w:t>Matrix(){</w:t>
-      </w:r>
-      <w:proofErr w:type="gramEnd"/>
-      <w:r>
-        <w:br/>
-        <w:t xml:space="preserve">    </w:t>
-      </w:r>
-      <w:proofErr w:type="gramStart"/>
-      <w:r>
-        <w:t>return(</w:t>
-      </w:r>
-      <w:proofErr w:type="gramEnd"/>
-      <w:r>
-        <w:br/>
-        <w:t xml:space="preserve">        &lt;</w:t>
-      </w:r>
-      <w:proofErr w:type="spellStart"/>
-      <w:r>
-        <w:t>svg</w:t>
-      </w:r>
-      <w:proofErr w:type="spellEnd"/>
-      <w:r>
-        <w:t xml:space="preserve"> width="100%" height="100%" &gt;</w:t>
-      </w:r>
-      <w:r>
-        <w:br/>
-      </w:r>
-      <w:r>
-        <w:br/>
-        <w:t xml:space="preserve">        &lt;/</w:t>
-      </w:r>
-      <w:proofErr w:type="spellStart"/>
-      <w:r>
-        <w:t>svg</w:t>
-      </w:r>
-      <w:proofErr w:type="spellEnd"/>
-      <w:r>
-        <w:t>&gt;</w:t>
-      </w:r>
-      <w:r>
-        <w:br/>
-        <w:t xml:space="preserve">  </w:t>
-      </w:r>
-      <w:proofErr w:type="gramStart"/>
-      <w:r>
-        <w:t xml:space="preserve">  )</w:t>
-      </w:r>
-      <w:proofErr w:type="gramEnd"/>
-      <w:r>
-        <w:br/>
-        <w:t>}</w:t>
-      </w:r>
-      <w:r>
-        <w:br/>
-      </w:r>
-      <w:r>
-        <w:br/>
-        <w:t xml:space="preserve">export default </w:t>
-      </w:r>
-      <w:proofErr w:type="gramStart"/>
-      <w:r>
-        <w:t>Matrix</w:t>
-      </w:r>
-      <w:r>
-        <w:t>;</w:t>
-      </w:r>
-      <w:proofErr w:type="gramEnd"/>
     </w:p>
     <w:bookmarkEnd w:id="6"/>
     <w:p>
@@ -1895,47 +1602,11 @@
           <w:lang w:val="fr-FR"/>
         </w:rPr>
       </w:pPr>
-      <w:proofErr w:type="gramStart"/>
       <w:r>
         <w:rPr>
           <w:lang w:val="fr-FR"/>
         </w:rPr>
-        <w:t>import</w:t>
-      </w:r>
-      <w:proofErr w:type="gramEnd"/>
-      <w:r>
-        <w:rPr>
-          <w:lang w:val="fr-FR"/>
-        </w:rPr>
-        <w:t xml:space="preserve"> Matrix </w:t>
-      </w:r>
-      <w:proofErr w:type="spellStart"/>
-      <w:r>
-        <w:rPr>
-          <w:lang w:val="fr-FR"/>
-        </w:rPr>
-        <w:t>from</w:t>
-      </w:r>
-      <w:proofErr w:type="spellEnd"/>
-      <w:r>
-        <w:rPr>
-          <w:lang w:val="fr-FR"/>
-        </w:rPr>
-        <w:t xml:space="preserve"> </w:t>
-      </w:r>
-      <w:proofErr w:type="gramStart"/>
-      <w:r>
-        <w:rPr>
-          <w:lang w:val="fr-FR"/>
-        </w:rPr>
-        <w:t>'./</w:t>
-      </w:r>
-      <w:proofErr w:type="gramEnd"/>
-      <w:r>
-        <w:rPr>
-          <w:lang w:val="fr-FR"/>
-        </w:rPr>
-        <w:t>components/matrix/Matrix'</w:t>
+        <w:t>import Matrix from './components/matrix/Matrix'</w:t>
       </w:r>
     </w:p>
     <w:p>
@@ -1973,15 +1644,7 @@
     <w:bookmarkEnd w:id="7"/>
     <w:p>
       <w:r>
-        <w:t>In the browser, inspect the html to see the generated &lt;</w:t>
-      </w:r>
-      <w:proofErr w:type="spellStart"/>
-      <w:r>
-        <w:t>svg</w:t>
-      </w:r>
-      <w:proofErr w:type="spellEnd"/>
-      <w:r>
-        <w:t>&gt; element.</w:t>
+        <w:t>In the browser, inspect the html to see the generated &lt;svg&gt; element.</w:t>
       </w:r>
     </w:p>
     <w:p>
@@ -2001,15 +1664,7 @@
         <w:t xml:space="preserve">add </w:t>
       </w:r>
       <w:r>
-        <w:t xml:space="preserve">4 rows of 4 circles of 34 </w:t>
-      </w:r>
-      <w:proofErr w:type="spellStart"/>
-      <w:r>
-        <w:t>px</w:t>
-      </w:r>
-      <w:proofErr w:type="spellEnd"/>
-      <w:r>
-        <w:t xml:space="preserve"> of diameter.</w:t>
+        <w:t>4 rows of 4 circles of 34 px of diameter.</w:t>
       </w:r>
     </w:p>
     <w:p>
@@ -2020,20 +1675,7 @@
         <w:t>We first declare</w:t>
       </w:r>
       <w:r>
-        <w:t xml:space="preserve"> a function </w:t>
-      </w:r>
-      <w:proofErr w:type="spellStart"/>
-      <w:proofErr w:type="gramStart"/>
-      <w:r>
-        <w:t>renderMatrix</w:t>
-      </w:r>
-      <w:proofErr w:type="spellEnd"/>
-      <w:r>
-        <w:t>(</w:t>
-      </w:r>
-      <w:proofErr w:type="gramEnd"/>
-      <w:r>
-        <w:t>) in Matrix.js:</w:t>
+        <w:t xml:space="preserve"> a function renderMatrix() in Matrix.js:</w:t>
       </w:r>
     </w:p>
     <w:p>
@@ -2058,21 +1700,8 @@
       <w:r>
         <w:t xml:space="preserve">    </w:t>
       </w:r>
-      <w:proofErr w:type="spellStart"/>
-      <w:r>
-        <w:t>const</w:t>
-      </w:r>
-      <w:proofErr w:type="spellEnd"/>
-      <w:r>
-        <w:t xml:space="preserve"> </w:t>
-      </w:r>
-      <w:proofErr w:type="spellStart"/>
-      <w:r>
-        <w:t>renderMatrix</w:t>
-      </w:r>
-      <w:proofErr w:type="spellEnd"/>
-      <w:r>
-        <w:t xml:space="preserve"> = function(){</w:t>
+      <w:r>
+        <w:t>const renderMatrix = function(){</w:t>
       </w:r>
       <w:r>
         <w:br/>
@@ -2081,21 +1710,8 @@
       <w:r>
         <w:t xml:space="preserve">    </w:t>
       </w:r>
-      <w:proofErr w:type="spellStart"/>
-      <w:r>
-        <w:t>const</w:t>
-      </w:r>
-      <w:proofErr w:type="spellEnd"/>
-      <w:r>
-        <w:t xml:space="preserve"> </w:t>
-      </w:r>
-      <w:proofErr w:type="spellStart"/>
-      <w:r>
-        <w:t>nbRows</w:t>
-      </w:r>
-      <w:proofErr w:type="spellEnd"/>
-      <w:r>
-        <w:t>= 4;</w:t>
+      <w:r>
+        <w:t>const nbRows= 4;</w:t>
       </w:r>
       <w:r>
         <w:br/>
@@ -2104,21 +1720,8 @@
       <w:r>
         <w:t xml:space="preserve">    </w:t>
       </w:r>
-      <w:proofErr w:type="spellStart"/>
-      <w:r>
-        <w:t>const</w:t>
-      </w:r>
-      <w:proofErr w:type="spellEnd"/>
-      <w:r>
-        <w:t xml:space="preserve"> </w:t>
-      </w:r>
-      <w:proofErr w:type="spellStart"/>
-      <w:r>
-        <w:t>nbColumns</w:t>
-      </w:r>
-      <w:proofErr w:type="spellEnd"/>
-      <w:r>
-        <w:t xml:space="preserve"> = 4;</w:t>
+      <w:r>
+        <w:t>const nbColumns = 4;</w:t>
       </w:r>
       <w:r>
         <w:br/>
@@ -2127,21 +1730,8 @@
       <w:r>
         <w:t xml:space="preserve">    </w:t>
       </w:r>
-      <w:proofErr w:type="spellStart"/>
-      <w:r>
-        <w:t>const</w:t>
-      </w:r>
-      <w:proofErr w:type="spellEnd"/>
-      <w:r>
-        <w:t xml:space="preserve"> </w:t>
-      </w:r>
-      <w:proofErr w:type="spellStart"/>
-      <w:r>
-        <w:t>cellSize</w:t>
-      </w:r>
-      <w:proofErr w:type="spellEnd"/>
-      <w:r>
-        <w:t>= 34;</w:t>
+      <w:r>
+        <w:t>const cellSize= 34;</w:t>
       </w:r>
       <w:r>
         <w:br/>
@@ -2150,21 +1740,8 @@
       <w:r>
         <w:t xml:space="preserve">    </w:t>
       </w:r>
-      <w:proofErr w:type="spellStart"/>
-      <w:r>
-        <w:t>const</w:t>
-      </w:r>
-      <w:proofErr w:type="spellEnd"/>
-      <w:r>
-        <w:t xml:space="preserve"> radius = </w:t>
-      </w:r>
-      <w:proofErr w:type="spellStart"/>
-      <w:r>
-        <w:t>cellSize</w:t>
-      </w:r>
-      <w:proofErr w:type="spellEnd"/>
-      <w:r>
-        <w:t xml:space="preserve"> / 2;</w:t>
+      <w:r>
+        <w:t>const radius = cellSize / 2;</w:t>
       </w:r>
       <w:r>
         <w:br/>
@@ -2173,13 +1750,8 @@
       <w:r>
         <w:t xml:space="preserve">    </w:t>
       </w:r>
-      <w:proofErr w:type="spellStart"/>
-      <w:r>
-        <w:t>const</w:t>
-      </w:r>
-      <w:proofErr w:type="spellEnd"/>
-      <w:r>
-        <w:t xml:space="preserve"> cells=[];</w:t>
+      <w:r>
+        <w:t>const cells=[];</w:t>
       </w:r>
       <w:r>
         <w:br/>
@@ -2189,39 +1761,7 @@
         <w:t xml:space="preserve">    </w:t>
       </w:r>
       <w:r>
-        <w:t xml:space="preserve">for (let </w:t>
-      </w:r>
-      <w:proofErr w:type="spellStart"/>
-      <w:r>
-        <w:t>rowPos</w:t>
-      </w:r>
-      <w:proofErr w:type="spellEnd"/>
-      <w:r>
-        <w:t xml:space="preserve">=0; </w:t>
-      </w:r>
-      <w:proofErr w:type="spellStart"/>
-      <w:r>
-        <w:t>rowPos</w:t>
-      </w:r>
-      <w:proofErr w:type="spellEnd"/>
-      <w:r>
-        <w:t>&lt;</w:t>
-      </w:r>
-      <w:proofErr w:type="spellStart"/>
-      <w:r>
-        <w:t>nbRows</w:t>
-      </w:r>
-      <w:proofErr w:type="spellEnd"/>
-      <w:r>
-        <w:t xml:space="preserve">; </w:t>
-      </w:r>
-      <w:proofErr w:type="spellStart"/>
-      <w:r>
-        <w:t>rowPos</w:t>
-      </w:r>
-      <w:proofErr w:type="spellEnd"/>
-      <w:r>
-        <w:t>++){</w:t>
+        <w:t>for (let rowPos=0; rowPos&lt;nbRows; rowPos++){</w:t>
       </w:r>
       <w:r>
         <w:br/>
@@ -2231,39 +1771,7 @@
         <w:t xml:space="preserve">    </w:t>
       </w:r>
       <w:r>
-        <w:t xml:space="preserve">    for(let </w:t>
-      </w:r>
-      <w:proofErr w:type="spellStart"/>
-      <w:r>
-        <w:t>colPos</w:t>
-      </w:r>
-      <w:proofErr w:type="spellEnd"/>
-      <w:r>
-        <w:t xml:space="preserve"> = 0; </w:t>
-      </w:r>
-      <w:proofErr w:type="spellStart"/>
-      <w:r>
-        <w:t>colPos</w:t>
-      </w:r>
-      <w:proofErr w:type="spellEnd"/>
-      <w:r>
-        <w:t>&lt;</w:t>
-      </w:r>
-      <w:proofErr w:type="spellStart"/>
-      <w:r>
-        <w:t>nbColumns</w:t>
-      </w:r>
-      <w:proofErr w:type="spellEnd"/>
-      <w:r>
-        <w:t xml:space="preserve">; </w:t>
-      </w:r>
-      <w:proofErr w:type="spellStart"/>
-      <w:r>
-        <w:t>colPos</w:t>
-      </w:r>
-      <w:proofErr w:type="spellEnd"/>
-      <w:r>
-        <w:t>++){</w:t>
+        <w:t xml:space="preserve">    for(let colPos = 0; colPos&lt;nbColumns; colPos++){</w:t>
       </w:r>
       <w:r>
         <w:br/>
@@ -2273,47 +1781,7 @@
         <w:t xml:space="preserve">    </w:t>
       </w:r>
       <w:r>
-        <w:t xml:space="preserve">       </w:t>
-      </w:r>
-      <w:proofErr w:type="spellStart"/>
-      <w:r>
-        <w:t>cells.push</w:t>
-      </w:r>
-      <w:proofErr w:type="spellEnd"/>
-      <w:r>
-        <w:t>(&lt;circle r={radius} cx={</w:t>
-      </w:r>
-      <w:proofErr w:type="spellStart"/>
-      <w:r>
-        <w:t>colPos</w:t>
-      </w:r>
-      <w:proofErr w:type="spellEnd"/>
-      <w:r>
-        <w:t>*</w:t>
-      </w:r>
-      <w:proofErr w:type="spellStart"/>
-      <w:r>
-        <w:t>cellSize</w:t>
-      </w:r>
-      <w:proofErr w:type="spellEnd"/>
-      <w:r>
-        <w:t xml:space="preserve"> + radius} cy={</w:t>
-      </w:r>
-      <w:proofErr w:type="spellStart"/>
-      <w:r>
-        <w:t>rowPos</w:t>
-      </w:r>
-      <w:proofErr w:type="spellEnd"/>
-      <w:r>
-        <w:t>*</w:t>
-      </w:r>
-      <w:proofErr w:type="spellStart"/>
-      <w:r>
-        <w:t>cellSize</w:t>
-      </w:r>
-      <w:proofErr w:type="spellEnd"/>
-      <w:r>
-        <w:t xml:space="preserve"> + radius}/&gt;)</w:t>
+        <w:t xml:space="preserve">       cells.push(&lt;circle r={radius} cx={colPos*cellSize + radius} cy={rowPos*cellSize + radius}/&gt;)</w:t>
       </w:r>
       <w:r>
         <w:br/>
@@ -2363,68 +1831,26 @@
         <w:pStyle w:val="Code"/>
       </w:pPr>
       <w:r>
-        <w:t xml:space="preserve">    </w:t>
-      </w:r>
-      <w:proofErr w:type="gramStart"/>
-      <w:r>
-        <w:t>return(</w:t>
-      </w:r>
-      <w:proofErr w:type="gramEnd"/>
-      <w:r>
-        <w:br/>
-        <w:t xml:space="preserve">        &lt;</w:t>
-      </w:r>
-      <w:proofErr w:type="spellStart"/>
-      <w:r>
-        <w:t>svg</w:t>
-      </w:r>
-      <w:proofErr w:type="spellEnd"/>
-      <w:r>
-        <w:t xml:space="preserve"> width="100%" height="100%" &gt;</w:t>
-      </w:r>
-      <w:r>
-        <w:br/>
-      </w:r>
-      <w:r>
-        <w:t xml:space="preserve">         </w:t>
-      </w:r>
-      <w:proofErr w:type="gramStart"/>
-      <w:r>
-        <w:t xml:space="preserve">   {</w:t>
-      </w:r>
-      <w:proofErr w:type="spellStart"/>
-      <w:r>
-        <w:t>renderMatrix</w:t>
-      </w:r>
-      <w:proofErr w:type="spellEnd"/>
-      <w:r>
-        <w:t>(</w:t>
-      </w:r>
-      <w:proofErr w:type="gramEnd"/>
-      <w:r>
-        <w:t>)}</w:t>
-      </w:r>
-      <w:r>
-        <w:br/>
-        <w:t xml:space="preserve">        &lt;/</w:t>
-      </w:r>
-      <w:proofErr w:type="spellStart"/>
-      <w:r>
-        <w:t>svg</w:t>
-      </w:r>
-      <w:proofErr w:type="spellEnd"/>
-      <w:r>
-        <w:t>&gt;</w:t>
-      </w:r>
-      <w:r>
-        <w:br/>
-        <w:t xml:space="preserve">  </w:t>
-      </w:r>
-      <w:proofErr w:type="gramStart"/>
-      <w:r>
-        <w:t xml:space="preserve">  )</w:t>
-      </w:r>
-      <w:proofErr w:type="gramEnd"/>
+        <w:t xml:space="preserve">    return(</w:t>
+      </w:r>
+      <w:r>
+        <w:br/>
+        <w:t xml:space="preserve">        &lt;svg width="100%" height="100%" &gt;</w:t>
+      </w:r>
+      <w:r>
+        <w:br/>
+      </w:r>
+      <w:r>
+        <w:t xml:space="preserve">            {renderMatrix()}</w:t>
+      </w:r>
+      <w:r>
+        <w:br/>
+        <w:t xml:space="preserve">        &lt;/svg&gt;</w:t>
+      </w:r>
+      <w:r>
+        <w:br/>
+        <w:t xml:space="preserve">    )</w:t>
+      </w:r>
       <w:r>
         <w:br/>
         <w:t>}</w:t>
@@ -2447,15 +1873,7 @@
         <w:t>Note:</w:t>
       </w:r>
       <w:r>
-        <w:t xml:space="preserve"> in the html code of the return(...) we can insert </w:t>
-      </w:r>
-      <w:proofErr w:type="spellStart"/>
-      <w:r>
-        <w:t>javascript</w:t>
-      </w:r>
-      <w:proofErr w:type="spellEnd"/>
-      <w:r>
-        <w:t xml:space="preserve"> code</w:t>
+        <w:t xml:space="preserve"> in the html code of the return(...) we can insert javascript code</w:t>
       </w:r>
       <w:r>
         <w:t xml:space="preserve"> between</w:t>
@@ -2594,19 +2012,9 @@
       <w:r>
         <w:t xml:space="preserve">component: </w:t>
       </w:r>
-      <w:proofErr w:type="spellStart"/>
-      <w:r>
-        <w:t>rowPos</w:t>
-      </w:r>
-      <w:proofErr w:type="spellEnd"/>
-      <w:r>
-        <w:t xml:space="preserve"> and </w:t>
-      </w:r>
-      <w:proofErr w:type="spellStart"/>
-      <w:r>
-        <w:t>colPos</w:t>
-      </w:r>
-      <w:proofErr w:type="spellEnd"/>
+      <w:r>
+        <w:t>rowPos and colPos</w:t>
+      </w:r>
       <w:r>
         <w:t>.</w:t>
       </w:r>
@@ -2617,164 +2025,27 @@
       </w:pPr>
       <w:bookmarkStart w:id="9" w:name="_Hlk218077557"/>
       <w:r>
-        <w:t>function Cell({</w:t>
-      </w:r>
-      <w:proofErr w:type="spellStart"/>
-      <w:proofErr w:type="gramStart"/>
-      <w:r>
-        <w:t>rowPos,colPos</w:t>
-      </w:r>
-      <w:proofErr w:type="spellEnd"/>
-      <w:r>
-        <w:t>}){</w:t>
-      </w:r>
-      <w:proofErr w:type="gramEnd"/>
-      <w:r>
-        <w:br/>
-        <w:t xml:space="preserve">    </w:t>
-      </w:r>
-      <w:proofErr w:type="spellStart"/>
-      <w:r>
-        <w:t>const</w:t>
-      </w:r>
-      <w:proofErr w:type="spellEnd"/>
-      <w:r>
-        <w:t xml:space="preserve"> </w:t>
-      </w:r>
-      <w:proofErr w:type="spellStart"/>
-      <w:r>
-        <w:t>cellSize</w:t>
-      </w:r>
-      <w:proofErr w:type="spellEnd"/>
-      <w:r>
-        <w:t>= 34;</w:t>
-      </w:r>
-      <w:r>
-        <w:br/>
-        <w:t xml:space="preserve">    </w:t>
-      </w:r>
-      <w:proofErr w:type="spellStart"/>
-      <w:r>
-        <w:t>const</w:t>
-      </w:r>
-      <w:proofErr w:type="spellEnd"/>
-      <w:r>
-        <w:t xml:space="preserve"> radius = </w:t>
-      </w:r>
-      <w:proofErr w:type="spellStart"/>
-      <w:r>
-        <w:t>cellSize</w:t>
-      </w:r>
-      <w:proofErr w:type="spellEnd"/>
-      <w:r>
-        <w:t xml:space="preserve"> / 2;</w:t>
-      </w:r>
-      <w:r>
-        <w:br/>
-        <w:t xml:space="preserve">    </w:t>
-      </w:r>
-      <w:proofErr w:type="spellStart"/>
-      <w:r>
-        <w:t>const</w:t>
-      </w:r>
-      <w:proofErr w:type="spellEnd"/>
-      <w:r>
-        <w:t xml:space="preserve"> </w:t>
-      </w:r>
-      <w:proofErr w:type="spellStart"/>
-      <w:r>
-        <w:t>transformStr</w:t>
-      </w:r>
-      <w:proofErr w:type="spellEnd"/>
-      <w:r>
-        <w:t>="</w:t>
-      </w:r>
-      <w:proofErr w:type="gramStart"/>
-      <w:r>
-        <w:t>translate(</w:t>
-      </w:r>
-      <w:proofErr w:type="gramEnd"/>
-      <w:r>
-        <w:t>"</w:t>
-      </w:r>
-      <w:proofErr w:type="gramStart"/>
-      <w:r>
-        <w:t>+(</w:t>
-      </w:r>
-      <w:proofErr w:type="spellStart"/>
-      <w:proofErr w:type="gramEnd"/>
-      <w:r>
-        <w:t>colPos</w:t>
-      </w:r>
-      <w:proofErr w:type="spellEnd"/>
-      <w:r>
-        <w:t>*</w:t>
-      </w:r>
-      <w:proofErr w:type="spellStart"/>
-      <w:r>
-        <w:t>cellSize</w:t>
-      </w:r>
-      <w:proofErr w:type="spellEnd"/>
-      <w:r>
-        <w:t xml:space="preserve"> + </w:t>
-      </w:r>
-      <w:proofErr w:type="gramStart"/>
-      <w:r>
-        <w:t>radius)+</w:t>
-      </w:r>
-      <w:proofErr w:type="gramEnd"/>
-      <w:r>
-        <w:t>", "</w:t>
-      </w:r>
-      <w:proofErr w:type="gramStart"/>
-      <w:r>
-        <w:t>+(</w:t>
-      </w:r>
-      <w:proofErr w:type="spellStart"/>
-      <w:proofErr w:type="gramEnd"/>
-      <w:r>
-        <w:t>rowPos</w:t>
-      </w:r>
-      <w:proofErr w:type="spellEnd"/>
-      <w:r>
-        <w:t>*</w:t>
-      </w:r>
-      <w:proofErr w:type="spellStart"/>
-      <w:r>
-        <w:t>cellSize</w:t>
-      </w:r>
-      <w:proofErr w:type="spellEnd"/>
-      <w:r>
-        <w:t xml:space="preserve"> + </w:t>
-      </w:r>
-      <w:proofErr w:type="gramStart"/>
-      <w:r>
-        <w:t>radius)+</w:t>
-      </w:r>
-      <w:proofErr w:type="gramEnd"/>
-      <w:r>
-        <w:t>")"</w:t>
-      </w:r>
-      <w:r>
-        <w:br/>
-        <w:t xml:space="preserve">    </w:t>
-      </w:r>
-      <w:proofErr w:type="gramStart"/>
-      <w:r>
-        <w:t>return(</w:t>
-      </w:r>
-      <w:proofErr w:type="gramEnd"/>
-      <w:r>
-        <w:br/>
-        <w:t xml:space="preserve">        &lt;g transform={</w:t>
-      </w:r>
-      <w:proofErr w:type="spellStart"/>
-      <w:r>
-        <w:t>transformStr</w:t>
-      </w:r>
-      <w:proofErr w:type="spellEnd"/>
-      <w:r>
-        <w:t>}&gt;</w:t>
+        <w:t>function Cell({rowPos,colPos}){</w:t>
+      </w:r>
+      <w:r>
+        <w:br/>
+        <w:t xml:space="preserve">    const cellSize= 34;</w:t>
+      </w:r>
+      <w:r>
+        <w:br/>
+        <w:t xml:space="preserve">    const radius = cellSize / 2;</w:t>
+      </w:r>
+      <w:r>
+        <w:br/>
+        <w:t xml:space="preserve">    const transformStr="translate("+(colPos*cellSize + radius)+", "+(rowPos*cellSize + radius)+")"</w:t>
+      </w:r>
+      <w:r>
+        <w:br/>
+        <w:t xml:space="preserve">    return(</w:t>
+      </w:r>
+      <w:r>
+        <w:br/>
+        <w:t xml:space="preserve">        &lt;g transform={transformStr}&gt;</w:t>
       </w:r>
       <w:r>
         <w:br/>
@@ -2786,13 +2057,8 @@
       </w:r>
       <w:r>
         <w:br/>
-        <w:t xml:space="preserve">  </w:t>
-      </w:r>
-      <w:proofErr w:type="gramStart"/>
-      <w:r>
-        <w:t xml:space="preserve">  )</w:t>
-      </w:r>
-      <w:proofErr w:type="gramEnd"/>
+        <w:t xml:space="preserve">    )</w:t>
+      </w:r>
       <w:r>
         <w:br/>
         <w:t>}</w:t>
@@ -2812,13 +2078,8 @@
       <w:r>
         <w:t xml:space="preserve">. </w:t>
       </w:r>
-      <w:proofErr w:type="gramStart"/>
-      <w:r>
-        <w:t>So</w:t>
-      </w:r>
-      <w:proofErr w:type="gramEnd"/>
-      <w:r>
-        <w:t xml:space="preserve"> t</w:t>
+      <w:r>
+        <w:t>So t</w:t>
       </w:r>
       <w:r>
         <w:t>he</w:t>
@@ -2851,15 +2112,7 @@
         <w:t>And t</w:t>
       </w:r>
       <w:r>
-        <w:t xml:space="preserve">he </w:t>
-      </w:r>
-      <w:proofErr w:type="spellStart"/>
-      <w:r>
-        <w:t>renderMatrix</w:t>
-      </w:r>
-      <w:proofErr w:type="spellEnd"/>
-      <w:r>
-        <w:t xml:space="preserve"> is simplified</w:t>
+        <w:t>he renderMatrix is simplified</w:t>
       </w:r>
       <w:r>
         <w:t xml:space="preserve"> by calling the new Cell component</w:t>
@@ -2876,211 +2129,38 @@
       <w:r>
         <w:t xml:space="preserve"> </w:t>
       </w:r>
-      <w:proofErr w:type="spellStart"/>
-      <w:r>
-        <w:t>const</w:t>
-      </w:r>
-      <w:proofErr w:type="spellEnd"/>
-      <w:r>
-        <w:t xml:space="preserve"> </w:t>
-      </w:r>
-      <w:proofErr w:type="spellStart"/>
-      <w:r>
-        <w:t>renderMatrix</w:t>
-      </w:r>
-      <w:proofErr w:type="spellEnd"/>
-      <w:r>
-        <w:t xml:space="preserve"> = function(){</w:t>
-      </w:r>
-      <w:r>
-        <w:br/>
-        <w:t xml:space="preserve">    </w:t>
-      </w:r>
-      <w:proofErr w:type="spellStart"/>
-      <w:r>
-        <w:t>const</w:t>
-      </w:r>
-      <w:proofErr w:type="spellEnd"/>
-      <w:r>
-        <w:t xml:space="preserve"> </w:t>
-      </w:r>
-      <w:proofErr w:type="spellStart"/>
-      <w:r>
-        <w:t>nbRows</w:t>
-      </w:r>
-      <w:proofErr w:type="spellEnd"/>
-      <w:r>
-        <w:t>= 4;</w:t>
-      </w:r>
-      <w:r>
-        <w:br/>
-        <w:t xml:space="preserve">    </w:t>
-      </w:r>
-      <w:proofErr w:type="spellStart"/>
-      <w:r>
-        <w:t>const</w:t>
-      </w:r>
-      <w:proofErr w:type="spellEnd"/>
-      <w:r>
-        <w:t xml:space="preserve"> </w:t>
-      </w:r>
-      <w:proofErr w:type="spellStart"/>
-      <w:r>
-        <w:t>nbColumns</w:t>
-      </w:r>
-      <w:proofErr w:type="spellEnd"/>
-      <w:r>
-        <w:t xml:space="preserve"> = 4;</w:t>
-      </w:r>
-      <w:r>
-        <w:br/>
-        <w:t xml:space="preserve">    </w:t>
-      </w:r>
-      <w:proofErr w:type="spellStart"/>
-      <w:r>
-        <w:t>const</w:t>
-      </w:r>
-      <w:proofErr w:type="spellEnd"/>
-      <w:r>
-        <w:t xml:space="preserve"> cells=[];</w:t>
-      </w:r>
-      <w:r>
-        <w:br/>
-        <w:t xml:space="preserve">    for (let </w:t>
-      </w:r>
-      <w:proofErr w:type="spellStart"/>
-      <w:r>
-        <w:t>rowPos</w:t>
-      </w:r>
-      <w:proofErr w:type="spellEnd"/>
-      <w:r>
-        <w:t xml:space="preserve">=0; </w:t>
-      </w:r>
-      <w:proofErr w:type="spellStart"/>
-      <w:r>
-        <w:t>rowPos</w:t>
-      </w:r>
-      <w:proofErr w:type="spellEnd"/>
-      <w:r>
-        <w:t>&lt;</w:t>
-      </w:r>
-      <w:proofErr w:type="spellStart"/>
-      <w:r>
-        <w:t>nbRows</w:t>
-      </w:r>
-      <w:proofErr w:type="spellEnd"/>
-      <w:r>
-        <w:t xml:space="preserve">; </w:t>
-      </w:r>
-      <w:proofErr w:type="spellStart"/>
-      <w:r>
-        <w:t>rowPos</w:t>
-      </w:r>
-      <w:proofErr w:type="spellEnd"/>
-      <w:r>
-        <w:t>++){</w:t>
-      </w:r>
-      <w:r>
-        <w:br/>
-        <w:t xml:space="preserve">        for(let </w:t>
-      </w:r>
-      <w:proofErr w:type="spellStart"/>
-      <w:r>
-        <w:t>colPos</w:t>
-      </w:r>
-      <w:proofErr w:type="spellEnd"/>
-      <w:r>
-        <w:t xml:space="preserve"> = 0; </w:t>
-      </w:r>
-      <w:proofErr w:type="spellStart"/>
-      <w:r>
-        <w:t>colPos</w:t>
-      </w:r>
-      <w:proofErr w:type="spellEnd"/>
-      <w:r>
-        <w:t>&lt;</w:t>
-      </w:r>
-      <w:proofErr w:type="spellStart"/>
-      <w:r>
-        <w:t>nbColumns</w:t>
-      </w:r>
-      <w:proofErr w:type="spellEnd"/>
-      <w:r>
-        <w:t xml:space="preserve">; </w:t>
-      </w:r>
-      <w:proofErr w:type="spellStart"/>
-      <w:r>
-        <w:t>colPos</w:t>
-      </w:r>
-      <w:proofErr w:type="spellEnd"/>
-      <w:r>
-        <w:t>++){</w:t>
-      </w:r>
-      <w:r>
-        <w:br/>
-        <w:t xml:space="preserve">            </w:t>
-      </w:r>
-      <w:proofErr w:type="spellStart"/>
-      <w:r>
-        <w:t>cells.push</w:t>
-      </w:r>
-      <w:proofErr w:type="spellEnd"/>
-      <w:r>
-        <w:t>(&lt;Cell</w:t>
-      </w:r>
-      <w:r>
-        <w:t xml:space="preserve"> key={(</w:t>
-      </w:r>
-      <w:proofErr w:type="spellStart"/>
-      <w:r>
-        <w:t>rowPos</w:t>
-      </w:r>
-      <w:proofErr w:type="spellEnd"/>
-      <w:r>
-        <w:t>*</w:t>
-      </w:r>
-      <w:proofErr w:type="spellStart"/>
-      <w:r>
-        <w:t>colPos</w:t>
-      </w:r>
-      <w:proofErr w:type="spellEnd"/>
-      <w:r>
-        <w:t>)}</w:t>
-      </w:r>
-      <w:r>
-        <w:t xml:space="preserve"> </w:t>
-      </w:r>
-      <w:proofErr w:type="spellStart"/>
-      <w:r>
-        <w:t>rowPos</w:t>
-      </w:r>
-      <w:proofErr w:type="spellEnd"/>
-      <w:r>
-        <w:t>={</w:t>
-      </w:r>
-      <w:proofErr w:type="spellStart"/>
-      <w:r>
-        <w:t>rowPos</w:t>
-      </w:r>
-      <w:proofErr w:type="spellEnd"/>
-      <w:r>
-        <w:t xml:space="preserve">} </w:t>
-      </w:r>
-      <w:proofErr w:type="spellStart"/>
-      <w:r>
-        <w:t>colPos</w:t>
-      </w:r>
-      <w:proofErr w:type="spellEnd"/>
-      <w:r>
-        <w:t>={</w:t>
-      </w:r>
-      <w:proofErr w:type="spellStart"/>
-      <w:r>
-        <w:t>colPos</w:t>
-      </w:r>
-      <w:proofErr w:type="spellEnd"/>
-      <w:r>
-        <w:t>}/&gt;);</w:t>
+      <w:r>
+        <w:t>const renderMatrix = function(){</w:t>
+      </w:r>
+      <w:r>
+        <w:br/>
+        <w:t xml:space="preserve">    const nbRows= 4;</w:t>
+      </w:r>
+      <w:r>
+        <w:br/>
+        <w:t xml:space="preserve">    const nbColumns = 4;</w:t>
+      </w:r>
+      <w:r>
+        <w:br/>
+        <w:t xml:space="preserve">    const cells=[];</w:t>
+      </w:r>
+      <w:r>
+        <w:br/>
+        <w:t xml:space="preserve">    for (let rowPos=0; rowPos&lt;nbRows; rowPos++){</w:t>
+      </w:r>
+      <w:r>
+        <w:br/>
+        <w:t xml:space="preserve">        for(let colPos = 0; colPos&lt;nbColumns; colPos++){</w:t>
+      </w:r>
+      <w:r>
+        <w:br/>
+        <w:t xml:space="preserve">            cells.push(&lt;Cell</w:t>
+      </w:r>
+      <w:r>
+        <w:t xml:space="preserve"> key={(rowPos*colPos)}</w:t>
+      </w:r>
+      <w:r>
+        <w:t xml:space="preserve"> rowPos={rowPos} colPos={colPos}/&gt;);</w:t>
       </w:r>
       <w:r>
         <w:br/>
@@ -3207,7 +2287,7 @@
     </w:p>
     <w:p>
       <w:pPr>
-        <w:pStyle w:val="Titre2"/>
+        <w:pStyle w:val="Heading2"/>
       </w:pPr>
       <w:r>
         <w:t>Use g</w:t>
@@ -3224,21 +2304,8 @@
     </w:p>
     <w:p>
       <w:r>
-        <w:t xml:space="preserve">In </w:t>
-      </w:r>
-      <w:proofErr w:type="spellStart"/>
-      <w:r>
-        <w:t>src</w:t>
-      </w:r>
-      <w:proofErr w:type="spellEnd"/>
-      <w:r>
-        <w:t xml:space="preserve">/utils/helper.js, you will find a function named </w:t>
-      </w:r>
-      <w:proofErr w:type="spellStart"/>
-      <w:r>
-        <w:t>genGridData</w:t>
-      </w:r>
-      <w:proofErr w:type="spellEnd"/>
+        <w:t>In src/utils/helper.js, you will find a function named genGridData</w:t>
+      </w:r>
       <w:r>
         <w:t xml:space="preserve">, that generates a list of objects </w:t>
       </w:r>
@@ -3276,241 +2343,517 @@
       </w:pPr>
       <w:bookmarkStart w:id="11" w:name="_Hlk218078303"/>
       <w:r>
-        <w:t>{</w:t>
-      </w:r>
-      <w:proofErr w:type="spellStart"/>
-      <w:proofErr w:type="gramStart"/>
+        <w:t>{index</w:t>
+      </w:r>
+      <w:r>
+        <w:t>:integer</w:t>
+      </w:r>
+      <w:r>
+        <w:t>, rowPos</w:t>
+      </w:r>
+      <w:r>
+        <w:t>:integer</w:t>
+      </w:r>
+      <w:r>
+        <w:t>, colPos</w:t>
+      </w:r>
+      <w:r>
+        <w:t>:integer</w:t>
+      </w:r>
+      <w:r>
+        <w:t xml:space="preserve">, </w:t>
+      </w:r>
+      <w:r>
+        <w:t>nbProductSold</w:t>
+      </w:r>
+      <w:r>
+        <w:t>:</w:t>
+      </w:r>
+      <w:r>
+        <w:t>integer</w:t>
+      </w:r>
+      <w:r>
+        <w:t xml:space="preserve">, </w:t>
+      </w:r>
+      <w:r>
+        <w:t>salesGrowth</w:t>
+      </w:r>
+      <w:r>
+        <w:t>:float</w:t>
+      </w:r>
+      <w:r>
+        <w:t>, rowLabel:string, colLabel:string</w:t>
+      </w:r>
+      <w:r>
+        <w:t>}</w:t>
+      </w:r>
+    </w:p>
+    <w:bookmarkEnd w:id="11"/>
+    <w:p>
+      <w:r>
+        <w:t xml:space="preserve">The index is the position of the object in the list, the rowPos and colPos are respectively the positions of the cell in rows and columns. </w:t>
+      </w:r>
+      <w:r>
+        <w:t>The rows represent</w:t>
+      </w:r>
+      <w:r>
+        <w:t xml:space="preserve"> the </w:t>
+      </w:r>
+      <w:r>
+        <w:t>companies sell</w:t>
+      </w:r>
+      <w:r>
+        <w:t>ing</w:t>
+      </w:r>
+      <w:r>
+        <w:t xml:space="preserve"> their products in different countries in columns. T</w:t>
+      </w:r>
+      <w:r>
+        <w:t xml:space="preserve">he value </w:t>
+      </w:r>
+      <w:r>
+        <w:t>nbProduct</w:t>
+      </w:r>
+      <w:r>
+        <w:t>S</w:t>
+      </w:r>
+      <w:r>
+        <w:t xml:space="preserve">old is the number of products sold </w:t>
+      </w:r>
+      <w:r>
+        <w:t xml:space="preserve">by each company in each </w:t>
+      </w:r>
+      <w:r>
+        <w:t xml:space="preserve">country </w:t>
+      </w:r>
+      <w:r>
+        <w:t xml:space="preserve">and </w:t>
+      </w:r>
+      <w:r>
+        <w:t>the salesGrowth is the sales growth of the previous year of each company in each country</w:t>
+      </w:r>
+      <w:r>
+        <w:t>.</w:t>
+      </w:r>
+    </w:p>
+    <w:p>
+      <w:r>
+        <w:t xml:space="preserve">We will first </w:t>
+      </w:r>
+      <w:r>
+        <w:t>generate a 4x4 matrix dataset</w:t>
+      </w:r>
+      <w:r>
+        <w:t xml:space="preserve"> in App.js component</w:t>
+      </w:r>
+      <w:r>
+        <w:t>.</w:t>
+      </w:r>
+      <w:r>
+        <w:t xml:space="preserve"> </w:t>
+      </w:r>
+      <w:r>
+        <w:t>We i</w:t>
+      </w:r>
+      <w:r>
+        <w:t xml:space="preserve">mport the function and call it in the </w:t>
+      </w:r>
+      <w:r>
+        <w:t xml:space="preserve">App </w:t>
+      </w:r>
+      <w:r>
+        <w:t>component function</w:t>
+      </w:r>
+      <w:r>
+        <w:t>:</w:t>
+      </w:r>
+    </w:p>
+    <w:p>
+      <w:pPr>
+        <w:pStyle w:val="Code"/>
+      </w:pPr>
+      <w:bookmarkStart w:id="12" w:name="_Hlk218078375"/>
+      <w:r>
+        <w:lastRenderedPageBreak/>
+        <w:t>import {genGridData} from "./utils/helper";</w:t>
+      </w:r>
+    </w:p>
+    <w:p>
+      <w:pPr>
+        <w:pStyle w:val="Code"/>
+      </w:pPr>
+      <w:r>
+        <w:t>...</w:t>
+      </w:r>
+    </w:p>
+    <w:p>
+      <w:pPr>
+        <w:pStyle w:val="Code"/>
+      </w:pPr>
+      <w:r>
+        <w:t>function App() {</w:t>
+      </w:r>
+    </w:p>
+    <w:p>
+      <w:pPr>
+        <w:pStyle w:val="Code"/>
+      </w:pPr>
+      <w:r>
+        <w:t xml:space="preserve">    const nbRows=4, nbCols=4;</w:t>
+      </w:r>
+    </w:p>
+    <w:p>
+      <w:pPr>
+        <w:pStyle w:val="Code"/>
+      </w:pPr>
+      <w:r>
+        <w:t xml:space="preserve">    const initGenData = genGridData(nbRows,nbCols);</w:t>
+      </w:r>
+    </w:p>
+    <w:p>
+      <w:pPr>
+        <w:pStyle w:val="Code"/>
+      </w:pPr>
+      <w:r>
+        <w:t xml:space="preserve">    return (</w:t>
+      </w:r>
+    </w:p>
+    <w:p>
+      <w:pPr>
+        <w:pStyle w:val="Code"/>
+      </w:pPr>
+      <w:r>
+        <w:t xml:space="preserve">    ...</w:t>
+      </w:r>
+    </w:p>
+    <w:p>
+      <w:pPr>
+        <w:pStyle w:val="Code"/>
+      </w:pPr>
+      <w:r>
+        <w:t xml:space="preserve">    )</w:t>
+      </w:r>
+    </w:p>
+    <w:bookmarkEnd w:id="12"/>
+    <w:p>
+      <w:r>
+        <w:t>React provide</w:t>
+      </w:r>
+      <w:r>
+        <w:t>s</w:t>
+      </w:r>
+      <w:r>
+        <w:t xml:space="preserve"> a Hook named useState that maintain</w:t>
+      </w:r>
+      <w:r>
+        <w:t>s</w:t>
+      </w:r>
+      <w:r>
+        <w:t xml:space="preserve"> the state of a piece of data and notif</w:t>
+      </w:r>
+      <w:r>
+        <w:t>ies</w:t>
+      </w:r>
+      <w:r>
+        <w:t xml:space="preserve"> all dependent components to be refreshed when updated.</w:t>
+      </w:r>
+    </w:p>
+    <w:p>
+      <w:r>
+        <w:t>We first i</w:t>
+      </w:r>
+      <w:r>
+        <w:t xml:space="preserve">mport the React hook function useState and </w:t>
+      </w:r>
+      <w:r>
+        <w:t xml:space="preserve">then we </w:t>
+      </w:r>
+      <w:r>
+        <w:t>store the dataset in a state object:</w:t>
+      </w:r>
+    </w:p>
+    <w:p>
+      <w:pPr>
+        <w:pStyle w:val="Code"/>
+      </w:pPr>
+      <w:bookmarkStart w:id="13" w:name="_Hlk218078550"/>
+      <w:r>
+        <w:t>import {useState} from 'react'</w:t>
+      </w:r>
+    </w:p>
+    <w:p>
+      <w:pPr>
+        <w:pStyle w:val="Code"/>
+      </w:pPr>
+      <w:r>
+        <w:t>...</w:t>
+      </w:r>
+    </w:p>
+    <w:p>
+      <w:pPr>
+        <w:pStyle w:val="Code"/>
+      </w:pPr>
+      <w:r>
+        <w:t>function App() {</w:t>
+      </w:r>
+      <w:r>
+        <w:br/>
+        <w:t xml:space="preserve">    </w:t>
+      </w:r>
+      <w:r>
+        <w:t>...</w:t>
+      </w:r>
+      <w:r>
+        <w:br/>
+        <w:t xml:space="preserve">    const initGenData = genGridData(nbRows,nbCols);</w:t>
+      </w:r>
+      <w:r>
+        <w:br/>
+        <w:t xml:space="preserve">    const </w:t>
+      </w:r>
+      <w:r>
+        <w:t>[</w:t>
+      </w:r>
+      <w:r>
+        <w:t>genData,setGenData</w:t>
+      </w:r>
+      <w:r>
+        <w:t>]</w:t>
+      </w:r>
+      <w:r>
+        <w:t xml:space="preserve"> = useState(initGenData)</w:t>
+      </w:r>
+    </w:p>
+    <w:p>
+      <w:pPr>
+        <w:pStyle w:val="Code"/>
+      </w:pPr>
+      <w:r>
+        <w:t xml:space="preserve">    ...</w:t>
+      </w:r>
+    </w:p>
+    <w:p>
+      <w:pPr>
+        <w:pStyle w:val="Code"/>
+      </w:pPr>
+      <w:r>
+        <w:t>}</w:t>
+      </w:r>
+    </w:p>
+    <w:bookmarkEnd w:id="13"/>
+    <w:p>
+      <w:r>
+        <w:t xml:space="preserve">useState returns two objects: one </w:t>
+      </w:r>
+      <w:r>
+        <w:t>contain</w:t>
+      </w:r>
+      <w:r>
+        <w:t xml:space="preserve">ing </w:t>
+      </w:r>
+      <w:r>
+        <w:t xml:space="preserve">the stored data </w:t>
+      </w:r>
+      <w:r>
+        <w:t>(</w:t>
+      </w:r>
+      <w:r>
+        <w:t>genData</w:t>
+      </w:r>
+      <w:r>
+        <w:t>)</w:t>
+      </w:r>
+      <w:r>
+        <w:t xml:space="preserve">, and one </w:t>
+      </w:r>
+      <w:r>
+        <w:t>contain</w:t>
+      </w:r>
+      <w:r>
+        <w:t>ing</w:t>
+      </w:r>
+      <w:r>
+        <w:t xml:space="preserve"> </w:t>
+      </w:r>
+      <w:r>
+        <w:t>a setter method</w:t>
+      </w:r>
+      <w:r>
+        <w:t xml:space="preserve"> </w:t>
+      </w:r>
+      <w:r>
+        <w:t>(</w:t>
+      </w:r>
+      <w:r>
+        <w:t>setGenData</w:t>
+      </w:r>
+      <w:r>
+        <w:t>)</w:t>
+      </w:r>
+      <w:r>
+        <w:t xml:space="preserve"> to update the data in the store.</w:t>
+      </w:r>
+      <w:r>
+        <w:t xml:space="preserve"> When the setter method is called, the React life cycle notif</w:t>
+      </w:r>
+      <w:r>
+        <w:t>ies</w:t>
+      </w:r>
+      <w:r>
+        <w:t xml:space="preserve"> automatically all the components using genData </w:t>
+      </w:r>
+      <w:r>
+        <w:t xml:space="preserve">(declared in their </w:t>
+      </w:r>
+      <w:r>
+        <w:t>properties</w:t>
+      </w:r>
+      <w:r>
+        <w:t>)</w:t>
+      </w:r>
+      <w:r>
+        <w:t xml:space="preserve"> to be informed the data has changed and they </w:t>
+      </w:r>
+      <w:r>
+        <w:t xml:space="preserve">need to </w:t>
+      </w:r>
+      <w:r>
+        <w:t xml:space="preserve">render </w:t>
+      </w:r>
+      <w:r>
+        <w:t xml:space="preserve">themself </w:t>
+      </w:r>
+      <w:r>
+        <w:t>again.</w:t>
+      </w:r>
+    </w:p>
+    <w:p>
+      <w:r>
+        <w:t xml:space="preserve">In our example </w:t>
+      </w:r>
+      <w:r>
+        <w:t xml:space="preserve">we pass the data </w:t>
+      </w:r>
+      <w:r>
+        <w:t xml:space="preserve">through a </w:t>
+      </w:r>
+      <w:r>
+        <w:t>propert</w:t>
+      </w:r>
+      <w:r>
+        <w:t>y</w:t>
+      </w:r>
+      <w:r>
+        <w:t xml:space="preserve"> of the Matrix component</w:t>
+      </w:r>
+      <w:r>
+        <w:t xml:space="preserve"> </w:t>
+      </w:r>
+      <w:r>
+        <w:t>(</w:t>
+      </w:r>
+      <w:r>
+        <w:t>{matrixData}</w:t>
+      </w:r>
+      <w:r>
+        <w:t xml:space="preserve"> in parameter) </w:t>
+      </w:r>
+      <w:r>
+        <w:t xml:space="preserve">and use </w:t>
+      </w:r>
+      <w:r>
+        <w:t xml:space="preserve">it </w:t>
+      </w:r>
+      <w:r>
+        <w:t>to render the cells</w:t>
+      </w:r>
+      <w:r>
+        <w:t xml:space="preserve"> in renderMatrix</w:t>
+      </w:r>
+      <w:r>
+        <w:t>:</w:t>
+      </w:r>
+    </w:p>
+    <w:p>
+      <w:pPr>
+        <w:pStyle w:val="Code"/>
+      </w:pPr>
+      <w:bookmarkStart w:id="14" w:name="_Hlk218078670"/>
+      <w:r>
+        <w:t>...</w:t>
+      </w:r>
+    </w:p>
+    <w:p>
+      <w:pPr>
+        <w:pStyle w:val="Code"/>
+      </w:pPr>
+      <w:r>
+        <w:t>function Matrix({matrixData}){</w:t>
+      </w:r>
+      <w:r>
+        <w:br/>
+        <w:t xml:space="preserve">    const renderMatrix = function(){</w:t>
+      </w:r>
+      <w:r>
+        <w:br/>
+        <w:t xml:space="preserve">        return matrixData.map(cellData=&gt;{</w:t>
+      </w:r>
+      <w:r>
+        <w:br/>
+        <w:t xml:space="preserve">            return &lt;Cell </w:t>
+      </w:r>
+      <w:r>
+        <w:t>key={cellData.</w:t>
+      </w:r>
       <w:r>
         <w:t>index</w:t>
       </w:r>
       <w:r>
-        <w:t>:integer</w:t>
-      </w:r>
-      <w:proofErr w:type="spellEnd"/>
-      <w:proofErr w:type="gramEnd"/>
-      <w:r>
-        <w:t xml:space="preserve">, </w:t>
-      </w:r>
-      <w:proofErr w:type="spellStart"/>
-      <w:proofErr w:type="gramStart"/>
-      <w:r>
-        <w:t>rowPos</w:t>
-      </w:r>
-      <w:r>
-        <w:t>:integer</w:t>
-      </w:r>
-      <w:proofErr w:type="spellEnd"/>
-      <w:proofErr w:type="gramEnd"/>
-      <w:r>
-        <w:t xml:space="preserve">, </w:t>
-      </w:r>
-      <w:proofErr w:type="spellStart"/>
-      <w:proofErr w:type="gramStart"/>
-      <w:r>
-        <w:t>colPos</w:t>
-      </w:r>
-      <w:r>
-        <w:t>:integer</w:t>
-      </w:r>
-      <w:proofErr w:type="spellEnd"/>
-      <w:proofErr w:type="gramEnd"/>
-      <w:r>
-        <w:t xml:space="preserve">, </w:t>
-      </w:r>
-      <w:proofErr w:type="spellStart"/>
-      <w:proofErr w:type="gramStart"/>
-      <w:r>
-        <w:t>nbProductSold</w:t>
+        <w:t>}</w:t>
+      </w:r>
+      <w:r>
+        <w:t xml:space="preserve"> </w:t>
+      </w:r>
+      <w:r>
+        <w:t>rowPos={cellData.rowPos} colPos={cellData.colPos}/&gt;</w:t>
+      </w:r>
+      <w:r>
+        <w:br/>
+        <w:t xml:space="preserve">        })</w:t>
+      </w:r>
+      <w:r>
+        <w:br/>
+        <w:t xml:space="preserve">    }</w:t>
+      </w:r>
+    </w:p>
+    <w:p>
+      <w:pPr>
+        <w:pStyle w:val="Code"/>
+      </w:pPr>
+      <w:r>
+        <w:t>...</w:t>
+      </w:r>
+    </w:p>
+    <w:bookmarkEnd w:id="14"/>
+    <w:p>
+      <w:r>
+        <w:t xml:space="preserve">In the return of App function in App.js, add the property </w:t>
+      </w:r>
+      <w:r>
+        <w:t>matrixData={genData}</w:t>
+      </w:r>
+      <w:r>
+        <w:t xml:space="preserve"> to declare the stored genData state as a property of the Matrix component</w:t>
       </w:r>
       <w:r>
         <w:t>:</w:t>
       </w:r>
-      <w:r>
-        <w:t>integer</w:t>
-      </w:r>
-      <w:proofErr w:type="spellEnd"/>
-      <w:proofErr w:type="gramEnd"/>
-      <w:r>
-        <w:t xml:space="preserve">, </w:t>
-      </w:r>
-      <w:proofErr w:type="spellStart"/>
-      <w:proofErr w:type="gramStart"/>
-      <w:r>
-        <w:t>salesGrowth</w:t>
-      </w:r>
-      <w:r>
-        <w:t>:float</w:t>
-      </w:r>
-      <w:proofErr w:type="spellEnd"/>
-      <w:proofErr w:type="gramEnd"/>
-      <w:r>
-        <w:t xml:space="preserve">, </w:t>
-      </w:r>
-      <w:proofErr w:type="spellStart"/>
-      <w:proofErr w:type="gramStart"/>
-      <w:r>
-        <w:t>rowLabel:string</w:t>
-      </w:r>
-      <w:proofErr w:type="spellEnd"/>
-      <w:proofErr w:type="gramEnd"/>
-      <w:r>
-        <w:t xml:space="preserve">, </w:t>
-      </w:r>
-      <w:proofErr w:type="spellStart"/>
-      <w:proofErr w:type="gramStart"/>
-      <w:r>
-        <w:t>colLabel:string</w:t>
-      </w:r>
-      <w:proofErr w:type="spellEnd"/>
-      <w:proofErr w:type="gramEnd"/>
-      <w:r>
-        <w:t>}</w:t>
-      </w:r>
-    </w:p>
-    <w:bookmarkEnd w:id="11"/>
-    <w:p>
-      <w:r>
-        <w:t xml:space="preserve">The index is the position of the object in the list, the </w:t>
-      </w:r>
-      <w:proofErr w:type="spellStart"/>
-      <w:r>
-        <w:t>rowPos</w:t>
-      </w:r>
-      <w:proofErr w:type="spellEnd"/>
-      <w:r>
-        <w:t xml:space="preserve"> and </w:t>
-      </w:r>
-      <w:proofErr w:type="spellStart"/>
-      <w:r>
-        <w:t>colPos</w:t>
-      </w:r>
-      <w:proofErr w:type="spellEnd"/>
-      <w:r>
-        <w:t xml:space="preserve"> are respectively the positions of the cell in rows and columns. </w:t>
-      </w:r>
-      <w:r>
-        <w:t>The rows represent</w:t>
-      </w:r>
-      <w:r>
-        <w:t xml:space="preserve"> the </w:t>
-      </w:r>
-      <w:r>
-        <w:t>companies sell</w:t>
-      </w:r>
-      <w:r>
-        <w:t>ing</w:t>
-      </w:r>
-      <w:r>
-        <w:t xml:space="preserve"> their products in different countries in columns. T</w:t>
-      </w:r>
-      <w:r>
-        <w:t xml:space="preserve">he value </w:t>
-      </w:r>
-      <w:proofErr w:type="spellStart"/>
-      <w:r>
-        <w:t>nbProduct</w:t>
-      </w:r>
-      <w:r>
-        <w:t>S</w:t>
-      </w:r>
-      <w:r>
-        <w:t>old</w:t>
-      </w:r>
-      <w:proofErr w:type="spellEnd"/>
-      <w:r>
-        <w:t xml:space="preserve"> is the number of products sold </w:t>
-      </w:r>
-      <w:r>
-        <w:t xml:space="preserve">by each company in each </w:t>
-      </w:r>
-      <w:r>
-        <w:t xml:space="preserve">country </w:t>
-      </w:r>
-      <w:r>
-        <w:t xml:space="preserve">and </w:t>
-      </w:r>
-      <w:r>
-        <w:t xml:space="preserve">the </w:t>
-      </w:r>
-      <w:proofErr w:type="spellStart"/>
-      <w:r>
-        <w:t>salesGrowth</w:t>
-      </w:r>
-      <w:proofErr w:type="spellEnd"/>
-      <w:r>
-        <w:t xml:space="preserve"> is the sales growth of the previous year of each company in each country</w:t>
-      </w:r>
-      <w:r>
-        <w:t>.</w:t>
-      </w:r>
-    </w:p>
-    <w:p>
-      <w:r>
-        <w:t xml:space="preserve">We will first </w:t>
-      </w:r>
-      <w:r>
-        <w:t>generate a 4x4 matrix dataset</w:t>
-      </w:r>
-      <w:r>
-        <w:t xml:space="preserve"> in App.js component</w:t>
-      </w:r>
-      <w:r>
-        <w:t>.</w:t>
-      </w:r>
-      <w:r>
-        <w:t xml:space="preserve"> </w:t>
-      </w:r>
-      <w:r>
-        <w:t>We i</w:t>
-      </w:r>
-      <w:r>
-        <w:t xml:space="preserve">mport the function and call it in the </w:t>
-      </w:r>
-      <w:r>
-        <w:t xml:space="preserve">App </w:t>
-      </w:r>
-      <w:r>
-        <w:t>component function</w:t>
-      </w:r>
-      <w:r>
-        <w:t>:</w:t>
-      </w:r>
-    </w:p>
-    <w:p>
-      <w:pPr>
-        <w:pStyle w:val="Code"/>
-      </w:pPr>
-      <w:bookmarkStart w:id="12" w:name="_Hlk218078375"/>
-      <w:r>
-        <w:lastRenderedPageBreak/>
-        <w:t>import {</w:t>
-      </w:r>
-      <w:proofErr w:type="spellStart"/>
-      <w:r>
-        <w:t>genGridData</w:t>
-      </w:r>
-      <w:proofErr w:type="spellEnd"/>
-      <w:r>
-        <w:t xml:space="preserve">} from </w:t>
-      </w:r>
-      <w:proofErr w:type="gramStart"/>
-      <w:r>
-        <w:t>"./</w:t>
-      </w:r>
-      <w:proofErr w:type="gramEnd"/>
-      <w:r>
-        <w:t>utils/helper</w:t>
-      </w:r>
-      <w:proofErr w:type="gramStart"/>
-      <w:r>
-        <w:t>";</w:t>
-      </w:r>
-      <w:proofErr w:type="gramEnd"/>
-    </w:p>
-    <w:p>
-      <w:pPr>
-        <w:pStyle w:val="Code"/>
-      </w:pPr>
+    </w:p>
+    <w:p>
+      <w:pPr>
+        <w:pStyle w:val="Code"/>
+      </w:pPr>
+      <w:bookmarkStart w:id="15" w:name="_Hlk218079213"/>
       <w:r>
         <w:t>...</w:t>
       </w:r>
@@ -3520,757 +2863,37 @@
         <w:pStyle w:val="Code"/>
       </w:pPr>
       <w:r>
-        <w:t xml:space="preserve">function </w:t>
-      </w:r>
-      <w:proofErr w:type="gramStart"/>
-      <w:r>
-        <w:t>App(</w:t>
-      </w:r>
-      <w:proofErr w:type="gramEnd"/>
-      <w:r>
-        <w:t>) {</w:t>
-      </w:r>
-    </w:p>
-    <w:p>
-      <w:pPr>
-        <w:pStyle w:val="Code"/>
-      </w:pPr>
-      <w:r>
-        <w:t xml:space="preserve">    </w:t>
-      </w:r>
-      <w:proofErr w:type="spellStart"/>
-      <w:r>
-        <w:t>const</w:t>
-      </w:r>
-      <w:proofErr w:type="spellEnd"/>
-      <w:r>
-        <w:t xml:space="preserve"> </w:t>
-      </w:r>
-      <w:proofErr w:type="spellStart"/>
-      <w:r>
-        <w:t>nbRows</w:t>
-      </w:r>
-      <w:proofErr w:type="spellEnd"/>
-      <w:r>
-        <w:t xml:space="preserve">=4, </w:t>
-      </w:r>
-      <w:proofErr w:type="spellStart"/>
-      <w:r>
-        <w:t>nbCols</w:t>
-      </w:r>
-      <w:proofErr w:type="spellEnd"/>
-      <w:r>
-        <w:t>=</w:t>
-      </w:r>
-      <w:proofErr w:type="gramStart"/>
-      <w:r>
-        <w:t>4;</w:t>
-      </w:r>
-      <w:proofErr w:type="gramEnd"/>
-    </w:p>
-    <w:p>
-      <w:pPr>
-        <w:pStyle w:val="Code"/>
-      </w:pPr>
-      <w:r>
-        <w:t xml:space="preserve">    </w:t>
-      </w:r>
-      <w:proofErr w:type="spellStart"/>
-      <w:r>
-        <w:t>const</w:t>
-      </w:r>
-      <w:proofErr w:type="spellEnd"/>
-      <w:r>
-        <w:t xml:space="preserve"> </w:t>
-      </w:r>
-      <w:proofErr w:type="spellStart"/>
-      <w:r>
-        <w:t>initGenData</w:t>
-      </w:r>
-      <w:proofErr w:type="spellEnd"/>
-      <w:r>
-        <w:t xml:space="preserve"> = </w:t>
-      </w:r>
-      <w:proofErr w:type="spellStart"/>
-      <w:r>
-        <w:t>genGridData</w:t>
-      </w:r>
-      <w:proofErr w:type="spellEnd"/>
-      <w:r>
-        <w:t>(</w:t>
-      </w:r>
-      <w:proofErr w:type="spellStart"/>
-      <w:proofErr w:type="gramStart"/>
-      <w:r>
-        <w:t>nbRows,nbCols</w:t>
-      </w:r>
-      <w:proofErr w:type="spellEnd"/>
-      <w:r>
-        <w:t>);</w:t>
-      </w:r>
-      <w:proofErr w:type="gramEnd"/>
-    </w:p>
-    <w:p>
-      <w:pPr>
-        <w:pStyle w:val="Code"/>
-      </w:pPr>
-      <w:r>
-        <w:t xml:space="preserve">    return (</w:t>
-      </w:r>
-    </w:p>
-    <w:p>
-      <w:pPr>
-        <w:pStyle w:val="Code"/>
-      </w:pPr>
-      <w:r>
-        <w:t xml:space="preserve">    ...</w:t>
-      </w:r>
-    </w:p>
-    <w:p>
-      <w:pPr>
-        <w:pStyle w:val="Code"/>
-      </w:pPr>
-      <w:r>
-        <w:t xml:space="preserve">    )</w:t>
-      </w:r>
-    </w:p>
-    <w:bookmarkEnd w:id="12"/>
-    <w:p>
-      <w:r>
-        <w:t>React provide</w:t>
-      </w:r>
-      <w:r>
-        <w:t>s</w:t>
-      </w:r>
-      <w:r>
-        <w:t xml:space="preserve"> a Hook named </w:t>
-      </w:r>
-      <w:proofErr w:type="spellStart"/>
-      <w:r>
-        <w:t>useState</w:t>
-      </w:r>
-      <w:proofErr w:type="spellEnd"/>
-      <w:r>
-        <w:t xml:space="preserve"> that maintain</w:t>
-      </w:r>
-      <w:r>
-        <w:t>s</w:t>
-      </w:r>
-      <w:r>
-        <w:t xml:space="preserve"> the state of a piece of data and notif</w:t>
-      </w:r>
-      <w:r>
-        <w:t>ies</w:t>
-      </w:r>
-      <w:r>
-        <w:t xml:space="preserve"> all dependent components to be refreshed when updated.</w:t>
-      </w:r>
-    </w:p>
-    <w:p>
-      <w:r>
-        <w:t>We first i</w:t>
-      </w:r>
-      <w:r>
-        <w:t xml:space="preserve">mport the React hook function </w:t>
-      </w:r>
-      <w:proofErr w:type="spellStart"/>
-      <w:r>
-        <w:t>useState</w:t>
-      </w:r>
-      <w:proofErr w:type="spellEnd"/>
-      <w:r>
-        <w:t xml:space="preserve"> and </w:t>
-      </w:r>
-      <w:r>
-        <w:t xml:space="preserve">then we </w:t>
-      </w:r>
-      <w:r>
-        <w:t>store the dataset in a state object:</w:t>
-      </w:r>
-    </w:p>
-    <w:p>
-      <w:pPr>
-        <w:pStyle w:val="Code"/>
-      </w:pPr>
-      <w:bookmarkStart w:id="13" w:name="_Hlk218078550"/>
-      <w:r>
-        <w:t>import {</w:t>
-      </w:r>
-      <w:proofErr w:type="spellStart"/>
-      <w:r>
-        <w:t>useState</w:t>
-      </w:r>
-      <w:proofErr w:type="spellEnd"/>
-      <w:r>
-        <w:t>} from 'react'</w:t>
-      </w:r>
-    </w:p>
-    <w:p>
-      <w:pPr>
-        <w:pStyle w:val="Code"/>
+        <w:t>&lt;div id="view-container"&gt;</w:t>
+      </w:r>
+      <w:r>
+        <w:br/>
+        <w:t xml:space="preserve">    &lt;Matrix matrixData={genData}/&gt;</w:t>
+      </w:r>
+      <w:r>
+        <w:br/>
+        <w:t>&lt;/div&gt;</w:t>
+      </w:r>
+    </w:p>
+    <w:p>
+      <w:pPr>
+        <w:pStyle w:val="Code"/>
+        <w:keepNext w:val="0"/>
       </w:pPr>
       <w:r>
         <w:t>...</w:t>
       </w:r>
     </w:p>
-    <w:p>
-      <w:pPr>
-        <w:pStyle w:val="Code"/>
-      </w:pPr>
-      <w:r>
-        <w:t xml:space="preserve">function </w:t>
-      </w:r>
-      <w:proofErr w:type="gramStart"/>
-      <w:r>
-        <w:t>App(</w:t>
-      </w:r>
-      <w:proofErr w:type="gramEnd"/>
-      <w:r>
-        <w:t>) {</w:t>
-      </w:r>
-      <w:r>
-        <w:br/>
-        <w:t xml:space="preserve">    </w:t>
-      </w:r>
-      <w:r>
-        <w:t>...</w:t>
-      </w:r>
-      <w:r>
-        <w:br/>
-        <w:t xml:space="preserve">    </w:t>
-      </w:r>
-      <w:proofErr w:type="spellStart"/>
-      <w:r>
-        <w:t>const</w:t>
-      </w:r>
-      <w:proofErr w:type="spellEnd"/>
-      <w:r>
-        <w:t xml:space="preserve"> </w:t>
-      </w:r>
-      <w:proofErr w:type="spellStart"/>
-      <w:r>
-        <w:t>initGenData</w:t>
-      </w:r>
-      <w:proofErr w:type="spellEnd"/>
-      <w:r>
-        <w:t xml:space="preserve"> = </w:t>
-      </w:r>
-      <w:proofErr w:type="spellStart"/>
-      <w:r>
-        <w:t>genGridData</w:t>
-      </w:r>
-      <w:proofErr w:type="spellEnd"/>
-      <w:r>
-        <w:t>(</w:t>
-      </w:r>
-      <w:proofErr w:type="spellStart"/>
-      <w:proofErr w:type="gramStart"/>
-      <w:r>
-        <w:t>nbRows,nbCols</w:t>
-      </w:r>
-      <w:proofErr w:type="spellEnd"/>
-      <w:proofErr w:type="gramEnd"/>
-      <w:r>
-        <w:t>);</w:t>
-      </w:r>
-      <w:r>
-        <w:br/>
-        <w:t xml:space="preserve">    </w:t>
-      </w:r>
-      <w:proofErr w:type="spellStart"/>
-      <w:r>
-        <w:t>const</w:t>
-      </w:r>
-      <w:proofErr w:type="spellEnd"/>
-      <w:r>
-        <w:t xml:space="preserve"> </w:t>
-      </w:r>
-      <w:r>
-        <w:t>[</w:t>
-      </w:r>
-      <w:proofErr w:type="spellStart"/>
-      <w:proofErr w:type="gramStart"/>
-      <w:r>
-        <w:t>genData,setGenData</w:t>
-      </w:r>
-      <w:proofErr w:type="spellEnd"/>
-      <w:proofErr w:type="gramEnd"/>
-      <w:r>
-        <w:t>]</w:t>
-      </w:r>
-      <w:r>
-        <w:t xml:space="preserve"> = </w:t>
-      </w:r>
-      <w:proofErr w:type="spellStart"/>
-      <w:r>
-        <w:t>useState</w:t>
-      </w:r>
-      <w:proofErr w:type="spellEnd"/>
-      <w:r>
-        <w:t>(</w:t>
-      </w:r>
-      <w:proofErr w:type="spellStart"/>
-      <w:r>
-        <w:t>initGenData</w:t>
-      </w:r>
-      <w:proofErr w:type="spellEnd"/>
-      <w:r>
-        <w:t>)</w:t>
-      </w:r>
-    </w:p>
-    <w:p>
-      <w:pPr>
-        <w:pStyle w:val="Code"/>
-      </w:pPr>
-      <w:r>
-        <w:t xml:space="preserve">    ...</w:t>
-      </w:r>
-    </w:p>
-    <w:p>
-      <w:pPr>
-        <w:pStyle w:val="Code"/>
-      </w:pPr>
-      <w:r>
-        <w:t>}</w:t>
-      </w:r>
-    </w:p>
-    <w:bookmarkEnd w:id="13"/>
-    <w:p>
-      <w:proofErr w:type="spellStart"/>
-      <w:r>
-        <w:t>useState</w:t>
-      </w:r>
-      <w:proofErr w:type="spellEnd"/>
-      <w:r>
-        <w:t xml:space="preserve"> returns two objects: one </w:t>
-      </w:r>
-      <w:r>
-        <w:t>contain</w:t>
-      </w:r>
-      <w:r>
-        <w:t xml:space="preserve">ing </w:t>
-      </w:r>
-      <w:r>
-        <w:t xml:space="preserve">the stored data </w:t>
-      </w:r>
-      <w:r>
-        <w:t>(</w:t>
-      </w:r>
-      <w:proofErr w:type="spellStart"/>
-      <w:r>
-        <w:t>genData</w:t>
-      </w:r>
-      <w:proofErr w:type="spellEnd"/>
-      <w:r>
-        <w:t>)</w:t>
-      </w:r>
-      <w:r>
-        <w:t xml:space="preserve">, and one </w:t>
-      </w:r>
-      <w:r>
-        <w:t>contain</w:t>
-      </w:r>
-      <w:r>
-        <w:t>ing</w:t>
-      </w:r>
-      <w:r>
-        <w:t xml:space="preserve"> </w:t>
-      </w:r>
-      <w:r>
-        <w:t>a setter method</w:t>
-      </w:r>
-      <w:r>
-        <w:t xml:space="preserve"> </w:t>
-      </w:r>
-      <w:r>
-        <w:t>(</w:t>
-      </w:r>
-      <w:proofErr w:type="spellStart"/>
-      <w:r>
-        <w:t>setGenData</w:t>
-      </w:r>
-      <w:proofErr w:type="spellEnd"/>
-      <w:r>
-        <w:t>)</w:t>
-      </w:r>
-      <w:r>
-        <w:t xml:space="preserve"> to update the data in the store.</w:t>
-      </w:r>
-      <w:r>
-        <w:t xml:space="preserve"> When the setter method is called, the React life cycle notif</w:t>
-      </w:r>
-      <w:r>
-        <w:t>ies</w:t>
-      </w:r>
-      <w:r>
-        <w:t xml:space="preserve"> automatically all the components using </w:t>
-      </w:r>
-      <w:proofErr w:type="spellStart"/>
-      <w:r>
-        <w:t>genData</w:t>
-      </w:r>
-      <w:proofErr w:type="spellEnd"/>
-      <w:r>
-        <w:t xml:space="preserve"> </w:t>
-      </w:r>
-      <w:r>
-        <w:t xml:space="preserve">(declared in their </w:t>
-      </w:r>
-      <w:r>
-        <w:t>properties</w:t>
-      </w:r>
-      <w:r>
-        <w:t>)</w:t>
-      </w:r>
-      <w:r>
-        <w:t xml:space="preserve"> to be informed the data has changed and they </w:t>
-      </w:r>
-      <w:r>
-        <w:t xml:space="preserve">need to </w:t>
-      </w:r>
-      <w:r>
-        <w:t xml:space="preserve">render </w:t>
-      </w:r>
-      <w:r>
-        <w:t xml:space="preserve">themself </w:t>
-      </w:r>
-      <w:r>
-        <w:t>again.</w:t>
-      </w:r>
-    </w:p>
-    <w:p>
-      <w:r>
-        <w:t xml:space="preserve">In our example </w:t>
-      </w:r>
-      <w:r>
-        <w:t xml:space="preserve">we pass the data </w:t>
-      </w:r>
-      <w:r>
-        <w:t xml:space="preserve">through a </w:t>
-      </w:r>
-      <w:r>
-        <w:t>propert</w:t>
-      </w:r>
-      <w:r>
-        <w:t>y</w:t>
-      </w:r>
-      <w:r>
-        <w:t xml:space="preserve"> of the Matrix component</w:t>
-      </w:r>
-      <w:r>
-        <w:t xml:space="preserve"> </w:t>
-      </w:r>
-      <w:r>
-        <w:t>(</w:t>
-      </w:r>
-      <w:r>
-        <w:t>{</w:t>
-      </w:r>
-      <w:proofErr w:type="spellStart"/>
-      <w:r>
-        <w:t>matrixData</w:t>
-      </w:r>
-      <w:proofErr w:type="spellEnd"/>
-      <w:r>
-        <w:t>}</w:t>
-      </w:r>
-      <w:r>
-        <w:t xml:space="preserve"> in parameter) </w:t>
-      </w:r>
-      <w:r>
-        <w:t xml:space="preserve">and use </w:t>
-      </w:r>
-      <w:r>
-        <w:t xml:space="preserve">it </w:t>
-      </w:r>
-      <w:r>
-        <w:t>to render the cells</w:t>
-      </w:r>
-      <w:r>
-        <w:t xml:space="preserve"> in </w:t>
-      </w:r>
-      <w:proofErr w:type="spellStart"/>
-      <w:r>
-        <w:t>renderMatrix</w:t>
-      </w:r>
-      <w:proofErr w:type="spellEnd"/>
-      <w:r>
-        <w:t>:</w:t>
-      </w:r>
-    </w:p>
-    <w:p>
-      <w:pPr>
-        <w:pStyle w:val="Code"/>
-      </w:pPr>
-      <w:bookmarkStart w:id="14" w:name="_Hlk218078670"/>
-      <w:r>
-        <w:t>...</w:t>
-      </w:r>
-    </w:p>
-    <w:p>
-      <w:pPr>
-        <w:pStyle w:val="Code"/>
-      </w:pPr>
-      <w:r>
-        <w:t>function Matrix({</w:t>
-      </w:r>
-      <w:proofErr w:type="spellStart"/>
-      <w:r>
-        <w:t>matrixData</w:t>
-      </w:r>
-      <w:proofErr w:type="spellEnd"/>
-      <w:proofErr w:type="gramStart"/>
-      <w:r>
-        <w:t>}){</w:t>
-      </w:r>
-      <w:proofErr w:type="gramEnd"/>
-      <w:r>
-        <w:br/>
-        <w:t xml:space="preserve">    </w:t>
-      </w:r>
-      <w:proofErr w:type="spellStart"/>
-      <w:r>
-        <w:t>const</w:t>
-      </w:r>
-      <w:proofErr w:type="spellEnd"/>
-      <w:r>
-        <w:t xml:space="preserve"> </w:t>
-      </w:r>
-      <w:proofErr w:type="spellStart"/>
-      <w:r>
-        <w:t>renderMatrix</w:t>
-      </w:r>
-      <w:proofErr w:type="spellEnd"/>
-      <w:r>
-        <w:t xml:space="preserve"> = </w:t>
-      </w:r>
-      <w:proofErr w:type="gramStart"/>
-      <w:r>
-        <w:t>function(){</w:t>
-      </w:r>
-      <w:proofErr w:type="gramEnd"/>
-      <w:r>
-        <w:br/>
-        <w:t xml:space="preserve">        return </w:t>
-      </w:r>
-      <w:proofErr w:type="spellStart"/>
-      <w:r>
-        <w:t>matrixData.map</w:t>
-      </w:r>
-      <w:proofErr w:type="spellEnd"/>
-      <w:r>
-        <w:t>(</w:t>
-      </w:r>
-      <w:proofErr w:type="spellStart"/>
-      <w:r>
-        <w:t>cellData</w:t>
-      </w:r>
-      <w:proofErr w:type="spellEnd"/>
-      <w:r>
-        <w:t>=</w:t>
-      </w:r>
-      <w:proofErr w:type="gramStart"/>
-      <w:r>
-        <w:t>&gt;{</w:t>
-      </w:r>
-      <w:proofErr w:type="gramEnd"/>
-      <w:r>
-        <w:br/>
-        <w:t xml:space="preserve">            return &lt;Cell </w:t>
-      </w:r>
-      <w:r>
-        <w:t>key</w:t>
-      </w:r>
-      <w:proofErr w:type="gramStart"/>
-      <w:r>
-        <w:t>={</w:t>
-      </w:r>
-      <w:proofErr w:type="spellStart"/>
-      <w:proofErr w:type="gramEnd"/>
-      <w:r>
-        <w:t>cellData.</w:t>
-      </w:r>
-      <w:r>
-        <w:t>index</w:t>
-      </w:r>
-      <w:proofErr w:type="spellEnd"/>
-      <w:r>
-        <w:t>}</w:t>
-      </w:r>
-      <w:r>
-        <w:t xml:space="preserve"> </w:t>
-      </w:r>
-      <w:proofErr w:type="spellStart"/>
-      <w:r>
-        <w:t>rowPos</w:t>
-      </w:r>
-      <w:proofErr w:type="spellEnd"/>
-      <w:proofErr w:type="gramStart"/>
-      <w:r>
-        <w:t>={</w:t>
-      </w:r>
-      <w:proofErr w:type="spellStart"/>
-      <w:proofErr w:type="gramEnd"/>
-      <w:r>
-        <w:t>cellData.rowPos</w:t>
-      </w:r>
-      <w:proofErr w:type="spellEnd"/>
-      <w:r>
-        <w:t xml:space="preserve">} </w:t>
-      </w:r>
-      <w:proofErr w:type="spellStart"/>
-      <w:r>
-        <w:t>colPos</w:t>
-      </w:r>
-      <w:proofErr w:type="spellEnd"/>
-      <w:proofErr w:type="gramStart"/>
-      <w:r>
-        <w:t>={</w:t>
-      </w:r>
-      <w:proofErr w:type="spellStart"/>
-      <w:proofErr w:type="gramEnd"/>
-      <w:r>
-        <w:t>cellData.colPos</w:t>
-      </w:r>
-      <w:proofErr w:type="spellEnd"/>
-      <w:r>
-        <w:t>}/&gt;</w:t>
-      </w:r>
-      <w:r>
-        <w:br/>
-        <w:t xml:space="preserve">        })</w:t>
-      </w:r>
-      <w:r>
-        <w:br/>
-        <w:t xml:space="preserve">  </w:t>
-      </w:r>
-      <w:proofErr w:type="gramStart"/>
-      <w:r>
-        <w:t xml:space="preserve">  }</w:t>
-      </w:r>
-      <w:proofErr w:type="gramEnd"/>
-    </w:p>
-    <w:p>
-      <w:pPr>
-        <w:pStyle w:val="Code"/>
-      </w:pPr>
-      <w:r>
-        <w:t>...</w:t>
-      </w:r>
-    </w:p>
-    <w:bookmarkEnd w:id="14"/>
-    <w:p>
-      <w:r>
-        <w:t xml:space="preserve">In the return of App function in App.js, add the property </w:t>
-      </w:r>
-      <w:proofErr w:type="spellStart"/>
-      <w:r>
-        <w:t>matrixData</w:t>
-      </w:r>
-      <w:proofErr w:type="spellEnd"/>
-      <w:r>
-        <w:t>={</w:t>
-      </w:r>
-      <w:proofErr w:type="spellStart"/>
-      <w:r>
-        <w:t>genData</w:t>
-      </w:r>
-      <w:proofErr w:type="spellEnd"/>
-      <w:r>
-        <w:t>}</w:t>
-      </w:r>
-      <w:r>
-        <w:t xml:space="preserve"> to declare the stored </w:t>
-      </w:r>
-      <w:proofErr w:type="spellStart"/>
-      <w:r>
-        <w:t>genData</w:t>
-      </w:r>
-      <w:proofErr w:type="spellEnd"/>
-      <w:r>
-        <w:t xml:space="preserve"> state as a property of the Matrix component</w:t>
-      </w:r>
-      <w:r>
-        <w:t>:</w:t>
-      </w:r>
-    </w:p>
-    <w:p>
-      <w:pPr>
-        <w:pStyle w:val="Code"/>
-      </w:pPr>
-      <w:bookmarkStart w:id="15" w:name="_Hlk218079213"/>
-      <w:r>
-        <w:t>...</w:t>
-      </w:r>
-    </w:p>
-    <w:p>
-      <w:pPr>
-        <w:pStyle w:val="Code"/>
-      </w:pPr>
-      <w:r>
-        <w:t>&lt;div id="view-container"&gt;</w:t>
-      </w:r>
-      <w:r>
-        <w:br/>
-        <w:t xml:space="preserve">    &lt;Matrix </w:t>
-      </w:r>
-      <w:proofErr w:type="spellStart"/>
-      <w:r>
-        <w:t>matrixData</w:t>
-      </w:r>
-      <w:proofErr w:type="spellEnd"/>
-      <w:r>
-        <w:t>={</w:t>
-      </w:r>
-      <w:proofErr w:type="spellStart"/>
-      <w:r>
-        <w:t>genData</w:t>
-      </w:r>
-      <w:proofErr w:type="spellEnd"/>
-      <w:r>
-        <w:t>}/&gt;</w:t>
-      </w:r>
-      <w:r>
-        <w:br/>
-        <w:t>&lt;/div&gt;</w:t>
-      </w:r>
-    </w:p>
-    <w:p>
-      <w:pPr>
-        <w:pStyle w:val="Code"/>
-        <w:keepNext w:val="0"/>
-      </w:pPr>
-      <w:r>
-        <w:t>...</w:t>
-      </w:r>
-    </w:p>
     <w:bookmarkEnd w:id="15"/>
     <w:p>
       <w:pPr>
-        <w:pStyle w:val="Titre2"/>
+        <w:pStyle w:val="Heading2"/>
       </w:pPr>
       <w:r>
         <w:lastRenderedPageBreak/>
         <w:t xml:space="preserve">Control the data generation </w:t>
       </w:r>
       <w:r>
-        <w:t>(</w:t>
-      </w:r>
-      <w:proofErr w:type="spellStart"/>
-      <w:r>
-        <w:t>nbRows</w:t>
-      </w:r>
-      <w:proofErr w:type="spellEnd"/>
-      <w:r>
-        <w:t xml:space="preserve"> x </w:t>
-      </w:r>
-      <w:proofErr w:type="spellStart"/>
-      <w:r>
-        <w:t>nbColumns</w:t>
-      </w:r>
-      <w:proofErr w:type="spellEnd"/>
-      <w:r>
-        <w:t xml:space="preserve">) </w:t>
+        <w:t xml:space="preserve">(nbRows x nbColumns) </w:t>
       </w:r>
       <w:r>
         <w:t>in the control panel</w:t>
@@ -4288,13 +2911,8 @@
         <w:t xml:space="preserve">ee the </w:t>
       </w:r>
       <w:r>
-        <w:t xml:space="preserve">component </w:t>
-      </w:r>
-      <w:proofErr w:type="spellStart"/>
-      <w:r>
-        <w:t>ControlBar</w:t>
-      </w:r>
-      <w:proofErr w:type="spellEnd"/>
+        <w:t>component ControlBar</w:t>
+      </w:r>
       <w:r>
         <w:t xml:space="preserve"> render</w:t>
       </w:r>
@@ -4319,21 +2937,8 @@
       <w:r>
         <w:t xml:space="preserve"> </w:t>
       </w:r>
-      <w:proofErr w:type="spellStart"/>
-      <w:r>
-        <w:t>onSubmit</w:t>
-      </w:r>
-      <w:proofErr w:type="spellEnd"/>
-      <w:r>
-        <w:t>={</w:t>
-      </w:r>
-      <w:proofErr w:type="spellStart"/>
-      <w:r>
-        <w:t>handleOnSubmit</w:t>
-      </w:r>
-      <w:proofErr w:type="spellEnd"/>
-      <w:r>
-        <w:t>}</w:t>
+      <w:r>
+        <w:t>onSubmit={handleOnSubmit}</w:t>
       </w:r>
       <w:r>
         <w:t>&gt;</w:t>
@@ -4348,23 +2953,7 @@
       </w:r>
       <w:r>
         <w:br/>
-        <w:t xml:space="preserve">        &lt;input name="</w:t>
-      </w:r>
-      <w:proofErr w:type="spellStart"/>
-      <w:r>
-        <w:t>nbRows</w:t>
-      </w:r>
-      <w:proofErr w:type="spellEnd"/>
-      <w:r>
-        <w:t xml:space="preserve">" </w:t>
-      </w:r>
-      <w:proofErr w:type="spellStart"/>
-      <w:r>
-        <w:t>defaultValue</w:t>
-      </w:r>
-      <w:proofErr w:type="spellEnd"/>
-      <w:r>
-        <w:t xml:space="preserve"> = "4"/&gt;</w:t>
+        <w:t xml:space="preserve">        &lt;input name="nbRows" defaultValue = "4"/&gt;</w:t>
       </w:r>
       <w:r>
         <w:br/>
@@ -4383,23 +2972,7 @@
       </w:r>
       <w:r>
         <w:br/>
-        <w:t xml:space="preserve">        &lt;input name="</w:t>
-      </w:r>
-      <w:proofErr w:type="spellStart"/>
-      <w:r>
-        <w:t>nbCols</w:t>
-      </w:r>
-      <w:proofErr w:type="spellEnd"/>
-      <w:r>
-        <w:t xml:space="preserve">" </w:t>
-      </w:r>
-      <w:proofErr w:type="spellStart"/>
-      <w:r>
-        <w:t>defaultValue</w:t>
-      </w:r>
-      <w:proofErr w:type="spellEnd"/>
-      <w:r>
-        <w:t xml:space="preserve"> = "4"/&gt;</w:t>
+        <w:t xml:space="preserve">        &lt;input name="nbCols" defaultValue = "4"/&gt;</w:t>
       </w:r>
       <w:r>
         <w:br/>
@@ -4428,15 +3001,7 @@
         <w:t xml:space="preserve"> </w:t>
       </w:r>
       <w:r>
-        <w:t>Call it in the App Component in the &lt;div id</w:t>
-      </w:r>
-      <w:proofErr w:type="gramStart"/>
-      <w:r>
-        <w:t>=”control</w:t>
-      </w:r>
-      <w:proofErr w:type="gramEnd"/>
-      <w:r>
-        <w:t>-bar-container”&gt;</w:t>
+        <w:t>Call it in the App Component in the &lt;div id=”control-bar-container”&gt;</w:t>
       </w:r>
     </w:p>
     <w:p>
@@ -4481,15 +3046,7 @@
         <w:t xml:space="preserve">. </w:t>
       </w:r>
       <w:r>
-        <w:t xml:space="preserve">We want now to communicate the configuration data from the </w:t>
-      </w:r>
-      <w:proofErr w:type="spellStart"/>
-      <w:r>
-        <w:t>ControlBar</w:t>
-      </w:r>
-      <w:proofErr w:type="spellEnd"/>
-      <w:r>
-        <w:t xml:space="preserve"> component to its parent </w:t>
+        <w:t xml:space="preserve">We want now to communicate the configuration data from the ControlBar component to its parent </w:t>
       </w:r>
       <w:r>
         <w:t>(</w:t>
@@ -4510,15 +3067,7 @@
         <w:t xml:space="preserve">To do so, we </w:t>
       </w:r>
       <w:r>
-        <w:t xml:space="preserve">transmit a function in </w:t>
-      </w:r>
-      <w:proofErr w:type="spellStart"/>
-      <w:r>
-        <w:t>ControlBar</w:t>
-      </w:r>
-      <w:proofErr w:type="spellEnd"/>
-      <w:r>
-        <w:t xml:space="preserve"> property which will take </w:t>
+        <w:t xml:space="preserve">transmit a function in ControlBar property which will take </w:t>
       </w:r>
       <w:r>
         <w:t xml:space="preserve">the new configuration data </w:t>
@@ -4593,7 +3142,7 @@
     </w:p>
     <w:p>
       <w:pPr>
-        <w:pStyle w:val="Paragraphedeliste"/>
+        <w:pStyle w:val="ListParagraph"/>
         <w:numPr>
           <w:ilvl w:val="0"/>
           <w:numId w:val="3"/>
@@ -4609,21 +3158,11 @@
         <w:t>an</w:t>
       </w:r>
       <w:r>
-        <w:t xml:space="preserve"> object named </w:t>
-      </w:r>
-      <w:proofErr w:type="spellStart"/>
-      <w:r>
-        <w:t>genConfig</w:t>
-      </w:r>
-      <w:proofErr w:type="spellEnd"/>
-      <w:r>
-        <w:t xml:space="preserve"> with a setter method named </w:t>
-      </w:r>
-      <w:proofErr w:type="spellStart"/>
-      <w:r>
-        <w:t>setGenConfig</w:t>
-      </w:r>
-      <w:proofErr w:type="spellEnd"/>
+        <w:t xml:space="preserve"> object named genConfig</w:t>
+      </w:r>
+      <w:r>
+        <w:t xml:space="preserve"> with a setter method named setGenConfig</w:t>
+      </w:r>
       <w:r>
         <w:t xml:space="preserve">. </w:t>
       </w:r>
@@ -4635,13 +3174,8 @@
       <w:r>
         <w:t xml:space="preserve">e will create a function </w:t>
       </w:r>
-      <w:proofErr w:type="spellStart"/>
-      <w:r>
-        <w:t>updateGenConfigAndGenerate</w:t>
-      </w:r>
-      <w:proofErr w:type="spellEnd"/>
-      <w:r>
-        <w:t xml:space="preserve"> </w:t>
+      <w:r>
+        <w:t xml:space="preserve">updateGenConfigAndGenerate </w:t>
       </w:r>
       <w:r>
         <w:t xml:space="preserve">to update </w:t>
@@ -4650,16 +3184,8 @@
         <w:t>to update the new created state</w:t>
       </w:r>
       <w:r>
-        <w:t xml:space="preserve"> </w:t>
-      </w:r>
-      <w:r>
-        <w:t xml:space="preserve">that will be used by </w:t>
-      </w:r>
-      <w:proofErr w:type="spellStart"/>
-      <w:r>
-        <w:t>ControlBar</w:t>
-      </w:r>
-      <w:proofErr w:type="spellEnd"/>
+        <w:t xml:space="preserve"> that will be used by ControlBar</w:t>
+      </w:r>
       <w:r>
         <w:t>:</w:t>
       </w:r>
@@ -4670,15 +3196,7 @@
       </w:pPr>
       <w:bookmarkStart w:id="17" w:name="_Hlk218079693"/>
       <w:r>
-        <w:t xml:space="preserve">function </w:t>
-      </w:r>
-      <w:proofErr w:type="gramStart"/>
-      <w:r>
-        <w:t>App(</w:t>
-      </w:r>
-      <w:proofErr w:type="gramEnd"/>
-      <w:r>
-        <w:t>) {</w:t>
+        <w:t>function App() {</w:t>
       </w:r>
     </w:p>
     <w:p>
@@ -4689,47 +3207,22 @@
         <w:t xml:space="preserve">  </w:t>
       </w:r>
       <w:r>
+        <w:t>  const [genConfig,setGenConfig] = useState({nbRows:4,nbCols:4});</w:t>
+      </w:r>
+    </w:p>
+    <w:p>
+      <w:pPr>
+        <w:pStyle w:val="Code"/>
+      </w:pPr>
+      <w:r>
         <w:t xml:space="preserve">  </w:t>
       </w:r>
-      <w:proofErr w:type="spellStart"/>
-      <w:r>
-        <w:t>const</w:t>
-      </w:r>
-      <w:proofErr w:type="spellEnd"/>
-      <w:r>
-        <w:t xml:space="preserve"> [</w:t>
-      </w:r>
-      <w:proofErr w:type="spellStart"/>
-      <w:proofErr w:type="gramStart"/>
-      <w:r>
-        <w:t>genConfig,setGenConfig</w:t>
-      </w:r>
-      <w:proofErr w:type="spellEnd"/>
-      <w:proofErr w:type="gramEnd"/>
-      <w:r>
-        <w:t xml:space="preserve">] = </w:t>
-      </w:r>
-      <w:proofErr w:type="spellStart"/>
-      <w:r>
-        <w:t>useState</w:t>
-      </w:r>
-      <w:proofErr w:type="spellEnd"/>
-      <w:r>
-        <w:t>({nbRows:</w:t>
-      </w:r>
-      <w:proofErr w:type="gramStart"/>
-      <w:r>
-        <w:t>4,nbCols</w:t>
-      </w:r>
-      <w:proofErr w:type="gramEnd"/>
-      <w:r>
-        <w:t>:4}</w:t>
-      </w:r>
-      <w:proofErr w:type="gramStart"/>
-      <w:r>
-        <w:t>);</w:t>
-      </w:r>
-      <w:proofErr w:type="gramEnd"/>
+      <w:r>
+        <w:t xml:space="preserve">  </w:t>
+      </w:r>
+      <w:r>
+        <w:t>const initGenData = genGridData(genConfig.nbRows,genConfig.nbCols);</w:t>
+      </w:r>
     </w:p>
     <w:p>
       <w:pPr>
@@ -4741,185 +3234,37 @@
       <w:r>
         <w:t xml:space="preserve">  </w:t>
       </w:r>
-      <w:proofErr w:type="spellStart"/>
-      <w:r>
-        <w:t>const</w:t>
-      </w:r>
-      <w:proofErr w:type="spellEnd"/>
-      <w:r>
-        <w:t xml:space="preserve"> </w:t>
-      </w:r>
-      <w:proofErr w:type="spellStart"/>
-      <w:r>
-        <w:t>initGenData</w:t>
-      </w:r>
-      <w:proofErr w:type="spellEnd"/>
-      <w:r>
-        <w:t xml:space="preserve"> = </w:t>
-      </w:r>
-      <w:proofErr w:type="spellStart"/>
-      <w:proofErr w:type="gramStart"/>
-      <w:r>
-        <w:t>genGridData</w:t>
-      </w:r>
-      <w:proofErr w:type="spellEnd"/>
-      <w:r>
-        <w:t>(</w:t>
-      </w:r>
-      <w:proofErr w:type="spellStart"/>
-      <w:r>
-        <w:t>genConfig.nbRows,genConfig.nbCols</w:t>
-      </w:r>
-      <w:proofErr w:type="spellEnd"/>
-      <w:r>
-        <w:t>);</w:t>
-      </w:r>
-      <w:proofErr w:type="gramEnd"/>
-    </w:p>
-    <w:p>
-      <w:pPr>
-        <w:pStyle w:val="Code"/>
-      </w:pPr>
-      <w:r>
-        <w:t xml:space="preserve">  </w:t>
-      </w:r>
-      <w:r>
-        <w:t xml:space="preserve">  </w:t>
-      </w:r>
-      <w:proofErr w:type="spellStart"/>
-      <w:r>
-        <w:t>const</w:t>
-      </w:r>
-      <w:proofErr w:type="spellEnd"/>
-      <w:r>
-        <w:t xml:space="preserve"> [</w:t>
-      </w:r>
-      <w:proofErr w:type="spellStart"/>
-      <w:proofErr w:type="gramStart"/>
-      <w:r>
-        <w:t>genData,setGenData</w:t>
-      </w:r>
-      <w:proofErr w:type="spellEnd"/>
-      <w:proofErr w:type="gramEnd"/>
-      <w:r>
-        <w:t xml:space="preserve">] = </w:t>
-      </w:r>
-      <w:proofErr w:type="spellStart"/>
-      <w:r>
-        <w:t>useState</w:t>
-      </w:r>
-      <w:proofErr w:type="spellEnd"/>
-      <w:r>
-        <w:t>(</w:t>
-      </w:r>
-      <w:proofErr w:type="spellStart"/>
-      <w:r>
-        <w:t>initGenData</w:t>
-      </w:r>
-      <w:proofErr w:type="spellEnd"/>
-      <w:proofErr w:type="gramStart"/>
-      <w:r>
-        <w:t>);</w:t>
-      </w:r>
-      <w:proofErr w:type="gramEnd"/>
-    </w:p>
-    <w:p>
-      <w:pPr>
-        <w:pStyle w:val="Code"/>
-      </w:pPr>
-    </w:p>
-    <w:p>
-      <w:pPr>
-        <w:pStyle w:val="Code"/>
-      </w:pPr>
-      <w:r>
-        <w:t xml:space="preserve">    </w:t>
-      </w:r>
-      <w:proofErr w:type="spellStart"/>
-      <w:r>
-        <w:t>const</w:t>
-      </w:r>
-      <w:proofErr w:type="spellEnd"/>
-      <w:r>
-        <w:t xml:space="preserve"> </w:t>
-      </w:r>
-      <w:proofErr w:type="spellStart"/>
-      <w:r>
-        <w:t>updateGenConfigAndGenerate</w:t>
-      </w:r>
-      <w:proofErr w:type="spellEnd"/>
-      <w:r>
-        <w:t xml:space="preserve"> = function(</w:t>
-      </w:r>
-      <w:proofErr w:type="spellStart"/>
-      <w:r>
-        <w:t>newGenConfig</w:t>
-      </w:r>
-      <w:proofErr w:type="spellEnd"/>
-      <w:proofErr w:type="gramStart"/>
-      <w:r>
-        <w:t>){</w:t>
-      </w:r>
-      <w:proofErr w:type="gramEnd"/>
-    </w:p>
-    <w:p>
-      <w:pPr>
-        <w:pStyle w:val="Code"/>
-      </w:pPr>
-      <w:r>
-        <w:t xml:space="preserve">        </w:t>
-      </w:r>
-      <w:proofErr w:type="spellStart"/>
-      <w:r>
-        <w:t>setGenConfig</w:t>
-      </w:r>
-      <w:proofErr w:type="spellEnd"/>
-      <w:r>
-        <w:t>(</w:t>
-      </w:r>
-      <w:proofErr w:type="spellStart"/>
-      <w:r>
-        <w:t>newGenConfig</w:t>
-      </w:r>
-      <w:proofErr w:type="spellEnd"/>
-      <w:proofErr w:type="gramStart"/>
-      <w:r>
-        <w:t>);</w:t>
-      </w:r>
-      <w:proofErr w:type="gramEnd"/>
-    </w:p>
-    <w:p>
-      <w:pPr>
-        <w:pStyle w:val="Code"/>
-      </w:pPr>
-      <w:r>
-        <w:t xml:space="preserve">        </w:t>
-      </w:r>
-      <w:proofErr w:type="spellStart"/>
-      <w:r>
-        <w:t>setGenData</w:t>
-      </w:r>
-      <w:proofErr w:type="spellEnd"/>
-      <w:r>
-        <w:t>(</w:t>
-      </w:r>
-      <w:proofErr w:type="spellStart"/>
-      <w:proofErr w:type="gramStart"/>
-      <w:r>
-        <w:t>genGridData</w:t>
-      </w:r>
-      <w:proofErr w:type="spellEnd"/>
-      <w:r>
-        <w:t>(</w:t>
-      </w:r>
-      <w:proofErr w:type="spellStart"/>
-      <w:r>
-        <w:t>newGenConfig.nbRows,newGenConfig.nbCols</w:t>
-      </w:r>
-      <w:proofErr w:type="spellEnd"/>
-      <w:proofErr w:type="gramEnd"/>
-      <w:r>
-        <w:t>))</w:t>
+      <w:r>
+        <w:t>const [genData,setGenData] = useState(initGenData);</w:t>
+      </w:r>
+    </w:p>
+    <w:p>
+      <w:pPr>
+        <w:pStyle w:val="Code"/>
+      </w:pPr>
+    </w:p>
+    <w:p>
+      <w:pPr>
+        <w:pStyle w:val="Code"/>
+      </w:pPr>
+      <w:r>
+        <w:t xml:space="preserve">    const updateGenConfigAndGenerate = function(newGenConfig){</w:t>
+      </w:r>
+    </w:p>
+    <w:p>
+      <w:pPr>
+        <w:pStyle w:val="Code"/>
+      </w:pPr>
+      <w:r>
+        <w:t xml:space="preserve">        setGenConfig(newGenConfig);</w:t>
+      </w:r>
+    </w:p>
+    <w:p>
+      <w:pPr>
+        <w:pStyle w:val="Code"/>
+      </w:pPr>
+      <w:r>
+        <w:t xml:space="preserve">        setGenData(genGridData(newGenConfig.nbRows,newGenConfig.nbCols))</w:t>
       </w:r>
     </w:p>
     <w:p>
@@ -4947,15 +3292,7 @@
         <w:t xml:space="preserve">receive the function in </w:t>
       </w:r>
       <w:r>
-        <w:t xml:space="preserve">the </w:t>
-      </w:r>
-      <w:proofErr w:type="spellStart"/>
-      <w:r>
-        <w:t>ControlBar</w:t>
-      </w:r>
-      <w:proofErr w:type="spellEnd"/>
-      <w:r>
-        <w:t xml:space="preserve"> component:</w:t>
+        <w:t>the ControlBar component:</w:t>
       </w:r>
     </w:p>
     <w:p>
@@ -4965,26 +3302,8 @@
       </w:pPr>
       <w:bookmarkStart w:id="18" w:name="_Hlk218079932"/>
       <w:r>
-        <w:t xml:space="preserve">function </w:t>
-      </w:r>
-      <w:proofErr w:type="spellStart"/>
-      <w:r>
-        <w:t>ControlBar</w:t>
-      </w:r>
-      <w:proofErr w:type="spellEnd"/>
-      <w:r>
-        <w:t>({</w:t>
-      </w:r>
-      <w:proofErr w:type="spellStart"/>
-      <w:proofErr w:type="gramStart"/>
-      <w:r>
-        <w:t>genConfig,onSubmitGenAction</w:t>
-      </w:r>
-      <w:proofErr w:type="spellEnd"/>
-      <w:r>
-        <w:t>}){</w:t>
-      </w:r>
-      <w:proofErr w:type="gramEnd"/>
+        <w:t>function ControlBar({genConfig,onSubmitGenAction}){</w:t>
+      </w:r>
     </w:p>
     <w:p>
       <w:pPr>
@@ -4994,24 +3313,11 @@
       <w:bookmarkEnd w:id="18"/>
       <w:r>
         <w:lastRenderedPageBreak/>
-        <w:t xml:space="preserve">Call it in </w:t>
-      </w:r>
-      <w:proofErr w:type="spellStart"/>
-      <w:r>
-        <w:t>handleOnSubmit</w:t>
-      </w:r>
-      <w:proofErr w:type="spellEnd"/>
-      <w:r>
-        <w:t xml:space="preserve"> function</w:t>
-      </w:r>
-      <w:r>
-        <w:t xml:space="preserve"> of </w:t>
-      </w:r>
-      <w:proofErr w:type="spellStart"/>
-      <w:r>
-        <w:t>ControlBar</w:t>
-      </w:r>
-      <w:proofErr w:type="spellEnd"/>
+        <w:t>Call it in handleOnSubmit function</w:t>
+      </w:r>
+      <w:r>
+        <w:t xml:space="preserve"> of ControlBar</w:t>
+      </w:r>
       <w:r>
         <w:t>:</w:t>
       </w:r>
@@ -5020,21 +3326,8 @@
       <w:pPr>
         <w:pStyle w:val="Code"/>
       </w:pPr>
-      <w:proofErr w:type="spellStart"/>
-      <w:r>
-        <w:t>const</w:t>
-      </w:r>
-      <w:proofErr w:type="spellEnd"/>
-      <w:r>
-        <w:t xml:space="preserve"> </w:t>
-      </w:r>
-      <w:proofErr w:type="spellStart"/>
-      <w:r>
-        <w:t>handleOnSubmit</w:t>
-      </w:r>
-      <w:proofErr w:type="spellEnd"/>
-      <w:r>
-        <w:t xml:space="preserve"> = function(event){</w:t>
+      <w:r>
+        <w:t>const handleOnSubmit = function(event){</w:t>
       </w:r>
       <w:r>
         <w:br/>
@@ -5042,15 +3335,7 @@
       </w:r>
       <w:r>
         <w:br/>
-        <w:t xml:space="preserve">    </w:t>
-      </w:r>
-      <w:proofErr w:type="spellStart"/>
-      <w:r>
-        <w:t>event.preventDefault</w:t>
-      </w:r>
-      <w:proofErr w:type="spellEnd"/>
-      <w:r>
-        <w:t>();</w:t>
+        <w:t xml:space="preserve">    event.preventDefault();</w:t>
       </w:r>
       <w:r>
         <w:br/>
@@ -5061,73 +3346,16 @@
       </w:r>
       <w:r>
         <w:br/>
-        <w:t xml:space="preserve">    </w:t>
-      </w:r>
-      <w:proofErr w:type="spellStart"/>
-      <w:r>
-        <w:t>const</w:t>
-      </w:r>
-      <w:proofErr w:type="spellEnd"/>
-      <w:r>
-        <w:t xml:space="preserve"> form = </w:t>
-      </w:r>
-      <w:proofErr w:type="spellStart"/>
-      <w:r>
-        <w:t>event.target</w:t>
-      </w:r>
-      <w:proofErr w:type="spellEnd"/>
-      <w:r>
-        <w:t>;</w:t>
-      </w:r>
-      <w:r>
-        <w:br/>
-        <w:t xml:space="preserve">    </w:t>
-      </w:r>
-      <w:proofErr w:type="spellStart"/>
-      <w:r>
-        <w:t>const</w:t>
-      </w:r>
-      <w:proofErr w:type="spellEnd"/>
-      <w:r>
-        <w:t xml:space="preserve"> </w:t>
-      </w:r>
-      <w:proofErr w:type="spellStart"/>
-      <w:r>
-        <w:t>formData</w:t>
-      </w:r>
-      <w:proofErr w:type="spellEnd"/>
-      <w:r>
-        <w:t xml:space="preserve"> = new </w:t>
-      </w:r>
-      <w:proofErr w:type="spellStart"/>
-      <w:r>
-        <w:t>FormData</w:t>
-      </w:r>
-      <w:proofErr w:type="spellEnd"/>
-      <w:r>
-        <w:t>(form);</w:t>
-      </w:r>
-      <w:r>
-        <w:br/>
-        <w:t xml:space="preserve">    </w:t>
-      </w:r>
-      <w:proofErr w:type="spellStart"/>
-      <w:r>
-        <w:t>const</w:t>
-      </w:r>
-      <w:proofErr w:type="spellEnd"/>
-      <w:r>
-        <w:t xml:space="preserve"> </w:t>
-      </w:r>
-      <w:proofErr w:type="spellStart"/>
-      <w:r>
-        <w:t>formJSON</w:t>
-      </w:r>
-      <w:proofErr w:type="spellEnd"/>
-      <w:r>
-        <w:t xml:space="preserve"> = </w:t>
-      </w:r>
-      <w:proofErr w:type="spellStart"/>
+        <w:t xml:space="preserve">    const form = event.target;</w:t>
+      </w:r>
+      <w:r>
+        <w:br/>
+        <w:t xml:space="preserve">    const formData = new FormData(form);</w:t>
+      </w:r>
+      <w:r>
+        <w:br/>
+        <w:t xml:space="preserve">    const formJSON = </w:t>
+      </w:r>
       <w:r>
         <w:rPr>
           <w:i/>
@@ -5136,238 +3364,80 @@
         <w:t>Object</w:t>
       </w:r>
       <w:r>
-        <w:t>.fromEntries</w:t>
-      </w:r>
-      <w:proofErr w:type="spellEnd"/>
-      <w:r>
-        <w:t>(</w:t>
-      </w:r>
-      <w:proofErr w:type="spellStart"/>
-      <w:r>
-        <w:t>formData.entries</w:t>
-      </w:r>
-      <w:proofErr w:type="spellEnd"/>
-      <w:r>
-        <w:t>());</w:t>
-      </w:r>
-      <w:r>
-        <w:br/>
+        <w:t>.fromEntries(formData.entries());</w:t>
+      </w:r>
+      <w:r>
+        <w:br/>
+        <w:t xml:space="preserve">    formJSON.nbRows = parseInt(formJSON.nbRows);</w:t>
+      </w:r>
+      <w:r>
+        <w:br/>
+        <w:t xml:space="preserve">    formJSON.nbCols = parseInt(formJSON.nbCols);</w:t>
+      </w:r>
+      <w:r>
+        <w:br/>
+        <w:t xml:space="preserve">    alert("Data generation with nbRows="+formJSON.nbRows+" nbCols="+formJSON.nbCols);</w:t>
+      </w:r>
+      <w:r>
+        <w:br/>
+        <w:t xml:space="preserve">    onSubmitGenAction(formJSON);</w:t>
+      </w:r>
+      <w:r>
+        <w:br/>
+        <w:t>}</w:t>
+      </w:r>
+    </w:p>
+    <w:bookmarkEnd w:id="19"/>
+    <w:p>
+      <w:r>
+        <w:t>In the parent component (App.js), bind</w:t>
+      </w:r>
+      <w:r>
+        <w:t xml:space="preserve"> the function </w:t>
+      </w:r>
+      <w:r>
+        <w:t xml:space="preserve">updateGenConfigAndGenerate </w:t>
+      </w:r>
+      <w:r>
+        <w:t>to</w:t>
+      </w:r>
+      <w:r>
+        <w:t xml:space="preserve"> the </w:t>
+      </w:r>
+      <w:r>
+        <w:t xml:space="preserve">ControlBar </w:t>
+      </w:r>
+      <w:r>
+        <w:t xml:space="preserve">with the </w:t>
+      </w:r>
+      <w:r>
+        <w:t xml:space="preserve">component </w:t>
+      </w:r>
+      <w:r>
+        <w:t>property</w:t>
+      </w:r>
+      <w:r>
+        <w:t>:</w:t>
+      </w:r>
+    </w:p>
+    <w:p>
+      <w:pPr>
+        <w:pStyle w:val="Code"/>
+      </w:pPr>
+      <w:bookmarkStart w:id="20" w:name="_Hlk218080248"/>
+      <w:r>
+        <w:t>&lt;div id="control-bar-container"&gt;</w:t>
+      </w:r>
+    </w:p>
+    <w:p>
+      <w:pPr>
+        <w:pStyle w:val="Code"/>
+      </w:pPr>
+      <w:r>
         <w:t xml:space="preserve">    </w:t>
       </w:r>
-      <w:proofErr w:type="spellStart"/>
-      <w:r>
-        <w:t>formJSON.nbRows</w:t>
-      </w:r>
-      <w:proofErr w:type="spellEnd"/>
-      <w:r>
-        <w:t xml:space="preserve"> = </w:t>
-      </w:r>
-      <w:proofErr w:type="spellStart"/>
-      <w:r>
-        <w:t>parseInt</w:t>
-      </w:r>
-      <w:proofErr w:type="spellEnd"/>
-      <w:r>
-        <w:t>(</w:t>
-      </w:r>
-      <w:proofErr w:type="spellStart"/>
-      <w:r>
-        <w:t>formJSON.nbRows</w:t>
-      </w:r>
-      <w:proofErr w:type="spellEnd"/>
-      <w:r>
-        <w:t>);</w:t>
-      </w:r>
-      <w:r>
-        <w:br/>
-        <w:t xml:space="preserve">    </w:t>
-      </w:r>
-      <w:proofErr w:type="spellStart"/>
-      <w:r>
-        <w:t>formJSON.nbCols</w:t>
-      </w:r>
-      <w:proofErr w:type="spellEnd"/>
-      <w:r>
-        <w:t xml:space="preserve"> = </w:t>
-      </w:r>
-      <w:proofErr w:type="spellStart"/>
-      <w:r>
-        <w:t>parseInt</w:t>
-      </w:r>
-      <w:proofErr w:type="spellEnd"/>
-      <w:r>
-        <w:t>(</w:t>
-      </w:r>
-      <w:proofErr w:type="spellStart"/>
-      <w:r>
-        <w:t>formJSON.nbCols</w:t>
-      </w:r>
-      <w:proofErr w:type="spellEnd"/>
-      <w:r>
-        <w:t>);</w:t>
-      </w:r>
-      <w:r>
-        <w:br/>
-        <w:t xml:space="preserve">    alert("Data generation with </w:t>
-      </w:r>
-      <w:proofErr w:type="spellStart"/>
-      <w:r>
-        <w:t>nbRows</w:t>
-      </w:r>
-      <w:proofErr w:type="spellEnd"/>
-      <w:r>
-        <w:t>="+</w:t>
-      </w:r>
-      <w:proofErr w:type="spellStart"/>
-      <w:r>
-        <w:t>formJSON.nbRows</w:t>
-      </w:r>
-      <w:proofErr w:type="spellEnd"/>
-      <w:r>
-        <w:t xml:space="preserve">+" </w:t>
-      </w:r>
-      <w:proofErr w:type="spellStart"/>
-      <w:r>
-        <w:t>nbCols</w:t>
-      </w:r>
-      <w:proofErr w:type="spellEnd"/>
-      <w:r>
-        <w:t>="+</w:t>
-      </w:r>
-      <w:proofErr w:type="spellStart"/>
-      <w:r>
-        <w:t>formJSON.nbCols</w:t>
-      </w:r>
-      <w:proofErr w:type="spellEnd"/>
-      <w:r>
-        <w:t>);</w:t>
-      </w:r>
-      <w:r>
-        <w:br/>
-        <w:t xml:space="preserve">    </w:t>
-      </w:r>
-      <w:proofErr w:type="spellStart"/>
-      <w:r>
-        <w:t>onSubmitGenAction</w:t>
-      </w:r>
-      <w:proofErr w:type="spellEnd"/>
-      <w:r>
-        <w:t>(</w:t>
-      </w:r>
-      <w:proofErr w:type="spellStart"/>
-      <w:r>
-        <w:t>formJSON</w:t>
-      </w:r>
-      <w:proofErr w:type="spellEnd"/>
-      <w:r>
-        <w:t>);</w:t>
-      </w:r>
-      <w:r>
-        <w:br/>
-        <w:t>}</w:t>
-      </w:r>
-    </w:p>
-    <w:bookmarkEnd w:id="19"/>
-    <w:p>
-      <w:r>
-        <w:t>In the parent component (App.js), bind</w:t>
-      </w:r>
-      <w:r>
-        <w:t xml:space="preserve"> the function </w:t>
-      </w:r>
-      <w:proofErr w:type="spellStart"/>
-      <w:r>
-        <w:t>updateGenConfigAndGenerate</w:t>
-      </w:r>
-      <w:proofErr w:type="spellEnd"/>
-      <w:r>
-        <w:t xml:space="preserve"> </w:t>
-      </w:r>
-      <w:r>
-        <w:t>to</w:t>
-      </w:r>
-      <w:r>
-        <w:t xml:space="preserve"> the </w:t>
-      </w:r>
-      <w:proofErr w:type="spellStart"/>
-      <w:r>
-        <w:t>ControlBar</w:t>
-      </w:r>
-      <w:proofErr w:type="spellEnd"/>
-      <w:r>
-        <w:t xml:space="preserve"> </w:t>
-      </w:r>
-      <w:r>
-        <w:t xml:space="preserve">with the </w:t>
-      </w:r>
-      <w:r>
-        <w:t xml:space="preserve">component </w:t>
-      </w:r>
-      <w:r>
-        <w:t>property</w:t>
-      </w:r>
-      <w:r>
-        <w:t>:</w:t>
-      </w:r>
-    </w:p>
-    <w:p>
-      <w:pPr>
-        <w:pStyle w:val="Code"/>
-      </w:pPr>
-      <w:bookmarkStart w:id="20" w:name="_Hlk218080248"/>
-      <w:r>
-        <w:t>&lt;div id="control-bar-container"&gt;</w:t>
-      </w:r>
-    </w:p>
-    <w:p>
-      <w:pPr>
-        <w:pStyle w:val="Code"/>
-      </w:pPr>
-      <w:r>
-        <w:t xml:space="preserve">    </w:t>
-      </w:r>
-      <w:r>
-        <w:t>&lt;</w:t>
-      </w:r>
-      <w:proofErr w:type="spellStart"/>
-      <w:r>
-        <w:t>ControlBar</w:t>
-      </w:r>
-      <w:proofErr w:type="spellEnd"/>
-      <w:r>
-        <w:t xml:space="preserve"> </w:t>
-      </w:r>
-      <w:proofErr w:type="spellStart"/>
-      <w:r>
-        <w:t>genConfig</w:t>
-      </w:r>
-      <w:proofErr w:type="spellEnd"/>
-      <w:r>
-        <w:t>={</w:t>
-      </w:r>
-      <w:proofErr w:type="spellStart"/>
-      <w:r>
-        <w:t>genConfig</w:t>
-      </w:r>
-      <w:proofErr w:type="spellEnd"/>
-      <w:r>
-        <w:t xml:space="preserve">} </w:t>
-      </w:r>
-      <w:proofErr w:type="spellStart"/>
-      <w:r>
-        <w:t>onSubmitGenAction</w:t>
-      </w:r>
-      <w:proofErr w:type="spellEnd"/>
-      <w:r>
-        <w:t>={</w:t>
-      </w:r>
-      <w:proofErr w:type="spellStart"/>
-      <w:r>
-        <w:t>updateGenConfigAndGenerate</w:t>
-      </w:r>
-      <w:proofErr w:type="spellEnd"/>
-      <w:r>
-        <w:t>}/&gt;</w:t>
+      <w:r>
+        <w:t>&lt;ControlBar genConfig={genConfig} onSubmitGenAction={updateGenConfigAndGenerate}/&gt;</w:t>
       </w:r>
     </w:p>
     <w:p>
@@ -5381,23 +3451,7 @@
     <w:bookmarkEnd w:id="20"/>
     <w:p>
       <w:r>
-        <w:t xml:space="preserve">Now if you change the value of </w:t>
-      </w:r>
-      <w:proofErr w:type="spellStart"/>
-      <w:r>
-        <w:t>nbCols</w:t>
-      </w:r>
-      <w:proofErr w:type="spellEnd"/>
-      <w:r>
-        <w:t xml:space="preserve"> or </w:t>
-      </w:r>
-      <w:proofErr w:type="spellStart"/>
-      <w:r>
-        <w:t>nbRows</w:t>
-      </w:r>
-      <w:proofErr w:type="spellEnd"/>
-      <w:r>
-        <w:t xml:space="preserve"> in the UI, the size of the matrix will change.</w:t>
+        <w:t>Now if you change the value of nbCols or nbRows in the UI, the size of the matrix will change.</w:t>
       </w:r>
       <w:r>
         <w:t xml:space="preserve"> When the state updates, the child components render again with the updated data passed in the properties.</w:t>
@@ -5413,23 +3467,7 @@
         <w:t>Exercise3:</w:t>
       </w:r>
       <w:r>
-        <w:t xml:space="preserve"> Add a property to </w:t>
-      </w:r>
-      <w:proofErr w:type="spellStart"/>
-      <w:r>
-        <w:t>ControlBar</w:t>
-      </w:r>
-      <w:proofErr w:type="spellEnd"/>
-      <w:r>
-        <w:t xml:space="preserve"> to send </w:t>
-      </w:r>
-      <w:proofErr w:type="spellStart"/>
-      <w:r>
-        <w:t>genConfig</w:t>
-      </w:r>
-      <w:proofErr w:type="spellEnd"/>
-      <w:r>
-        <w:t xml:space="preserve"> data to it.</w:t>
+        <w:t xml:space="preserve"> Add a property to ControlBar to send genConfig data to it.</w:t>
       </w:r>
     </w:p>
     <w:p>
@@ -5437,39 +3475,7 @@
         <w:keepNext/>
       </w:pPr>
       <w:r>
-        <w:t xml:space="preserve">In the </w:t>
-      </w:r>
-      <w:proofErr w:type="spellStart"/>
-      <w:r>
-        <w:t>ControlBar</w:t>
-      </w:r>
-      <w:proofErr w:type="spellEnd"/>
-      <w:r>
-        <w:t xml:space="preserve"> you can use the </w:t>
-      </w:r>
-      <w:proofErr w:type="spellStart"/>
-      <w:r>
-        <w:t>genConfig</w:t>
-      </w:r>
-      <w:proofErr w:type="spellEnd"/>
-      <w:r>
-        <w:t xml:space="preserve"> object as default value instead of a number. Then, you can display </w:t>
-      </w:r>
-      <w:proofErr w:type="spellStart"/>
-      <w:r>
-        <w:t>nbRows</w:t>
-      </w:r>
-      <w:proofErr w:type="spellEnd"/>
-      <w:r>
-        <w:t xml:space="preserve"> and </w:t>
-      </w:r>
-      <w:proofErr w:type="spellStart"/>
-      <w:r>
-        <w:t>nbCols</w:t>
-      </w:r>
-      <w:proofErr w:type="spellEnd"/>
-      <w:r>
-        <w:t xml:space="preserve"> to see that they are refreshed after clicking the button “Generate”:</w:t>
+        <w:t>In the ControlBar you can use the genConfig object as default value instead of a number. Then, you can display nbRows and nbCols to see that they are refreshed after clicking the button “Generate”:</w:t>
       </w:r>
     </w:p>
     <w:p>
@@ -5483,21 +3489,8 @@
       <w:r>
         <w:t xml:space="preserve"> </w:t>
       </w:r>
-      <w:proofErr w:type="spellStart"/>
-      <w:r>
-        <w:t>onSubmit</w:t>
-      </w:r>
-      <w:proofErr w:type="spellEnd"/>
-      <w:r>
-        <w:t>={</w:t>
-      </w:r>
-      <w:proofErr w:type="spellStart"/>
-      <w:r>
-        <w:t>handleOnSubmit</w:t>
-      </w:r>
-      <w:proofErr w:type="spellEnd"/>
-      <w:r>
-        <w:t>}</w:t>
+      <w:r>
+        <w:t>onSubmit={handleOnSubmit}</w:t>
       </w:r>
       <w:r>
         <w:t>&gt;</w:t>
@@ -5516,21 +3509,50 @@
       </w:r>
       <w:bookmarkStart w:id="22" w:name="_Hlk210057219"/>
       <w:r>
+        <w:t>"nbRows"</w:t>
+      </w:r>
+      <w:bookmarkEnd w:id="22"/>
+      <w:r>
+        <w:t xml:space="preserve"> </w:t>
+      </w:r>
+      <w:r>
+        <w:t>type=</w:t>
+      </w:r>
+      <w:r>
         <w:t>"</w:t>
       </w:r>
-      <w:proofErr w:type="spellStart"/>
-      <w:r>
-        <w:t>nbRows</w:t>
-      </w:r>
-      <w:proofErr w:type="spellEnd"/>
+      <w:r>
+        <w:t>number</w:t>
+      </w:r>
       <w:r>
         <w:t>"</w:t>
       </w:r>
-      <w:bookmarkEnd w:id="22"/>
       <w:r>
         <w:t xml:space="preserve"> </w:t>
       </w:r>
       <w:r>
+        <w:t>defaultValue={genConfig.nbRows}/&gt;</w:t>
+      </w:r>
+      <w:r>
+        <w:br/>
+        <w:t xml:space="preserve">    &lt;/label&gt;</w:t>
+      </w:r>
+      <w:r>
+        <w:br/>
+      </w:r>
+      <w:r>
+        <w:br/>
+        <w:t xml:space="preserve">    &lt;label&gt;</w:t>
+      </w:r>
+      <w:r>
+        <w:br/>
+        <w:t xml:space="preserve">        Nb columns</w:t>
+      </w:r>
+      <w:r>
+        <w:br/>
+        <w:t xml:space="preserve">        &lt;input name="nbCols" </w:t>
+      </w:r>
+      <w:r>
         <w:t>type=</w:t>
       </w:r>
       <w:r>
@@ -5545,23 +3567,8 @@
       <w:r>
         <w:t xml:space="preserve"> </w:t>
       </w:r>
-      <w:proofErr w:type="spellStart"/>
-      <w:r>
-        <w:t>defaultValue</w:t>
-      </w:r>
-      <w:proofErr w:type="spellEnd"/>
-      <w:proofErr w:type="gramStart"/>
-      <w:r>
-        <w:t>={</w:t>
-      </w:r>
-      <w:proofErr w:type="spellStart"/>
-      <w:proofErr w:type="gramEnd"/>
-      <w:r>
-        <w:t>genConfig.nbRows</w:t>
-      </w:r>
-      <w:proofErr w:type="spellEnd"/>
-      <w:r>
-        <w:t>}/&gt;</w:t>
+      <w:r>
+        <w:t>defaultValue={genConfig.nbCols}/&gt;</w:t>
       </w:r>
       <w:r>
         <w:br/>
@@ -5569,118 +3576,18 @@
       </w:r>
       <w:r>
         <w:br/>
-      </w:r>
-      <w:r>
-        <w:br/>
-        <w:t xml:space="preserve">    &lt;label&gt;</w:t>
-      </w:r>
-      <w:r>
-        <w:br/>
-        <w:t xml:space="preserve">        Nb columns</w:t>
-      </w:r>
-      <w:r>
-        <w:br/>
-        <w:t xml:space="preserve">        &lt;input name="</w:t>
-      </w:r>
-      <w:proofErr w:type="spellStart"/>
-      <w:r>
-        <w:t>nbCols</w:t>
-      </w:r>
-      <w:proofErr w:type="spellEnd"/>
-      <w:r>
-        <w:t xml:space="preserve">" </w:t>
-      </w:r>
-      <w:r>
-        <w:t>type=</w:t>
-      </w:r>
-      <w:r>
-        <w:t>"</w:t>
-      </w:r>
-      <w:r>
-        <w:t>number</w:t>
-      </w:r>
-      <w:r>
-        <w:t>"</w:t>
-      </w:r>
-      <w:r>
-        <w:t xml:space="preserve"> </w:t>
-      </w:r>
-      <w:proofErr w:type="spellStart"/>
-      <w:r>
-        <w:t>defaultValue</w:t>
-      </w:r>
-      <w:proofErr w:type="spellEnd"/>
-      <w:proofErr w:type="gramStart"/>
-      <w:r>
-        <w:t>={</w:t>
-      </w:r>
-      <w:proofErr w:type="spellStart"/>
-      <w:proofErr w:type="gramEnd"/>
-      <w:r>
-        <w:t>genConfig.nbCols</w:t>
-      </w:r>
-      <w:proofErr w:type="spellEnd"/>
-      <w:r>
-        <w:t>}/&gt;</w:t>
-      </w:r>
-      <w:r>
-        <w:br/>
-        <w:t xml:space="preserve">    &lt;/label&gt;</w:t>
-      </w:r>
-      <w:r>
-        <w:br/>
         <w:t xml:space="preserve">    &lt;button type="submit"&gt;Generate&lt;/button&gt;</w:t>
       </w:r>
       <w:r>
-        <w:t>&lt;</w:t>
-      </w:r>
-      <w:proofErr w:type="spellStart"/>
-      <w:r>
-        <w:t>br</w:t>
-      </w:r>
-      <w:proofErr w:type="spellEnd"/>
-      <w:r>
-        <w:t>&gt;</w:t>
-      </w:r>
-    </w:p>
-    <w:p>
-      <w:pPr>
-        <w:pStyle w:val="Code"/>
-      </w:pPr>
-      <w:r>
-        <w:t xml:space="preserve">    </w:t>
-      </w:r>
-      <w:proofErr w:type="spellStart"/>
-      <w:r>
-        <w:t>NbRows</w:t>
-      </w:r>
-      <w:proofErr w:type="spellEnd"/>
-      <w:r>
-        <w:t>: {</w:t>
-      </w:r>
-      <w:proofErr w:type="spellStart"/>
-      <w:r>
-        <w:t>genConfigData.nbRows</w:t>
-      </w:r>
-      <w:proofErr w:type="spellEnd"/>
-      <w:r>
-        <w:t xml:space="preserve">} </w:t>
-      </w:r>
-      <w:proofErr w:type="spellStart"/>
-      <w:r>
-        <w:t>NbCols</w:t>
-      </w:r>
-      <w:proofErr w:type="spellEnd"/>
-      <w:r>
-        <w:t>: {</w:t>
-      </w:r>
-      <w:proofErr w:type="spellStart"/>
-      <w:r>
-        <w:t>genConfigData.nbCols</w:t>
-      </w:r>
-      <w:proofErr w:type="spellEnd"/>
-      <w:r>
-        <w:t>}</w:t>
+        <w:t>&lt;br&gt;</w:t>
+      </w:r>
+    </w:p>
+    <w:p>
+      <w:pPr>
+        <w:pStyle w:val="Code"/>
+      </w:pPr>
+      <w:r>
+        <w:t xml:space="preserve">    NbRows: {genConfig.nbRows} NbCols: {genConfig.nbCols}</w:t>
       </w:r>
       <w:r>
         <w:br/>
@@ -5691,15 +3598,7 @@
     <w:p/>
     <w:p>
       <w:r>
-        <w:t xml:space="preserve">We can also send the </w:t>
-      </w:r>
-      <w:proofErr w:type="spellStart"/>
-      <w:r>
-        <w:t>genConfig</w:t>
-      </w:r>
-      <w:proofErr w:type="spellEnd"/>
-      <w:r>
-        <w:t xml:space="preserve"> data to Matrix data to display the number of rows and columns</w:t>
+        <w:t>We can also send the genConfig data to Matrix data to display the number of rows and columns</w:t>
       </w:r>
       <w:r>
         <w:t xml:space="preserve"> in the margin</w:t>
@@ -5731,18 +3630,18 @@
           <w:bCs/>
           <w:u w:val="single"/>
         </w:rPr>
+        <w:t xml:space="preserve"> (optional)</w:t>
+      </w:r>
+      <w:r>
+        <w:rPr>
+          <w:b/>
+          <w:bCs/>
+          <w:u w:val="single"/>
+        </w:rPr>
         <w:t>:</w:t>
       </w:r>
       <w:r>
-        <w:t xml:space="preserve"> add a property in Matrix component to send </w:t>
-      </w:r>
-      <w:proofErr w:type="spellStart"/>
-      <w:r>
-        <w:t>genConfig</w:t>
-      </w:r>
-      <w:proofErr w:type="spellEnd"/>
-      <w:r>
-        <w:t xml:space="preserve"> data.</w:t>
+        <w:t xml:space="preserve"> add a property in Matrix component to send genConfig data.</w:t>
       </w:r>
     </w:p>
     <w:p>
@@ -5772,34 +3671,8 @@
       <w:bookmarkStart w:id="23" w:name="_Hlk218080663"/>
       <w:r>
         <w:lastRenderedPageBreak/>
-        <w:t xml:space="preserve">import </w:t>
-      </w:r>
-      <w:proofErr w:type="gramStart"/>
-      <w:r>
-        <w:t xml:space="preserve">{ </w:t>
-      </w:r>
-      <w:proofErr w:type="spellStart"/>
-      <w:r>
-        <w:t>getDefaultFontSize</w:t>
-      </w:r>
-      <w:proofErr w:type="spellEnd"/>
-      <w:proofErr w:type="gramEnd"/>
-      <w:r>
-        <w:t xml:space="preserve"> } from </w:t>
-      </w:r>
-      <w:proofErr w:type="gramStart"/>
-      <w:r>
-        <w:t>'../..</w:t>
-      </w:r>
-      <w:proofErr w:type="gramEnd"/>
-      <w:r>
-        <w:t>/utils/helper</w:t>
-      </w:r>
-      <w:proofErr w:type="gramStart"/>
-      <w:r>
-        <w:t>';</w:t>
-      </w:r>
-      <w:proofErr w:type="gramEnd"/>
+        <w:t>import { getDefaultFontSize } from '../../utils/helper';</w:t>
+      </w:r>
     </w:p>
     <w:p>
       <w:pPr>
@@ -5814,18 +3687,8 @@
         <w:pStyle w:val="Code"/>
       </w:pPr>
       <w:r>
-        <w:t>function Matrix({</w:t>
-      </w:r>
-      <w:proofErr w:type="spellStart"/>
-      <w:proofErr w:type="gramStart"/>
-      <w:r>
-        <w:t>matrixData,genConfig</w:t>
-      </w:r>
-      <w:proofErr w:type="spellEnd"/>
-      <w:r>
-        <w:t>}){</w:t>
-      </w:r>
-      <w:proofErr w:type="gramEnd"/>
+        <w:t>function Matrix({matrixData,genConfig}){</w:t>
+      </w:r>
     </w:p>
     <w:p>
       <w:pPr>
@@ -5842,21 +3705,8 @@
       <w:r>
         <w:t xml:space="preserve">    </w:t>
       </w:r>
-      <w:proofErr w:type="spellStart"/>
-      <w:r>
-        <w:t>const</w:t>
-      </w:r>
-      <w:proofErr w:type="spellEnd"/>
-      <w:r>
-        <w:t xml:space="preserve"> margin={</w:t>
-      </w:r>
-      <w:proofErr w:type="gramStart"/>
-      <w:r>
-        <w:t>left:100,top</w:t>
-      </w:r>
-      <w:proofErr w:type="gramEnd"/>
-      <w:r>
-        <w:t>:100}</w:t>
+      <w:r>
+        <w:t>const margin={left:100,top:100}</w:t>
       </w:r>
       <w:r>
         <w:br/>
@@ -5864,34 +3714,8 @@
       <w:r>
         <w:t xml:space="preserve">    </w:t>
       </w:r>
-      <w:proofErr w:type="spellStart"/>
-      <w:r>
-        <w:t>const</w:t>
-      </w:r>
-      <w:proofErr w:type="spellEnd"/>
-      <w:r>
-        <w:t xml:space="preserve"> </w:t>
-      </w:r>
-      <w:proofErr w:type="spellStart"/>
-      <w:r>
-        <w:t>fontSize</w:t>
-      </w:r>
-      <w:proofErr w:type="spellEnd"/>
-      <w:r>
-        <w:t>=</w:t>
-      </w:r>
-      <w:proofErr w:type="spellStart"/>
-      <w:proofErr w:type="gramStart"/>
-      <w:r>
-        <w:t>getDefaultFontSize</w:t>
-      </w:r>
-      <w:proofErr w:type="spellEnd"/>
-      <w:r>
-        <w:t>(</w:t>
-      </w:r>
-      <w:proofErr w:type="gramEnd"/>
-      <w:r>
-        <w:t>)</w:t>
+      <w:r>
+        <w:t>const fontSize=getDefaultFontSize()</w:t>
       </w:r>
       <w:r>
         <w:br/>
@@ -5899,27 +3723,9 @@
       <w:r>
         <w:t xml:space="preserve">    </w:t>
       </w:r>
-      <w:proofErr w:type="spellStart"/>
-      <w:r>
-        <w:t>const</w:t>
-      </w:r>
-      <w:proofErr w:type="spellEnd"/>
-      <w:r>
-        <w:t xml:space="preserve"> </w:t>
-      </w:r>
-      <w:proofErr w:type="spellStart"/>
-      <w:r>
-        <w:t>marginLabelsToMatrix</w:t>
-      </w:r>
-      <w:proofErr w:type="spellEnd"/>
-      <w:r>
-        <w:t>=</w:t>
-      </w:r>
-      <w:proofErr w:type="gramStart"/>
-      <w:r>
-        <w:t>5;</w:t>
-      </w:r>
-      <w:proofErr w:type="gramEnd"/>
+      <w:r>
+        <w:t>const marginLabelsToMatrix=5;</w:t>
+      </w:r>
     </w:p>
     <w:p>
       <w:pPr>
@@ -5939,15 +3745,7 @@
         <w:t xml:space="preserve">    </w:t>
       </w:r>
       <w:r>
-        <w:t>&lt;</w:t>
-      </w:r>
-      <w:proofErr w:type="spellStart"/>
-      <w:r>
-        <w:t>svg</w:t>
-      </w:r>
-      <w:proofErr w:type="spellEnd"/>
-      <w:r>
-        <w:t xml:space="preserve"> width="100%" height="100%" &gt;</w:t>
+        <w:t>&lt;svg width="100%" height="100%" &gt;</w:t>
       </w:r>
       <w:r>
         <w:br/>
@@ -5966,40 +3764,19 @@
         <w:t xml:space="preserve">    </w:t>
       </w:r>
       <w:r>
-        <w:t xml:space="preserve">        &lt;text </w:t>
-      </w:r>
-      <w:proofErr w:type="spellStart"/>
-      <w:r>
-        <w:t>className</w:t>
-      </w:r>
-      <w:proofErr w:type="spellEnd"/>
-      <w:r>
-        <w:t>="</w:t>
-      </w:r>
-      <w:proofErr w:type="spellStart"/>
+        <w:t xml:space="preserve">        &lt;text className="</w:t>
+      </w:r>
       <w:r>
         <w:t>Row</w:t>
       </w:r>
       <w:r>
-        <w:t>Labels</w:t>
-      </w:r>
-      <w:proofErr w:type="spellEnd"/>
-      <w:r>
-        <w:t xml:space="preserve">" </w:t>
-      </w:r>
-      <w:proofErr w:type="spellStart"/>
-      <w:r>
-        <w:t>tex</w:t>
+        <w:t>Labels" tex</w:t>
       </w:r>
       <w:r>
         <w:t>tA</w:t>
       </w:r>
       <w:r>
-        <w:t>nchor</w:t>
-      </w:r>
-      <w:proofErr w:type="spellEnd"/>
-      <w:r>
-        <w:t>="end"&gt;Nb rows=?&lt;/text&gt;</w:t>
+        <w:t>nchor="end"&gt;Nb rows=?&lt;/text&gt;</w:t>
       </w:r>
       <w:r>
         <w:br/>
@@ -6028,26 +3805,13 @@
         <w:t xml:space="preserve">    </w:t>
       </w:r>
       <w:r>
-        <w:t xml:space="preserve">        &lt;text </w:t>
-      </w:r>
-      <w:proofErr w:type="spellStart"/>
-      <w:r>
-        <w:t>className</w:t>
-      </w:r>
-      <w:proofErr w:type="spellEnd"/>
-      <w:r>
-        <w:t>="</w:t>
-      </w:r>
-      <w:proofErr w:type="spellStart"/>
+        <w:t xml:space="preserve">        &lt;text className="</w:t>
+      </w:r>
       <w:r>
         <w:t>Col</w:t>
       </w:r>
       <w:r>
-        <w:t>Labels</w:t>
-      </w:r>
-      <w:proofErr w:type="spellEnd"/>
-      <w:r>
-        <w:t>"&gt;Nb cols=?&lt;/text&gt;</w:t>
+        <w:t>Labels"&gt;Nb cols=?&lt;/text&gt;</w:t>
       </w:r>
       <w:r>
         <w:br/>
@@ -6066,23 +3830,7 @@
         <w:t xml:space="preserve">    </w:t>
       </w:r>
       <w:r>
-        <w:t xml:space="preserve">        &lt;g transform={"translate("+</w:t>
-      </w:r>
-      <w:proofErr w:type="spellStart"/>
-      <w:r>
-        <w:t>margin.left</w:t>
-      </w:r>
-      <w:proofErr w:type="spellEnd"/>
-      <w:r>
-        <w:t>+","+</w:t>
-      </w:r>
-      <w:proofErr w:type="spellStart"/>
-      <w:r>
-        <w:t>margin.top</w:t>
-      </w:r>
-      <w:proofErr w:type="spellEnd"/>
-      <w:r>
-        <w:t>+")"}&gt;</w:t>
+        <w:t xml:space="preserve">        &lt;g transform={"translate("+margin.left+","+margin.top+")"}&gt;</w:t>
       </w:r>
       <w:r>
         <w:br/>
@@ -6092,15 +3840,7 @@
         <w:t xml:space="preserve">    </w:t>
       </w:r>
       <w:r>
-        <w:t xml:space="preserve">        {</w:t>
-      </w:r>
-      <w:proofErr w:type="spellStart"/>
-      <w:r>
-        <w:t>renderMatrix</w:t>
-      </w:r>
-      <w:proofErr w:type="spellEnd"/>
-      <w:r>
-        <w:t>()}</w:t>
+        <w:t xml:space="preserve">        {renderMatrix()}</w:t>
       </w:r>
       <w:r>
         <w:br/>
@@ -6119,15 +3859,7 @@
         <w:t xml:space="preserve">    </w:t>
       </w:r>
       <w:r>
-        <w:t xml:space="preserve">    &lt;/</w:t>
-      </w:r>
-      <w:proofErr w:type="spellStart"/>
-      <w:r>
-        <w:t>svg</w:t>
-      </w:r>
-      <w:proofErr w:type="spellEnd"/>
-      <w:r>
-        <w:t>&gt;</w:t>
+        <w:t xml:space="preserve">    &lt;/svg&gt;</w:t>
       </w:r>
     </w:p>
     <w:p>
@@ -6170,40 +3902,30 @@
           <w:bCs/>
           <w:u w:val="single"/>
         </w:rPr>
+        <w:t xml:space="preserve"> (optional)</w:t>
+      </w:r>
+      <w:r>
+        <w:rPr>
+          <w:b/>
+          <w:bCs/>
+          <w:u w:val="single"/>
+        </w:rPr>
         <w:t>:</w:t>
       </w:r>
       <w:r>
-        <w:t xml:space="preserve"> use the </w:t>
-      </w:r>
-      <w:proofErr w:type="spellStart"/>
-      <w:r>
-        <w:t>genConfig</w:t>
-      </w:r>
-      <w:proofErr w:type="spellEnd"/>
-      <w:r>
-        <w:t xml:space="preserve"> property to replace ‘?’ by the </w:t>
-      </w:r>
-      <w:proofErr w:type="spellStart"/>
-      <w:r>
-        <w:t>nb</w:t>
-      </w:r>
-      <w:proofErr w:type="spellEnd"/>
-      <w:r>
-        <w:t xml:space="preserve"> of rows and columns in &lt;text&gt; elements.</w:t>
+        <w:t xml:space="preserve"> use the genConfig property to replace ‘?’ by the nb of rows and columns in &lt;text&gt; elements.</w:t>
       </w:r>
     </w:p>
     <w:p>
       <w:r>
         <w:t xml:space="preserve">You can observe that when App data updates the state, all the subcomponents (Matrix and </w:t>
       </w:r>
-      <w:proofErr w:type="spellStart"/>
       <w:r>
         <w:t>C</w:t>
       </w:r>
       <w:r>
         <w:t>ontrolBar</w:t>
       </w:r>
-      <w:proofErr w:type="spellEnd"/>
       <w:r>
         <w:t>) are notified to render again.</w:t>
       </w:r>
@@ -7410,11 +5132,11 @@
       <w:rFonts w:ascii="Luciole" w:hAnsi="Luciole"/>
     </w:rPr>
   </w:style>
-  <w:style w:type="paragraph" w:styleId="Titre1">
+  <w:style w:type="paragraph" w:styleId="Heading1">
     <w:name w:val="heading 1"/>
     <w:basedOn w:val="Normal"/>
     <w:next w:val="Normal"/>
-    <w:link w:val="Titre1Car"/>
+    <w:link w:val="Heading1Char"/>
     <w:uiPriority w:val="9"/>
     <w:qFormat/>
     <w:rsid w:val="00332941"/>
@@ -7432,11 +5154,11 @@
       <w:u w:val="single"/>
     </w:rPr>
   </w:style>
-  <w:style w:type="paragraph" w:styleId="Titre2">
+  <w:style w:type="paragraph" w:styleId="Heading2">
     <w:name w:val="heading 2"/>
     <w:basedOn w:val="Normal"/>
     <w:next w:val="Normal"/>
-    <w:link w:val="Titre2Car"/>
+    <w:link w:val="Heading2Char"/>
     <w:uiPriority w:val="9"/>
     <w:unhideWhenUsed/>
     <w:qFormat/>
@@ -7454,11 +5176,11 @@
       <w:szCs w:val="26"/>
     </w:rPr>
   </w:style>
-  <w:style w:type="paragraph" w:styleId="Titre3">
+  <w:style w:type="paragraph" w:styleId="Heading3">
     <w:name w:val="heading 3"/>
     <w:basedOn w:val="Normal"/>
     <w:next w:val="Normal"/>
-    <w:link w:val="Titre3Car"/>
+    <w:link w:val="Heading3Char"/>
     <w:uiPriority w:val="9"/>
     <w:unhideWhenUsed/>
     <w:qFormat/>
@@ -7476,11 +5198,11 @@
       <w:szCs w:val="24"/>
     </w:rPr>
   </w:style>
-  <w:style w:type="paragraph" w:styleId="Titre4">
+  <w:style w:type="paragraph" w:styleId="Heading4">
     <w:name w:val="heading 4"/>
     <w:basedOn w:val="Normal"/>
     <w:next w:val="Normal"/>
-    <w:link w:val="Titre4Car"/>
+    <w:link w:val="Heading4Char"/>
     <w:uiPriority w:val="9"/>
     <w:unhideWhenUsed/>
     <w:qFormat/>
@@ -7498,11 +5220,11 @@
       <w:color w:val="0F4761" w:themeColor="accent1" w:themeShade="BF"/>
     </w:rPr>
   </w:style>
-  <w:style w:type="paragraph" w:styleId="Titre5">
+  <w:style w:type="paragraph" w:styleId="Heading5">
     <w:name w:val="heading 5"/>
     <w:basedOn w:val="Normal"/>
     <w:next w:val="Normal"/>
-    <w:link w:val="Titre5Car"/>
+    <w:link w:val="Heading5Char"/>
     <w:uiPriority w:val="9"/>
     <w:semiHidden/>
     <w:unhideWhenUsed/>
@@ -7519,11 +5241,11 @@
       <w:color w:val="0F4761" w:themeColor="accent1" w:themeShade="BF"/>
     </w:rPr>
   </w:style>
-  <w:style w:type="paragraph" w:styleId="Titre6">
+  <w:style w:type="paragraph" w:styleId="Heading6">
     <w:name w:val="heading 6"/>
     <w:basedOn w:val="Normal"/>
     <w:next w:val="Normal"/>
-    <w:link w:val="Titre6Car"/>
+    <w:link w:val="Heading6Char"/>
     <w:uiPriority w:val="9"/>
     <w:semiHidden/>
     <w:unhideWhenUsed/>
@@ -7542,11 +5264,11 @@
       <w:color w:val="595959" w:themeColor="text1" w:themeTint="A6"/>
     </w:rPr>
   </w:style>
-  <w:style w:type="paragraph" w:styleId="Titre7">
+  <w:style w:type="paragraph" w:styleId="Heading7">
     <w:name w:val="heading 7"/>
     <w:basedOn w:val="Normal"/>
     <w:next w:val="Normal"/>
-    <w:link w:val="Titre7Car"/>
+    <w:link w:val="Heading7Char"/>
     <w:uiPriority w:val="9"/>
     <w:semiHidden/>
     <w:unhideWhenUsed/>
@@ -7563,11 +5285,11 @@
       <w:color w:val="595959" w:themeColor="text1" w:themeTint="A6"/>
     </w:rPr>
   </w:style>
-  <w:style w:type="paragraph" w:styleId="Titre8">
+  <w:style w:type="paragraph" w:styleId="Heading8">
     <w:name w:val="heading 8"/>
     <w:basedOn w:val="Normal"/>
     <w:next w:val="Normal"/>
-    <w:link w:val="Titre8Car"/>
+    <w:link w:val="Heading8Char"/>
     <w:uiPriority w:val="9"/>
     <w:semiHidden/>
     <w:unhideWhenUsed/>
@@ -7586,11 +5308,11 @@
       <w:color w:val="272727" w:themeColor="text1" w:themeTint="D8"/>
     </w:rPr>
   </w:style>
-  <w:style w:type="paragraph" w:styleId="Titre9">
+  <w:style w:type="paragraph" w:styleId="Heading9">
     <w:name w:val="heading 9"/>
     <w:basedOn w:val="Normal"/>
     <w:next w:val="Normal"/>
-    <w:link w:val="Titre9Car"/>
+    <w:link w:val="Heading9Char"/>
     <w:uiPriority w:val="9"/>
     <w:semiHidden/>
     <w:unhideWhenUsed/>
@@ -7607,13 +5329,13 @@
       <w:color w:val="272727" w:themeColor="text1" w:themeTint="D8"/>
     </w:rPr>
   </w:style>
-  <w:style w:type="character" w:default="1" w:styleId="Policepardfaut">
+  <w:style w:type="character" w:default="1" w:styleId="DefaultParagraphFont">
     <w:name w:val="Default Paragraph Font"/>
     <w:uiPriority w:val="1"/>
     <w:semiHidden/>
     <w:unhideWhenUsed/>
   </w:style>
-  <w:style w:type="table" w:default="1" w:styleId="TableauNormal">
+  <w:style w:type="table" w:default="1" w:styleId="TableNormal">
     <w:name w:val="Normal Table"/>
     <w:uiPriority w:val="99"/>
     <w:semiHidden/>
@@ -7628,16 +5350,16 @@
       </w:tblCellMar>
     </w:tblPr>
   </w:style>
-  <w:style w:type="numbering" w:default="1" w:styleId="Aucuneliste">
+  <w:style w:type="numbering" w:default="1" w:styleId="NoList">
     <w:name w:val="No List"/>
     <w:uiPriority w:val="99"/>
     <w:semiHidden/>
     <w:unhideWhenUsed/>
   </w:style>
-  <w:style w:type="character" w:customStyle="1" w:styleId="Titre2Car">
-    <w:name w:val="Titre 2 Car"/>
-    <w:basedOn w:val="Policepardfaut"/>
-    <w:link w:val="Titre2"/>
+  <w:style w:type="character" w:customStyle="1" w:styleId="Heading2Char">
+    <w:name w:val="Heading 2 Char"/>
+    <w:basedOn w:val="DefaultParagraphFont"/>
+    <w:link w:val="Heading2"/>
     <w:uiPriority w:val="9"/>
     <w:rsid w:val="00D96676"/>
     <w:rPr>
@@ -7647,10 +5369,10 @@
       <w:szCs w:val="26"/>
     </w:rPr>
   </w:style>
-  <w:style w:type="character" w:customStyle="1" w:styleId="Titre1Car">
-    <w:name w:val="Titre 1 Car"/>
-    <w:basedOn w:val="Policepardfaut"/>
-    <w:link w:val="Titre1"/>
+  <w:style w:type="character" w:customStyle="1" w:styleId="Heading1Char">
+    <w:name w:val="Heading 1 Char"/>
+    <w:basedOn w:val="DefaultParagraphFont"/>
+    <w:link w:val="Heading1"/>
     <w:uiPriority w:val="9"/>
     <w:rsid w:val="00332941"/>
     <w:rPr>
@@ -7661,11 +5383,11 @@
       <w:u w:val="single"/>
     </w:rPr>
   </w:style>
-  <w:style w:type="paragraph" w:styleId="Titre">
+  <w:style w:type="paragraph" w:styleId="Title">
     <w:name w:val="Title"/>
     <w:basedOn w:val="Normal"/>
     <w:next w:val="Normal"/>
-    <w:link w:val="TitreCar"/>
+    <w:link w:val="TitleChar"/>
     <w:uiPriority w:val="10"/>
     <w:qFormat/>
     <w:rsid w:val="00332941"/>
@@ -7683,10 +5405,10 @@
       <w:szCs w:val="56"/>
     </w:rPr>
   </w:style>
-  <w:style w:type="character" w:customStyle="1" w:styleId="TitreCar">
-    <w:name w:val="Titre Car"/>
-    <w:basedOn w:val="Policepardfaut"/>
-    <w:link w:val="Titre"/>
+  <w:style w:type="character" w:customStyle="1" w:styleId="TitleChar">
+    <w:name w:val="Title Char"/>
+    <w:basedOn w:val="DefaultParagraphFont"/>
+    <w:link w:val="Title"/>
     <w:uiPriority w:val="10"/>
     <w:rsid w:val="00332941"/>
     <w:rPr>
@@ -7698,11 +5420,11 @@
       <w:szCs w:val="56"/>
     </w:rPr>
   </w:style>
-  <w:style w:type="paragraph" w:styleId="Sous-titre">
+  <w:style w:type="paragraph" w:styleId="Subtitle">
     <w:name w:val="Subtitle"/>
     <w:basedOn w:val="Normal"/>
     <w:next w:val="Normal"/>
-    <w:link w:val="Sous-titreCar"/>
+    <w:link w:val="SubtitleChar"/>
     <w:uiPriority w:val="11"/>
     <w:qFormat/>
     <w:rsid w:val="00D96676"/>
@@ -7717,10 +5439,10 @@
       <w:spacing w:val="15"/>
     </w:rPr>
   </w:style>
-  <w:style w:type="character" w:customStyle="1" w:styleId="Sous-titreCar">
-    <w:name w:val="Sous-titre Car"/>
-    <w:basedOn w:val="Policepardfaut"/>
-    <w:link w:val="Sous-titre"/>
+  <w:style w:type="character" w:customStyle="1" w:styleId="SubtitleChar">
+    <w:name w:val="Subtitle Char"/>
+    <w:basedOn w:val="DefaultParagraphFont"/>
+    <w:link w:val="Subtitle"/>
     <w:uiPriority w:val="11"/>
     <w:rsid w:val="00D96676"/>
     <w:rPr>
@@ -7729,9 +5451,9 @@
       <w:spacing w:val="15"/>
     </w:rPr>
   </w:style>
-  <w:style w:type="character" w:styleId="Accentuationlgre">
+  <w:style w:type="character" w:styleId="SubtleEmphasis">
     <w:name w:val="Subtle Emphasis"/>
-    <w:basedOn w:val="Policepardfaut"/>
+    <w:basedOn w:val="DefaultParagraphFont"/>
     <w:uiPriority w:val="19"/>
     <w:qFormat/>
     <w:rsid w:val="00D96676"/>
@@ -7742,10 +5464,10 @@
       <w:color w:val="404040" w:themeColor="text1" w:themeTint="BF"/>
     </w:rPr>
   </w:style>
-  <w:style w:type="character" w:customStyle="1" w:styleId="Titre3Car">
-    <w:name w:val="Titre 3 Car"/>
-    <w:basedOn w:val="Policepardfaut"/>
-    <w:link w:val="Titre3"/>
+  <w:style w:type="character" w:customStyle="1" w:styleId="Heading3Char">
+    <w:name w:val="Heading 3 Char"/>
+    <w:basedOn w:val="DefaultParagraphFont"/>
+    <w:link w:val="Heading3"/>
     <w:uiPriority w:val="9"/>
     <w:rsid w:val="00D96676"/>
     <w:rPr>
@@ -7755,10 +5477,10 @@
       <w:szCs w:val="24"/>
     </w:rPr>
   </w:style>
-  <w:style w:type="character" w:customStyle="1" w:styleId="Titre4Car">
-    <w:name w:val="Titre 4 Car"/>
-    <w:basedOn w:val="Policepardfaut"/>
-    <w:link w:val="Titre4"/>
+  <w:style w:type="character" w:customStyle="1" w:styleId="Heading4Char">
+    <w:name w:val="Heading 4 Char"/>
+    <w:basedOn w:val="DefaultParagraphFont"/>
+    <w:link w:val="Heading4"/>
     <w:uiPriority w:val="9"/>
     <w:rsid w:val="00D96676"/>
     <w:rPr>
@@ -7768,10 +5490,10 @@
       <w:color w:val="0F4761" w:themeColor="accent1" w:themeShade="BF"/>
     </w:rPr>
   </w:style>
-  <w:style w:type="character" w:customStyle="1" w:styleId="Titre5Car">
-    <w:name w:val="Titre 5 Car"/>
-    <w:basedOn w:val="Policepardfaut"/>
-    <w:link w:val="Titre5"/>
+  <w:style w:type="character" w:customStyle="1" w:styleId="Heading5Char">
+    <w:name w:val="Heading 5 Char"/>
+    <w:basedOn w:val="DefaultParagraphFont"/>
+    <w:link w:val="Heading5"/>
     <w:uiPriority w:val="9"/>
     <w:semiHidden/>
     <w:rsid w:val="002B3EEE"/>
@@ -7780,10 +5502,10 @@
       <w:color w:val="0F4761" w:themeColor="accent1" w:themeShade="BF"/>
     </w:rPr>
   </w:style>
-  <w:style w:type="character" w:customStyle="1" w:styleId="Titre6Car">
-    <w:name w:val="Titre 6 Car"/>
-    <w:basedOn w:val="Policepardfaut"/>
-    <w:link w:val="Titre6"/>
+  <w:style w:type="character" w:customStyle="1" w:styleId="Heading6Char">
+    <w:name w:val="Heading 6 Char"/>
+    <w:basedOn w:val="DefaultParagraphFont"/>
+    <w:link w:val="Heading6"/>
     <w:uiPriority w:val="9"/>
     <w:semiHidden/>
     <w:rsid w:val="002B3EEE"/>
@@ -7794,10 +5516,10 @@
       <w:color w:val="595959" w:themeColor="text1" w:themeTint="A6"/>
     </w:rPr>
   </w:style>
-  <w:style w:type="character" w:customStyle="1" w:styleId="Titre7Car">
-    <w:name w:val="Titre 7 Car"/>
-    <w:basedOn w:val="Policepardfaut"/>
-    <w:link w:val="Titre7"/>
+  <w:style w:type="character" w:customStyle="1" w:styleId="Heading7Char">
+    <w:name w:val="Heading 7 Char"/>
+    <w:basedOn w:val="DefaultParagraphFont"/>
+    <w:link w:val="Heading7"/>
     <w:uiPriority w:val="9"/>
     <w:semiHidden/>
     <w:rsid w:val="002B3EEE"/>
@@ -7806,10 +5528,10 @@
       <w:color w:val="595959" w:themeColor="text1" w:themeTint="A6"/>
     </w:rPr>
   </w:style>
-  <w:style w:type="character" w:customStyle="1" w:styleId="Titre8Car">
-    <w:name w:val="Titre 8 Car"/>
-    <w:basedOn w:val="Policepardfaut"/>
-    <w:link w:val="Titre8"/>
+  <w:style w:type="character" w:customStyle="1" w:styleId="Heading8Char">
+    <w:name w:val="Heading 8 Char"/>
+    <w:basedOn w:val="DefaultParagraphFont"/>
+    <w:link w:val="Heading8"/>
     <w:uiPriority w:val="9"/>
     <w:semiHidden/>
     <w:rsid w:val="002B3EEE"/>
@@ -7820,10 +5542,10 @@
       <w:color w:val="272727" w:themeColor="text1" w:themeTint="D8"/>
     </w:rPr>
   </w:style>
-  <w:style w:type="character" w:customStyle="1" w:styleId="Titre9Car">
-    <w:name w:val="Titre 9 Car"/>
-    <w:basedOn w:val="Policepardfaut"/>
-    <w:link w:val="Titre9"/>
+  <w:style w:type="character" w:customStyle="1" w:styleId="Heading9Char">
+    <w:name w:val="Heading 9 Char"/>
+    <w:basedOn w:val="DefaultParagraphFont"/>
+    <w:link w:val="Heading9"/>
     <w:uiPriority w:val="9"/>
     <w:semiHidden/>
     <w:rsid w:val="002B3EEE"/>
@@ -7832,11 +5554,11 @@
       <w:color w:val="272727" w:themeColor="text1" w:themeTint="D8"/>
     </w:rPr>
   </w:style>
-  <w:style w:type="paragraph" w:styleId="Citation">
+  <w:style w:type="paragraph" w:styleId="Quote">
     <w:name w:val="Quote"/>
     <w:basedOn w:val="Normal"/>
     <w:next w:val="Normal"/>
-    <w:link w:val="CitationCar"/>
+    <w:link w:val="QuoteChar"/>
     <w:uiPriority w:val="29"/>
     <w:qFormat/>
     <w:rsid w:val="002B3EEE"/>
@@ -7850,10 +5572,10 @@
       <w:color w:val="404040" w:themeColor="text1" w:themeTint="BF"/>
     </w:rPr>
   </w:style>
-  <w:style w:type="character" w:customStyle="1" w:styleId="CitationCar">
-    <w:name w:val="Citation Car"/>
-    <w:basedOn w:val="Policepardfaut"/>
-    <w:link w:val="Citation"/>
+  <w:style w:type="character" w:customStyle="1" w:styleId="QuoteChar">
+    <w:name w:val="Quote Char"/>
+    <w:basedOn w:val="DefaultParagraphFont"/>
+    <w:link w:val="Quote"/>
     <w:uiPriority w:val="29"/>
     <w:rsid w:val="002B3EEE"/>
     <w:rPr>
@@ -7863,7 +5585,7 @@
       <w:color w:val="404040" w:themeColor="text1" w:themeTint="BF"/>
     </w:rPr>
   </w:style>
-  <w:style w:type="paragraph" w:styleId="Paragraphedeliste">
+  <w:style w:type="paragraph" w:styleId="ListParagraph">
     <w:name w:val="List Paragraph"/>
     <w:basedOn w:val="Normal"/>
     <w:uiPriority w:val="34"/>
@@ -7874,9 +5596,9 @@
       <w:contextualSpacing/>
     </w:pPr>
   </w:style>
-  <w:style w:type="character" w:styleId="Accentuationintense">
+  <w:style w:type="character" w:styleId="IntenseEmphasis">
     <w:name w:val="Intense Emphasis"/>
-    <w:basedOn w:val="Policepardfaut"/>
+    <w:basedOn w:val="DefaultParagraphFont"/>
     <w:uiPriority w:val="21"/>
     <w:qFormat/>
     <w:rsid w:val="002B3EEE"/>
@@ -7886,11 +5608,11 @@
       <w:color w:val="0F4761" w:themeColor="accent1" w:themeShade="BF"/>
     </w:rPr>
   </w:style>
-  <w:style w:type="paragraph" w:styleId="Citationintense">
+  <w:style w:type="paragraph" w:styleId="IntenseQuote">
     <w:name w:val="Intense Quote"/>
     <w:basedOn w:val="Normal"/>
     <w:next w:val="Normal"/>
-    <w:link w:val="CitationintenseCar"/>
+    <w:link w:val="IntenseQuoteChar"/>
     <w:uiPriority w:val="30"/>
     <w:qFormat/>
     <w:rsid w:val="002B3EEE"/>
@@ -7909,10 +5631,10 @@
       <w:color w:val="0F4761" w:themeColor="accent1" w:themeShade="BF"/>
     </w:rPr>
   </w:style>
-  <w:style w:type="character" w:customStyle="1" w:styleId="CitationintenseCar">
-    <w:name w:val="Citation intense Car"/>
-    <w:basedOn w:val="Policepardfaut"/>
-    <w:link w:val="Citationintense"/>
+  <w:style w:type="character" w:customStyle="1" w:styleId="IntenseQuoteChar">
+    <w:name w:val="Intense Quote Char"/>
+    <w:basedOn w:val="DefaultParagraphFont"/>
+    <w:link w:val="IntenseQuote"/>
     <w:uiPriority w:val="30"/>
     <w:rsid w:val="002B3EEE"/>
     <w:rPr>
@@ -7922,9 +5644,9 @@
       <w:color w:val="0F4761" w:themeColor="accent1" w:themeShade="BF"/>
     </w:rPr>
   </w:style>
-  <w:style w:type="character" w:styleId="Rfrenceintense">
+  <w:style w:type="character" w:styleId="IntenseReference">
     <w:name w:val="Intense Reference"/>
-    <w:basedOn w:val="Policepardfaut"/>
+    <w:basedOn w:val="DefaultParagraphFont"/>
     <w:uiPriority w:val="32"/>
     <w:qFormat/>
     <w:rsid w:val="002B3EEE"/>
@@ -7962,10 +5684,10 @@
       </w14:textOutline>
     </w:rPr>
   </w:style>
-  <w:style w:type="paragraph" w:styleId="PrformatHTML">
+  <w:style w:type="paragraph" w:styleId="HTMLPreformatted">
     <w:name w:val="HTML Preformatted"/>
     <w:basedOn w:val="Normal"/>
-    <w:link w:val="PrformatHTMLCar"/>
+    <w:link w:val="HTMLPreformattedChar"/>
     <w:uiPriority w:val="99"/>
     <w:semiHidden/>
     <w:unhideWhenUsed/>
@@ -7979,10 +5701,10 @@
       <w:szCs w:val="20"/>
     </w:rPr>
   </w:style>
-  <w:style w:type="character" w:customStyle="1" w:styleId="PrformatHTMLCar">
-    <w:name w:val="Préformaté HTML Car"/>
-    <w:basedOn w:val="Policepardfaut"/>
-    <w:link w:val="PrformatHTML"/>
+  <w:style w:type="character" w:customStyle="1" w:styleId="HTMLPreformattedChar">
+    <w:name w:val="HTML Preformatted Char"/>
+    <w:basedOn w:val="DefaultParagraphFont"/>
+    <w:link w:val="HTMLPreformatted"/>
     <w:uiPriority w:val="99"/>
     <w:semiHidden/>
     <w:rsid w:val="002C39E0"/>
@@ -7992,9 +5714,9 @@
       <w:szCs w:val="20"/>
     </w:rPr>
   </w:style>
-  <w:style w:type="character" w:styleId="Lienhypertexte">
+  <w:style w:type="character" w:styleId="Hyperlink">
     <w:name w:val="Hyperlink"/>
-    <w:basedOn w:val="Policepardfaut"/>
+    <w:basedOn w:val="DefaultParagraphFont"/>
     <w:uiPriority w:val="99"/>
     <w:unhideWhenUsed/>
     <w:rsid w:val="00BF44E1"/>
@@ -8003,9 +5725,9 @@
       <w:u w:val="single"/>
     </w:rPr>
   </w:style>
-  <w:style w:type="character" w:styleId="Mentionnonrsolue">
+  <w:style w:type="character" w:styleId="UnresolvedMention">
     <w:name w:val="Unresolved Mention"/>
-    <w:basedOn w:val="Policepardfaut"/>
+    <w:basedOn w:val="DefaultParagraphFont"/>
     <w:uiPriority w:val="99"/>
     <w:semiHidden/>
     <w:unhideWhenUsed/>
@@ -8015,7 +5737,7 @@
       <w:shd w:val="clear" w:color="auto" w:fill="E1DFDD"/>
     </w:rPr>
   </w:style>
-  <w:style w:type="paragraph" w:styleId="Rvision">
+  <w:style w:type="paragraph" w:styleId="Revision">
     <w:name w:val="Revision"/>
     <w:hidden/>
     <w:uiPriority w:val="99"/>
@@ -8028,9 +5750,9 @@
       <w:rFonts w:ascii="Luciole" w:hAnsi="Luciole"/>
     </w:rPr>
   </w:style>
-  <w:style w:type="character" w:styleId="Lienhypertextesuivivisit">
+  <w:style w:type="character" w:styleId="FollowedHyperlink">
     <w:name w:val="FollowedHyperlink"/>
-    <w:basedOn w:val="Policepardfaut"/>
+    <w:basedOn w:val="DefaultParagraphFont"/>
     <w:uiPriority w:val="99"/>
     <w:semiHidden/>
     <w:unhideWhenUsed/>

--- a/Tuto3 - D3js in React.docx
+++ b/Tuto3 - D3js in React.docx
@@ -211,8 +211,13 @@
       <w:pPr>
         <w:pStyle w:val="Code"/>
       </w:pPr>
-      <w:r>
-        <w:t xml:space="preserve">npm -v </w:t>
+      <w:proofErr w:type="spellStart"/>
+      <w:r>
+        <w:t>npm</w:t>
+      </w:r>
+      <w:proofErr w:type="spellEnd"/>
+      <w:r>
+        <w:t xml:space="preserve"> -v </w:t>
       </w:r>
       <w:r>
         <w:t># should print `v</w:t>
@@ -296,12 +301,46 @@
         </w:numPr>
       </w:pPr>
       <w:r>
-        <w:t>Or your preferred javascript IDE</w:t>
-      </w:r>
-    </w:p>
-    <w:p>
-      <w:r>
-        <w:t xml:space="preserve">Install project dependencies with npm, the package manager system for javascript embedded in Node.js. All dependencies are declared at the root of the project in the file package.json. After having installed Node.js open a terminal </w:t>
+        <w:t xml:space="preserve">Or your preferred </w:t>
+      </w:r>
+      <w:proofErr w:type="spellStart"/>
+      <w:r>
+        <w:t>javascript</w:t>
+      </w:r>
+      <w:proofErr w:type="spellEnd"/>
+      <w:r>
+        <w:t xml:space="preserve"> IDE</w:t>
+      </w:r>
+    </w:p>
+    <w:p>
+      <w:r>
+        <w:t xml:space="preserve">Install project dependencies with </w:t>
+      </w:r>
+      <w:proofErr w:type="spellStart"/>
+      <w:r>
+        <w:t>npm</w:t>
+      </w:r>
+      <w:proofErr w:type="spellEnd"/>
+      <w:r>
+        <w:t xml:space="preserve">, the package manager system for </w:t>
+      </w:r>
+      <w:proofErr w:type="spellStart"/>
+      <w:r>
+        <w:t>javascript</w:t>
+      </w:r>
+      <w:proofErr w:type="spellEnd"/>
+      <w:r>
+        <w:t xml:space="preserve"> embedded in Node.js. All dependencies are declared at the root of the project in the file </w:t>
+      </w:r>
+      <w:proofErr w:type="spellStart"/>
+      <w:proofErr w:type="gramStart"/>
+      <w:r>
+        <w:t>package.json</w:t>
+      </w:r>
+      <w:proofErr w:type="spellEnd"/>
+      <w:proofErr w:type="gramEnd"/>
+      <w:r>
+        <w:t xml:space="preserve">. After having installed Node.js open a terminal </w:t>
       </w:r>
       <w:r>
         <w:t xml:space="preserve">and </w:t>
@@ -314,8 +353,13 @@
       <w:pPr>
         <w:pStyle w:val="Code"/>
       </w:pPr>
-      <w:r>
-        <w:t>npm install</w:t>
+      <w:proofErr w:type="spellStart"/>
+      <w:r>
+        <w:t>npm</w:t>
+      </w:r>
+      <w:proofErr w:type="spellEnd"/>
+      <w:r>
+        <w:t xml:space="preserve"> install</w:t>
       </w:r>
       <w:r>
         <w:t xml:space="preserve"> # from your project folder</w:t>
@@ -338,6 +382,9 @@
       </w:pPr>
       <w:r>
         <w:t>Understanding the project structure</w:t>
+      </w:r>
+      <w:r>
+        <w:t xml:space="preserve"> (3 min)</w:t>
       </w:r>
     </w:p>
     <w:p>
@@ -361,8 +408,13 @@
       </w:r>
     </w:p>
     <w:p>
-      <w:r>
-        <w:t>Take a look at:</w:t>
+      <w:proofErr w:type="gramStart"/>
+      <w:r>
+        <w:t>Take a look</w:t>
+      </w:r>
+      <w:proofErr w:type="gramEnd"/>
+      <w:r>
+        <w:t xml:space="preserve"> at:</w:t>
       </w:r>
     </w:p>
     <w:p>
@@ -377,10 +429,10 @@
         <w:t xml:space="preserve"> </w:t>
       </w:r>
       <w:r>
-        <w:t>p</w:t>
-      </w:r>
-      <w:r>
-        <w:t>ublic/index.html</w:t>
+        <w:t>.</w:t>
+      </w:r>
+      <w:r>
+        <w:t>/index.html</w:t>
       </w:r>
       <w:r>
         <w:t xml:space="preserve"> (do not change): the web page </w:t>
@@ -398,6 +450,7 @@
       </w:pPr>
       <w:bookmarkStart w:id="0" w:name="_Hlk218074747"/>
       <w:r>
+        <w:lastRenderedPageBreak/>
         <w:t>...</w:t>
       </w:r>
     </w:p>
@@ -415,6 +468,38 @@
       </w:pPr>
       <w:r>
         <w:t xml:space="preserve">  &lt;div id="root"&gt;&lt;/div&gt;</w:t>
+      </w:r>
+    </w:p>
+    <w:p>
+      <w:pPr>
+        <w:pStyle w:val="Code"/>
+      </w:pPr>
+      <w:r>
+        <w:t xml:space="preserve">  &lt;script type="module" </w:t>
+      </w:r>
+      <w:proofErr w:type="spellStart"/>
+      <w:r>
+        <w:t>src</w:t>
+      </w:r>
+      <w:proofErr w:type="spellEnd"/>
+      <w:r>
+        <w:t>="/</w:t>
+      </w:r>
+      <w:proofErr w:type="spellStart"/>
+      <w:r>
+        <w:t>src</w:t>
+      </w:r>
+      <w:proofErr w:type="spellEnd"/>
+      <w:r>
+        <w:t>/</w:t>
+      </w:r>
+      <w:proofErr w:type="spellStart"/>
+      <w:r>
+        <w:t>index.jsx</w:t>
+      </w:r>
+      <w:proofErr w:type="spellEnd"/>
+      <w:r>
+        <w:t>"&gt;&lt;/script&gt;</w:t>
       </w:r>
     </w:p>
     <w:p>
@@ -442,13 +527,26 @@
           <w:numId w:val="5"/>
         </w:numPr>
       </w:pPr>
-      <w:r>
-        <w:t>src/i</w:t>
+      <w:proofErr w:type="spellStart"/>
+      <w:r>
+        <w:t>src</w:t>
+      </w:r>
+      <w:proofErr w:type="spellEnd"/>
+      <w:r>
+        <w:t>/</w:t>
+      </w:r>
+      <w:proofErr w:type="spellStart"/>
+      <w:r>
+        <w:t>i</w:t>
       </w:r>
       <w:r>
         <w:t>ndex.js</w:t>
       </w:r>
       <w:r>
+        <w:t>x</w:t>
+      </w:r>
+      <w:proofErr w:type="spellEnd"/>
+      <w:r>
         <w:t xml:space="preserve"> (do not change): render the </w:t>
       </w:r>
       <w:r>
@@ -457,8 +555,13 @@
       <w:r>
         <w:t xml:space="preserve">React </w:t>
       </w:r>
-      <w:r>
-        <w:t xml:space="preserve">javascript </w:t>
+      <w:proofErr w:type="spellStart"/>
+      <w:r>
+        <w:t>javascript</w:t>
+      </w:r>
+      <w:proofErr w:type="spellEnd"/>
+      <w:r>
+        <w:t xml:space="preserve"> </w:t>
       </w:r>
       <w:r>
         <w:t>code</w:t>
@@ -491,7 +594,6 @@
       </w:pPr>
       <w:bookmarkStart w:id="1" w:name="_Hlk218074939"/>
       <w:r>
-        <w:lastRenderedPageBreak/>
         <w:t xml:space="preserve">// </w:t>
       </w:r>
       <w:r>
@@ -513,24 +615,67 @@
       <w:pPr>
         <w:pStyle w:val="Code"/>
       </w:pPr>
-      <w:r>
-        <w:t>const root = createRoot(document.getElementById("root"));</w:t>
-      </w:r>
-    </w:p>
-    <w:p>
-      <w:pPr>
-        <w:pStyle w:val="Code"/>
-      </w:pPr>
-      <w:r>
-        <w:t>root.render(</w:t>
-      </w:r>
-    </w:p>
-    <w:p>
-      <w:pPr>
-        <w:pStyle w:val="Code"/>
-      </w:pPr>
-      <w:r>
-        <w:t xml:space="preserve">  &lt;StrictMode&gt;</w:t>
+      <w:proofErr w:type="spellStart"/>
+      <w:r>
+        <w:t>const</w:t>
+      </w:r>
+      <w:proofErr w:type="spellEnd"/>
+      <w:r>
+        <w:t xml:space="preserve"> root = </w:t>
+      </w:r>
+      <w:proofErr w:type="spellStart"/>
+      <w:r>
+        <w:t>createRoot</w:t>
+      </w:r>
+      <w:proofErr w:type="spellEnd"/>
+      <w:r>
+        <w:t>(</w:t>
+      </w:r>
+      <w:proofErr w:type="spellStart"/>
+      <w:proofErr w:type="gramStart"/>
+      <w:r>
+        <w:t>document.getElementById</w:t>
+      </w:r>
+      <w:proofErr w:type="spellEnd"/>
+      <w:proofErr w:type="gramEnd"/>
+      <w:r>
+        <w:t>("root")</w:t>
+      </w:r>
+      <w:proofErr w:type="gramStart"/>
+      <w:r>
+        <w:t>);</w:t>
+      </w:r>
+      <w:proofErr w:type="gramEnd"/>
+    </w:p>
+    <w:p>
+      <w:pPr>
+        <w:pStyle w:val="Code"/>
+      </w:pPr>
+      <w:proofErr w:type="spellStart"/>
+      <w:proofErr w:type="gramStart"/>
+      <w:r>
+        <w:t>root.render</w:t>
+      </w:r>
+      <w:proofErr w:type="spellEnd"/>
+      <w:proofErr w:type="gramEnd"/>
+      <w:r>
+        <w:t>(</w:t>
+      </w:r>
+    </w:p>
+    <w:p>
+      <w:pPr>
+        <w:pStyle w:val="Code"/>
+      </w:pPr>
+      <w:r>
+        <w:t xml:space="preserve">  &lt;</w:t>
+      </w:r>
+      <w:proofErr w:type="spellStart"/>
+      <w:r>
+        <w:t>StrictMode</w:t>
+      </w:r>
+      <w:proofErr w:type="spellEnd"/>
+      <w:r>
+        <w:t>&gt;</w:t>
       </w:r>
     </w:p>
     <w:p>
@@ -546,16 +691,26 @@
         <w:pStyle w:val="Code"/>
       </w:pPr>
       <w:r>
-        <w:t xml:space="preserve">  &lt;/StrictMode&gt;</w:t>
-      </w:r>
-    </w:p>
-    <w:p>
-      <w:pPr>
-        <w:pStyle w:val="Code"/>
-      </w:pPr>
+        <w:t xml:space="preserve">  &lt;/</w:t>
+      </w:r>
+      <w:proofErr w:type="spellStart"/>
+      <w:r>
+        <w:t>StrictMode</w:t>
+      </w:r>
+      <w:proofErr w:type="spellEnd"/>
+      <w:r>
+        <w:t>&gt;</w:t>
+      </w:r>
+    </w:p>
+    <w:p>
+      <w:pPr>
+        <w:pStyle w:val="Code"/>
+      </w:pPr>
+      <w:proofErr w:type="gramStart"/>
       <w:r>
         <w:t>);</w:t>
       </w:r>
+      <w:proofErr w:type="gramEnd"/>
     </w:p>
     <w:p>
       <w:pPr>
@@ -574,6 +729,7 @@
           <w:numId w:val="5"/>
         </w:numPr>
       </w:pPr>
+      <w:proofErr w:type="spellStart"/>
       <w:r>
         <w:t>App</w:t>
       </w:r>
@@ -583,6 +739,10 @@
       <w:r>
         <w:t>js</w:t>
       </w:r>
+      <w:r>
+        <w:t>x</w:t>
+      </w:r>
+      <w:proofErr w:type="spellEnd"/>
       <w:r>
         <w:t xml:space="preserve"> + App.css: </w:t>
       </w:r>
@@ -599,7 +759,15 @@
         </w:numPr>
       </w:pPr>
       <w:r>
-        <w:t>For a better readability of your code create one css per component.</w:t>
+        <w:t xml:space="preserve">For a better readability of your code create one </w:t>
+      </w:r>
+      <w:proofErr w:type="spellStart"/>
+      <w:r>
+        <w:t>css</w:t>
+      </w:r>
+      <w:proofErr w:type="spellEnd"/>
+      <w:r>
+        <w:t xml:space="preserve"> per component.</w:t>
       </w:r>
     </w:p>
     <w:p>
@@ -616,8 +784,17 @@
           <w:sz w:val="16"/>
           <w:szCs w:val="16"/>
         </w:rPr>
-        <w:t>import './App.css';</w:t>
-      </w:r>
+        <w:t>import './App.css</w:t>
+      </w:r>
+      <w:proofErr w:type="gramStart"/>
+      <w:r>
+        <w:rPr>
+          <w:sz w:val="16"/>
+          <w:szCs w:val="16"/>
+        </w:rPr>
+        <w:t>';</w:t>
+      </w:r>
+      <w:proofErr w:type="gramEnd"/>
     </w:p>
     <w:p>
       <w:pPr>
@@ -673,7 +850,23 @@
           <w:sz w:val="16"/>
           <w:szCs w:val="16"/>
         </w:rPr>
-        <w:t>function App() {</w:t>
+        <w:t xml:space="preserve">function </w:t>
+      </w:r>
+      <w:proofErr w:type="gramStart"/>
+      <w:r>
+        <w:rPr>
+          <w:sz w:val="16"/>
+          <w:szCs w:val="16"/>
+        </w:rPr>
+        <w:t>App(</w:t>
+      </w:r>
+      <w:proofErr w:type="gramEnd"/>
+      <w:r>
+        <w:rPr>
+          <w:sz w:val="16"/>
+          <w:szCs w:val="16"/>
+        </w:rPr>
+        <w:t>) {</w:t>
       </w:r>
     </w:p>
     <w:p>
@@ -791,7 +984,10 @@
         <w:pStyle w:val="Heading2"/>
       </w:pPr>
       <w:r>
-        <w:t>Run the React application:</w:t>
+        <w:t>Run the React application</w:t>
+      </w:r>
+      <w:r>
+        <w:t xml:space="preserve"> (1 min)</w:t>
       </w:r>
     </w:p>
     <w:p>
@@ -815,8 +1011,13 @@
       <w:pPr>
         <w:pStyle w:val="Code"/>
       </w:pPr>
-      <w:r>
-        <w:t>npm start</w:t>
+      <w:proofErr w:type="spellStart"/>
+      <w:r>
+        <w:t>npm</w:t>
+      </w:r>
+      <w:proofErr w:type="spellEnd"/>
+      <w:r>
+        <w:t xml:space="preserve"> start</w:t>
       </w:r>
     </w:p>
     <w:p>
@@ -830,8 +1031,15 @@
         <w:t>,</w:t>
       </w:r>
       <w:r>
-        <w:t xml:space="preserve"> open package.json</w:t>
-      </w:r>
+        <w:t xml:space="preserve"> open </w:t>
+      </w:r>
+      <w:proofErr w:type="spellStart"/>
+      <w:proofErr w:type="gramStart"/>
+      <w:r>
+        <w:t>package.json</w:t>
+      </w:r>
+      <w:proofErr w:type="spellEnd"/>
+      <w:proofErr w:type="gramEnd"/>
       <w:r>
         <w:t xml:space="preserve"> and </w:t>
       </w:r>
@@ -839,7 +1047,13 @@
         <w:t xml:space="preserve">click on script: </w:t>
       </w:r>
       <w:r>
-        <w:t>Debug button on top of “scripts”:</w:t>
+        <w:rPr>
+          <w:highlight w:val="yellow"/>
+        </w:rPr>
+        <w:t>Debug button on top of “scripts”</w:t>
+      </w:r>
+      <w:r>
+        <w:t>:</w:t>
       </w:r>
     </w:p>
     <w:p>
@@ -886,14 +1100,31 @@
     </w:p>
     <w:p>
       <w:r>
-        <w:t xml:space="preserve">In your browser, a web page will open on </w:t>
+        <w:t xml:space="preserve">Open the web page in </w:t>
+      </w:r>
+      <w:r>
+        <w:t>your browser</w:t>
+      </w:r>
+      <w:r>
+        <w:t xml:space="preserve"> (or type </w:t>
+      </w:r>
+      <w:proofErr w:type="spellStart"/>
+      <w:r>
+        <w:t>o+enter</w:t>
+      </w:r>
+      <w:proofErr w:type="spellEnd"/>
+      <w:r>
+        <w:t xml:space="preserve"> in the terminal)</w:t>
+      </w:r>
+      <w:r>
+        <w:t xml:space="preserve">, a web page will open on </w:t>
       </w:r>
       <w:hyperlink r:id="rId10" w:history="1">
         <w:r>
           <w:rPr>
             <w:rStyle w:val="Hyperlink"/>
           </w:rPr>
-          <w:t>http://localhost:3000/</w:t>
+          <w:t>http://localhost:5173/</w:t>
         </w:r>
       </w:hyperlink>
       <w:r>
@@ -913,7 +1144,23 @@
         <w:pStyle w:val="Heading2"/>
       </w:pPr>
       <w:r>
-        <w:t>Some links to understand html, css and javascript:</w:t>
+        <w:t xml:space="preserve">Some links to understand html, </w:t>
+      </w:r>
+      <w:proofErr w:type="spellStart"/>
+      <w:r>
+        <w:t>css</w:t>
+      </w:r>
+      <w:proofErr w:type="spellEnd"/>
+      <w:r>
+        <w:t xml:space="preserve"> and </w:t>
+      </w:r>
+      <w:proofErr w:type="spellStart"/>
+      <w:r>
+        <w:t>javascript</w:t>
+      </w:r>
+      <w:proofErr w:type="spellEnd"/>
+      <w:r>
+        <w:t>:</w:t>
       </w:r>
     </w:p>
     <w:p>
@@ -1039,6 +1286,9 @@
       <w:r>
         <w:t>a randomly generated data in a matrix</w:t>
       </w:r>
+      <w:r>
+        <w:t xml:space="preserve"> (15 min)</w:t>
+      </w:r>
     </w:p>
     <w:p>
       <w:r>
@@ -1085,7 +1335,6 @@
         </w:numPr>
       </w:pPr>
       <w:r>
-        <w:lastRenderedPageBreak/>
         <w:t xml:space="preserve">one with </w:t>
       </w:r>
       <w:r>
@@ -1230,7 +1479,18 @@
     </w:p>
     <w:p>
       <w:r>
-        <w:t xml:space="preserve">In App.js, </w:t>
+        <w:t xml:space="preserve">In </w:t>
+      </w:r>
+      <w:proofErr w:type="spellStart"/>
+      <w:r>
+        <w:t>App.js</w:t>
+      </w:r>
+      <w:r>
+        <w:t>x</w:t>
+      </w:r>
+      <w:proofErr w:type="spellEnd"/>
+      <w:r>
+        <w:t xml:space="preserve">, </w:t>
       </w:r>
       <w:r>
         <w:t xml:space="preserve">we will replace “Hello world!” by </w:t>
@@ -1251,7 +1511,15 @@
       </w:pPr>
       <w:bookmarkStart w:id="3" w:name="_Hlk218075588"/>
       <w:r>
-        <w:t>function App() {</w:t>
+        <w:t xml:space="preserve">function </w:t>
+      </w:r>
+      <w:proofErr w:type="gramStart"/>
+      <w:r>
+        <w:t>App(</w:t>
+      </w:r>
+      <w:proofErr w:type="gramEnd"/>
+      <w:r>
+        <w:t>) {</w:t>
       </w:r>
       <w:r>
         <w:br/>
@@ -1259,7 +1527,15 @@
       </w:r>
       <w:r>
         <w:br/>
-        <w:t xml:space="preserve">    &lt;div className="App"&gt;</w:t>
+        <w:t xml:space="preserve">    &lt;div </w:t>
+      </w:r>
+      <w:proofErr w:type="spellStart"/>
+      <w:r>
+        <w:t>className</w:t>
+      </w:r>
+      <w:proofErr w:type="spellEnd"/>
+      <w:r>
+        <w:t>="App"&gt;</w:t>
       </w:r>
       <w:r>
         <w:br/>
@@ -1328,16 +1604,27 @@
       </w:pPr>
       <w:bookmarkStart w:id="4" w:name="_Hlk218075618"/>
       <w:r>
-        <w:t>#control-bar-container{</w:t>
-      </w:r>
-    </w:p>
-    <w:p>
-      <w:pPr>
-        <w:pStyle w:val="Code"/>
-      </w:pPr>
-      <w:r>
-        <w:t xml:space="preserve">    height: 10%;</w:t>
-      </w:r>
+        <w:lastRenderedPageBreak/>
+        <w:t>#control-bar-</w:t>
+      </w:r>
+      <w:proofErr w:type="gramStart"/>
+      <w:r>
+        <w:t>container{</w:t>
+      </w:r>
+      <w:proofErr w:type="gramEnd"/>
+    </w:p>
+    <w:p>
+      <w:pPr>
+        <w:pStyle w:val="Code"/>
+      </w:pPr>
+      <w:r>
+        <w:t xml:space="preserve">    height: </w:t>
+      </w:r>
+      <w:proofErr w:type="gramStart"/>
+      <w:r>
+        <w:t>10%;</w:t>
+      </w:r>
+      <w:proofErr w:type="gramEnd"/>
     </w:p>
     <w:p>
       <w:pPr>
@@ -1352,16 +1639,26 @@
         <w:pStyle w:val="Code"/>
       </w:pPr>
       <w:r>
-        <w:t>#view-container{</w:t>
-      </w:r>
-    </w:p>
-    <w:p>
-      <w:pPr>
-        <w:pStyle w:val="Code"/>
-      </w:pPr>
-      <w:r>
-        <w:t xml:space="preserve">    height: 80%;</w:t>
-      </w:r>
+        <w:t>#view-</w:t>
+      </w:r>
+      <w:proofErr w:type="gramStart"/>
+      <w:r>
+        <w:t>container{</w:t>
+      </w:r>
+      <w:proofErr w:type="gramEnd"/>
+    </w:p>
+    <w:p>
+      <w:pPr>
+        <w:pStyle w:val="Code"/>
+      </w:pPr>
+      <w:r>
+        <w:t xml:space="preserve">    height: </w:t>
+      </w:r>
+      <w:proofErr w:type="gramStart"/>
+      <w:r>
+        <w:t>80%;</w:t>
+      </w:r>
+      <w:proofErr w:type="gramEnd"/>
     </w:p>
     <w:p>
       <w:pPr>
@@ -1412,12 +1709,33 @@
         <w:pStyle w:val="Code"/>
       </w:pPr>
       <w:bookmarkStart w:id="5" w:name="_Hlk218075797"/>
-      <w:r>
-        <w:t>.App {</w:t>
-      </w:r>
-      <w:r>
-        <w:br/>
-        <w:t xml:space="preserve">    text-align: center;</w:t>
+      <w:proofErr w:type="gramStart"/>
+      <w:r>
+        <w:t>.App</w:t>
+      </w:r>
+      <w:proofErr w:type="gramEnd"/>
+      <w:r>
+        <w:t xml:space="preserve"> {</w:t>
+      </w:r>
+      <w:r>
+        <w:br/>
+        <w:t xml:space="preserve">    text-</w:t>
+      </w:r>
+      <w:proofErr w:type="gramStart"/>
+      <w:r>
+        <w:t>align:</w:t>
+      </w:r>
+      <w:proofErr w:type="gramEnd"/>
+      <w:r>
+        <w:t xml:space="preserve"> </w:t>
+      </w:r>
+      <w:proofErr w:type="spellStart"/>
+      <w:r>
+        <w:t>center</w:t>
+      </w:r>
+      <w:proofErr w:type="spellEnd"/>
+      <w:r>
+        <w:t>;</w:t>
       </w:r>
       <w:r>
         <w:br/>
@@ -1474,8 +1792,13 @@
       <w:r>
         <w:t xml:space="preserve">choose </w:t>
       </w:r>
-      <w:r>
-        <w:t xml:space="preserve">inspect </w:t>
+      <w:proofErr w:type="gramStart"/>
+      <w:r>
+        <w:t>inspect</w:t>
+      </w:r>
+      <w:proofErr w:type="gramEnd"/>
+      <w:r>
+        <w:t xml:space="preserve"> </w:t>
       </w:r>
       <w:r>
         <w:t xml:space="preserve">in the contextualized menu to inspect </w:t>
@@ -1506,23 +1829,68 @@
     </w:p>
     <w:p>
       <w:r>
-        <w:t xml:space="preserve">Create the folder src/components which will contain all your components. </w:t>
-      </w:r>
-    </w:p>
-    <w:p>
-      <w:r>
-        <w:t xml:space="preserve">Create the folder src/components/matrix for the matrix component </w:t>
-      </w:r>
-    </w:p>
-    <w:p>
-      <w:r>
-        <w:t>Create the two files Matrix.js and Matrix.css</w:t>
-      </w:r>
-    </w:p>
-    <w:p>
-      <w:r>
-        <w:lastRenderedPageBreak/>
-        <w:t>In Matrix.js create the component template and return an empty &lt;svg&gt;</w:t>
+        <w:t xml:space="preserve">Create the folder </w:t>
+      </w:r>
+      <w:proofErr w:type="spellStart"/>
+      <w:r>
+        <w:t>src</w:t>
+      </w:r>
+      <w:proofErr w:type="spellEnd"/>
+      <w:r>
+        <w:t xml:space="preserve">/components which will contain all your components. </w:t>
+      </w:r>
+    </w:p>
+    <w:p>
+      <w:r>
+        <w:t xml:space="preserve">Create the folder </w:t>
+      </w:r>
+      <w:proofErr w:type="spellStart"/>
+      <w:r>
+        <w:t>src</w:t>
+      </w:r>
+      <w:proofErr w:type="spellEnd"/>
+      <w:r>
+        <w:t xml:space="preserve">/components/matrix for the matrix component </w:t>
+      </w:r>
+    </w:p>
+    <w:p>
+      <w:r>
+        <w:t xml:space="preserve">Create the two files </w:t>
+      </w:r>
+      <w:proofErr w:type="spellStart"/>
+      <w:r>
+        <w:t>Matrix.js</w:t>
+      </w:r>
+      <w:r>
+        <w:t>x</w:t>
+      </w:r>
+      <w:proofErr w:type="spellEnd"/>
+      <w:r>
+        <w:t xml:space="preserve"> and Matrix.css</w:t>
+      </w:r>
+    </w:p>
+    <w:p>
+      <w:r>
+        <w:t xml:space="preserve">In </w:t>
+      </w:r>
+      <w:proofErr w:type="spellStart"/>
+      <w:r>
+        <w:t>Matrix.js</w:t>
+      </w:r>
+      <w:r>
+        <w:t>x</w:t>
+      </w:r>
+      <w:proofErr w:type="spellEnd"/>
+      <w:r>
+        <w:t xml:space="preserve"> create the component template and return an empty &lt;</w:t>
+      </w:r>
+      <w:proofErr w:type="spellStart"/>
+      <w:r>
+        <w:t>svg</w:t>
+      </w:r>
+      <w:proofErr w:type="spellEnd"/>
+      <w:r>
+        <w:t>&gt;</w:t>
       </w:r>
     </w:p>
     <w:p>
@@ -1538,27 +1906,58 @@
       </w:r>
       <w:r>
         <w:br/>
-        <w:t>function Matrix(){</w:t>
-      </w:r>
-      <w:r>
-        <w:br/>
-        <w:t xml:space="preserve">    return(</w:t>
-      </w:r>
-      <w:r>
-        <w:br/>
-        <w:t xml:space="preserve">        &lt;svg width="100%" height="100%" &gt;</w:t>
-      </w:r>
-      <w:r>
-        <w:br/>
-      </w:r>
-      <w:r>
-        <w:br/>
-        <w:t xml:space="preserve">        &lt;/svg&gt;</w:t>
-      </w:r>
-      <w:r>
-        <w:br/>
-        <w:t xml:space="preserve">    )</w:t>
-      </w:r>
+        <w:t xml:space="preserve">function </w:t>
+      </w:r>
+      <w:proofErr w:type="gramStart"/>
+      <w:r>
+        <w:t>Matrix(){</w:t>
+      </w:r>
+      <w:proofErr w:type="gramEnd"/>
+      <w:r>
+        <w:br/>
+        <w:t xml:space="preserve">    </w:t>
+      </w:r>
+      <w:proofErr w:type="gramStart"/>
+      <w:r>
+        <w:t>return(</w:t>
+      </w:r>
+      <w:proofErr w:type="gramEnd"/>
+      <w:r>
+        <w:br/>
+        <w:t xml:space="preserve">        &lt;</w:t>
+      </w:r>
+      <w:proofErr w:type="spellStart"/>
+      <w:r>
+        <w:t>svg</w:t>
+      </w:r>
+      <w:proofErr w:type="spellEnd"/>
+      <w:r>
+        <w:t xml:space="preserve"> width="100%" height="100%" &gt;</w:t>
+      </w:r>
+      <w:r>
+        <w:br/>
+      </w:r>
+      <w:r>
+        <w:br/>
+        <w:t xml:space="preserve">        &lt;/</w:t>
+      </w:r>
+      <w:proofErr w:type="spellStart"/>
+      <w:r>
+        <w:t>svg</w:t>
+      </w:r>
+      <w:proofErr w:type="spellEnd"/>
+      <w:r>
+        <w:t>&gt;</w:t>
+      </w:r>
+      <w:r>
+        <w:br/>
+        <w:t xml:space="preserve">  </w:t>
+      </w:r>
+      <w:proofErr w:type="gramStart"/>
+      <w:r>
+        <w:t xml:space="preserve">  )</w:t>
+      </w:r>
+      <w:proofErr w:type="gramEnd"/>
       <w:r>
         <w:br/>
         <w:t>}</w:t>
@@ -1568,16 +1967,32 @@
       </w:r>
       <w:r>
         <w:br/>
-        <w:t>export default Matrix</w:t>
+        <w:t xml:space="preserve">export default </w:t>
+      </w:r>
+      <w:proofErr w:type="gramStart"/>
+      <w:r>
+        <w:t>Matrix</w:t>
       </w:r>
       <w:r>
         <w:t>;</w:t>
       </w:r>
+      <w:proofErr w:type="gramEnd"/>
     </w:p>
     <w:bookmarkEnd w:id="6"/>
     <w:p>
       <w:r>
-        <w:t>Call the component in App.js:</w:t>
+        <w:t xml:space="preserve">Call the component in </w:t>
+      </w:r>
+      <w:proofErr w:type="spellStart"/>
+      <w:r>
+        <w:t>App.js</w:t>
+      </w:r>
+      <w:r>
+        <w:t>x</w:t>
+      </w:r>
+      <w:proofErr w:type="spellEnd"/>
+      <w:r>
+        <w:t>:</w:t>
       </w:r>
     </w:p>
     <w:p>
@@ -1592,6 +2007,7 @@
         <w:rPr>
           <w:lang w:val="fr-FR"/>
         </w:rPr>
+        <w:lastRenderedPageBreak/>
         <w:t>...</w:t>
       </w:r>
     </w:p>
@@ -1602,11 +2018,47 @@
           <w:lang w:val="fr-FR"/>
         </w:rPr>
       </w:pPr>
+      <w:proofErr w:type="gramStart"/>
       <w:r>
         <w:rPr>
           <w:lang w:val="fr-FR"/>
         </w:rPr>
-        <w:t>import Matrix from './components/matrix/Matrix'</w:t>
+        <w:t>import</w:t>
+      </w:r>
+      <w:proofErr w:type="gramEnd"/>
+      <w:r>
+        <w:rPr>
+          <w:lang w:val="fr-FR"/>
+        </w:rPr>
+        <w:t xml:space="preserve"> Matrix </w:t>
+      </w:r>
+      <w:proofErr w:type="spellStart"/>
+      <w:r>
+        <w:rPr>
+          <w:lang w:val="fr-FR"/>
+        </w:rPr>
+        <w:t>from</w:t>
+      </w:r>
+      <w:proofErr w:type="spellEnd"/>
+      <w:r>
+        <w:rPr>
+          <w:lang w:val="fr-FR"/>
+        </w:rPr>
+        <w:t xml:space="preserve"> </w:t>
+      </w:r>
+      <w:proofErr w:type="gramStart"/>
+      <w:r>
+        <w:rPr>
+          <w:lang w:val="fr-FR"/>
+        </w:rPr>
+        <w:t>'./</w:t>
+      </w:r>
+      <w:proofErr w:type="gramEnd"/>
+      <w:r>
+        <w:rPr>
+          <w:lang w:val="fr-FR"/>
+        </w:rPr>
+        <w:t>components/matrix/Matrix'</w:t>
       </w:r>
     </w:p>
     <w:p>
@@ -1644,7 +2096,15 @@
     <w:bookmarkEnd w:id="7"/>
     <w:p>
       <w:r>
-        <w:t>In the browser, inspect the html to see the generated &lt;svg&gt; element.</w:t>
+        <w:t>In the browser, inspect the html to see the generated &lt;</w:t>
+      </w:r>
+      <w:proofErr w:type="spellStart"/>
+      <w:r>
+        <w:t>svg</w:t>
+      </w:r>
+      <w:proofErr w:type="spellEnd"/>
+      <w:r>
+        <w:t>&gt; element.</w:t>
       </w:r>
     </w:p>
     <w:p>
@@ -1664,7 +2124,15 @@
         <w:t xml:space="preserve">add </w:t>
       </w:r>
       <w:r>
-        <w:t>4 rows of 4 circles of 34 px of diameter.</w:t>
+        <w:t xml:space="preserve">4 rows of 4 circles of 34 </w:t>
+      </w:r>
+      <w:proofErr w:type="spellStart"/>
+      <w:r>
+        <w:t>px</w:t>
+      </w:r>
+      <w:proofErr w:type="spellEnd"/>
+      <w:r>
+        <w:t xml:space="preserve"> of diameter.</w:t>
       </w:r>
     </w:p>
     <w:p>
@@ -1675,7 +2143,31 @@
         <w:t>We first declare</w:t>
       </w:r>
       <w:r>
-        <w:t xml:space="preserve"> a function renderMatrix() in Matrix.js:</w:t>
+        <w:t xml:space="preserve"> a function </w:t>
+      </w:r>
+      <w:proofErr w:type="spellStart"/>
+      <w:proofErr w:type="gramStart"/>
+      <w:r>
+        <w:t>renderMatrix</w:t>
+      </w:r>
+      <w:proofErr w:type="spellEnd"/>
+      <w:r>
+        <w:t>(</w:t>
+      </w:r>
+      <w:proofErr w:type="gramEnd"/>
+      <w:r>
+        <w:t xml:space="preserve">) in </w:t>
+      </w:r>
+      <w:proofErr w:type="spellStart"/>
+      <w:r>
+        <w:t>Matrix.js</w:t>
+      </w:r>
+      <w:r>
+        <w:t>x</w:t>
+      </w:r>
+      <w:proofErr w:type="spellEnd"/>
+      <w:r>
+        <w:t>:</w:t>
       </w:r>
     </w:p>
     <w:p>
@@ -1700,8 +2192,21 @@
       <w:r>
         <w:t xml:space="preserve">    </w:t>
       </w:r>
-      <w:r>
-        <w:t>const renderMatrix = function(){</w:t>
+      <w:proofErr w:type="spellStart"/>
+      <w:r>
+        <w:t>const</w:t>
+      </w:r>
+      <w:proofErr w:type="spellEnd"/>
+      <w:r>
+        <w:t xml:space="preserve"> </w:t>
+      </w:r>
+      <w:proofErr w:type="spellStart"/>
+      <w:r>
+        <w:t>renderMatrix</w:t>
+      </w:r>
+      <w:proofErr w:type="spellEnd"/>
+      <w:r>
+        <w:t xml:space="preserve"> = function(){</w:t>
       </w:r>
       <w:r>
         <w:br/>
@@ -1710,8 +2215,21 @@
       <w:r>
         <w:t xml:space="preserve">    </w:t>
       </w:r>
-      <w:r>
-        <w:t>const nbRows= 4;</w:t>
+      <w:proofErr w:type="spellStart"/>
+      <w:r>
+        <w:t>const</w:t>
+      </w:r>
+      <w:proofErr w:type="spellEnd"/>
+      <w:r>
+        <w:t xml:space="preserve"> </w:t>
+      </w:r>
+      <w:proofErr w:type="spellStart"/>
+      <w:r>
+        <w:t>nbRows</w:t>
+      </w:r>
+      <w:proofErr w:type="spellEnd"/>
+      <w:r>
+        <w:t>= 4;</w:t>
       </w:r>
       <w:r>
         <w:br/>
@@ -1720,8 +2238,21 @@
       <w:r>
         <w:t xml:space="preserve">    </w:t>
       </w:r>
-      <w:r>
-        <w:t>const nbColumns = 4;</w:t>
+      <w:proofErr w:type="spellStart"/>
+      <w:r>
+        <w:t>const</w:t>
+      </w:r>
+      <w:proofErr w:type="spellEnd"/>
+      <w:r>
+        <w:t xml:space="preserve"> </w:t>
+      </w:r>
+      <w:proofErr w:type="spellStart"/>
+      <w:r>
+        <w:t>nbColumns</w:t>
+      </w:r>
+      <w:proofErr w:type="spellEnd"/>
+      <w:r>
+        <w:t xml:space="preserve"> = 4;</w:t>
       </w:r>
       <w:r>
         <w:br/>
@@ -1730,8 +2261,21 @@
       <w:r>
         <w:t xml:space="preserve">    </w:t>
       </w:r>
-      <w:r>
-        <w:t>const cellSize= 34;</w:t>
+      <w:proofErr w:type="spellStart"/>
+      <w:r>
+        <w:t>const</w:t>
+      </w:r>
+      <w:proofErr w:type="spellEnd"/>
+      <w:r>
+        <w:t xml:space="preserve"> </w:t>
+      </w:r>
+      <w:proofErr w:type="spellStart"/>
+      <w:r>
+        <w:t>cellSize</w:t>
+      </w:r>
+      <w:proofErr w:type="spellEnd"/>
+      <w:r>
+        <w:t>= 34;</w:t>
       </w:r>
       <w:r>
         <w:br/>
@@ -1740,8 +2284,21 @@
       <w:r>
         <w:t xml:space="preserve">    </w:t>
       </w:r>
-      <w:r>
-        <w:t>const radius = cellSize / 2;</w:t>
+      <w:proofErr w:type="spellStart"/>
+      <w:r>
+        <w:t>const</w:t>
+      </w:r>
+      <w:proofErr w:type="spellEnd"/>
+      <w:r>
+        <w:t xml:space="preserve"> radius = </w:t>
+      </w:r>
+      <w:proofErr w:type="spellStart"/>
+      <w:r>
+        <w:t>cellSize</w:t>
+      </w:r>
+      <w:proofErr w:type="spellEnd"/>
+      <w:r>
+        <w:t xml:space="preserve"> / 2;</w:t>
       </w:r>
       <w:r>
         <w:br/>
@@ -1750,8 +2307,13 @@
       <w:r>
         <w:t xml:space="preserve">    </w:t>
       </w:r>
-      <w:r>
-        <w:t>const cells=[];</w:t>
+      <w:proofErr w:type="spellStart"/>
+      <w:r>
+        <w:t>const</w:t>
+      </w:r>
+      <w:proofErr w:type="spellEnd"/>
+      <w:r>
+        <w:t xml:space="preserve"> cells=[];</w:t>
       </w:r>
       <w:r>
         <w:br/>
@@ -1761,7 +2323,39 @@
         <w:t xml:space="preserve">    </w:t>
       </w:r>
       <w:r>
-        <w:t>for (let rowPos=0; rowPos&lt;nbRows; rowPos++){</w:t>
+        <w:t xml:space="preserve">for (let </w:t>
+      </w:r>
+      <w:proofErr w:type="spellStart"/>
+      <w:r>
+        <w:t>rowPos</w:t>
+      </w:r>
+      <w:proofErr w:type="spellEnd"/>
+      <w:r>
+        <w:t xml:space="preserve">=0; </w:t>
+      </w:r>
+      <w:proofErr w:type="spellStart"/>
+      <w:r>
+        <w:t>rowPos</w:t>
+      </w:r>
+      <w:proofErr w:type="spellEnd"/>
+      <w:r>
+        <w:t>&lt;</w:t>
+      </w:r>
+      <w:proofErr w:type="spellStart"/>
+      <w:r>
+        <w:t>nbRows</w:t>
+      </w:r>
+      <w:proofErr w:type="spellEnd"/>
+      <w:r>
+        <w:t xml:space="preserve">; </w:t>
+      </w:r>
+      <w:proofErr w:type="spellStart"/>
+      <w:r>
+        <w:t>rowPos</w:t>
+      </w:r>
+      <w:proofErr w:type="spellEnd"/>
+      <w:r>
+        <w:t>++){</w:t>
       </w:r>
       <w:r>
         <w:br/>
@@ -1771,7 +2365,39 @@
         <w:t xml:space="preserve">    </w:t>
       </w:r>
       <w:r>
-        <w:t xml:space="preserve">    for(let colPos = 0; colPos&lt;nbColumns; colPos++){</w:t>
+        <w:t xml:space="preserve">    for(let </w:t>
+      </w:r>
+      <w:proofErr w:type="spellStart"/>
+      <w:r>
+        <w:t>colPos</w:t>
+      </w:r>
+      <w:proofErr w:type="spellEnd"/>
+      <w:r>
+        <w:t xml:space="preserve"> = 0; </w:t>
+      </w:r>
+      <w:proofErr w:type="spellStart"/>
+      <w:r>
+        <w:t>colPos</w:t>
+      </w:r>
+      <w:proofErr w:type="spellEnd"/>
+      <w:r>
+        <w:t>&lt;</w:t>
+      </w:r>
+      <w:proofErr w:type="spellStart"/>
+      <w:r>
+        <w:t>nbColumns</w:t>
+      </w:r>
+      <w:proofErr w:type="spellEnd"/>
+      <w:r>
+        <w:t xml:space="preserve">; </w:t>
+      </w:r>
+      <w:proofErr w:type="spellStart"/>
+      <w:r>
+        <w:t>colPos</w:t>
+      </w:r>
+      <w:proofErr w:type="spellEnd"/>
+      <w:r>
+        <w:t>++){</w:t>
       </w:r>
       <w:r>
         <w:br/>
@@ -1781,7 +2407,47 @@
         <w:t xml:space="preserve">    </w:t>
       </w:r>
       <w:r>
-        <w:t xml:space="preserve">       cells.push(&lt;circle r={radius} cx={colPos*cellSize + radius} cy={rowPos*cellSize + radius}/&gt;)</w:t>
+        <w:t xml:space="preserve">       </w:t>
+      </w:r>
+      <w:proofErr w:type="spellStart"/>
+      <w:r>
+        <w:t>cells.push</w:t>
+      </w:r>
+      <w:proofErr w:type="spellEnd"/>
+      <w:r>
+        <w:t>(&lt;circle r={radius} cx={</w:t>
+      </w:r>
+      <w:proofErr w:type="spellStart"/>
+      <w:r>
+        <w:t>colPos</w:t>
+      </w:r>
+      <w:proofErr w:type="spellEnd"/>
+      <w:r>
+        <w:t>*</w:t>
+      </w:r>
+      <w:proofErr w:type="spellStart"/>
+      <w:r>
+        <w:t>cellSize</w:t>
+      </w:r>
+      <w:proofErr w:type="spellEnd"/>
+      <w:r>
+        <w:t xml:space="preserve"> + radius} cy={</w:t>
+      </w:r>
+      <w:proofErr w:type="spellStart"/>
+      <w:r>
+        <w:t>rowPos</w:t>
+      </w:r>
+      <w:proofErr w:type="spellEnd"/>
+      <w:r>
+        <w:t>*</w:t>
+      </w:r>
+      <w:proofErr w:type="spellStart"/>
+      <w:r>
+        <w:t>cellSize</w:t>
+      </w:r>
+      <w:proofErr w:type="spellEnd"/>
+      <w:r>
+        <w:t xml:space="preserve"> + radius}/&gt;)</w:t>
       </w:r>
       <w:r>
         <w:br/>
@@ -1831,26 +2497,68 @@
         <w:pStyle w:val="Code"/>
       </w:pPr>
       <w:r>
-        <w:t xml:space="preserve">    return(</w:t>
-      </w:r>
-      <w:r>
-        <w:br/>
-        <w:t xml:space="preserve">        &lt;svg width="100%" height="100%" &gt;</w:t>
-      </w:r>
-      <w:r>
-        <w:br/>
-      </w:r>
-      <w:r>
-        <w:t xml:space="preserve">            {renderMatrix()}</w:t>
-      </w:r>
-      <w:r>
-        <w:br/>
-        <w:t xml:space="preserve">        &lt;/svg&gt;</w:t>
-      </w:r>
-      <w:r>
-        <w:br/>
-        <w:t xml:space="preserve">    )</w:t>
-      </w:r>
+        <w:t xml:space="preserve">    </w:t>
+      </w:r>
+      <w:proofErr w:type="gramStart"/>
+      <w:r>
+        <w:t>return(</w:t>
+      </w:r>
+      <w:proofErr w:type="gramEnd"/>
+      <w:r>
+        <w:br/>
+        <w:t xml:space="preserve">        &lt;</w:t>
+      </w:r>
+      <w:proofErr w:type="spellStart"/>
+      <w:r>
+        <w:t>svg</w:t>
+      </w:r>
+      <w:proofErr w:type="spellEnd"/>
+      <w:r>
+        <w:t xml:space="preserve"> width="100%" height="100%" &gt;</w:t>
+      </w:r>
+      <w:r>
+        <w:br/>
+      </w:r>
+      <w:r>
+        <w:t xml:space="preserve">         </w:t>
+      </w:r>
+      <w:proofErr w:type="gramStart"/>
+      <w:r>
+        <w:t xml:space="preserve">   {</w:t>
+      </w:r>
+      <w:proofErr w:type="spellStart"/>
+      <w:r>
+        <w:t>renderMatrix</w:t>
+      </w:r>
+      <w:proofErr w:type="spellEnd"/>
+      <w:r>
+        <w:t>(</w:t>
+      </w:r>
+      <w:proofErr w:type="gramEnd"/>
+      <w:r>
+        <w:t>)}</w:t>
+      </w:r>
+      <w:r>
+        <w:br/>
+        <w:t xml:space="preserve">        &lt;/</w:t>
+      </w:r>
+      <w:proofErr w:type="spellStart"/>
+      <w:r>
+        <w:t>svg</w:t>
+      </w:r>
+      <w:proofErr w:type="spellEnd"/>
+      <w:r>
+        <w:t>&gt;</w:t>
+      </w:r>
+      <w:r>
+        <w:br/>
+        <w:t xml:space="preserve">  </w:t>
+      </w:r>
+      <w:proofErr w:type="gramStart"/>
+      <w:r>
+        <w:t xml:space="preserve">  )</w:t>
+      </w:r>
+      <w:proofErr w:type="gramEnd"/>
       <w:r>
         <w:br/>
         <w:t>}</w:t>
@@ -1873,7 +2581,15 @@
         <w:t>Note:</w:t>
       </w:r>
       <w:r>
-        <w:t xml:space="preserve"> in the html code of the return(...) we can insert javascript code</w:t>
+        <w:t xml:space="preserve"> in the html code of the return(...) we can insert </w:t>
+      </w:r>
+      <w:proofErr w:type="spellStart"/>
+      <w:r>
+        <w:t>javascript</w:t>
+      </w:r>
+      <w:proofErr w:type="spellEnd"/>
+      <w:r>
+        <w:t xml:space="preserve"> code</w:t>
       </w:r>
       <w:r>
         <w:t xml:space="preserve"> between</w:t>
@@ -1922,7 +2638,6 @@
     </w:p>
     <w:p>
       <w:r>
-        <w:lastRenderedPageBreak/>
         <w:t xml:space="preserve">To do so, we will </w:t>
       </w:r>
       <w:r>
@@ -1932,7 +2647,18 @@
         <w:t xml:space="preserve">reate </w:t>
       </w:r>
       <w:r>
-        <w:t xml:space="preserve">in Matrix.js a new </w:t>
+        <w:t xml:space="preserve">in </w:t>
+      </w:r>
+      <w:proofErr w:type="spellStart"/>
+      <w:r>
+        <w:t>Matrix.js</w:t>
+      </w:r>
+      <w:r>
+        <w:t>x</w:t>
+      </w:r>
+      <w:proofErr w:type="spellEnd"/>
+      <w:r>
+        <w:t xml:space="preserve"> a new </w:t>
       </w:r>
       <w:r>
         <w:t xml:space="preserve">component </w:t>
@@ -2012,9 +2738,19 @@
       <w:r>
         <w:t xml:space="preserve">component: </w:t>
       </w:r>
-      <w:r>
-        <w:t>rowPos and colPos</w:t>
-      </w:r>
+      <w:proofErr w:type="spellStart"/>
+      <w:r>
+        <w:t>rowPos</w:t>
+      </w:r>
+      <w:proofErr w:type="spellEnd"/>
+      <w:r>
+        <w:t xml:space="preserve"> and </w:t>
+      </w:r>
+      <w:proofErr w:type="spellStart"/>
+      <w:r>
+        <w:t>colPos</w:t>
+      </w:r>
+      <w:proofErr w:type="spellEnd"/>
       <w:r>
         <w:t>.</w:t>
       </w:r>
@@ -2025,27 +2761,165 @@
       </w:pPr>
       <w:bookmarkStart w:id="9" w:name="_Hlk218077557"/>
       <w:r>
-        <w:t>function Cell({rowPos,colPos}){</w:t>
-      </w:r>
-      <w:r>
-        <w:br/>
-        <w:t xml:space="preserve">    const cellSize= 34;</w:t>
-      </w:r>
-      <w:r>
-        <w:br/>
-        <w:t xml:space="preserve">    const radius = cellSize / 2;</w:t>
-      </w:r>
-      <w:r>
-        <w:br/>
-        <w:t xml:space="preserve">    const transformStr="translate("+(colPos*cellSize + radius)+", "+(rowPos*cellSize + radius)+")"</w:t>
-      </w:r>
-      <w:r>
-        <w:br/>
-        <w:t xml:space="preserve">    return(</w:t>
-      </w:r>
-      <w:r>
-        <w:br/>
-        <w:t xml:space="preserve">        &lt;g transform={transformStr}&gt;</w:t>
+        <w:lastRenderedPageBreak/>
+        <w:t>function Cell({</w:t>
+      </w:r>
+      <w:proofErr w:type="spellStart"/>
+      <w:proofErr w:type="gramStart"/>
+      <w:r>
+        <w:t>rowPos,colPos</w:t>
+      </w:r>
+      <w:proofErr w:type="spellEnd"/>
+      <w:r>
+        <w:t>}){</w:t>
+      </w:r>
+      <w:proofErr w:type="gramEnd"/>
+      <w:r>
+        <w:br/>
+        <w:t xml:space="preserve">    </w:t>
+      </w:r>
+      <w:proofErr w:type="spellStart"/>
+      <w:r>
+        <w:t>const</w:t>
+      </w:r>
+      <w:proofErr w:type="spellEnd"/>
+      <w:r>
+        <w:t xml:space="preserve"> </w:t>
+      </w:r>
+      <w:proofErr w:type="spellStart"/>
+      <w:r>
+        <w:t>cellSize</w:t>
+      </w:r>
+      <w:proofErr w:type="spellEnd"/>
+      <w:r>
+        <w:t>= 34;</w:t>
+      </w:r>
+      <w:r>
+        <w:br/>
+        <w:t xml:space="preserve">    </w:t>
+      </w:r>
+      <w:proofErr w:type="spellStart"/>
+      <w:r>
+        <w:t>const</w:t>
+      </w:r>
+      <w:proofErr w:type="spellEnd"/>
+      <w:r>
+        <w:t xml:space="preserve"> radius = </w:t>
+      </w:r>
+      <w:proofErr w:type="spellStart"/>
+      <w:r>
+        <w:t>cellSize</w:t>
+      </w:r>
+      <w:proofErr w:type="spellEnd"/>
+      <w:r>
+        <w:t xml:space="preserve"> / 2;</w:t>
+      </w:r>
+      <w:r>
+        <w:br/>
+        <w:t xml:space="preserve">    </w:t>
+      </w:r>
+      <w:proofErr w:type="spellStart"/>
+      <w:r>
+        <w:t>const</w:t>
+      </w:r>
+      <w:proofErr w:type="spellEnd"/>
+      <w:r>
+        <w:t xml:space="preserve"> </w:t>
+      </w:r>
+      <w:proofErr w:type="spellStart"/>
+      <w:r>
+        <w:t>transformStr</w:t>
+      </w:r>
+      <w:proofErr w:type="spellEnd"/>
+      <w:r>
+        <w:t>="</w:t>
+      </w:r>
+      <w:proofErr w:type="gramStart"/>
+      <w:r>
+        <w:t>translate(</w:t>
+      </w:r>
+      <w:proofErr w:type="gramEnd"/>
+      <w:r>
+        <w:t>"</w:t>
+      </w:r>
+      <w:proofErr w:type="gramStart"/>
+      <w:r>
+        <w:t>+(</w:t>
+      </w:r>
+      <w:proofErr w:type="spellStart"/>
+      <w:proofErr w:type="gramEnd"/>
+      <w:r>
+        <w:t>colPos</w:t>
+      </w:r>
+      <w:proofErr w:type="spellEnd"/>
+      <w:r>
+        <w:t>*</w:t>
+      </w:r>
+      <w:proofErr w:type="spellStart"/>
+      <w:r>
+        <w:t>cellSize</w:t>
+      </w:r>
+      <w:proofErr w:type="spellEnd"/>
+      <w:r>
+        <w:t xml:space="preserve"> + </w:t>
+      </w:r>
+      <w:proofErr w:type="gramStart"/>
+      <w:r>
+        <w:t>radius)+</w:t>
+      </w:r>
+      <w:proofErr w:type="gramEnd"/>
+      <w:r>
+        <w:t>", "</w:t>
+      </w:r>
+      <w:proofErr w:type="gramStart"/>
+      <w:r>
+        <w:t>+(</w:t>
+      </w:r>
+      <w:proofErr w:type="spellStart"/>
+      <w:proofErr w:type="gramEnd"/>
+      <w:r>
+        <w:t>rowPos</w:t>
+      </w:r>
+      <w:proofErr w:type="spellEnd"/>
+      <w:r>
+        <w:t>*</w:t>
+      </w:r>
+      <w:proofErr w:type="spellStart"/>
+      <w:r>
+        <w:t>cellSize</w:t>
+      </w:r>
+      <w:proofErr w:type="spellEnd"/>
+      <w:r>
+        <w:t xml:space="preserve"> + </w:t>
+      </w:r>
+      <w:proofErr w:type="gramStart"/>
+      <w:r>
+        <w:t>radius)+</w:t>
+      </w:r>
+      <w:proofErr w:type="gramEnd"/>
+      <w:r>
+        <w:t>")"</w:t>
+      </w:r>
+      <w:r>
+        <w:br/>
+        <w:t xml:space="preserve">    </w:t>
+      </w:r>
+      <w:proofErr w:type="gramStart"/>
+      <w:r>
+        <w:t>return(</w:t>
+      </w:r>
+      <w:proofErr w:type="gramEnd"/>
+      <w:r>
+        <w:br/>
+        <w:t xml:space="preserve">        &lt;g transform={</w:t>
+      </w:r>
+      <w:proofErr w:type="spellStart"/>
+      <w:r>
+        <w:t>transformStr</w:t>
+      </w:r>
+      <w:proofErr w:type="spellEnd"/>
+      <w:r>
+        <w:t>}&gt;</w:t>
       </w:r>
       <w:r>
         <w:br/>
@@ -2057,8 +2931,13 @@
       </w:r>
       <w:r>
         <w:br/>
-        <w:t xml:space="preserve">    )</w:t>
-      </w:r>
+        <w:t xml:space="preserve">  </w:t>
+      </w:r>
+      <w:proofErr w:type="gramStart"/>
+      <w:r>
+        <w:t xml:space="preserve">  )</w:t>
+      </w:r>
+      <w:proofErr w:type="gramEnd"/>
       <w:r>
         <w:br/>
         <w:t>}</w:t>
@@ -2078,8 +2957,13 @@
       <w:r>
         <w:t xml:space="preserve">. </w:t>
       </w:r>
-      <w:r>
-        <w:t>So t</w:t>
+      <w:proofErr w:type="gramStart"/>
+      <w:r>
+        <w:t>So</w:t>
+      </w:r>
+      <w:proofErr w:type="gramEnd"/>
+      <w:r>
+        <w:t xml:space="preserve"> t</w:t>
       </w:r>
       <w:r>
         <w:t>he</w:t>
@@ -2112,7 +2996,15 @@
         <w:t>And t</w:t>
       </w:r>
       <w:r>
-        <w:t>he renderMatrix is simplified</w:t>
+        <w:t xml:space="preserve">he </w:t>
+      </w:r>
+      <w:proofErr w:type="spellStart"/>
+      <w:r>
+        <w:t>renderMatrix</w:t>
+      </w:r>
+      <w:proofErr w:type="spellEnd"/>
+      <w:r>
+        <w:t xml:space="preserve"> is simplified</w:t>
       </w:r>
       <w:r>
         <w:t xml:space="preserve"> by calling the new Cell component</w:t>
@@ -2129,38 +3021,211 @@
       <w:r>
         <w:t xml:space="preserve"> </w:t>
       </w:r>
-      <w:r>
-        <w:t>const renderMatrix = function(){</w:t>
-      </w:r>
-      <w:r>
-        <w:br/>
-        <w:t xml:space="preserve">    const nbRows= 4;</w:t>
-      </w:r>
-      <w:r>
-        <w:br/>
-        <w:t xml:space="preserve">    const nbColumns = 4;</w:t>
-      </w:r>
-      <w:r>
-        <w:br/>
-        <w:t xml:space="preserve">    const cells=[];</w:t>
-      </w:r>
-      <w:r>
-        <w:br/>
-        <w:t xml:space="preserve">    for (let rowPos=0; rowPos&lt;nbRows; rowPos++){</w:t>
-      </w:r>
-      <w:r>
-        <w:br/>
-        <w:t xml:space="preserve">        for(let colPos = 0; colPos&lt;nbColumns; colPos++){</w:t>
-      </w:r>
-      <w:r>
-        <w:br/>
-        <w:t xml:space="preserve">            cells.push(&lt;Cell</w:t>
-      </w:r>
-      <w:r>
-        <w:t xml:space="preserve"> key={(rowPos*colPos)}</w:t>
-      </w:r>
-      <w:r>
-        <w:t xml:space="preserve"> rowPos={rowPos} colPos={colPos}/&gt;);</w:t>
+      <w:proofErr w:type="spellStart"/>
+      <w:r>
+        <w:t>const</w:t>
+      </w:r>
+      <w:proofErr w:type="spellEnd"/>
+      <w:r>
+        <w:t xml:space="preserve"> </w:t>
+      </w:r>
+      <w:proofErr w:type="spellStart"/>
+      <w:r>
+        <w:t>renderMatrix</w:t>
+      </w:r>
+      <w:proofErr w:type="spellEnd"/>
+      <w:r>
+        <w:t xml:space="preserve"> = function(){</w:t>
+      </w:r>
+      <w:r>
+        <w:br/>
+        <w:t xml:space="preserve">    </w:t>
+      </w:r>
+      <w:proofErr w:type="spellStart"/>
+      <w:r>
+        <w:t>const</w:t>
+      </w:r>
+      <w:proofErr w:type="spellEnd"/>
+      <w:r>
+        <w:t xml:space="preserve"> </w:t>
+      </w:r>
+      <w:proofErr w:type="spellStart"/>
+      <w:r>
+        <w:t>nbRows</w:t>
+      </w:r>
+      <w:proofErr w:type="spellEnd"/>
+      <w:r>
+        <w:t>= 4;</w:t>
+      </w:r>
+      <w:r>
+        <w:br/>
+        <w:t xml:space="preserve">    </w:t>
+      </w:r>
+      <w:proofErr w:type="spellStart"/>
+      <w:r>
+        <w:t>const</w:t>
+      </w:r>
+      <w:proofErr w:type="spellEnd"/>
+      <w:r>
+        <w:t xml:space="preserve"> </w:t>
+      </w:r>
+      <w:proofErr w:type="spellStart"/>
+      <w:r>
+        <w:t>nbColumns</w:t>
+      </w:r>
+      <w:proofErr w:type="spellEnd"/>
+      <w:r>
+        <w:t xml:space="preserve"> = 4;</w:t>
+      </w:r>
+      <w:r>
+        <w:br/>
+        <w:t xml:space="preserve">    </w:t>
+      </w:r>
+      <w:proofErr w:type="spellStart"/>
+      <w:r>
+        <w:t>const</w:t>
+      </w:r>
+      <w:proofErr w:type="spellEnd"/>
+      <w:r>
+        <w:t xml:space="preserve"> cells=[];</w:t>
+      </w:r>
+      <w:r>
+        <w:br/>
+        <w:t xml:space="preserve">    for (let </w:t>
+      </w:r>
+      <w:proofErr w:type="spellStart"/>
+      <w:r>
+        <w:t>rowPos</w:t>
+      </w:r>
+      <w:proofErr w:type="spellEnd"/>
+      <w:r>
+        <w:t xml:space="preserve">=0; </w:t>
+      </w:r>
+      <w:proofErr w:type="spellStart"/>
+      <w:r>
+        <w:t>rowPos</w:t>
+      </w:r>
+      <w:proofErr w:type="spellEnd"/>
+      <w:r>
+        <w:t>&lt;</w:t>
+      </w:r>
+      <w:proofErr w:type="spellStart"/>
+      <w:r>
+        <w:t>nbRows</w:t>
+      </w:r>
+      <w:proofErr w:type="spellEnd"/>
+      <w:r>
+        <w:t xml:space="preserve">; </w:t>
+      </w:r>
+      <w:proofErr w:type="spellStart"/>
+      <w:r>
+        <w:t>rowPos</w:t>
+      </w:r>
+      <w:proofErr w:type="spellEnd"/>
+      <w:r>
+        <w:t>++){</w:t>
+      </w:r>
+      <w:r>
+        <w:br/>
+        <w:t xml:space="preserve">        for(let </w:t>
+      </w:r>
+      <w:proofErr w:type="spellStart"/>
+      <w:r>
+        <w:t>colPos</w:t>
+      </w:r>
+      <w:proofErr w:type="spellEnd"/>
+      <w:r>
+        <w:t xml:space="preserve"> = 0; </w:t>
+      </w:r>
+      <w:proofErr w:type="spellStart"/>
+      <w:r>
+        <w:t>colPos</w:t>
+      </w:r>
+      <w:proofErr w:type="spellEnd"/>
+      <w:r>
+        <w:t>&lt;</w:t>
+      </w:r>
+      <w:proofErr w:type="spellStart"/>
+      <w:r>
+        <w:t>nbColumns</w:t>
+      </w:r>
+      <w:proofErr w:type="spellEnd"/>
+      <w:r>
+        <w:t xml:space="preserve">; </w:t>
+      </w:r>
+      <w:proofErr w:type="spellStart"/>
+      <w:r>
+        <w:t>colPos</w:t>
+      </w:r>
+      <w:proofErr w:type="spellEnd"/>
+      <w:r>
+        <w:t>++){</w:t>
+      </w:r>
+      <w:r>
+        <w:br/>
+        <w:t xml:space="preserve">            </w:t>
+      </w:r>
+      <w:proofErr w:type="spellStart"/>
+      <w:r>
+        <w:t>cells.push</w:t>
+      </w:r>
+      <w:proofErr w:type="spellEnd"/>
+      <w:r>
+        <w:t>(&lt;Cell</w:t>
+      </w:r>
+      <w:r>
+        <w:t xml:space="preserve"> key={(</w:t>
+      </w:r>
+      <w:proofErr w:type="spellStart"/>
+      <w:r>
+        <w:t>rowPos</w:t>
+      </w:r>
+      <w:proofErr w:type="spellEnd"/>
+      <w:r>
+        <w:t>*</w:t>
+      </w:r>
+      <w:proofErr w:type="spellStart"/>
+      <w:r>
+        <w:t>colPos</w:t>
+      </w:r>
+      <w:proofErr w:type="spellEnd"/>
+      <w:r>
+        <w:t>)}</w:t>
+      </w:r>
+      <w:r>
+        <w:t xml:space="preserve"> </w:t>
+      </w:r>
+      <w:proofErr w:type="spellStart"/>
+      <w:r>
+        <w:t>rowPos</w:t>
+      </w:r>
+      <w:proofErr w:type="spellEnd"/>
+      <w:r>
+        <w:t>={</w:t>
+      </w:r>
+      <w:proofErr w:type="spellStart"/>
+      <w:r>
+        <w:t>rowPos</w:t>
+      </w:r>
+      <w:proofErr w:type="spellEnd"/>
+      <w:r>
+        <w:t xml:space="preserve">} </w:t>
+      </w:r>
+      <w:proofErr w:type="spellStart"/>
+      <w:r>
+        <w:t>colPos</w:t>
+      </w:r>
+      <w:proofErr w:type="spellEnd"/>
+      <w:r>
+        <w:t>={</w:t>
+      </w:r>
+      <w:proofErr w:type="spellStart"/>
+      <w:r>
+        <w:t>colPos</w:t>
+      </w:r>
+      <w:proofErr w:type="spellEnd"/>
+      <w:r>
+        <w:t>}/&gt;);</w:t>
       </w:r>
       <w:r>
         <w:br/>
@@ -2304,8 +3369,21 @@
     </w:p>
     <w:p>
       <w:r>
-        <w:t>In src/utils/helper.js, you will find a function named genGridData</w:t>
-      </w:r>
+        <w:t xml:space="preserve">In </w:t>
+      </w:r>
+      <w:proofErr w:type="spellStart"/>
+      <w:r>
+        <w:t>src</w:t>
+      </w:r>
+      <w:proofErr w:type="spellEnd"/>
+      <w:r>
+        <w:t xml:space="preserve">/utils/helper.js, you will find a function named </w:t>
+      </w:r>
+      <w:proofErr w:type="spellStart"/>
+      <w:r>
+        <w:t>genGridData</w:t>
+      </w:r>
+      <w:proofErr w:type="spellEnd"/>
       <w:r>
         <w:t xml:space="preserve">, that generates a list of objects </w:t>
       </w:r>
@@ -2343,26 +3421,49 @@
       </w:pPr>
       <w:bookmarkStart w:id="11" w:name="_Hlk218078303"/>
       <w:r>
-        <w:t>{index</w:t>
+        <w:t>{</w:t>
+      </w:r>
+      <w:proofErr w:type="spellStart"/>
+      <w:proofErr w:type="gramStart"/>
+      <w:r>
+        <w:t>index</w:t>
       </w:r>
       <w:r>
         <w:t>:integer</w:t>
       </w:r>
-      <w:r>
-        <w:t>, rowPos</w:t>
+      <w:proofErr w:type="spellEnd"/>
+      <w:proofErr w:type="gramEnd"/>
+      <w:r>
+        <w:t xml:space="preserve">, </w:t>
+      </w:r>
+      <w:proofErr w:type="spellStart"/>
+      <w:proofErr w:type="gramStart"/>
+      <w:r>
+        <w:t>rowPos</w:t>
       </w:r>
       <w:r>
         <w:t>:integer</w:t>
       </w:r>
-      <w:r>
-        <w:t>, colPos</w:t>
+      <w:proofErr w:type="spellEnd"/>
+      <w:proofErr w:type="gramEnd"/>
+      <w:r>
+        <w:t xml:space="preserve">, </w:t>
+      </w:r>
+      <w:proofErr w:type="spellStart"/>
+      <w:proofErr w:type="gramStart"/>
+      <w:r>
+        <w:t>colPos</w:t>
       </w:r>
       <w:r>
         <w:t>:integer</w:t>
       </w:r>
+      <w:proofErr w:type="spellEnd"/>
+      <w:proofErr w:type="gramEnd"/>
       <w:r>
         <w:t xml:space="preserve">, </w:t>
       </w:r>
+      <w:proofErr w:type="spellStart"/>
+      <w:proofErr w:type="gramStart"/>
       <w:r>
         <w:t>nbProductSold</w:t>
       </w:r>
@@ -2372,18 +3473,41 @@
       <w:r>
         <w:t>integer</w:t>
       </w:r>
+      <w:proofErr w:type="spellEnd"/>
+      <w:proofErr w:type="gramEnd"/>
       <w:r>
         <w:t xml:space="preserve">, </w:t>
       </w:r>
+      <w:proofErr w:type="spellStart"/>
+      <w:proofErr w:type="gramStart"/>
       <w:r>
         <w:t>salesGrowth</w:t>
       </w:r>
       <w:r>
         <w:t>:float</w:t>
       </w:r>
-      <w:r>
-        <w:t>, rowLabel:string, colLabel:string</w:t>
-      </w:r>
+      <w:proofErr w:type="spellEnd"/>
+      <w:proofErr w:type="gramEnd"/>
+      <w:r>
+        <w:t xml:space="preserve">, </w:t>
+      </w:r>
+      <w:proofErr w:type="spellStart"/>
+      <w:proofErr w:type="gramStart"/>
+      <w:r>
+        <w:t>rowLabel:string</w:t>
+      </w:r>
+      <w:proofErr w:type="spellEnd"/>
+      <w:proofErr w:type="gramEnd"/>
+      <w:r>
+        <w:t xml:space="preserve">, </w:t>
+      </w:r>
+      <w:proofErr w:type="spellStart"/>
+      <w:proofErr w:type="gramStart"/>
+      <w:r>
+        <w:t>colLabel:string</w:t>
+      </w:r>
+      <w:proofErr w:type="spellEnd"/>
+      <w:proofErr w:type="gramEnd"/>
       <w:r>
         <w:t>}</w:t>
       </w:r>
@@ -2391,7 +3515,23 @@
     <w:bookmarkEnd w:id="11"/>
     <w:p>
       <w:r>
-        <w:t xml:space="preserve">The index is the position of the object in the list, the rowPos and colPos are respectively the positions of the cell in rows and columns. </w:t>
+        <w:t xml:space="preserve">The index is the position of the object in the list, the </w:t>
+      </w:r>
+      <w:proofErr w:type="spellStart"/>
+      <w:r>
+        <w:t>rowPos</w:t>
+      </w:r>
+      <w:proofErr w:type="spellEnd"/>
+      <w:r>
+        <w:t xml:space="preserve"> and </w:t>
+      </w:r>
+      <w:proofErr w:type="spellStart"/>
+      <w:r>
+        <w:t>colPos</w:t>
+      </w:r>
+      <w:proofErr w:type="spellEnd"/>
+      <w:r>
+        <w:t xml:space="preserve"> are respectively the positions of the cell in rows and columns. </w:t>
       </w:r>
       <w:r>
         <w:t>The rows represent</w:t>
@@ -2411,6 +3551,7 @@
       <w:r>
         <w:t xml:space="preserve">he value </w:t>
       </w:r>
+      <w:proofErr w:type="spellStart"/>
       <w:r>
         <w:t>nbProduct</w:t>
       </w:r>
@@ -2418,7 +3559,11 @@
         <w:t>S</w:t>
       </w:r>
       <w:r>
-        <w:t xml:space="preserve">old is the number of products sold </w:t>
+        <w:t>old</w:t>
+      </w:r>
+      <w:proofErr w:type="spellEnd"/>
+      <w:r>
+        <w:t xml:space="preserve"> is the number of products sold </w:t>
       </w:r>
       <w:r>
         <w:t xml:space="preserve">by each company in each </w:t>
@@ -2430,7 +3575,15 @@
         <w:t xml:space="preserve">and </w:t>
       </w:r>
       <w:r>
-        <w:t>the salesGrowth is the sales growth of the previous year of each company in each country</w:t>
+        <w:t xml:space="preserve">the </w:t>
+      </w:r>
+      <w:proofErr w:type="spellStart"/>
+      <w:r>
+        <w:t>salesGrowth</w:t>
+      </w:r>
+      <w:proofErr w:type="spellEnd"/>
+      <w:r>
+        <w:t xml:space="preserve"> is the sales growth of the previous year of each company in each country</w:t>
       </w:r>
       <w:r>
         <w:t>.</w:t>
@@ -2438,13 +3591,25 @@
     </w:p>
     <w:p>
       <w:r>
+        <w:lastRenderedPageBreak/>
         <w:t xml:space="preserve">We will first </w:t>
       </w:r>
       <w:r>
         <w:t>generate a 4x4 matrix dataset</w:t>
       </w:r>
       <w:r>
-        <w:t xml:space="preserve"> in App.js component</w:t>
+        <w:t xml:space="preserve"> in </w:t>
+      </w:r>
+      <w:proofErr w:type="spellStart"/>
+      <w:r>
+        <w:t>App.js</w:t>
+      </w:r>
+      <w:r>
+        <w:t>x</w:t>
+      </w:r>
+      <w:proofErr w:type="spellEnd"/>
+      <w:r>
+        <w:t xml:space="preserve"> component</w:t>
       </w:r>
       <w:r>
         <w:t>.</w:t>
@@ -2474,9 +3639,29 @@
       </w:pPr>
       <w:bookmarkStart w:id="12" w:name="_Hlk218078375"/>
       <w:r>
-        <w:lastRenderedPageBreak/>
-        <w:t>import {genGridData} from "./utils/helper";</w:t>
-      </w:r>
+        <w:t>import {</w:t>
+      </w:r>
+      <w:proofErr w:type="spellStart"/>
+      <w:r>
+        <w:t>genGridData</w:t>
+      </w:r>
+      <w:proofErr w:type="spellEnd"/>
+      <w:r>
+        <w:t xml:space="preserve">} from </w:t>
+      </w:r>
+      <w:proofErr w:type="gramStart"/>
+      <w:r>
+        <w:t>"./</w:t>
+      </w:r>
+      <w:proofErr w:type="gramEnd"/>
+      <w:r>
+        <w:t>utils/helper</w:t>
+      </w:r>
+      <w:proofErr w:type="gramStart"/>
+      <w:r>
+        <w:t>";</w:t>
+      </w:r>
+      <w:proofErr w:type="gramEnd"/>
     </w:p>
     <w:p>
       <w:pPr>
@@ -2491,24 +3676,95 @@
         <w:pStyle w:val="Code"/>
       </w:pPr>
       <w:r>
-        <w:t>function App() {</w:t>
-      </w:r>
-    </w:p>
-    <w:p>
-      <w:pPr>
-        <w:pStyle w:val="Code"/>
-      </w:pPr>
-      <w:r>
-        <w:t xml:space="preserve">    const nbRows=4, nbCols=4;</w:t>
-      </w:r>
-    </w:p>
-    <w:p>
-      <w:pPr>
-        <w:pStyle w:val="Code"/>
-      </w:pPr>
-      <w:r>
-        <w:t xml:space="preserve">    const initGenData = genGridData(nbRows,nbCols);</w:t>
-      </w:r>
+        <w:t xml:space="preserve">function </w:t>
+      </w:r>
+      <w:proofErr w:type="gramStart"/>
+      <w:r>
+        <w:t>App(</w:t>
+      </w:r>
+      <w:proofErr w:type="gramEnd"/>
+      <w:r>
+        <w:t>) {</w:t>
+      </w:r>
+    </w:p>
+    <w:p>
+      <w:pPr>
+        <w:pStyle w:val="Code"/>
+      </w:pPr>
+      <w:r>
+        <w:t xml:space="preserve">    </w:t>
+      </w:r>
+      <w:proofErr w:type="spellStart"/>
+      <w:r>
+        <w:t>const</w:t>
+      </w:r>
+      <w:proofErr w:type="spellEnd"/>
+      <w:r>
+        <w:t xml:space="preserve"> </w:t>
+      </w:r>
+      <w:proofErr w:type="spellStart"/>
+      <w:r>
+        <w:t>nbRows</w:t>
+      </w:r>
+      <w:proofErr w:type="spellEnd"/>
+      <w:r>
+        <w:t xml:space="preserve">=4, </w:t>
+      </w:r>
+      <w:proofErr w:type="spellStart"/>
+      <w:r>
+        <w:t>nbCols</w:t>
+      </w:r>
+      <w:proofErr w:type="spellEnd"/>
+      <w:r>
+        <w:t>=</w:t>
+      </w:r>
+      <w:proofErr w:type="gramStart"/>
+      <w:r>
+        <w:t>4;</w:t>
+      </w:r>
+      <w:proofErr w:type="gramEnd"/>
+    </w:p>
+    <w:p>
+      <w:pPr>
+        <w:pStyle w:val="Code"/>
+      </w:pPr>
+      <w:r>
+        <w:t xml:space="preserve">    </w:t>
+      </w:r>
+      <w:proofErr w:type="spellStart"/>
+      <w:r>
+        <w:t>const</w:t>
+      </w:r>
+      <w:proofErr w:type="spellEnd"/>
+      <w:r>
+        <w:t xml:space="preserve"> </w:t>
+      </w:r>
+      <w:proofErr w:type="spellStart"/>
+      <w:r>
+        <w:t>initGenData</w:t>
+      </w:r>
+      <w:proofErr w:type="spellEnd"/>
+      <w:r>
+        <w:t xml:space="preserve"> = </w:t>
+      </w:r>
+      <w:proofErr w:type="spellStart"/>
+      <w:r>
+        <w:t>genGridData</w:t>
+      </w:r>
+      <w:proofErr w:type="spellEnd"/>
+      <w:r>
+        <w:t>(</w:t>
+      </w:r>
+      <w:proofErr w:type="spellStart"/>
+      <w:proofErr w:type="gramStart"/>
+      <w:r>
+        <w:t>nbRows,nbCols</w:t>
+      </w:r>
+      <w:proofErr w:type="spellEnd"/>
+      <w:r>
+        <w:t>);</w:t>
+      </w:r>
+      <w:proofErr w:type="gramEnd"/>
     </w:p>
     <w:p>
       <w:pPr>
@@ -2543,7 +3799,15 @@
         <w:t>s</w:t>
       </w:r>
       <w:r>
-        <w:t xml:space="preserve"> a Hook named useState that maintain</w:t>
+        <w:t xml:space="preserve"> a Hook named </w:t>
+      </w:r>
+      <w:proofErr w:type="spellStart"/>
+      <w:r>
+        <w:t>useState</w:t>
+      </w:r>
+      <w:proofErr w:type="spellEnd"/>
+      <w:r>
+        <w:t xml:space="preserve"> that maintain</w:t>
       </w:r>
       <w:r>
         <w:t>s</w:t>
@@ -2563,7 +3827,15 @@
         <w:t>We first i</w:t>
       </w:r>
       <w:r>
-        <w:t xml:space="preserve">mport the React hook function useState and </w:t>
+        <w:t xml:space="preserve">mport the React hook function </w:t>
+      </w:r>
+      <w:proofErr w:type="spellStart"/>
+      <w:r>
+        <w:t>useState</w:t>
+      </w:r>
+      <w:proofErr w:type="spellEnd"/>
+      <w:r>
+        <w:t xml:space="preserve"> and </w:t>
       </w:r>
       <w:r>
         <w:t xml:space="preserve">then we </w:t>
@@ -2578,7 +3850,15 @@
       </w:pPr>
       <w:bookmarkStart w:id="13" w:name="_Hlk218078550"/>
       <w:r>
-        <w:t>import {useState} from 'react'</w:t>
+        <w:t>import {</w:t>
+      </w:r>
+      <w:proofErr w:type="spellStart"/>
+      <w:r>
+        <w:t>useState</w:t>
+      </w:r>
+      <w:proofErr w:type="spellEnd"/>
+      <w:r>
+        <w:t>} from 'react'</w:t>
       </w:r>
     </w:p>
     <w:p>
@@ -2594,7 +3874,15 @@
         <w:pStyle w:val="Code"/>
       </w:pPr>
       <w:r>
-        <w:t>function App() {</w:t>
+        <w:t xml:space="preserve">function </w:t>
+      </w:r>
+      <w:proofErr w:type="gramStart"/>
+      <w:r>
+        <w:t>App(</w:t>
+      </w:r>
+      <w:proofErr w:type="gramEnd"/>
+      <w:r>
+        <w:t>) {</w:t>
       </w:r>
       <w:r>
         <w:br/>
@@ -2605,23 +3893,85 @@
       </w:r>
       <w:r>
         <w:br/>
-        <w:t xml:space="preserve">    const initGenData = genGridData(nbRows,nbCols);</w:t>
-      </w:r>
-      <w:r>
-        <w:br/>
-        <w:t xml:space="preserve">    const </w:t>
+        <w:t xml:space="preserve">    </w:t>
+      </w:r>
+      <w:proofErr w:type="spellStart"/>
+      <w:r>
+        <w:t>const</w:t>
+      </w:r>
+      <w:proofErr w:type="spellEnd"/>
+      <w:r>
+        <w:t xml:space="preserve"> </w:t>
+      </w:r>
+      <w:proofErr w:type="spellStart"/>
+      <w:r>
+        <w:t>initGenData</w:t>
+      </w:r>
+      <w:proofErr w:type="spellEnd"/>
+      <w:r>
+        <w:t xml:space="preserve"> = </w:t>
+      </w:r>
+      <w:proofErr w:type="spellStart"/>
+      <w:r>
+        <w:t>genGridData</w:t>
+      </w:r>
+      <w:proofErr w:type="spellEnd"/>
+      <w:r>
+        <w:t>(</w:t>
+      </w:r>
+      <w:proofErr w:type="spellStart"/>
+      <w:proofErr w:type="gramStart"/>
+      <w:r>
+        <w:t>nbRows,nbCols</w:t>
+      </w:r>
+      <w:proofErr w:type="spellEnd"/>
+      <w:proofErr w:type="gramEnd"/>
+      <w:r>
+        <w:t>);</w:t>
+      </w:r>
+      <w:r>
+        <w:br/>
+        <w:t xml:space="preserve">    </w:t>
+      </w:r>
+      <w:proofErr w:type="spellStart"/>
+      <w:r>
+        <w:t>const</w:t>
+      </w:r>
+      <w:proofErr w:type="spellEnd"/>
+      <w:r>
+        <w:t xml:space="preserve"> </w:t>
       </w:r>
       <w:r>
         <w:t>[</w:t>
       </w:r>
+      <w:proofErr w:type="spellStart"/>
+      <w:proofErr w:type="gramStart"/>
       <w:r>
         <w:t>genData,setGenData</w:t>
       </w:r>
+      <w:proofErr w:type="spellEnd"/>
+      <w:proofErr w:type="gramEnd"/>
       <w:r>
         <w:t>]</w:t>
       </w:r>
       <w:r>
-        <w:t xml:space="preserve"> = useState(initGenData)</w:t>
+        <w:t xml:space="preserve"> = </w:t>
+      </w:r>
+      <w:proofErr w:type="spellStart"/>
+      <w:r>
+        <w:t>useState</w:t>
+      </w:r>
+      <w:proofErr w:type="spellEnd"/>
+      <w:r>
+        <w:t>(</w:t>
+      </w:r>
+      <w:proofErr w:type="spellStart"/>
+      <w:r>
+        <w:t>initGenData</w:t>
+      </w:r>
+      <w:proofErr w:type="spellEnd"/>
+      <w:r>
+        <w:t>)</w:t>
       </w:r>
     </w:p>
     <w:p>
@@ -2642,8 +3992,13 @@
     </w:p>
     <w:bookmarkEnd w:id="13"/>
     <w:p>
-      <w:r>
-        <w:t xml:space="preserve">useState returns two objects: one </w:t>
+      <w:proofErr w:type="spellStart"/>
+      <w:r>
+        <w:t>useState</w:t>
+      </w:r>
+      <w:proofErr w:type="spellEnd"/>
+      <w:r>
+        <w:t xml:space="preserve"> returns two objects: one </w:t>
       </w:r>
       <w:r>
         <w:t>contain</w:t>
@@ -2657,9 +4012,11 @@
       <w:r>
         <w:t>(</w:t>
       </w:r>
+      <w:proofErr w:type="spellStart"/>
       <w:r>
         <w:t>genData</w:t>
       </w:r>
+      <w:proofErr w:type="spellEnd"/>
       <w:r>
         <w:t>)</w:t>
       </w:r>
@@ -2684,9 +4041,11 @@
       <w:r>
         <w:t>(</w:t>
       </w:r>
+      <w:proofErr w:type="spellStart"/>
       <w:r>
         <w:t>setGenData</w:t>
       </w:r>
+      <w:proofErr w:type="spellEnd"/>
       <w:r>
         <w:t>)</w:t>
       </w:r>
@@ -2700,7 +4059,15 @@
         <w:t>ies</w:t>
       </w:r>
       <w:r>
-        <w:t xml:space="preserve"> automatically all the components using genData </w:t>
+        <w:t xml:space="preserve"> automatically all the components using </w:t>
+      </w:r>
+      <w:proofErr w:type="spellStart"/>
+      <w:r>
+        <w:t>genData</w:t>
+      </w:r>
+      <w:proofErr w:type="spellEnd"/>
+      <w:r>
+        <w:t xml:space="preserve"> </w:t>
       </w:r>
       <w:r>
         <w:t xml:space="preserve">(declared in their </w:t>
@@ -2753,7 +4120,15 @@
         <w:t>(</w:t>
       </w:r>
       <w:r>
-        <w:t>{matrixData}</w:t>
+        <w:t>{</w:t>
+      </w:r>
+      <w:proofErr w:type="spellStart"/>
+      <w:r>
+        <w:t>matrixData</w:t>
+      </w:r>
+      <w:proofErr w:type="spellEnd"/>
+      <w:r>
+        <w:t>}</w:t>
       </w:r>
       <w:r>
         <w:t xml:space="preserve"> in parameter) </w:t>
@@ -2768,8 +4143,13 @@
         <w:t>to render the cells</w:t>
       </w:r>
       <w:r>
-        <w:t xml:space="preserve"> in renderMatrix</w:t>
-      </w:r>
+        <w:t xml:space="preserve"> in </w:t>
+      </w:r>
+      <w:proofErr w:type="spellStart"/>
+      <w:r>
+        <w:t>renderMatrix</w:t>
+      </w:r>
+      <w:proofErr w:type="spellEnd"/>
       <w:r>
         <w:t>:</w:t>
       </w:r>
@@ -2788,34 +4168,129 @@
         <w:pStyle w:val="Code"/>
       </w:pPr>
       <w:r>
-        <w:t>function Matrix({matrixData}){</w:t>
-      </w:r>
-      <w:r>
-        <w:br/>
-        <w:t xml:space="preserve">    const renderMatrix = function(){</w:t>
-      </w:r>
-      <w:r>
-        <w:br/>
-        <w:t xml:space="preserve">        return matrixData.map(cellData=&gt;{</w:t>
-      </w:r>
+        <w:t>function Matrix({</w:t>
+      </w:r>
+      <w:proofErr w:type="spellStart"/>
+      <w:r>
+        <w:t>matrixData</w:t>
+      </w:r>
+      <w:proofErr w:type="spellEnd"/>
+      <w:proofErr w:type="gramStart"/>
+      <w:r>
+        <w:t>}){</w:t>
+      </w:r>
+      <w:proofErr w:type="gramEnd"/>
+      <w:r>
+        <w:br/>
+        <w:t xml:space="preserve">    </w:t>
+      </w:r>
+      <w:proofErr w:type="spellStart"/>
+      <w:r>
+        <w:t>const</w:t>
+      </w:r>
+      <w:proofErr w:type="spellEnd"/>
+      <w:r>
+        <w:t xml:space="preserve"> </w:t>
+      </w:r>
+      <w:proofErr w:type="spellStart"/>
+      <w:r>
+        <w:t>renderMatrix</w:t>
+      </w:r>
+      <w:proofErr w:type="spellEnd"/>
+      <w:r>
+        <w:t xml:space="preserve"> = </w:t>
+      </w:r>
+      <w:proofErr w:type="gramStart"/>
+      <w:r>
+        <w:t>function(){</w:t>
+      </w:r>
+      <w:proofErr w:type="gramEnd"/>
+      <w:r>
+        <w:br/>
+        <w:t xml:space="preserve">        return </w:t>
+      </w:r>
+      <w:proofErr w:type="spellStart"/>
+      <w:r>
+        <w:t>matrixData.map</w:t>
+      </w:r>
+      <w:proofErr w:type="spellEnd"/>
+      <w:r>
+        <w:t>(</w:t>
+      </w:r>
+      <w:proofErr w:type="spellStart"/>
+      <w:r>
+        <w:t>cellData</w:t>
+      </w:r>
+      <w:proofErr w:type="spellEnd"/>
+      <w:r>
+        <w:t>=</w:t>
+      </w:r>
+      <w:proofErr w:type="gramStart"/>
+      <w:r>
+        <w:t>&gt;{</w:t>
+      </w:r>
+      <w:proofErr w:type="gramEnd"/>
       <w:r>
         <w:br/>
         <w:t xml:space="preserve">            return &lt;Cell </w:t>
       </w:r>
       <w:r>
-        <w:t>key={cellData.</w:t>
+        <w:t>key</w:t>
+      </w:r>
+      <w:proofErr w:type="gramStart"/>
+      <w:r>
+        <w:t>={</w:t>
+      </w:r>
+      <w:proofErr w:type="spellStart"/>
+      <w:proofErr w:type="gramEnd"/>
+      <w:r>
+        <w:t>cellData.</w:t>
       </w:r>
       <w:r>
         <w:t>index</w:t>
       </w:r>
+      <w:proofErr w:type="spellEnd"/>
       <w:r>
         <w:t>}</w:t>
       </w:r>
       <w:r>
         <w:t xml:space="preserve"> </w:t>
       </w:r>
-      <w:r>
-        <w:t>rowPos={cellData.rowPos} colPos={cellData.colPos}/&gt;</w:t>
+      <w:proofErr w:type="spellStart"/>
+      <w:r>
+        <w:t>rowPos</w:t>
+      </w:r>
+      <w:proofErr w:type="spellEnd"/>
+      <w:proofErr w:type="gramStart"/>
+      <w:r>
+        <w:t>={</w:t>
+      </w:r>
+      <w:proofErr w:type="spellStart"/>
+      <w:proofErr w:type="gramEnd"/>
+      <w:r>
+        <w:t>cellData.rowPos</w:t>
+      </w:r>
+      <w:proofErr w:type="spellEnd"/>
+      <w:r>
+        <w:t xml:space="preserve">} </w:t>
+      </w:r>
+      <w:proofErr w:type="spellStart"/>
+      <w:r>
+        <w:t>colPos</w:t>
+      </w:r>
+      <w:proofErr w:type="spellEnd"/>
+      <w:proofErr w:type="gramStart"/>
+      <w:r>
+        <w:t>={</w:t>
+      </w:r>
+      <w:proofErr w:type="spellStart"/>
+      <w:proofErr w:type="gramEnd"/>
+      <w:r>
+        <w:t>cellData.colPos</w:t>
+      </w:r>
+      <w:proofErr w:type="spellEnd"/>
+      <w:r>
+        <w:t>}/&gt;</w:t>
       </w:r>
       <w:r>
         <w:br/>
@@ -2823,8 +4298,13 @@
       </w:r>
       <w:r>
         <w:br/>
-        <w:t xml:space="preserve">    }</w:t>
-      </w:r>
+        <w:t xml:space="preserve">  </w:t>
+      </w:r>
+      <w:proofErr w:type="gramStart"/>
+      <w:r>
+        <w:t xml:space="preserve">  }</w:t>
+      </w:r>
+      <w:proofErr w:type="gramEnd"/>
     </w:p>
     <w:p>
       <w:pPr>
@@ -2837,13 +4317,45 @@
     <w:bookmarkEnd w:id="14"/>
     <w:p>
       <w:r>
-        <w:t xml:space="preserve">In the return of App function in App.js, add the property </w:t>
-      </w:r>
-      <w:r>
-        <w:t>matrixData={genData}</w:t>
-      </w:r>
-      <w:r>
-        <w:t xml:space="preserve"> to declare the stored genData state as a property of the Matrix component</w:t>
+        <w:t xml:space="preserve">In the return of App function in </w:t>
+      </w:r>
+      <w:proofErr w:type="spellStart"/>
+      <w:r>
+        <w:t>App.js</w:t>
+      </w:r>
+      <w:r>
+        <w:t>x</w:t>
+      </w:r>
+      <w:proofErr w:type="spellEnd"/>
+      <w:r>
+        <w:t xml:space="preserve">, add the property </w:t>
+      </w:r>
+      <w:proofErr w:type="spellStart"/>
+      <w:r>
+        <w:t>matrixData</w:t>
+      </w:r>
+      <w:proofErr w:type="spellEnd"/>
+      <w:r>
+        <w:t>={</w:t>
+      </w:r>
+      <w:proofErr w:type="spellStart"/>
+      <w:r>
+        <w:t>genData</w:t>
+      </w:r>
+      <w:proofErr w:type="spellEnd"/>
+      <w:r>
+        <w:t>}</w:t>
+      </w:r>
+      <w:r>
+        <w:t xml:space="preserve"> to declare the stored </w:t>
+      </w:r>
+      <w:proofErr w:type="spellStart"/>
+      <w:r>
+        <w:t>genData</w:t>
+      </w:r>
+      <w:proofErr w:type="spellEnd"/>
+      <w:r>
+        <w:t xml:space="preserve"> state as a property of the Matrix component</w:t>
       </w:r>
       <w:r>
         <w:t>:</w:t>
@@ -2867,7 +4379,23 @@
       </w:r>
       <w:r>
         <w:br/>
-        <w:t xml:space="preserve">    &lt;Matrix matrixData={genData}/&gt;</w:t>
+        <w:t xml:space="preserve">    &lt;Matrix </w:t>
+      </w:r>
+      <w:proofErr w:type="spellStart"/>
+      <w:r>
+        <w:t>matrixData</w:t>
+      </w:r>
+      <w:proofErr w:type="spellEnd"/>
+      <w:r>
+        <w:t>={</w:t>
+      </w:r>
+      <w:proofErr w:type="spellStart"/>
+      <w:r>
+        <w:t>genData</w:t>
+      </w:r>
+      <w:proofErr w:type="spellEnd"/>
+      <w:r>
+        <w:t>}/&gt;</w:t>
       </w:r>
       <w:r>
         <w:br/>
@@ -2893,7 +4421,23 @@
         <w:t xml:space="preserve">Control the data generation </w:t>
       </w:r>
       <w:r>
-        <w:t xml:space="preserve">(nbRows x nbColumns) </w:t>
+        <w:t>(</w:t>
+      </w:r>
+      <w:proofErr w:type="spellStart"/>
+      <w:r>
+        <w:t>nbRows</w:t>
+      </w:r>
+      <w:proofErr w:type="spellEnd"/>
+      <w:r>
+        <w:t xml:space="preserve"> x </w:t>
+      </w:r>
+      <w:proofErr w:type="spellStart"/>
+      <w:r>
+        <w:t>nbColumns</w:t>
+      </w:r>
+      <w:proofErr w:type="spellEnd"/>
+      <w:r>
+        <w:t xml:space="preserve">) </w:t>
       </w:r>
       <w:r>
         <w:t>in the control panel</w:t>
@@ -2911,8 +4455,13 @@
         <w:t xml:space="preserve">ee the </w:t>
       </w:r>
       <w:r>
-        <w:t>component ControlBar</w:t>
-      </w:r>
+        <w:t xml:space="preserve">component </w:t>
+      </w:r>
+      <w:proofErr w:type="spellStart"/>
+      <w:r>
+        <w:t>ControlBar</w:t>
+      </w:r>
+      <w:proofErr w:type="spellEnd"/>
       <w:r>
         <w:t xml:space="preserve"> render</w:t>
       </w:r>
@@ -2937,8 +4486,21 @@
       <w:r>
         <w:t xml:space="preserve"> </w:t>
       </w:r>
-      <w:r>
-        <w:t>onSubmit={handleOnSubmit}</w:t>
+      <w:proofErr w:type="spellStart"/>
+      <w:r>
+        <w:t>onSubmit</w:t>
+      </w:r>
+      <w:proofErr w:type="spellEnd"/>
+      <w:r>
+        <w:t>={</w:t>
+      </w:r>
+      <w:proofErr w:type="spellStart"/>
+      <w:r>
+        <w:t>handleOnSubmit</w:t>
+      </w:r>
+      <w:proofErr w:type="spellEnd"/>
+      <w:r>
+        <w:t>}</w:t>
       </w:r>
       <w:r>
         <w:t>&gt;</w:t>
@@ -2953,7 +4515,23 @@
       </w:r>
       <w:r>
         <w:br/>
-        <w:t xml:space="preserve">        &lt;input name="nbRows" defaultValue = "4"/&gt;</w:t>
+        <w:t xml:space="preserve">        &lt;input name="</w:t>
+      </w:r>
+      <w:proofErr w:type="spellStart"/>
+      <w:r>
+        <w:t>nbRows</w:t>
+      </w:r>
+      <w:proofErr w:type="spellEnd"/>
+      <w:r>
+        <w:t xml:space="preserve">" </w:t>
+      </w:r>
+      <w:proofErr w:type="spellStart"/>
+      <w:r>
+        <w:t>defaultValue</w:t>
+      </w:r>
+      <w:proofErr w:type="spellEnd"/>
+      <w:r>
+        <w:t xml:space="preserve"> = "4"/&gt;</w:t>
       </w:r>
       <w:r>
         <w:br/>
@@ -2972,7 +4550,23 @@
       </w:r>
       <w:r>
         <w:br/>
-        <w:t xml:space="preserve">        &lt;input name="nbCols" defaultValue = "4"/&gt;</w:t>
+        <w:t xml:space="preserve">        &lt;input name="</w:t>
+      </w:r>
+      <w:proofErr w:type="spellStart"/>
+      <w:r>
+        <w:t>nbCols</w:t>
+      </w:r>
+      <w:proofErr w:type="spellEnd"/>
+      <w:r>
+        <w:t xml:space="preserve">" </w:t>
+      </w:r>
+      <w:proofErr w:type="spellStart"/>
+      <w:r>
+        <w:t>defaultValue</w:t>
+      </w:r>
+      <w:proofErr w:type="spellEnd"/>
+      <w:r>
+        <w:t xml:space="preserve"> = "4"/&gt;</w:t>
       </w:r>
       <w:r>
         <w:br/>
@@ -3001,7 +4595,15 @@
         <w:t xml:space="preserve"> </w:t>
       </w:r>
       <w:r>
-        <w:t>Call it in the App Component in the &lt;div id=”control-bar-container”&gt;</w:t>
+        <w:t>Call it in the App Component in the &lt;div id</w:t>
+      </w:r>
+      <w:proofErr w:type="gramStart"/>
+      <w:r>
+        <w:t>=”control</w:t>
+      </w:r>
+      <w:proofErr w:type="gramEnd"/>
+      <w:r>
+        <w:t>-bar-container”&gt;</w:t>
       </w:r>
     </w:p>
     <w:p>
@@ -3046,15 +4648,28 @@
         <w:t xml:space="preserve">. </w:t>
       </w:r>
       <w:r>
-        <w:t xml:space="preserve">We want now to communicate the configuration data from the ControlBar component to its parent </w:t>
+        <w:t xml:space="preserve">We want now to communicate the configuration data from the </w:t>
+      </w:r>
+      <w:proofErr w:type="spellStart"/>
+      <w:r>
+        <w:t>ControlBar</w:t>
+      </w:r>
+      <w:proofErr w:type="spellEnd"/>
+      <w:r>
+        <w:t xml:space="preserve"> component to its parent </w:t>
       </w:r>
       <w:r>
         <w:t>(</w:t>
       </w:r>
+      <w:proofErr w:type="spellStart"/>
       <w:r>
         <w:t>App.js</w:t>
       </w:r>
       <w:r>
+        <w:t>x</w:t>
+      </w:r>
+      <w:proofErr w:type="spellEnd"/>
+      <w:r>
         <w:t>)</w:t>
       </w:r>
       <w:r>
@@ -3067,7 +4682,15 @@
         <w:t xml:space="preserve">To do so, we </w:t>
       </w:r>
       <w:r>
-        <w:t xml:space="preserve">transmit a function in ControlBar property which will take </w:t>
+        <w:t xml:space="preserve">transmit a function in </w:t>
+      </w:r>
+      <w:proofErr w:type="spellStart"/>
+      <w:r>
+        <w:t>ControlBar</w:t>
+      </w:r>
+      <w:proofErr w:type="spellEnd"/>
+      <w:r>
+        <w:t xml:space="preserve"> property which will take </w:t>
       </w:r>
       <w:r>
         <w:t xml:space="preserve">the new configuration data </w:t>
@@ -3158,11 +4781,21 @@
         <w:t>an</w:t>
       </w:r>
       <w:r>
-        <w:t xml:space="preserve"> object named genConfig</w:t>
-      </w:r>
-      <w:r>
-        <w:t xml:space="preserve"> with a setter method named setGenConfig</w:t>
-      </w:r>
+        <w:t xml:space="preserve"> object named </w:t>
+      </w:r>
+      <w:proofErr w:type="spellStart"/>
+      <w:r>
+        <w:t>genConfig</w:t>
+      </w:r>
+      <w:proofErr w:type="spellEnd"/>
+      <w:r>
+        <w:t xml:space="preserve"> with a setter method named </w:t>
+      </w:r>
+      <w:proofErr w:type="spellStart"/>
+      <w:r>
+        <w:t>setGenConfig</w:t>
+      </w:r>
+      <w:proofErr w:type="spellEnd"/>
       <w:r>
         <w:t xml:space="preserve">. </w:t>
       </w:r>
@@ -3174,8 +4807,13 @@
       <w:r>
         <w:t xml:space="preserve">e will create a function </w:t>
       </w:r>
-      <w:r>
-        <w:t xml:space="preserve">updateGenConfigAndGenerate </w:t>
+      <w:proofErr w:type="spellStart"/>
+      <w:r>
+        <w:t>updateGenConfigAndGenerate</w:t>
+      </w:r>
+      <w:proofErr w:type="spellEnd"/>
+      <w:r>
+        <w:t xml:space="preserve"> </w:t>
       </w:r>
       <w:r>
         <w:t xml:space="preserve">to update </w:t>
@@ -3184,8 +4822,13 @@
         <w:t>to update the new created state</w:t>
       </w:r>
       <w:r>
-        <w:t xml:space="preserve"> that will be used by ControlBar</w:t>
-      </w:r>
+        <w:t xml:space="preserve"> that will be used by </w:t>
+      </w:r>
+      <w:proofErr w:type="spellStart"/>
+      <w:r>
+        <w:t>ControlBar</w:t>
+      </w:r>
+      <w:proofErr w:type="spellEnd"/>
       <w:r>
         <w:t>:</w:t>
       </w:r>
@@ -3196,7 +4839,15 @@
       </w:pPr>
       <w:bookmarkStart w:id="17" w:name="_Hlk218079693"/>
       <w:r>
-        <w:t>function App() {</w:t>
+        <w:t xml:space="preserve">function </w:t>
+      </w:r>
+      <w:proofErr w:type="gramStart"/>
+      <w:r>
+        <w:t>App(</w:t>
+      </w:r>
+      <w:proofErr w:type="gramEnd"/>
+      <w:r>
+        <w:t>) {</w:t>
       </w:r>
     </w:p>
     <w:p>
@@ -3207,22 +4858,92 @@
         <w:t xml:space="preserve">  </w:t>
       </w:r>
       <w:r>
-        <w:t>  const [genConfig,setGenConfig] = useState({nbRows:4,nbCols:4});</w:t>
-      </w:r>
-    </w:p>
-    <w:p>
-      <w:pPr>
-        <w:pStyle w:val="Code"/>
-      </w:pPr>
-      <w:r>
         <w:t xml:space="preserve">  </w:t>
       </w:r>
+      <w:proofErr w:type="spellStart"/>
+      <w:r>
+        <w:t>const</w:t>
+      </w:r>
+      <w:proofErr w:type="spellEnd"/>
+      <w:r>
+        <w:t xml:space="preserve"> [</w:t>
+      </w:r>
+      <w:proofErr w:type="spellStart"/>
+      <w:proofErr w:type="gramStart"/>
+      <w:r>
+        <w:t>genConfig,setGenConfig</w:t>
+      </w:r>
+      <w:proofErr w:type="spellEnd"/>
+      <w:proofErr w:type="gramEnd"/>
+      <w:r>
+        <w:t xml:space="preserve">] = </w:t>
+      </w:r>
+      <w:proofErr w:type="spellStart"/>
+      <w:r>
+        <w:t>useState</w:t>
+      </w:r>
+      <w:proofErr w:type="spellEnd"/>
+      <w:r>
+        <w:t>({nbRows:</w:t>
+      </w:r>
+      <w:proofErr w:type="gramStart"/>
+      <w:r>
+        <w:t>4,nbCols</w:t>
+      </w:r>
+      <w:proofErr w:type="gramEnd"/>
+      <w:r>
+        <w:t>:4}</w:t>
+      </w:r>
+      <w:proofErr w:type="gramStart"/>
+      <w:r>
+        <w:t>);</w:t>
+      </w:r>
+      <w:proofErr w:type="gramEnd"/>
+    </w:p>
+    <w:p>
+      <w:pPr>
+        <w:pStyle w:val="Code"/>
+      </w:pPr>
+      <w:r>
+        <w:t xml:space="preserve">  </w:t>
+      </w:r>
       <w:r>
         <w:t xml:space="preserve">  </w:t>
       </w:r>
-      <w:r>
-        <w:t>const initGenData = genGridData(genConfig.nbRows,genConfig.nbCols);</w:t>
-      </w:r>
+      <w:proofErr w:type="spellStart"/>
+      <w:r>
+        <w:t>const</w:t>
+      </w:r>
+      <w:proofErr w:type="spellEnd"/>
+      <w:r>
+        <w:t xml:space="preserve"> </w:t>
+      </w:r>
+      <w:proofErr w:type="spellStart"/>
+      <w:r>
+        <w:t>initGenData</w:t>
+      </w:r>
+      <w:proofErr w:type="spellEnd"/>
+      <w:r>
+        <w:t xml:space="preserve"> = </w:t>
+      </w:r>
+      <w:proofErr w:type="spellStart"/>
+      <w:proofErr w:type="gramStart"/>
+      <w:r>
+        <w:t>genGridData</w:t>
+      </w:r>
+      <w:proofErr w:type="spellEnd"/>
+      <w:r>
+        <w:t>(</w:t>
+      </w:r>
+      <w:proofErr w:type="spellStart"/>
+      <w:r>
+        <w:t>genConfig.nbRows,genConfig.nbCols</w:t>
+      </w:r>
+      <w:proofErr w:type="spellEnd"/>
+      <w:r>
+        <w:t>);</w:t>
+      </w:r>
+      <w:proofErr w:type="gramEnd"/>
     </w:p>
     <w:p>
       <w:pPr>
@@ -3234,37 +4955,140 @@
       <w:r>
         <w:t xml:space="preserve">  </w:t>
       </w:r>
-      <w:r>
-        <w:t>const [genData,setGenData] = useState(initGenData);</w:t>
-      </w:r>
-    </w:p>
-    <w:p>
-      <w:pPr>
-        <w:pStyle w:val="Code"/>
-      </w:pPr>
-    </w:p>
-    <w:p>
-      <w:pPr>
-        <w:pStyle w:val="Code"/>
-      </w:pPr>
-      <w:r>
-        <w:t xml:space="preserve">    const updateGenConfigAndGenerate = function(newGenConfig){</w:t>
-      </w:r>
-    </w:p>
-    <w:p>
-      <w:pPr>
-        <w:pStyle w:val="Code"/>
-      </w:pPr>
-      <w:r>
-        <w:t xml:space="preserve">        setGenConfig(newGenConfig);</w:t>
-      </w:r>
-    </w:p>
-    <w:p>
-      <w:pPr>
-        <w:pStyle w:val="Code"/>
-      </w:pPr>
-      <w:r>
-        <w:t xml:space="preserve">        setGenData(genGridData(newGenConfig.nbRows,newGenConfig.nbCols))</w:t>
+      <w:proofErr w:type="spellStart"/>
+      <w:r>
+        <w:t>const</w:t>
+      </w:r>
+      <w:proofErr w:type="spellEnd"/>
+      <w:r>
+        <w:t xml:space="preserve"> [</w:t>
+      </w:r>
+      <w:proofErr w:type="spellStart"/>
+      <w:proofErr w:type="gramStart"/>
+      <w:r>
+        <w:t>genData,setGenData</w:t>
+      </w:r>
+      <w:proofErr w:type="spellEnd"/>
+      <w:proofErr w:type="gramEnd"/>
+      <w:r>
+        <w:t xml:space="preserve">] = </w:t>
+      </w:r>
+      <w:proofErr w:type="spellStart"/>
+      <w:r>
+        <w:t>useState</w:t>
+      </w:r>
+      <w:proofErr w:type="spellEnd"/>
+      <w:r>
+        <w:t>(</w:t>
+      </w:r>
+      <w:proofErr w:type="spellStart"/>
+      <w:r>
+        <w:t>initGenData</w:t>
+      </w:r>
+      <w:proofErr w:type="spellEnd"/>
+      <w:proofErr w:type="gramStart"/>
+      <w:r>
+        <w:t>);</w:t>
+      </w:r>
+      <w:proofErr w:type="gramEnd"/>
+    </w:p>
+    <w:p>
+      <w:pPr>
+        <w:pStyle w:val="Code"/>
+      </w:pPr>
+    </w:p>
+    <w:p>
+      <w:pPr>
+        <w:pStyle w:val="Code"/>
+      </w:pPr>
+      <w:r>
+        <w:t xml:space="preserve">    </w:t>
+      </w:r>
+      <w:proofErr w:type="spellStart"/>
+      <w:r>
+        <w:t>const</w:t>
+      </w:r>
+      <w:proofErr w:type="spellEnd"/>
+      <w:r>
+        <w:t xml:space="preserve"> </w:t>
+      </w:r>
+      <w:proofErr w:type="spellStart"/>
+      <w:r>
+        <w:t>updateGenConfigAndGenerate</w:t>
+      </w:r>
+      <w:proofErr w:type="spellEnd"/>
+      <w:r>
+        <w:t xml:space="preserve"> = function(</w:t>
+      </w:r>
+      <w:proofErr w:type="spellStart"/>
+      <w:r>
+        <w:t>newGenConfig</w:t>
+      </w:r>
+      <w:proofErr w:type="spellEnd"/>
+      <w:proofErr w:type="gramStart"/>
+      <w:r>
+        <w:t>){</w:t>
+      </w:r>
+      <w:proofErr w:type="gramEnd"/>
+    </w:p>
+    <w:p>
+      <w:pPr>
+        <w:pStyle w:val="Code"/>
+      </w:pPr>
+      <w:r>
+        <w:t xml:space="preserve">        </w:t>
+      </w:r>
+      <w:proofErr w:type="spellStart"/>
+      <w:r>
+        <w:t>setGenConfig</w:t>
+      </w:r>
+      <w:proofErr w:type="spellEnd"/>
+      <w:r>
+        <w:t>(</w:t>
+      </w:r>
+      <w:proofErr w:type="spellStart"/>
+      <w:r>
+        <w:t>newGenConfig</w:t>
+      </w:r>
+      <w:proofErr w:type="spellEnd"/>
+      <w:proofErr w:type="gramStart"/>
+      <w:r>
+        <w:t>);</w:t>
+      </w:r>
+      <w:proofErr w:type="gramEnd"/>
+    </w:p>
+    <w:p>
+      <w:pPr>
+        <w:pStyle w:val="Code"/>
+      </w:pPr>
+      <w:r>
+        <w:t xml:space="preserve">        </w:t>
+      </w:r>
+      <w:proofErr w:type="spellStart"/>
+      <w:r>
+        <w:t>setGenData</w:t>
+      </w:r>
+      <w:proofErr w:type="spellEnd"/>
+      <w:r>
+        <w:t>(</w:t>
+      </w:r>
+      <w:proofErr w:type="spellStart"/>
+      <w:proofErr w:type="gramStart"/>
+      <w:r>
+        <w:t>genGridData</w:t>
+      </w:r>
+      <w:proofErr w:type="spellEnd"/>
+      <w:r>
+        <w:t>(</w:t>
+      </w:r>
+      <w:proofErr w:type="spellStart"/>
+      <w:r>
+        <w:t>newGenConfig.nbRows,newGenConfig.nbCols</w:t>
+      </w:r>
+      <w:proofErr w:type="spellEnd"/>
+      <w:proofErr w:type="gramEnd"/>
+      <w:r>
+        <w:t>))</w:t>
       </w:r>
     </w:p>
     <w:p>
@@ -3292,7 +5116,15 @@
         <w:t xml:space="preserve">receive the function in </w:t>
       </w:r>
       <w:r>
-        <w:t>the ControlBar component:</w:t>
+        <w:t xml:space="preserve">the </w:t>
+      </w:r>
+      <w:proofErr w:type="spellStart"/>
+      <w:r>
+        <w:t>ControlBar</w:t>
+      </w:r>
+      <w:proofErr w:type="spellEnd"/>
+      <w:r>
+        <w:t xml:space="preserve"> component:</w:t>
       </w:r>
     </w:p>
     <w:p>
@@ -3302,8 +5134,26 @@
       </w:pPr>
       <w:bookmarkStart w:id="18" w:name="_Hlk218079932"/>
       <w:r>
-        <w:t>function ControlBar({genConfig,onSubmitGenAction}){</w:t>
-      </w:r>
+        <w:t xml:space="preserve">function </w:t>
+      </w:r>
+      <w:proofErr w:type="spellStart"/>
+      <w:r>
+        <w:t>ControlBar</w:t>
+      </w:r>
+      <w:proofErr w:type="spellEnd"/>
+      <w:r>
+        <w:t>({</w:t>
+      </w:r>
+      <w:proofErr w:type="spellStart"/>
+      <w:proofErr w:type="gramStart"/>
+      <w:r>
+        <w:t>genConfig,onSubmitGenAction</w:t>
+      </w:r>
+      <w:proofErr w:type="spellEnd"/>
+      <w:r>
+        <w:t>}){</w:t>
+      </w:r>
+      <w:proofErr w:type="gramEnd"/>
     </w:p>
     <w:p>
       <w:pPr>
@@ -3313,11 +5163,24 @@
       <w:bookmarkEnd w:id="18"/>
       <w:r>
         <w:lastRenderedPageBreak/>
-        <w:t>Call it in handleOnSubmit function</w:t>
-      </w:r>
-      <w:r>
-        <w:t xml:space="preserve"> of ControlBar</w:t>
-      </w:r>
+        <w:t xml:space="preserve">Call it in </w:t>
+      </w:r>
+      <w:proofErr w:type="spellStart"/>
+      <w:r>
+        <w:t>handleOnSubmit</w:t>
+      </w:r>
+      <w:proofErr w:type="spellEnd"/>
+      <w:r>
+        <w:t xml:space="preserve"> function</w:t>
+      </w:r>
+      <w:r>
+        <w:t xml:space="preserve"> of </w:t>
+      </w:r>
+      <w:proofErr w:type="spellStart"/>
+      <w:r>
+        <w:t>ControlBar</w:t>
+      </w:r>
+      <w:proofErr w:type="spellEnd"/>
       <w:r>
         <w:t>:</w:t>
       </w:r>
@@ -3326,8 +5189,21 @@
       <w:pPr>
         <w:pStyle w:val="Code"/>
       </w:pPr>
-      <w:r>
-        <w:t>const handleOnSubmit = function(event){</w:t>
+      <w:proofErr w:type="spellStart"/>
+      <w:r>
+        <w:t>const</w:t>
+      </w:r>
+      <w:proofErr w:type="spellEnd"/>
+      <w:r>
+        <w:t xml:space="preserve"> </w:t>
+      </w:r>
+      <w:proofErr w:type="spellStart"/>
+      <w:r>
+        <w:t>handleOnSubmit</w:t>
+      </w:r>
+      <w:proofErr w:type="spellEnd"/>
+      <w:r>
+        <w:t xml:space="preserve"> = function(event){</w:t>
       </w:r>
       <w:r>
         <w:br/>
@@ -3335,7 +5211,15 @@
       </w:r>
       <w:r>
         <w:br/>
-        <w:t xml:space="preserve">    event.preventDefault();</w:t>
+        <w:t xml:space="preserve">    </w:t>
+      </w:r>
+      <w:proofErr w:type="spellStart"/>
+      <w:r>
+        <w:t>event.preventDefault</w:t>
+      </w:r>
+      <w:proofErr w:type="spellEnd"/>
+      <w:r>
+        <w:t>();</w:t>
       </w:r>
       <w:r>
         <w:br/>
@@ -3346,16 +5230,73 @@
       </w:r>
       <w:r>
         <w:br/>
-        <w:t xml:space="preserve">    const form = event.target;</w:t>
-      </w:r>
-      <w:r>
-        <w:br/>
-        <w:t xml:space="preserve">    const formData = new FormData(form);</w:t>
-      </w:r>
-      <w:r>
-        <w:br/>
-        <w:t xml:space="preserve">    const formJSON = </w:t>
-      </w:r>
+        <w:t xml:space="preserve">    </w:t>
+      </w:r>
+      <w:proofErr w:type="spellStart"/>
+      <w:r>
+        <w:t>const</w:t>
+      </w:r>
+      <w:proofErr w:type="spellEnd"/>
+      <w:r>
+        <w:t xml:space="preserve"> form = </w:t>
+      </w:r>
+      <w:proofErr w:type="spellStart"/>
+      <w:r>
+        <w:t>event.target</w:t>
+      </w:r>
+      <w:proofErr w:type="spellEnd"/>
+      <w:r>
+        <w:t>;</w:t>
+      </w:r>
+      <w:r>
+        <w:br/>
+        <w:t xml:space="preserve">    </w:t>
+      </w:r>
+      <w:proofErr w:type="spellStart"/>
+      <w:r>
+        <w:t>const</w:t>
+      </w:r>
+      <w:proofErr w:type="spellEnd"/>
+      <w:r>
+        <w:t xml:space="preserve"> </w:t>
+      </w:r>
+      <w:proofErr w:type="spellStart"/>
+      <w:r>
+        <w:t>formData</w:t>
+      </w:r>
+      <w:proofErr w:type="spellEnd"/>
+      <w:r>
+        <w:t xml:space="preserve"> = new </w:t>
+      </w:r>
+      <w:proofErr w:type="spellStart"/>
+      <w:r>
+        <w:t>FormData</w:t>
+      </w:r>
+      <w:proofErr w:type="spellEnd"/>
+      <w:r>
+        <w:t>(form);</w:t>
+      </w:r>
+      <w:r>
+        <w:br/>
+        <w:t xml:space="preserve">    </w:t>
+      </w:r>
+      <w:proofErr w:type="spellStart"/>
+      <w:r>
+        <w:t>const</w:t>
+      </w:r>
+      <w:proofErr w:type="spellEnd"/>
+      <w:r>
+        <w:t xml:space="preserve"> </w:t>
+      </w:r>
+      <w:proofErr w:type="spellStart"/>
+      <w:r>
+        <w:t>formJSON</w:t>
+      </w:r>
+      <w:proofErr w:type="spellEnd"/>
+      <w:r>
+        <w:t xml:space="preserve"> = </w:t>
+      </w:r>
+      <w:proofErr w:type="spellStart"/>
       <w:r>
         <w:rPr>
           <w:i/>
@@ -3364,23 +5305,131 @@
         <w:t>Object</w:t>
       </w:r>
       <w:r>
-        <w:t>.fromEntries(formData.entries());</w:t>
-      </w:r>
-      <w:r>
-        <w:br/>
-        <w:t xml:space="preserve">    formJSON.nbRows = parseInt(formJSON.nbRows);</w:t>
-      </w:r>
-      <w:r>
-        <w:br/>
-        <w:t xml:space="preserve">    formJSON.nbCols = parseInt(formJSON.nbCols);</w:t>
-      </w:r>
-      <w:r>
-        <w:br/>
-        <w:t xml:space="preserve">    alert("Data generation with nbRows="+formJSON.nbRows+" nbCols="+formJSON.nbCols);</w:t>
-      </w:r>
-      <w:r>
-        <w:br/>
-        <w:t xml:space="preserve">    onSubmitGenAction(formJSON);</w:t>
+        <w:t>.fromEntries</w:t>
+      </w:r>
+      <w:proofErr w:type="spellEnd"/>
+      <w:r>
+        <w:t>(</w:t>
+      </w:r>
+      <w:proofErr w:type="spellStart"/>
+      <w:r>
+        <w:t>formData.entries</w:t>
+      </w:r>
+      <w:proofErr w:type="spellEnd"/>
+      <w:r>
+        <w:t>());</w:t>
+      </w:r>
+      <w:r>
+        <w:br/>
+        <w:t xml:space="preserve">    </w:t>
+      </w:r>
+      <w:proofErr w:type="spellStart"/>
+      <w:r>
+        <w:t>formJSON.nbRows</w:t>
+      </w:r>
+      <w:proofErr w:type="spellEnd"/>
+      <w:r>
+        <w:t xml:space="preserve"> = </w:t>
+      </w:r>
+      <w:proofErr w:type="spellStart"/>
+      <w:r>
+        <w:t>parseInt</w:t>
+      </w:r>
+      <w:proofErr w:type="spellEnd"/>
+      <w:r>
+        <w:t>(</w:t>
+      </w:r>
+      <w:proofErr w:type="spellStart"/>
+      <w:r>
+        <w:t>formJSON.nbRows</w:t>
+      </w:r>
+      <w:proofErr w:type="spellEnd"/>
+      <w:r>
+        <w:t>);</w:t>
+      </w:r>
+      <w:r>
+        <w:br/>
+        <w:t xml:space="preserve">    </w:t>
+      </w:r>
+      <w:proofErr w:type="spellStart"/>
+      <w:r>
+        <w:t>formJSON.nbCols</w:t>
+      </w:r>
+      <w:proofErr w:type="spellEnd"/>
+      <w:r>
+        <w:t xml:space="preserve"> = </w:t>
+      </w:r>
+      <w:proofErr w:type="spellStart"/>
+      <w:r>
+        <w:t>parseInt</w:t>
+      </w:r>
+      <w:proofErr w:type="spellEnd"/>
+      <w:r>
+        <w:t>(</w:t>
+      </w:r>
+      <w:proofErr w:type="spellStart"/>
+      <w:r>
+        <w:t>formJSON.nbCols</w:t>
+      </w:r>
+      <w:proofErr w:type="spellEnd"/>
+      <w:r>
+        <w:t>);</w:t>
+      </w:r>
+      <w:r>
+        <w:br/>
+        <w:t xml:space="preserve">    alert("Data generation with </w:t>
+      </w:r>
+      <w:proofErr w:type="spellStart"/>
+      <w:r>
+        <w:t>nbRows</w:t>
+      </w:r>
+      <w:proofErr w:type="spellEnd"/>
+      <w:r>
+        <w:t>="+</w:t>
+      </w:r>
+      <w:proofErr w:type="spellStart"/>
+      <w:r>
+        <w:t>formJSON.nbRows</w:t>
+      </w:r>
+      <w:proofErr w:type="spellEnd"/>
+      <w:r>
+        <w:t xml:space="preserve">+" </w:t>
+      </w:r>
+      <w:proofErr w:type="spellStart"/>
+      <w:r>
+        <w:t>nbCols</w:t>
+      </w:r>
+      <w:proofErr w:type="spellEnd"/>
+      <w:r>
+        <w:t>="+</w:t>
+      </w:r>
+      <w:proofErr w:type="spellStart"/>
+      <w:r>
+        <w:t>formJSON.nbCols</w:t>
+      </w:r>
+      <w:proofErr w:type="spellEnd"/>
+      <w:r>
+        <w:t>);</w:t>
+      </w:r>
+      <w:r>
+        <w:br/>
+        <w:t xml:space="preserve">    </w:t>
+      </w:r>
+      <w:proofErr w:type="spellStart"/>
+      <w:r>
+        <w:t>onSubmitGenAction</w:t>
+      </w:r>
+      <w:proofErr w:type="spellEnd"/>
+      <w:r>
+        <w:t>(</w:t>
+      </w:r>
+      <w:proofErr w:type="spellStart"/>
+      <w:r>
+        <w:t>formJSON</w:t>
+      </w:r>
+      <w:proofErr w:type="spellEnd"/>
+      <w:r>
+        <w:t>);</w:t>
       </w:r>
       <w:r>
         <w:br/>
@@ -3395,8 +5444,13 @@
       <w:r>
         <w:t xml:space="preserve"> the function </w:t>
       </w:r>
-      <w:r>
-        <w:t xml:space="preserve">updateGenConfigAndGenerate </w:t>
+      <w:proofErr w:type="spellStart"/>
+      <w:r>
+        <w:t>updateGenConfigAndGenerate</w:t>
+      </w:r>
+      <w:proofErr w:type="spellEnd"/>
+      <w:r>
+        <w:t xml:space="preserve"> </w:t>
       </w:r>
       <w:r>
         <w:t>to</w:t>
@@ -3404,8 +5458,13 @@
       <w:r>
         <w:t xml:space="preserve"> the </w:t>
       </w:r>
-      <w:r>
-        <w:t xml:space="preserve">ControlBar </w:t>
+      <w:proofErr w:type="spellStart"/>
+      <w:r>
+        <w:t>ControlBar</w:t>
+      </w:r>
+      <w:proofErr w:type="spellEnd"/>
+      <w:r>
+        <w:t xml:space="preserve"> </w:t>
       </w:r>
       <w:r>
         <w:t xml:space="preserve">with the </w:t>
@@ -3437,7 +5496,47 @@
         <w:t xml:space="preserve">    </w:t>
       </w:r>
       <w:r>
-        <w:t>&lt;ControlBar genConfig={genConfig} onSubmitGenAction={updateGenConfigAndGenerate}/&gt;</w:t>
+        <w:t>&lt;</w:t>
+      </w:r>
+      <w:proofErr w:type="spellStart"/>
+      <w:r>
+        <w:t>ControlBar</w:t>
+      </w:r>
+      <w:proofErr w:type="spellEnd"/>
+      <w:r>
+        <w:t xml:space="preserve"> </w:t>
+      </w:r>
+      <w:proofErr w:type="spellStart"/>
+      <w:r>
+        <w:t>genConfig</w:t>
+      </w:r>
+      <w:proofErr w:type="spellEnd"/>
+      <w:r>
+        <w:t>={</w:t>
+      </w:r>
+      <w:proofErr w:type="spellStart"/>
+      <w:r>
+        <w:t>genConfig</w:t>
+      </w:r>
+      <w:proofErr w:type="spellEnd"/>
+      <w:r>
+        <w:t xml:space="preserve">} </w:t>
+      </w:r>
+      <w:proofErr w:type="spellStart"/>
+      <w:r>
+        <w:t>onSubmitGenAction</w:t>
+      </w:r>
+      <w:proofErr w:type="spellEnd"/>
+      <w:r>
+        <w:t>={</w:t>
+      </w:r>
+      <w:proofErr w:type="spellStart"/>
+      <w:r>
+        <w:t>updateGenConfigAndGenerate</w:t>
+      </w:r>
+      <w:proofErr w:type="spellEnd"/>
+      <w:r>
+        <w:t>}/&gt;</w:t>
       </w:r>
     </w:p>
     <w:p>
@@ -3451,7 +5550,23 @@
     <w:bookmarkEnd w:id="20"/>
     <w:p>
       <w:r>
-        <w:t>Now if you change the value of nbCols or nbRows in the UI, the size of the matrix will change.</w:t>
+        <w:t xml:space="preserve">Now if you change the value of </w:t>
+      </w:r>
+      <w:proofErr w:type="spellStart"/>
+      <w:r>
+        <w:t>nbCols</w:t>
+      </w:r>
+      <w:proofErr w:type="spellEnd"/>
+      <w:r>
+        <w:t xml:space="preserve"> or </w:t>
+      </w:r>
+      <w:proofErr w:type="spellStart"/>
+      <w:r>
+        <w:t>nbRows</w:t>
+      </w:r>
+      <w:proofErr w:type="spellEnd"/>
+      <w:r>
+        <w:t xml:space="preserve"> in the UI, the size of the matrix will change.</w:t>
       </w:r>
       <w:r>
         <w:t xml:space="preserve"> When the state updates, the child components render again with the updated data passed in the properties.</w:t>
@@ -3467,7 +5582,23 @@
         <w:t>Exercise3:</w:t>
       </w:r>
       <w:r>
-        <w:t xml:space="preserve"> Add a property to ControlBar to send genConfig data to it.</w:t>
+        <w:t xml:space="preserve"> Add a property to </w:t>
+      </w:r>
+      <w:proofErr w:type="spellStart"/>
+      <w:r>
+        <w:t>ControlBar</w:t>
+      </w:r>
+      <w:proofErr w:type="spellEnd"/>
+      <w:r>
+        <w:t xml:space="preserve"> to send </w:t>
+      </w:r>
+      <w:proofErr w:type="spellStart"/>
+      <w:r>
+        <w:t>genConfig</w:t>
+      </w:r>
+      <w:proofErr w:type="spellEnd"/>
+      <w:r>
+        <w:t xml:space="preserve"> data to it.</w:t>
       </w:r>
     </w:p>
     <w:p>
@@ -3475,7 +5606,39 @@
         <w:keepNext/>
       </w:pPr>
       <w:r>
-        <w:t>In the ControlBar you can use the genConfig object as default value instead of a number. Then, you can display nbRows and nbCols to see that they are refreshed after clicking the button “Generate”:</w:t>
+        <w:t xml:space="preserve">In the </w:t>
+      </w:r>
+      <w:proofErr w:type="spellStart"/>
+      <w:r>
+        <w:t>ControlBar</w:t>
+      </w:r>
+      <w:proofErr w:type="spellEnd"/>
+      <w:r>
+        <w:t xml:space="preserve"> you can use the </w:t>
+      </w:r>
+      <w:proofErr w:type="spellStart"/>
+      <w:r>
+        <w:t>genConfig</w:t>
+      </w:r>
+      <w:proofErr w:type="spellEnd"/>
+      <w:r>
+        <w:t xml:space="preserve"> object as default value instead of a number. Then, you can display </w:t>
+      </w:r>
+      <w:proofErr w:type="spellStart"/>
+      <w:r>
+        <w:t>nbRows</w:t>
+      </w:r>
+      <w:proofErr w:type="spellEnd"/>
+      <w:r>
+        <w:t xml:space="preserve"> and </w:t>
+      </w:r>
+      <w:proofErr w:type="spellStart"/>
+      <w:r>
+        <w:t>nbCols</w:t>
+      </w:r>
+      <w:proofErr w:type="spellEnd"/>
+      <w:r>
+        <w:t xml:space="preserve"> to see that they are refreshed after clicking the button “Generate”:</w:t>
       </w:r>
     </w:p>
     <w:p>
@@ -3489,8 +5652,21 @@
       <w:r>
         <w:t xml:space="preserve"> </w:t>
       </w:r>
-      <w:r>
-        <w:t>onSubmit={handleOnSubmit}</w:t>
+      <w:proofErr w:type="spellStart"/>
+      <w:r>
+        <w:t>onSubmit</w:t>
+      </w:r>
+      <w:proofErr w:type="spellEnd"/>
+      <w:r>
+        <w:t>={</w:t>
+      </w:r>
+      <w:proofErr w:type="spellStart"/>
+      <w:r>
+        <w:t>handleOnSubmit</w:t>
+      </w:r>
+      <w:proofErr w:type="spellEnd"/>
+      <w:r>
+        <w:t>}</w:t>
       </w:r>
       <w:r>
         <w:t>&gt;</w:t>
@@ -3509,7 +5685,15 @@
       </w:r>
       <w:bookmarkStart w:id="22" w:name="_Hlk210057219"/>
       <w:r>
-        <w:t>"nbRows"</w:t>
+        <w:t>"</w:t>
+      </w:r>
+      <w:proofErr w:type="spellStart"/>
+      <w:r>
+        <w:t>nbRows</w:t>
+      </w:r>
+      <w:proofErr w:type="spellEnd"/>
+      <w:r>
+        <w:t>"</w:t>
       </w:r>
       <w:bookmarkEnd w:id="22"/>
       <w:r>
@@ -3530,8 +5714,23 @@
       <w:r>
         <w:t xml:space="preserve"> </w:t>
       </w:r>
-      <w:r>
-        <w:t>defaultValue={genConfig.nbRows}/&gt;</w:t>
+      <w:proofErr w:type="spellStart"/>
+      <w:r>
+        <w:t>defaultValue</w:t>
+      </w:r>
+      <w:proofErr w:type="spellEnd"/>
+      <w:proofErr w:type="gramStart"/>
+      <w:r>
+        <w:t>={</w:t>
+      </w:r>
+      <w:proofErr w:type="spellStart"/>
+      <w:proofErr w:type="gramEnd"/>
+      <w:r>
+        <w:t>genConfig.nbRows</w:t>
+      </w:r>
+      <w:proofErr w:type="spellEnd"/>
+      <w:r>
+        <w:t>}/&gt;</w:t>
       </w:r>
       <w:r>
         <w:br/>
@@ -3550,7 +5749,15 @@
       </w:r>
       <w:r>
         <w:br/>
-        <w:t xml:space="preserve">        &lt;input name="nbCols" </w:t>
+        <w:t xml:space="preserve">        &lt;input name="</w:t>
+      </w:r>
+      <w:proofErr w:type="spellStart"/>
+      <w:r>
+        <w:t>nbCols</w:t>
+      </w:r>
+      <w:proofErr w:type="spellEnd"/>
+      <w:r>
+        <w:t xml:space="preserve">" </w:t>
       </w:r>
       <w:r>
         <w:t>type=</w:t>
@@ -3567,8 +5774,23 @@
       <w:r>
         <w:t xml:space="preserve"> </w:t>
       </w:r>
-      <w:r>
-        <w:t>defaultValue={genConfig.nbCols}/&gt;</w:t>
+      <w:proofErr w:type="spellStart"/>
+      <w:r>
+        <w:t>defaultValue</w:t>
+      </w:r>
+      <w:proofErr w:type="spellEnd"/>
+      <w:proofErr w:type="gramStart"/>
+      <w:r>
+        <w:t>={</w:t>
+      </w:r>
+      <w:proofErr w:type="spellStart"/>
+      <w:proofErr w:type="gramEnd"/>
+      <w:r>
+        <w:t>genConfig.nbCols</w:t>
+      </w:r>
+      <w:proofErr w:type="spellEnd"/>
+      <w:r>
+        <w:t>}/&gt;</w:t>
       </w:r>
       <w:r>
         <w:br/>
@@ -3579,15 +5801,55 @@
         <w:t xml:space="preserve">    &lt;button type="submit"&gt;Generate&lt;/button&gt;</w:t>
       </w:r>
       <w:r>
-        <w:t>&lt;br&gt;</w:t>
-      </w:r>
-    </w:p>
-    <w:p>
-      <w:pPr>
-        <w:pStyle w:val="Code"/>
-      </w:pPr>
-      <w:r>
-        <w:t xml:space="preserve">    NbRows: {genConfig.nbRows} NbCols: {genConfig.nbCols}</w:t>
+        <w:t>&lt;</w:t>
+      </w:r>
+      <w:proofErr w:type="spellStart"/>
+      <w:r>
+        <w:t>br</w:t>
+      </w:r>
+      <w:proofErr w:type="spellEnd"/>
+      <w:r>
+        <w:t>&gt;</w:t>
+      </w:r>
+    </w:p>
+    <w:p>
+      <w:pPr>
+        <w:pStyle w:val="Code"/>
+      </w:pPr>
+      <w:r>
+        <w:t xml:space="preserve">    </w:t>
+      </w:r>
+      <w:proofErr w:type="spellStart"/>
+      <w:r>
+        <w:t>NbRows</w:t>
+      </w:r>
+      <w:proofErr w:type="spellEnd"/>
+      <w:r>
+        <w:t>: {</w:t>
+      </w:r>
+      <w:proofErr w:type="spellStart"/>
+      <w:r>
+        <w:t>genConfig.nbRows</w:t>
+      </w:r>
+      <w:proofErr w:type="spellEnd"/>
+      <w:r>
+        <w:t xml:space="preserve">} </w:t>
+      </w:r>
+      <w:proofErr w:type="spellStart"/>
+      <w:r>
+        <w:t>NbCols</w:t>
+      </w:r>
+      <w:proofErr w:type="spellEnd"/>
+      <w:r>
+        <w:t>: {</w:t>
+      </w:r>
+      <w:proofErr w:type="spellStart"/>
+      <w:r>
+        <w:t>genConfig.nbCols</w:t>
+      </w:r>
+      <w:proofErr w:type="spellEnd"/>
+      <w:r>
+        <w:t>}</w:t>
       </w:r>
       <w:r>
         <w:br/>
@@ -3598,7 +5860,15 @@
     <w:p/>
     <w:p>
       <w:r>
-        <w:t>We can also send the genConfig data to Matrix data to display the number of rows and columns</w:t>
+        <w:t xml:space="preserve">We can also send the </w:t>
+      </w:r>
+      <w:proofErr w:type="spellStart"/>
+      <w:r>
+        <w:t>genConfig</w:t>
+      </w:r>
+      <w:proofErr w:type="spellEnd"/>
+      <w:r>
+        <w:t xml:space="preserve"> data to Matrix data to display the number of rows and columns</w:t>
       </w:r>
       <w:r>
         <w:t xml:space="preserve"> in the margin</w:t>
@@ -3641,11 +5911,20 @@
         <w:t>:</w:t>
       </w:r>
       <w:r>
-        <w:t xml:space="preserve"> add a property in Matrix component to send genConfig data.</w:t>
-      </w:r>
-    </w:p>
-    <w:p>
-      <w:r>
+        <w:t xml:space="preserve"> add a property in Matrix component to send </w:t>
+      </w:r>
+      <w:proofErr w:type="spellStart"/>
+      <w:r>
+        <w:t>genConfig</w:t>
+      </w:r>
+      <w:proofErr w:type="spellEnd"/>
+      <w:r>
+        <w:t xml:space="preserve"> data.</w:t>
+      </w:r>
+    </w:p>
+    <w:p>
+      <w:r>
+        <w:lastRenderedPageBreak/>
         <w:t>In Matrix.js, w</w:t>
       </w:r>
       <w:r>
@@ -3670,9 +5949,34 @@
       </w:pPr>
       <w:bookmarkStart w:id="23" w:name="_Hlk218080663"/>
       <w:r>
-        <w:lastRenderedPageBreak/>
-        <w:t>import { getDefaultFontSize } from '../../utils/helper';</w:t>
-      </w:r>
+        <w:t xml:space="preserve">import </w:t>
+      </w:r>
+      <w:proofErr w:type="gramStart"/>
+      <w:r>
+        <w:t xml:space="preserve">{ </w:t>
+      </w:r>
+      <w:proofErr w:type="spellStart"/>
+      <w:r>
+        <w:t>getDefaultFontSize</w:t>
+      </w:r>
+      <w:proofErr w:type="spellEnd"/>
+      <w:proofErr w:type="gramEnd"/>
+      <w:r>
+        <w:t xml:space="preserve"> } from </w:t>
+      </w:r>
+      <w:proofErr w:type="gramStart"/>
+      <w:r>
+        <w:t>'../..</w:t>
+      </w:r>
+      <w:proofErr w:type="gramEnd"/>
+      <w:r>
+        <w:t>/utils/helper</w:t>
+      </w:r>
+      <w:proofErr w:type="gramStart"/>
+      <w:r>
+        <w:t>';</w:t>
+      </w:r>
+      <w:proofErr w:type="gramEnd"/>
     </w:p>
     <w:p>
       <w:pPr>
@@ -3687,8 +5991,18 @@
         <w:pStyle w:val="Code"/>
       </w:pPr>
       <w:r>
-        <w:t>function Matrix({matrixData,genConfig}){</w:t>
-      </w:r>
+        <w:t>function Matrix({</w:t>
+      </w:r>
+      <w:proofErr w:type="spellStart"/>
+      <w:proofErr w:type="gramStart"/>
+      <w:r>
+        <w:t>matrixData,genConfig</w:t>
+      </w:r>
+      <w:proofErr w:type="spellEnd"/>
+      <w:r>
+        <w:t>}){</w:t>
+      </w:r>
+      <w:proofErr w:type="gramEnd"/>
     </w:p>
     <w:p>
       <w:pPr>
@@ -3705,8 +6019,21 @@
       <w:r>
         <w:t xml:space="preserve">    </w:t>
       </w:r>
-      <w:r>
-        <w:t>const margin={left:100,top:100}</w:t>
+      <w:proofErr w:type="spellStart"/>
+      <w:r>
+        <w:t>const</w:t>
+      </w:r>
+      <w:proofErr w:type="spellEnd"/>
+      <w:r>
+        <w:t xml:space="preserve"> margin={</w:t>
+      </w:r>
+      <w:proofErr w:type="gramStart"/>
+      <w:r>
+        <w:t>left:100,top</w:t>
+      </w:r>
+      <w:proofErr w:type="gramEnd"/>
+      <w:r>
+        <w:t>:100}</w:t>
       </w:r>
       <w:r>
         <w:br/>
@@ -3714,8 +6041,34 @@
       <w:r>
         <w:t xml:space="preserve">    </w:t>
       </w:r>
-      <w:r>
-        <w:t>const fontSize=getDefaultFontSize()</w:t>
+      <w:proofErr w:type="spellStart"/>
+      <w:r>
+        <w:t>const</w:t>
+      </w:r>
+      <w:proofErr w:type="spellEnd"/>
+      <w:r>
+        <w:t xml:space="preserve"> </w:t>
+      </w:r>
+      <w:proofErr w:type="spellStart"/>
+      <w:r>
+        <w:t>fontSize</w:t>
+      </w:r>
+      <w:proofErr w:type="spellEnd"/>
+      <w:r>
+        <w:t>=</w:t>
+      </w:r>
+      <w:proofErr w:type="spellStart"/>
+      <w:proofErr w:type="gramStart"/>
+      <w:r>
+        <w:t>getDefaultFontSize</w:t>
+      </w:r>
+      <w:proofErr w:type="spellEnd"/>
+      <w:r>
+        <w:t>(</w:t>
+      </w:r>
+      <w:proofErr w:type="gramEnd"/>
+      <w:r>
+        <w:t>)</w:t>
       </w:r>
       <w:r>
         <w:br/>
@@ -3723,9 +6076,27 @@
       <w:r>
         <w:t xml:space="preserve">    </w:t>
       </w:r>
-      <w:r>
-        <w:t>const marginLabelsToMatrix=5;</w:t>
-      </w:r>
+      <w:proofErr w:type="spellStart"/>
+      <w:r>
+        <w:t>const</w:t>
+      </w:r>
+      <w:proofErr w:type="spellEnd"/>
+      <w:r>
+        <w:t xml:space="preserve"> </w:t>
+      </w:r>
+      <w:proofErr w:type="spellStart"/>
+      <w:r>
+        <w:t>marginLabelsToMatrix</w:t>
+      </w:r>
+      <w:proofErr w:type="spellEnd"/>
+      <w:r>
+        <w:t>=</w:t>
+      </w:r>
+      <w:proofErr w:type="gramStart"/>
+      <w:r>
+        <w:t>5;</w:t>
+      </w:r>
+      <w:proofErr w:type="gramEnd"/>
     </w:p>
     <w:p>
       <w:pPr>
@@ -3745,7 +6116,15 @@
         <w:t xml:space="preserve">    </w:t>
       </w:r>
       <w:r>
-        <w:t>&lt;svg width="100%" height="100%" &gt;</w:t>
+        <w:t>&lt;</w:t>
+      </w:r>
+      <w:proofErr w:type="spellStart"/>
+      <w:r>
+        <w:t>svg</w:t>
+      </w:r>
+      <w:proofErr w:type="spellEnd"/>
+      <w:r>
+        <w:t xml:space="preserve"> width="100%" height="100%" &gt;</w:t>
       </w:r>
       <w:r>
         <w:br/>
@@ -3764,19 +6143,40 @@
         <w:t xml:space="preserve">    </w:t>
       </w:r>
       <w:r>
-        <w:t xml:space="preserve">        &lt;text className="</w:t>
-      </w:r>
+        <w:t xml:space="preserve">        &lt;text </w:t>
+      </w:r>
+      <w:proofErr w:type="spellStart"/>
+      <w:r>
+        <w:t>className</w:t>
+      </w:r>
+      <w:proofErr w:type="spellEnd"/>
+      <w:r>
+        <w:t>="</w:t>
+      </w:r>
+      <w:proofErr w:type="spellStart"/>
       <w:r>
         <w:t>Row</w:t>
       </w:r>
       <w:r>
-        <w:t>Labels" tex</w:t>
+        <w:t>Labels</w:t>
+      </w:r>
+      <w:proofErr w:type="spellEnd"/>
+      <w:r>
+        <w:t xml:space="preserve">" </w:t>
+      </w:r>
+      <w:proofErr w:type="spellStart"/>
+      <w:r>
+        <w:t>tex</w:t>
       </w:r>
       <w:r>
         <w:t>tA</w:t>
       </w:r>
       <w:r>
-        <w:t>nchor="end"&gt;Nb rows=?&lt;/text&gt;</w:t>
+        <w:t>nchor</w:t>
+      </w:r>
+      <w:proofErr w:type="spellEnd"/>
+      <w:r>
+        <w:t>="end"&gt;Nb rows=?&lt;/text&gt;</w:t>
       </w:r>
       <w:r>
         <w:br/>
@@ -3805,13 +6205,26 @@
         <w:t xml:space="preserve">    </w:t>
       </w:r>
       <w:r>
-        <w:t xml:space="preserve">        &lt;text className="</w:t>
-      </w:r>
+        <w:t xml:space="preserve">        &lt;text </w:t>
+      </w:r>
+      <w:proofErr w:type="spellStart"/>
+      <w:r>
+        <w:t>className</w:t>
+      </w:r>
+      <w:proofErr w:type="spellEnd"/>
+      <w:r>
+        <w:t>="</w:t>
+      </w:r>
+      <w:proofErr w:type="spellStart"/>
       <w:r>
         <w:t>Col</w:t>
       </w:r>
       <w:r>
-        <w:t>Labels"&gt;Nb cols=?&lt;/text&gt;</w:t>
+        <w:t>Labels</w:t>
+      </w:r>
+      <w:proofErr w:type="spellEnd"/>
+      <w:r>
+        <w:t>"&gt;Nb cols=?&lt;/text&gt;</w:t>
       </w:r>
       <w:r>
         <w:br/>
@@ -3830,7 +6243,23 @@
         <w:t xml:space="preserve">    </w:t>
       </w:r>
       <w:r>
-        <w:t xml:space="preserve">        &lt;g transform={"translate("+margin.left+","+margin.top+")"}&gt;</w:t>
+        <w:t xml:space="preserve">        &lt;g transform={"translate("+</w:t>
+      </w:r>
+      <w:proofErr w:type="spellStart"/>
+      <w:r>
+        <w:t>margin.left</w:t>
+      </w:r>
+      <w:proofErr w:type="spellEnd"/>
+      <w:r>
+        <w:t>+","+</w:t>
+      </w:r>
+      <w:proofErr w:type="spellStart"/>
+      <w:r>
+        <w:t>margin.top</w:t>
+      </w:r>
+      <w:proofErr w:type="spellEnd"/>
+      <w:r>
+        <w:t>+")"}&gt;</w:t>
       </w:r>
       <w:r>
         <w:br/>
@@ -3840,7 +6269,15 @@
         <w:t xml:space="preserve">    </w:t>
       </w:r>
       <w:r>
-        <w:t xml:space="preserve">        {renderMatrix()}</w:t>
+        <w:t xml:space="preserve">        {</w:t>
+      </w:r>
+      <w:proofErr w:type="spellStart"/>
+      <w:r>
+        <w:t>renderMatrix</w:t>
+      </w:r>
+      <w:proofErr w:type="spellEnd"/>
+      <w:r>
+        <w:t>()}</w:t>
       </w:r>
       <w:r>
         <w:br/>
@@ -3859,7 +6296,15 @@
         <w:t xml:space="preserve">    </w:t>
       </w:r>
       <w:r>
-        <w:t xml:space="preserve">    &lt;/svg&gt;</w:t>
+        <w:t xml:space="preserve">    &lt;/</w:t>
+      </w:r>
+      <w:proofErr w:type="spellStart"/>
+      <w:r>
+        <w:t>svg</w:t>
+      </w:r>
+      <w:proofErr w:type="spellEnd"/>
+      <w:r>
+        <w:t>&gt;</w:t>
       </w:r>
     </w:p>
     <w:p>
@@ -3913,19 +6358,37 @@
         <w:t>:</w:t>
       </w:r>
       <w:r>
-        <w:t xml:space="preserve"> use the genConfig property to replace ‘?’ by the nb of rows and columns in &lt;text&gt; elements.</w:t>
+        <w:t xml:space="preserve"> use the </w:t>
+      </w:r>
+      <w:proofErr w:type="spellStart"/>
+      <w:r>
+        <w:t>genConfig</w:t>
+      </w:r>
+      <w:proofErr w:type="spellEnd"/>
+      <w:r>
+        <w:t xml:space="preserve"> property to replace ‘?’ by the </w:t>
+      </w:r>
+      <w:proofErr w:type="spellStart"/>
+      <w:r>
+        <w:t>nb</w:t>
+      </w:r>
+      <w:proofErr w:type="spellEnd"/>
+      <w:r>
+        <w:t xml:space="preserve"> of rows and columns in &lt;text&gt; elements.</w:t>
       </w:r>
     </w:p>
     <w:p>
       <w:r>
         <w:t xml:space="preserve">You can observe that when App data updates the state, all the subcomponents (Matrix and </w:t>
       </w:r>
+      <w:proofErr w:type="spellStart"/>
       <w:r>
         <w:t>C</w:t>
       </w:r>
       <w:r>
         <w:t>ontrolBar</w:t>
       </w:r>
+      <w:proofErr w:type="spellEnd"/>
       <w:r>
         <w:t>) are notified to render again.</w:t>
       </w:r>

--- a/Tuto3 - D3js in React.docx
+++ b/Tuto3 - D3js in React.docx
@@ -211,13 +211,8 @@
       <w:pPr>
         <w:pStyle w:val="Code"/>
       </w:pPr>
-      <w:proofErr w:type="spellStart"/>
-      <w:r>
-        <w:t>npm</w:t>
-      </w:r>
-      <w:proofErr w:type="spellEnd"/>
-      <w:r>
-        <w:t xml:space="preserve"> -v </w:t>
+      <w:r>
+        <w:t xml:space="preserve">npm -v </w:t>
       </w:r>
       <w:r>
         <w:t># should print `v</w:t>
@@ -301,46 +296,12 @@
         </w:numPr>
       </w:pPr>
       <w:r>
-        <w:t xml:space="preserve">Or your preferred </w:t>
-      </w:r>
-      <w:proofErr w:type="spellStart"/>
-      <w:r>
-        <w:t>javascript</w:t>
-      </w:r>
-      <w:proofErr w:type="spellEnd"/>
-      <w:r>
-        <w:t xml:space="preserve"> IDE</w:t>
-      </w:r>
-    </w:p>
-    <w:p>
-      <w:r>
-        <w:t xml:space="preserve">Install project dependencies with </w:t>
-      </w:r>
-      <w:proofErr w:type="spellStart"/>
-      <w:r>
-        <w:t>npm</w:t>
-      </w:r>
-      <w:proofErr w:type="spellEnd"/>
-      <w:r>
-        <w:t xml:space="preserve">, the package manager system for </w:t>
-      </w:r>
-      <w:proofErr w:type="spellStart"/>
-      <w:r>
-        <w:t>javascript</w:t>
-      </w:r>
-      <w:proofErr w:type="spellEnd"/>
-      <w:r>
-        <w:t xml:space="preserve"> embedded in Node.js. All dependencies are declared at the root of the project in the file </w:t>
-      </w:r>
-      <w:proofErr w:type="spellStart"/>
-      <w:proofErr w:type="gramStart"/>
-      <w:r>
-        <w:t>package.json</w:t>
-      </w:r>
-      <w:proofErr w:type="spellEnd"/>
-      <w:proofErr w:type="gramEnd"/>
-      <w:r>
-        <w:t xml:space="preserve">. After having installed Node.js open a terminal </w:t>
+        <w:t>Or your preferred javascript IDE</w:t>
+      </w:r>
+    </w:p>
+    <w:p>
+      <w:r>
+        <w:t xml:space="preserve">Install project dependencies with npm, the package manager system for javascript embedded in Node.js. All dependencies are declared at the root of the project in the file package.json. After having installed Node.js open a terminal </w:t>
       </w:r>
       <w:r>
         <w:t xml:space="preserve">and </w:t>
@@ -353,13 +314,8 @@
       <w:pPr>
         <w:pStyle w:val="Code"/>
       </w:pPr>
-      <w:proofErr w:type="spellStart"/>
-      <w:r>
-        <w:t>npm</w:t>
-      </w:r>
-      <w:proofErr w:type="spellEnd"/>
-      <w:r>
-        <w:t xml:space="preserve"> install</w:t>
+      <w:r>
+        <w:t>npm install</w:t>
       </w:r>
       <w:r>
         <w:t xml:space="preserve"> # from your project folder</w:t>
@@ -408,13 +364,8 @@
       </w:r>
     </w:p>
     <w:p>
-      <w:proofErr w:type="gramStart"/>
-      <w:r>
-        <w:t>Take a look</w:t>
-      </w:r>
-      <w:proofErr w:type="gramEnd"/>
-      <w:r>
-        <w:t xml:space="preserve"> at:</w:t>
+      <w:r>
+        <w:t>Take a look at:</w:t>
       </w:r>
     </w:p>
     <w:p>
@@ -450,7 +401,6 @@
       </w:pPr>
       <w:bookmarkStart w:id="0" w:name="_Hlk218074747"/>
       <w:r>
-        <w:lastRenderedPageBreak/>
         <w:t>...</w:t>
       </w:r>
     </w:p>
@@ -475,31 +425,7 @@
         <w:pStyle w:val="Code"/>
       </w:pPr>
       <w:r>
-        <w:t xml:space="preserve">  &lt;script type="module" </w:t>
-      </w:r>
-      <w:proofErr w:type="spellStart"/>
-      <w:r>
-        <w:t>src</w:t>
-      </w:r>
-      <w:proofErr w:type="spellEnd"/>
-      <w:r>
-        <w:t>="/</w:t>
-      </w:r>
-      <w:proofErr w:type="spellStart"/>
-      <w:r>
-        <w:t>src</w:t>
-      </w:r>
-      <w:proofErr w:type="spellEnd"/>
-      <w:r>
-        <w:t>/</w:t>
-      </w:r>
-      <w:proofErr w:type="spellStart"/>
-      <w:r>
-        <w:t>index.jsx</w:t>
-      </w:r>
-      <w:proofErr w:type="spellEnd"/>
-      <w:r>
-        <w:t>"&gt;&lt;/script&gt;</w:t>
+        <w:t xml:space="preserve">  &lt;script type="module" src="/src/index.jsx"&gt;&lt;/script&gt;</w:t>
       </w:r>
     </w:p>
     <w:p>
@@ -527,17 +453,8 @@
           <w:numId w:val="5"/>
         </w:numPr>
       </w:pPr>
-      <w:proofErr w:type="spellStart"/>
-      <w:r>
-        <w:t>src</w:t>
-      </w:r>
-      <w:proofErr w:type="spellEnd"/>
-      <w:r>
-        <w:t>/</w:t>
-      </w:r>
-      <w:proofErr w:type="spellStart"/>
-      <w:r>
-        <w:t>i</w:t>
+      <w:r>
+        <w:t>src/i</w:t>
       </w:r>
       <w:r>
         <w:t>ndex.js</w:t>
@@ -545,7 +462,6 @@
       <w:r>
         <w:t>x</w:t>
       </w:r>
-      <w:proofErr w:type="spellEnd"/>
       <w:r>
         <w:t xml:space="preserve"> (do not change): render the </w:t>
       </w:r>
@@ -555,21 +471,16 @@
       <w:r>
         <w:t xml:space="preserve">React </w:t>
       </w:r>
-      <w:proofErr w:type="spellStart"/>
-      <w:r>
-        <w:t>javascript</w:t>
-      </w:r>
-      <w:proofErr w:type="spellEnd"/>
+      <w:r>
+        <w:t xml:space="preserve">javascript </w:t>
+      </w:r>
+      <w:r>
+        <w:t>code</w:t>
+      </w:r>
       <w:r>
         <w:t xml:space="preserve"> </w:t>
       </w:r>
       <w:r>
-        <w:t>code</w:t>
-      </w:r>
-      <w:r>
-        <w:t xml:space="preserve"> </w:t>
-      </w:r>
-      <w:r>
         <w:t xml:space="preserve">that </w:t>
       </w:r>
       <w:r>
@@ -594,6 +505,7 @@
       </w:pPr>
       <w:bookmarkStart w:id="1" w:name="_Hlk218074939"/>
       <w:r>
+        <w:lastRenderedPageBreak/>
         <w:t xml:space="preserve">// </w:t>
       </w:r>
       <w:r>
@@ -615,102 +527,49 @@
       <w:pPr>
         <w:pStyle w:val="Code"/>
       </w:pPr>
-      <w:proofErr w:type="spellStart"/>
-      <w:r>
-        <w:t>const</w:t>
-      </w:r>
-      <w:proofErr w:type="spellEnd"/>
-      <w:r>
-        <w:t xml:space="preserve"> root = </w:t>
-      </w:r>
-      <w:proofErr w:type="spellStart"/>
-      <w:r>
-        <w:t>createRoot</w:t>
-      </w:r>
-      <w:proofErr w:type="spellEnd"/>
-      <w:r>
-        <w:t>(</w:t>
-      </w:r>
-      <w:proofErr w:type="spellStart"/>
-      <w:proofErr w:type="gramStart"/>
-      <w:r>
-        <w:t>document.getElementById</w:t>
-      </w:r>
-      <w:proofErr w:type="spellEnd"/>
-      <w:proofErr w:type="gramEnd"/>
-      <w:r>
-        <w:t>("root")</w:t>
-      </w:r>
-      <w:proofErr w:type="gramStart"/>
+      <w:r>
+        <w:t>const root = createRoot(document.getElementById("root"));</w:t>
+      </w:r>
+    </w:p>
+    <w:p>
+      <w:pPr>
+        <w:pStyle w:val="Code"/>
+      </w:pPr>
+      <w:r>
+        <w:t>root.render(</w:t>
+      </w:r>
+    </w:p>
+    <w:p>
+      <w:pPr>
+        <w:pStyle w:val="Code"/>
+      </w:pPr>
+      <w:r>
+        <w:t xml:space="preserve">  &lt;StrictMode&gt;</w:t>
+      </w:r>
+    </w:p>
+    <w:p>
+      <w:pPr>
+        <w:pStyle w:val="Code"/>
+      </w:pPr>
+      <w:r>
+        <w:t xml:space="preserve">    &lt;App /&gt;</w:t>
+      </w:r>
+    </w:p>
+    <w:p>
+      <w:pPr>
+        <w:pStyle w:val="Code"/>
+      </w:pPr>
+      <w:r>
+        <w:t xml:space="preserve">  &lt;/StrictMode&gt;</w:t>
+      </w:r>
+    </w:p>
+    <w:p>
+      <w:pPr>
+        <w:pStyle w:val="Code"/>
+      </w:pPr>
       <w:r>
         <w:t>);</w:t>
       </w:r>
-      <w:proofErr w:type="gramEnd"/>
-    </w:p>
-    <w:p>
-      <w:pPr>
-        <w:pStyle w:val="Code"/>
-      </w:pPr>
-      <w:proofErr w:type="spellStart"/>
-      <w:proofErr w:type="gramStart"/>
-      <w:r>
-        <w:t>root.render</w:t>
-      </w:r>
-      <w:proofErr w:type="spellEnd"/>
-      <w:proofErr w:type="gramEnd"/>
-      <w:r>
-        <w:t>(</w:t>
-      </w:r>
-    </w:p>
-    <w:p>
-      <w:pPr>
-        <w:pStyle w:val="Code"/>
-      </w:pPr>
-      <w:r>
-        <w:t xml:space="preserve">  &lt;</w:t>
-      </w:r>
-      <w:proofErr w:type="spellStart"/>
-      <w:r>
-        <w:t>StrictMode</w:t>
-      </w:r>
-      <w:proofErr w:type="spellEnd"/>
-      <w:r>
-        <w:t>&gt;</w:t>
-      </w:r>
-    </w:p>
-    <w:p>
-      <w:pPr>
-        <w:pStyle w:val="Code"/>
-      </w:pPr>
-      <w:r>
-        <w:t xml:space="preserve">    &lt;App /&gt;</w:t>
-      </w:r>
-    </w:p>
-    <w:p>
-      <w:pPr>
-        <w:pStyle w:val="Code"/>
-      </w:pPr>
-      <w:r>
-        <w:t xml:space="preserve">  &lt;/</w:t>
-      </w:r>
-      <w:proofErr w:type="spellStart"/>
-      <w:r>
-        <w:t>StrictMode</w:t>
-      </w:r>
-      <w:proofErr w:type="spellEnd"/>
-      <w:r>
-        <w:t>&gt;</w:t>
-      </w:r>
-    </w:p>
-    <w:p>
-      <w:pPr>
-        <w:pStyle w:val="Code"/>
-      </w:pPr>
-      <w:proofErr w:type="gramStart"/>
-      <w:r>
-        <w:t>);</w:t>
-      </w:r>
-      <w:proofErr w:type="gramEnd"/>
     </w:p>
     <w:p>
       <w:pPr>
@@ -729,7 +588,6 @@
           <w:numId w:val="5"/>
         </w:numPr>
       </w:pPr>
-      <w:proofErr w:type="spellStart"/>
       <w:r>
         <w:t>App</w:t>
       </w:r>
@@ -742,7 +600,6 @@
       <w:r>
         <w:t>x</w:t>
       </w:r>
-      <w:proofErr w:type="spellEnd"/>
       <w:r>
         <w:t xml:space="preserve"> + App.css: </w:t>
       </w:r>
@@ -759,15 +616,7 @@
         </w:numPr>
       </w:pPr>
       <w:r>
-        <w:t xml:space="preserve">For a better readability of your code create one </w:t>
-      </w:r>
-      <w:proofErr w:type="spellStart"/>
-      <w:r>
-        <w:t>css</w:t>
-      </w:r>
-      <w:proofErr w:type="spellEnd"/>
-      <w:r>
-        <w:t xml:space="preserve"> per component.</w:t>
+        <w:t>For a better readability of your code create one css per component.</w:t>
       </w:r>
     </w:p>
     <w:p>
@@ -784,17 +633,8 @@
           <w:sz w:val="16"/>
           <w:szCs w:val="16"/>
         </w:rPr>
-        <w:t>import './App.css</w:t>
-      </w:r>
-      <w:proofErr w:type="gramStart"/>
-      <w:r>
-        <w:rPr>
-          <w:sz w:val="16"/>
-          <w:szCs w:val="16"/>
-        </w:rPr>
-        <w:t>';</w:t>
-      </w:r>
-      <w:proofErr w:type="gramEnd"/>
+        <w:t>import './App.css';</w:t>
+      </w:r>
     </w:p>
     <w:p>
       <w:pPr>
@@ -850,23 +690,7 @@
           <w:sz w:val="16"/>
           <w:szCs w:val="16"/>
         </w:rPr>
-        <w:t xml:space="preserve">function </w:t>
-      </w:r>
-      <w:proofErr w:type="gramStart"/>
-      <w:r>
-        <w:rPr>
-          <w:sz w:val="16"/>
-          <w:szCs w:val="16"/>
-        </w:rPr>
-        <w:t>App(</w:t>
-      </w:r>
-      <w:proofErr w:type="gramEnd"/>
-      <w:r>
-        <w:rPr>
-          <w:sz w:val="16"/>
-          <w:szCs w:val="16"/>
-        </w:rPr>
-        <w:t>) {</w:t>
+        <w:t>function App() {</w:t>
       </w:r>
     </w:p>
     <w:p>
@@ -1011,13 +835,8 @@
       <w:pPr>
         <w:pStyle w:val="Code"/>
       </w:pPr>
-      <w:proofErr w:type="spellStart"/>
-      <w:r>
-        <w:t>npm</w:t>
-      </w:r>
-      <w:proofErr w:type="spellEnd"/>
-      <w:r>
-        <w:t xml:space="preserve"> start</w:t>
+      <w:r>
+        <w:t>npm start</w:t>
       </w:r>
     </w:p>
     <w:p>
@@ -1031,15 +850,8 @@
         <w:t>,</w:t>
       </w:r>
       <w:r>
-        <w:t xml:space="preserve"> open </w:t>
-      </w:r>
-      <w:proofErr w:type="spellStart"/>
-      <w:proofErr w:type="gramStart"/>
-      <w:r>
-        <w:t>package.json</w:t>
-      </w:r>
-      <w:proofErr w:type="spellEnd"/>
-      <w:proofErr w:type="gramEnd"/>
+        <w:t xml:space="preserve"> open package.json</w:t>
+      </w:r>
       <w:r>
         <w:t xml:space="preserve"> and </w:t>
       </w:r>
@@ -1047,9 +859,6 @@
         <w:t xml:space="preserve">click on script: </w:t>
       </w:r>
       <w:r>
-        <w:rPr>
-          <w:highlight w:val="yellow"/>
-        </w:rPr>
         <w:t>Debug button on top of “scripts”</w:t>
       </w:r>
       <w:r>
@@ -1058,14 +867,11 @@
     </w:p>
     <w:p>
       <w:r>
-        <w:rPr>
-          <w:noProof/>
-        </w:rPr>
         <w:drawing>
-          <wp:inline distT="0" distB="0" distL="0" distR="0" wp14:anchorId="0D583C2C" wp14:editId="092F1D84">
-            <wp:extent cx="2762250" cy="1295400"/>
-            <wp:effectExtent l="0" t="0" r="0" b="0"/>
-            <wp:docPr id="2045594698" name="Picture 1" descr="A screen shot of a computer code&#10;&#10;Description automatically generated"/>
+          <wp:inline distT="0" distB="0" distL="0" distR="0" wp14:anchorId="303E26A8" wp14:editId="5B5DCCED">
+            <wp:extent cx="2263336" cy="1044030"/>
+            <wp:effectExtent l="0" t="0" r="3810" b="3810"/>
+            <wp:docPr id="1847615417" name="Picture 1"/>
             <wp:cNvGraphicFramePr>
               <a:graphicFrameLocks xmlns:a="http://schemas.openxmlformats.org/drawingml/2006/main" noChangeAspect="1"/>
             </wp:cNvGraphicFramePr>
@@ -1073,7 +879,7 @@
               <a:graphicData uri="http://schemas.openxmlformats.org/drawingml/2006/picture">
                 <pic:pic xmlns:pic="http://schemas.openxmlformats.org/drawingml/2006/picture">
                   <pic:nvPicPr>
-                    <pic:cNvPr id="2045594698" name="Picture 1" descr="A screen shot of a computer code&#10;&#10;Description automatically generated"/>
+                    <pic:cNvPr id="1847615417" name=""/>
                     <pic:cNvPicPr/>
                   </pic:nvPicPr>
                   <pic:blipFill>
@@ -1085,7 +891,7 @@
                   <pic:spPr>
                     <a:xfrm>
                       <a:off x="0" y="0"/>
-                      <a:ext cx="2762250" cy="1295400"/>
+                      <a:ext cx="2263336" cy="1044030"/>
                     </a:xfrm>
                     <a:prstGeom prst="rect">
                       <a:avLst/>
@@ -1106,18 +912,13 @@
         <w:t>your browser</w:t>
       </w:r>
       <w:r>
-        <w:t xml:space="preserve"> (or type </w:t>
-      </w:r>
-      <w:proofErr w:type="spellStart"/>
-      <w:r>
-        <w:t>o+enter</w:t>
-      </w:r>
-      <w:proofErr w:type="spellEnd"/>
-      <w:r>
-        <w:t xml:space="preserve"> in the terminal)</w:t>
-      </w:r>
-      <w:r>
-        <w:t xml:space="preserve">, a web page will open on </w:t>
+        <w:t xml:space="preserve"> (or type o+enter in the terminal)</w:t>
+      </w:r>
+      <w:r>
+        <w:t xml:space="preserve"> </w:t>
+      </w:r>
+      <w:r>
+        <w:t xml:space="preserve">on </w:t>
       </w:r>
       <w:hyperlink r:id="rId10" w:history="1">
         <w:r>
@@ -1144,23 +945,7 @@
         <w:pStyle w:val="Heading2"/>
       </w:pPr>
       <w:r>
-        <w:t xml:space="preserve">Some links to understand html, </w:t>
-      </w:r>
-      <w:proofErr w:type="spellStart"/>
-      <w:r>
-        <w:t>css</w:t>
-      </w:r>
-      <w:proofErr w:type="spellEnd"/>
-      <w:r>
-        <w:t xml:space="preserve"> and </w:t>
-      </w:r>
-      <w:proofErr w:type="spellStart"/>
-      <w:r>
-        <w:t>javascript</w:t>
-      </w:r>
-      <w:proofErr w:type="spellEnd"/>
-      <w:r>
-        <w:t>:</w:t>
+        <w:t>Some links to understand html, css and javascript:</w:t>
       </w:r>
     </w:p>
     <w:p>
@@ -1335,6 +1120,7 @@
         </w:numPr>
       </w:pPr>
       <w:r>
+        <w:lastRenderedPageBreak/>
         <w:t xml:space="preserve">one with </w:t>
       </w:r>
       <w:r>
@@ -1479,16 +1265,11 @@
     </w:p>
     <w:p>
       <w:r>
-        <w:t xml:space="preserve">In </w:t>
-      </w:r>
-      <w:proofErr w:type="spellStart"/>
-      <w:r>
-        <w:t>App.js</w:t>
+        <w:t>In App.js</w:t>
       </w:r>
       <w:r>
         <w:t>x</w:t>
       </w:r>
-      <w:proofErr w:type="spellEnd"/>
       <w:r>
         <w:t xml:space="preserve">, </w:t>
       </w:r>
@@ -1511,15 +1292,7 @@
       </w:pPr>
       <w:bookmarkStart w:id="3" w:name="_Hlk218075588"/>
       <w:r>
-        <w:t xml:space="preserve">function </w:t>
-      </w:r>
-      <w:proofErr w:type="gramStart"/>
-      <w:r>
-        <w:t>App(</w:t>
-      </w:r>
-      <w:proofErr w:type="gramEnd"/>
-      <w:r>
-        <w:t>) {</w:t>
+        <w:t>function App() {</w:t>
       </w:r>
       <w:r>
         <w:br/>
@@ -1527,15 +1300,7 @@
       </w:r>
       <w:r>
         <w:br/>
-        <w:t xml:space="preserve">    &lt;div </w:t>
-      </w:r>
-      <w:proofErr w:type="spellStart"/>
-      <w:r>
-        <w:t>className</w:t>
-      </w:r>
-      <w:proofErr w:type="spellEnd"/>
-      <w:r>
-        <w:t>="App"&gt;</w:t>
+        <w:t xml:space="preserve">    &lt;div className="App"&gt;</w:t>
       </w:r>
       <w:r>
         <w:br/>
@@ -1604,393 +1369,272 @@
       </w:pPr>
       <w:bookmarkStart w:id="4" w:name="_Hlk218075618"/>
       <w:r>
+        <w:t>#control-bar-container{</w:t>
+      </w:r>
+    </w:p>
+    <w:p>
+      <w:pPr>
+        <w:pStyle w:val="Code"/>
+      </w:pPr>
+      <w:r>
+        <w:t xml:space="preserve">    height: 10%;</w:t>
+      </w:r>
+    </w:p>
+    <w:p>
+      <w:pPr>
+        <w:pStyle w:val="Code"/>
+      </w:pPr>
+      <w:r>
+        <w:t>}</w:t>
+      </w:r>
+    </w:p>
+    <w:p>
+      <w:pPr>
+        <w:pStyle w:val="Code"/>
+      </w:pPr>
+      <w:r>
+        <w:t>#view-container{</w:t>
+      </w:r>
+    </w:p>
+    <w:p>
+      <w:pPr>
+        <w:pStyle w:val="Code"/>
+      </w:pPr>
+      <w:r>
+        <w:t xml:space="preserve">    height: 80%;</w:t>
+      </w:r>
+    </w:p>
+    <w:p>
+      <w:pPr>
+        <w:pStyle w:val="Code"/>
+      </w:pPr>
+      <w:r>
+        <w:t>}</w:t>
+      </w:r>
+    </w:p>
+    <w:bookmarkEnd w:id="4"/>
+    <w:p>
+      <w:r>
+        <w:t>At this stage, you will</w:t>
+      </w:r>
+      <w:r>
+        <w:t xml:space="preserve"> not have the right division of space </w:t>
+      </w:r>
+      <w:r>
+        <w:t xml:space="preserve">because </w:t>
+      </w:r>
+      <w:r>
+        <w:t xml:space="preserve">the parent </w:t>
+      </w:r>
+      <w:r>
+        <w:t xml:space="preserve">&lt;div&gt; </w:t>
+      </w:r>
+      <w:r>
+        <w:t>of the control bar and the view containers does not declare a height</w:t>
+      </w:r>
+      <w:r>
+        <w:t xml:space="preserve">. </w:t>
+      </w:r>
+      <w:r>
+        <w:t>T</w:t>
+      </w:r>
+      <w:r>
+        <w:t>he height percentage of the two children cannot be calculated</w:t>
+      </w:r>
+      <w:r>
+        <w:t xml:space="preserve">, so you need to </w:t>
+      </w:r>
+      <w:r>
+        <w:t>declare a height (100%) in the class App in App.css:</w:t>
+      </w:r>
+    </w:p>
+    <w:p>
+      <w:pPr>
+        <w:pStyle w:val="Code"/>
+      </w:pPr>
+      <w:bookmarkStart w:id="5" w:name="_Hlk218075797"/>
+      <w:r>
+        <w:t>.App {</w:t>
+      </w:r>
+      <w:r>
+        <w:br/>
+        <w:t xml:space="preserve">    text-align: center;</w:t>
+      </w:r>
+      <w:r>
+        <w:br/>
+        <w:t xml:space="preserve">    height:100%</w:t>
+      </w:r>
+      <w:r>
+        <w:br/>
+        <w:t>}</w:t>
+      </w:r>
+    </w:p>
+    <w:bookmarkEnd w:id="5"/>
+    <w:p>
+      <w:r>
+        <w:t>Now in your browser you should see the two areas with the corresponding texts: “control bar”</w:t>
+      </w:r>
+      <w:r>
+        <w:t xml:space="preserve"> and </w:t>
+      </w:r>
+      <w:r>
+        <w:t>“view”</w:t>
+      </w:r>
+      <w:r>
+        <w:t xml:space="preserve"> with the correct partition of the height.</w:t>
+      </w:r>
+    </w:p>
+    <w:p>
+      <w:r>
+        <w:t xml:space="preserve">Click right </w:t>
+      </w:r>
+      <w:r>
+        <w:t xml:space="preserve">on </w:t>
+      </w:r>
+      <w:r>
+        <w:t>the “</w:t>
+      </w:r>
+      <w:r>
+        <w:t>C</w:t>
+      </w:r>
+      <w:r>
+        <w:t>ontrol</w:t>
+      </w:r>
+      <w:r>
+        <w:t xml:space="preserve"> </w:t>
+      </w:r>
+      <w:r>
+        <w:t>bar”</w:t>
+      </w:r>
+      <w:r>
+        <w:t xml:space="preserve"> text</w:t>
+      </w:r>
+      <w:r>
+        <w:t xml:space="preserve"> and </w:t>
+      </w:r>
+      <w:r>
+        <w:t xml:space="preserve">choose </w:t>
+      </w:r>
+      <w:r>
+        <w:t xml:space="preserve">inspect </w:t>
+      </w:r>
+      <w:r>
+        <w:t xml:space="preserve">in the contextualized menu to inspect </w:t>
+      </w:r>
+      <w:r>
+        <w:t>the generated html elements.</w:t>
+      </w:r>
+    </w:p>
+    <w:p>
+      <w:pPr>
+        <w:pStyle w:val="Heading2"/>
+      </w:pPr>
+      <w:r>
+        <w:t xml:space="preserve">Create a component that </w:t>
+      </w:r>
+      <w:r>
+        <w:t xml:space="preserve">creates </w:t>
+      </w:r>
+      <w:r>
+        <w:t xml:space="preserve">a SVG </w:t>
+      </w:r>
+      <w:r>
+        <w:t>that will contain the matrix visualization</w:t>
+      </w:r>
+      <w:r>
+        <w:t>.</w:t>
+      </w:r>
+    </w:p>
+    <w:p>
+      <w:r>
+        <w:t xml:space="preserve">Create the folder src/components which will contain all your components. </w:t>
+      </w:r>
+    </w:p>
+    <w:p>
+      <w:r>
+        <w:t xml:space="preserve">Create the folder src/components/matrix for the matrix component </w:t>
+      </w:r>
+    </w:p>
+    <w:p>
+      <w:r>
+        <w:t>Create the two files Matrix.js</w:t>
+      </w:r>
+      <w:r>
+        <w:t>x</w:t>
+      </w:r>
+      <w:r>
+        <w:t xml:space="preserve"> and Matrix.css</w:t>
+      </w:r>
+    </w:p>
+    <w:p>
+      <w:r>
         <w:lastRenderedPageBreak/>
-        <w:t>#control-bar-</w:t>
-      </w:r>
-      <w:proofErr w:type="gramStart"/>
-      <w:r>
-        <w:t>container{</w:t>
-      </w:r>
-      <w:proofErr w:type="gramEnd"/>
-    </w:p>
-    <w:p>
-      <w:pPr>
-        <w:pStyle w:val="Code"/>
-      </w:pPr>
-      <w:r>
-        <w:t xml:space="preserve">    height: </w:t>
-      </w:r>
-      <w:proofErr w:type="gramStart"/>
-      <w:r>
-        <w:t>10%;</w:t>
-      </w:r>
-      <w:proofErr w:type="gramEnd"/>
-    </w:p>
-    <w:p>
-      <w:pPr>
-        <w:pStyle w:val="Code"/>
-      </w:pPr>
-      <w:r>
+        <w:t>In Matrix.js</w:t>
+      </w:r>
+      <w:r>
+        <w:t>x</w:t>
+      </w:r>
+      <w:r>
+        <w:t xml:space="preserve"> create the component template and return an empty &lt;svg&gt;</w:t>
+      </w:r>
+    </w:p>
+    <w:p>
+      <w:pPr>
+        <w:pStyle w:val="Code"/>
+      </w:pPr>
+      <w:bookmarkStart w:id="6" w:name="_Hlk218075942"/>
+      <w:r>
+        <w:t>import './Matrix.css'</w:t>
+      </w:r>
+      <w:r>
+        <w:br/>
+      </w:r>
+      <w:r>
+        <w:br/>
+        <w:t>function Matrix(){</w:t>
+      </w:r>
+      <w:r>
+        <w:br/>
+        <w:t xml:space="preserve">    return(</w:t>
+      </w:r>
+      <w:r>
+        <w:br/>
+        <w:t xml:space="preserve">        &lt;svg width="100%" height="100%" &gt;</w:t>
+      </w:r>
+      <w:r>
+        <w:br/>
+      </w:r>
+      <w:r>
+        <w:br/>
+        <w:t xml:space="preserve">        &lt;/svg&gt;</w:t>
+      </w:r>
+      <w:r>
+        <w:br/>
+        <w:t xml:space="preserve">    )</w:t>
+      </w:r>
+      <w:r>
+        <w:br/>
         <w:t>}</w:t>
       </w:r>
-    </w:p>
-    <w:p>
-      <w:pPr>
-        <w:pStyle w:val="Code"/>
-      </w:pPr>
-      <w:r>
-        <w:t>#view-</w:t>
-      </w:r>
-      <w:proofErr w:type="gramStart"/>
-      <w:r>
-        <w:t>container{</w:t>
-      </w:r>
-      <w:proofErr w:type="gramEnd"/>
-    </w:p>
-    <w:p>
-      <w:pPr>
-        <w:pStyle w:val="Code"/>
-      </w:pPr>
-      <w:r>
-        <w:t xml:space="preserve">    height: </w:t>
-      </w:r>
-      <w:proofErr w:type="gramStart"/>
-      <w:r>
-        <w:t>80%;</w:t>
-      </w:r>
-      <w:proofErr w:type="gramEnd"/>
-    </w:p>
-    <w:p>
-      <w:pPr>
-        <w:pStyle w:val="Code"/>
-      </w:pPr>
-      <w:r>
-        <w:t>}</w:t>
-      </w:r>
-    </w:p>
-    <w:bookmarkEnd w:id="4"/>
-    <w:p>
-      <w:r>
-        <w:t>At this stage, you will</w:t>
-      </w:r>
-      <w:r>
-        <w:t xml:space="preserve"> not have the right division of space </w:t>
-      </w:r>
-      <w:r>
-        <w:t xml:space="preserve">because </w:t>
-      </w:r>
-      <w:r>
-        <w:t xml:space="preserve">the parent </w:t>
-      </w:r>
-      <w:r>
-        <w:t xml:space="preserve">&lt;div&gt; </w:t>
-      </w:r>
-      <w:r>
-        <w:t>of the control bar and the view containers does not declare a height</w:t>
-      </w:r>
-      <w:r>
-        <w:t xml:space="preserve">. </w:t>
-      </w:r>
-      <w:r>
-        <w:t>T</w:t>
-      </w:r>
-      <w:r>
-        <w:t>he height percentage of the two children cannot be calculated</w:t>
-      </w:r>
-      <w:r>
-        <w:t xml:space="preserve">, so you need to </w:t>
-      </w:r>
-      <w:r>
-        <w:t>declare a height (100%) in the class App in App.css:</w:t>
-      </w:r>
-    </w:p>
-    <w:p>
-      <w:pPr>
-        <w:pStyle w:val="Code"/>
-      </w:pPr>
-      <w:bookmarkStart w:id="5" w:name="_Hlk218075797"/>
-      <w:proofErr w:type="gramStart"/>
-      <w:r>
-        <w:t>.App</w:t>
-      </w:r>
-      <w:proofErr w:type="gramEnd"/>
-      <w:r>
-        <w:t xml:space="preserve"> {</w:t>
-      </w:r>
-      <w:r>
-        <w:br/>
-        <w:t xml:space="preserve">    text-</w:t>
-      </w:r>
-      <w:proofErr w:type="gramStart"/>
-      <w:r>
-        <w:t>align:</w:t>
-      </w:r>
-      <w:proofErr w:type="gramEnd"/>
-      <w:r>
-        <w:t xml:space="preserve"> </w:t>
-      </w:r>
-      <w:proofErr w:type="spellStart"/>
-      <w:r>
-        <w:t>center</w:t>
-      </w:r>
-      <w:proofErr w:type="spellEnd"/>
+      <w:r>
+        <w:br/>
+      </w:r>
+      <w:r>
+        <w:br/>
+        <w:t>export default Matrix</w:t>
+      </w:r>
       <w:r>
         <w:t>;</w:t>
       </w:r>
-      <w:r>
-        <w:br/>
-        <w:t xml:space="preserve">    height:100%</w:t>
-      </w:r>
-      <w:r>
-        <w:br/>
-        <w:t>}</w:t>
-      </w:r>
-    </w:p>
-    <w:bookmarkEnd w:id="5"/>
-    <w:p>
-      <w:r>
-        <w:t>Now in your browser you should see the two areas with the corresponding texts: “control bar”</w:t>
-      </w:r>
-      <w:r>
-        <w:t xml:space="preserve"> and </w:t>
-      </w:r>
-      <w:r>
-        <w:t>“view”</w:t>
-      </w:r>
-      <w:r>
-        <w:t xml:space="preserve"> with the correct partition of the height.</w:t>
-      </w:r>
-    </w:p>
-    <w:p>
-      <w:r>
-        <w:t xml:space="preserve">Click right </w:t>
-      </w:r>
-      <w:r>
-        <w:t xml:space="preserve">on </w:t>
-      </w:r>
-      <w:r>
-        <w:t>the “</w:t>
-      </w:r>
-      <w:r>
-        <w:t>C</w:t>
-      </w:r>
-      <w:r>
-        <w:t>ontrol</w:t>
-      </w:r>
-      <w:r>
-        <w:t xml:space="preserve"> </w:t>
-      </w:r>
-      <w:r>
-        <w:t>bar”</w:t>
-      </w:r>
-      <w:r>
-        <w:t xml:space="preserve"> text</w:t>
-      </w:r>
-      <w:r>
-        <w:t xml:space="preserve"> and </w:t>
-      </w:r>
-      <w:r>
-        <w:t xml:space="preserve">choose </w:t>
-      </w:r>
-      <w:proofErr w:type="gramStart"/>
-      <w:r>
-        <w:t>inspect</w:t>
-      </w:r>
-      <w:proofErr w:type="gramEnd"/>
-      <w:r>
-        <w:t xml:space="preserve"> </w:t>
-      </w:r>
-      <w:r>
-        <w:t xml:space="preserve">in the contextualized menu to inspect </w:t>
-      </w:r>
-      <w:r>
-        <w:t>the generated html elements.</w:t>
-      </w:r>
-    </w:p>
-    <w:p>
-      <w:pPr>
-        <w:pStyle w:val="Heading2"/>
-      </w:pPr>
-      <w:r>
-        <w:t xml:space="preserve">Create a component that </w:t>
-      </w:r>
-      <w:r>
-        <w:t xml:space="preserve">creates </w:t>
-      </w:r>
-      <w:r>
-        <w:t xml:space="preserve">a SVG </w:t>
-      </w:r>
-      <w:r>
-        <w:t>that will contain the matrix visualization</w:t>
-      </w:r>
-      <w:r>
-        <w:t>.</w:t>
-      </w:r>
-    </w:p>
-    <w:p>
-      <w:r>
-        <w:t xml:space="preserve">Create the folder </w:t>
-      </w:r>
-      <w:proofErr w:type="spellStart"/>
-      <w:r>
-        <w:t>src</w:t>
-      </w:r>
-      <w:proofErr w:type="spellEnd"/>
-      <w:r>
-        <w:t xml:space="preserve">/components which will contain all your components. </w:t>
-      </w:r>
-    </w:p>
-    <w:p>
-      <w:r>
-        <w:t xml:space="preserve">Create the folder </w:t>
-      </w:r>
-      <w:proofErr w:type="spellStart"/>
-      <w:r>
-        <w:t>src</w:t>
-      </w:r>
-      <w:proofErr w:type="spellEnd"/>
-      <w:r>
-        <w:t xml:space="preserve">/components/matrix for the matrix component </w:t>
-      </w:r>
-    </w:p>
-    <w:p>
-      <w:r>
-        <w:t xml:space="preserve">Create the two files </w:t>
-      </w:r>
-      <w:proofErr w:type="spellStart"/>
-      <w:r>
-        <w:t>Matrix.js</w:t>
+    </w:p>
+    <w:bookmarkEnd w:id="6"/>
+    <w:p>
+      <w:r>
+        <w:t>Call the component in App.js</w:t>
       </w:r>
       <w:r>
         <w:t>x</w:t>
       </w:r>
-      <w:proofErr w:type="spellEnd"/>
-      <w:r>
-        <w:t xml:space="preserve"> and Matrix.css</w:t>
-      </w:r>
-    </w:p>
-    <w:p>
-      <w:r>
-        <w:t xml:space="preserve">In </w:t>
-      </w:r>
-      <w:proofErr w:type="spellStart"/>
-      <w:r>
-        <w:t>Matrix.js</w:t>
-      </w:r>
-      <w:r>
-        <w:t>x</w:t>
-      </w:r>
-      <w:proofErr w:type="spellEnd"/>
-      <w:r>
-        <w:t xml:space="preserve"> create the component template and return an empty &lt;</w:t>
-      </w:r>
-      <w:proofErr w:type="spellStart"/>
-      <w:r>
-        <w:t>svg</w:t>
-      </w:r>
-      <w:proofErr w:type="spellEnd"/>
-      <w:r>
-        <w:t>&gt;</w:t>
-      </w:r>
-    </w:p>
-    <w:p>
-      <w:pPr>
-        <w:pStyle w:val="Code"/>
-      </w:pPr>
-      <w:bookmarkStart w:id="6" w:name="_Hlk218075942"/>
-      <w:r>
-        <w:t>import './Matrix.css'</w:t>
-      </w:r>
-      <w:r>
-        <w:br/>
-      </w:r>
-      <w:r>
-        <w:br/>
-        <w:t xml:space="preserve">function </w:t>
-      </w:r>
-      <w:proofErr w:type="gramStart"/>
-      <w:r>
-        <w:t>Matrix(){</w:t>
-      </w:r>
-      <w:proofErr w:type="gramEnd"/>
-      <w:r>
-        <w:br/>
-        <w:t xml:space="preserve">    </w:t>
-      </w:r>
-      <w:proofErr w:type="gramStart"/>
-      <w:r>
-        <w:t>return(</w:t>
-      </w:r>
-      <w:proofErr w:type="gramEnd"/>
-      <w:r>
-        <w:br/>
-        <w:t xml:space="preserve">        &lt;</w:t>
-      </w:r>
-      <w:proofErr w:type="spellStart"/>
-      <w:r>
-        <w:t>svg</w:t>
-      </w:r>
-      <w:proofErr w:type="spellEnd"/>
-      <w:r>
-        <w:t xml:space="preserve"> width="100%" height="100%" &gt;</w:t>
-      </w:r>
-      <w:r>
-        <w:br/>
-      </w:r>
-      <w:r>
-        <w:br/>
-        <w:t xml:space="preserve">        &lt;/</w:t>
-      </w:r>
-      <w:proofErr w:type="spellStart"/>
-      <w:r>
-        <w:t>svg</w:t>
-      </w:r>
-      <w:proofErr w:type="spellEnd"/>
-      <w:r>
-        <w:t>&gt;</w:t>
-      </w:r>
-      <w:r>
-        <w:br/>
-        <w:t xml:space="preserve">  </w:t>
-      </w:r>
-      <w:proofErr w:type="gramStart"/>
-      <w:r>
-        <w:t xml:space="preserve">  )</w:t>
-      </w:r>
-      <w:proofErr w:type="gramEnd"/>
-      <w:r>
-        <w:br/>
-        <w:t>}</w:t>
-      </w:r>
-      <w:r>
-        <w:br/>
-      </w:r>
-      <w:r>
-        <w:br/>
-        <w:t xml:space="preserve">export default </w:t>
-      </w:r>
-      <w:proofErr w:type="gramStart"/>
-      <w:r>
-        <w:t>Matrix</w:t>
-      </w:r>
-      <w:r>
-        <w:t>;</w:t>
-      </w:r>
-      <w:proofErr w:type="gramEnd"/>
-    </w:p>
-    <w:bookmarkEnd w:id="6"/>
-    <w:p>
-      <w:r>
-        <w:t xml:space="preserve">Call the component in </w:t>
-      </w:r>
-      <w:proofErr w:type="spellStart"/>
-      <w:r>
-        <w:t>App.js</w:t>
-      </w:r>
-      <w:r>
-        <w:t>x</w:t>
-      </w:r>
-      <w:proofErr w:type="spellEnd"/>
       <w:r>
         <w:t>:</w:t>
       </w:r>
@@ -2007,7 +1651,6 @@
         <w:rPr>
           <w:lang w:val="fr-FR"/>
         </w:rPr>
-        <w:lastRenderedPageBreak/>
         <w:t>...</w:t>
       </w:r>
     </w:p>
@@ -2018,47 +1661,11 @@
           <w:lang w:val="fr-FR"/>
         </w:rPr>
       </w:pPr>
-      <w:proofErr w:type="gramStart"/>
       <w:r>
         <w:rPr>
           <w:lang w:val="fr-FR"/>
         </w:rPr>
-        <w:t>import</w:t>
-      </w:r>
-      <w:proofErr w:type="gramEnd"/>
-      <w:r>
-        <w:rPr>
-          <w:lang w:val="fr-FR"/>
-        </w:rPr>
-        <w:t xml:space="preserve"> Matrix </w:t>
-      </w:r>
-      <w:proofErr w:type="spellStart"/>
-      <w:r>
-        <w:rPr>
-          <w:lang w:val="fr-FR"/>
-        </w:rPr>
-        <w:t>from</w:t>
-      </w:r>
-      <w:proofErr w:type="spellEnd"/>
-      <w:r>
-        <w:rPr>
-          <w:lang w:val="fr-FR"/>
-        </w:rPr>
-        <w:t xml:space="preserve"> </w:t>
-      </w:r>
-      <w:proofErr w:type="gramStart"/>
-      <w:r>
-        <w:rPr>
-          <w:lang w:val="fr-FR"/>
-        </w:rPr>
-        <w:t>'./</w:t>
-      </w:r>
-      <w:proofErr w:type="gramEnd"/>
-      <w:r>
-        <w:rPr>
-          <w:lang w:val="fr-FR"/>
-        </w:rPr>
-        <w:t>components/matrix/Matrix'</w:t>
+        <w:t>import Matrix from './components/matrix/Matrix'</w:t>
       </w:r>
     </w:p>
     <w:p>
@@ -2096,15 +1703,7 @@
     <w:bookmarkEnd w:id="7"/>
     <w:p>
       <w:r>
-        <w:t>In the browser, inspect the html to see the generated &lt;</w:t>
-      </w:r>
-      <w:proofErr w:type="spellStart"/>
-      <w:r>
-        <w:t>svg</w:t>
-      </w:r>
-      <w:proofErr w:type="spellEnd"/>
-      <w:r>
-        <w:t>&gt; element.</w:t>
+        <w:t>In the browser, inspect the html to see the generated &lt;svg&gt; element.</w:t>
       </w:r>
     </w:p>
     <w:p>
@@ -2124,15 +1723,7 @@
         <w:t xml:space="preserve">add </w:t>
       </w:r>
       <w:r>
-        <w:t xml:space="preserve">4 rows of 4 circles of 34 </w:t>
-      </w:r>
-      <w:proofErr w:type="spellStart"/>
-      <w:r>
-        <w:t>px</w:t>
-      </w:r>
-      <w:proofErr w:type="spellEnd"/>
-      <w:r>
-        <w:t xml:space="preserve"> of diameter.</w:t>
+        <w:t>4 rows of 4 circles of 34 px of diameter.</w:t>
       </w:r>
     </w:p>
     <w:p>
@@ -2143,29 +1734,11 @@
         <w:t>We first declare</w:t>
       </w:r>
       <w:r>
-        <w:t xml:space="preserve"> a function </w:t>
-      </w:r>
-      <w:proofErr w:type="spellStart"/>
-      <w:proofErr w:type="gramStart"/>
-      <w:r>
-        <w:t>renderMatrix</w:t>
-      </w:r>
-      <w:proofErr w:type="spellEnd"/>
-      <w:r>
-        <w:t>(</w:t>
-      </w:r>
-      <w:proofErr w:type="gramEnd"/>
-      <w:r>
-        <w:t xml:space="preserve">) in </w:t>
-      </w:r>
-      <w:proofErr w:type="spellStart"/>
-      <w:r>
-        <w:t>Matrix.js</w:t>
+        <w:t xml:space="preserve"> a function renderMatrix() in Matrix.js</w:t>
       </w:r>
       <w:r>
         <w:t>x</w:t>
       </w:r>
-      <w:proofErr w:type="spellEnd"/>
       <w:r>
         <w:t>:</w:t>
       </w:r>
@@ -2192,21 +1765,8 @@
       <w:r>
         <w:t xml:space="preserve">    </w:t>
       </w:r>
-      <w:proofErr w:type="spellStart"/>
-      <w:r>
-        <w:t>const</w:t>
-      </w:r>
-      <w:proofErr w:type="spellEnd"/>
-      <w:r>
-        <w:t xml:space="preserve"> </w:t>
-      </w:r>
-      <w:proofErr w:type="spellStart"/>
-      <w:r>
-        <w:t>renderMatrix</w:t>
-      </w:r>
-      <w:proofErr w:type="spellEnd"/>
-      <w:r>
-        <w:t xml:space="preserve"> = function(){</w:t>
+      <w:r>
+        <w:t>const renderMatrix = function(){</w:t>
       </w:r>
       <w:r>
         <w:br/>
@@ -2215,21 +1775,8 @@
       <w:r>
         <w:t xml:space="preserve">    </w:t>
       </w:r>
-      <w:proofErr w:type="spellStart"/>
-      <w:r>
-        <w:t>const</w:t>
-      </w:r>
-      <w:proofErr w:type="spellEnd"/>
-      <w:r>
-        <w:t xml:space="preserve"> </w:t>
-      </w:r>
-      <w:proofErr w:type="spellStart"/>
-      <w:r>
-        <w:t>nbRows</w:t>
-      </w:r>
-      <w:proofErr w:type="spellEnd"/>
-      <w:r>
-        <w:t>= 4;</w:t>
+      <w:r>
+        <w:t>const nbRows= 4;</w:t>
       </w:r>
       <w:r>
         <w:br/>
@@ -2238,21 +1785,8 @@
       <w:r>
         <w:t xml:space="preserve">    </w:t>
       </w:r>
-      <w:proofErr w:type="spellStart"/>
-      <w:r>
-        <w:t>const</w:t>
-      </w:r>
-      <w:proofErr w:type="spellEnd"/>
-      <w:r>
-        <w:t xml:space="preserve"> </w:t>
-      </w:r>
-      <w:proofErr w:type="spellStart"/>
-      <w:r>
-        <w:t>nbColumns</w:t>
-      </w:r>
-      <w:proofErr w:type="spellEnd"/>
-      <w:r>
-        <w:t xml:space="preserve"> = 4;</w:t>
+      <w:r>
+        <w:t>const nbColumns = 4;</w:t>
       </w:r>
       <w:r>
         <w:br/>
@@ -2261,21 +1795,8 @@
       <w:r>
         <w:t xml:space="preserve">    </w:t>
       </w:r>
-      <w:proofErr w:type="spellStart"/>
-      <w:r>
-        <w:t>const</w:t>
-      </w:r>
-      <w:proofErr w:type="spellEnd"/>
-      <w:r>
-        <w:t xml:space="preserve"> </w:t>
-      </w:r>
-      <w:proofErr w:type="spellStart"/>
-      <w:r>
-        <w:t>cellSize</w:t>
-      </w:r>
-      <w:proofErr w:type="spellEnd"/>
-      <w:r>
-        <w:t>= 34;</w:t>
+      <w:r>
+        <w:t>const cellSize= 34;</w:t>
       </w:r>
       <w:r>
         <w:br/>
@@ -2284,21 +1805,8 @@
       <w:r>
         <w:t xml:space="preserve">    </w:t>
       </w:r>
-      <w:proofErr w:type="spellStart"/>
-      <w:r>
-        <w:t>const</w:t>
-      </w:r>
-      <w:proofErr w:type="spellEnd"/>
-      <w:r>
-        <w:t xml:space="preserve"> radius = </w:t>
-      </w:r>
-      <w:proofErr w:type="spellStart"/>
-      <w:r>
-        <w:t>cellSize</w:t>
-      </w:r>
-      <w:proofErr w:type="spellEnd"/>
-      <w:r>
-        <w:t xml:space="preserve"> / 2;</w:t>
+      <w:r>
+        <w:t>const radius = cellSize / 2;</w:t>
       </w:r>
       <w:r>
         <w:br/>
@@ -2307,13 +1815,8 @@
       <w:r>
         <w:t xml:space="preserve">    </w:t>
       </w:r>
-      <w:proofErr w:type="spellStart"/>
-      <w:r>
-        <w:t>const</w:t>
-      </w:r>
-      <w:proofErr w:type="spellEnd"/>
-      <w:r>
-        <w:t xml:space="preserve"> cells=[];</w:t>
+      <w:r>
+        <w:t>const cells=[];</w:t>
       </w:r>
       <w:r>
         <w:br/>
@@ -2323,39 +1826,7 @@
         <w:t xml:space="preserve">    </w:t>
       </w:r>
       <w:r>
-        <w:t xml:space="preserve">for (let </w:t>
-      </w:r>
-      <w:proofErr w:type="spellStart"/>
-      <w:r>
-        <w:t>rowPos</w:t>
-      </w:r>
-      <w:proofErr w:type="spellEnd"/>
-      <w:r>
-        <w:t xml:space="preserve">=0; </w:t>
-      </w:r>
-      <w:proofErr w:type="spellStart"/>
-      <w:r>
-        <w:t>rowPos</w:t>
-      </w:r>
-      <w:proofErr w:type="spellEnd"/>
-      <w:r>
-        <w:t>&lt;</w:t>
-      </w:r>
-      <w:proofErr w:type="spellStart"/>
-      <w:r>
-        <w:t>nbRows</w:t>
-      </w:r>
-      <w:proofErr w:type="spellEnd"/>
-      <w:r>
-        <w:t xml:space="preserve">; </w:t>
-      </w:r>
-      <w:proofErr w:type="spellStart"/>
-      <w:r>
-        <w:t>rowPos</w:t>
-      </w:r>
-      <w:proofErr w:type="spellEnd"/>
-      <w:r>
-        <w:t>++){</w:t>
+        <w:t>for (let rowPos=0; rowPos&lt;nbRows; rowPos++){</w:t>
       </w:r>
       <w:r>
         <w:br/>
@@ -2365,39 +1836,7 @@
         <w:t xml:space="preserve">    </w:t>
       </w:r>
       <w:r>
-        <w:t xml:space="preserve">    for(let </w:t>
-      </w:r>
-      <w:proofErr w:type="spellStart"/>
-      <w:r>
-        <w:t>colPos</w:t>
-      </w:r>
-      <w:proofErr w:type="spellEnd"/>
-      <w:r>
-        <w:t xml:space="preserve"> = 0; </w:t>
-      </w:r>
-      <w:proofErr w:type="spellStart"/>
-      <w:r>
-        <w:t>colPos</w:t>
-      </w:r>
-      <w:proofErr w:type="spellEnd"/>
-      <w:r>
-        <w:t>&lt;</w:t>
-      </w:r>
-      <w:proofErr w:type="spellStart"/>
-      <w:r>
-        <w:t>nbColumns</w:t>
-      </w:r>
-      <w:proofErr w:type="spellEnd"/>
-      <w:r>
-        <w:t xml:space="preserve">; </w:t>
-      </w:r>
-      <w:proofErr w:type="spellStart"/>
-      <w:r>
-        <w:t>colPos</w:t>
-      </w:r>
-      <w:proofErr w:type="spellEnd"/>
-      <w:r>
-        <w:t>++){</w:t>
+        <w:t xml:space="preserve">    for(let colPos = 0; colPos&lt;nbColumns; colPos++){</w:t>
       </w:r>
       <w:r>
         <w:br/>
@@ -2407,47 +1846,7 @@
         <w:t xml:space="preserve">    </w:t>
       </w:r>
       <w:r>
-        <w:t xml:space="preserve">       </w:t>
-      </w:r>
-      <w:proofErr w:type="spellStart"/>
-      <w:r>
-        <w:t>cells.push</w:t>
-      </w:r>
-      <w:proofErr w:type="spellEnd"/>
-      <w:r>
-        <w:t>(&lt;circle r={radius} cx={</w:t>
-      </w:r>
-      <w:proofErr w:type="spellStart"/>
-      <w:r>
-        <w:t>colPos</w:t>
-      </w:r>
-      <w:proofErr w:type="spellEnd"/>
-      <w:r>
-        <w:t>*</w:t>
-      </w:r>
-      <w:proofErr w:type="spellStart"/>
-      <w:r>
-        <w:t>cellSize</w:t>
-      </w:r>
-      <w:proofErr w:type="spellEnd"/>
-      <w:r>
-        <w:t xml:space="preserve"> + radius} cy={</w:t>
-      </w:r>
-      <w:proofErr w:type="spellStart"/>
-      <w:r>
-        <w:t>rowPos</w:t>
-      </w:r>
-      <w:proofErr w:type="spellEnd"/>
-      <w:r>
-        <w:t>*</w:t>
-      </w:r>
-      <w:proofErr w:type="spellStart"/>
-      <w:r>
-        <w:t>cellSize</w:t>
-      </w:r>
-      <w:proofErr w:type="spellEnd"/>
-      <w:r>
-        <w:t xml:space="preserve"> + radius}/&gt;)</w:t>
+        <w:t xml:space="preserve">       cells.push(&lt;circle r={radius} cx={colPos*cellSize + radius} cy={rowPos*cellSize + radius}/&gt;)</w:t>
       </w:r>
       <w:r>
         <w:br/>
@@ -2497,68 +1896,26 @@
         <w:pStyle w:val="Code"/>
       </w:pPr>
       <w:r>
-        <w:t xml:space="preserve">    </w:t>
-      </w:r>
-      <w:proofErr w:type="gramStart"/>
-      <w:r>
-        <w:t>return(</w:t>
-      </w:r>
-      <w:proofErr w:type="gramEnd"/>
-      <w:r>
-        <w:br/>
-        <w:t xml:space="preserve">        &lt;</w:t>
-      </w:r>
-      <w:proofErr w:type="spellStart"/>
-      <w:r>
-        <w:t>svg</w:t>
-      </w:r>
-      <w:proofErr w:type="spellEnd"/>
-      <w:r>
-        <w:t xml:space="preserve"> width="100%" height="100%" &gt;</w:t>
-      </w:r>
-      <w:r>
-        <w:br/>
-      </w:r>
-      <w:r>
-        <w:t xml:space="preserve">         </w:t>
-      </w:r>
-      <w:proofErr w:type="gramStart"/>
-      <w:r>
-        <w:t xml:space="preserve">   {</w:t>
-      </w:r>
-      <w:proofErr w:type="spellStart"/>
-      <w:r>
-        <w:t>renderMatrix</w:t>
-      </w:r>
-      <w:proofErr w:type="spellEnd"/>
-      <w:r>
-        <w:t>(</w:t>
-      </w:r>
-      <w:proofErr w:type="gramEnd"/>
-      <w:r>
-        <w:t>)}</w:t>
-      </w:r>
-      <w:r>
-        <w:br/>
-        <w:t xml:space="preserve">        &lt;/</w:t>
-      </w:r>
-      <w:proofErr w:type="spellStart"/>
-      <w:r>
-        <w:t>svg</w:t>
-      </w:r>
-      <w:proofErr w:type="spellEnd"/>
-      <w:r>
-        <w:t>&gt;</w:t>
-      </w:r>
-      <w:r>
-        <w:br/>
-        <w:t xml:space="preserve">  </w:t>
-      </w:r>
-      <w:proofErr w:type="gramStart"/>
-      <w:r>
-        <w:t xml:space="preserve">  )</w:t>
-      </w:r>
-      <w:proofErr w:type="gramEnd"/>
+        <w:t xml:space="preserve">    return(</w:t>
+      </w:r>
+      <w:r>
+        <w:br/>
+        <w:t xml:space="preserve">        &lt;svg width="100%" height="100%" &gt;</w:t>
+      </w:r>
+      <w:r>
+        <w:br/>
+      </w:r>
+      <w:r>
+        <w:t xml:space="preserve">            {renderMatrix()}</w:t>
+      </w:r>
+      <w:r>
+        <w:br/>
+        <w:t xml:space="preserve">        &lt;/svg&gt;</w:t>
+      </w:r>
+      <w:r>
+        <w:br/>
+        <w:t xml:space="preserve">    )</w:t>
+      </w:r>
       <w:r>
         <w:br/>
         <w:t>}</w:t>
@@ -2581,15 +1938,7 @@
         <w:t>Note:</w:t>
       </w:r>
       <w:r>
-        <w:t xml:space="preserve"> in the html code of the return(...) we can insert </w:t>
-      </w:r>
-      <w:proofErr w:type="spellStart"/>
-      <w:r>
-        <w:t>javascript</w:t>
-      </w:r>
-      <w:proofErr w:type="spellEnd"/>
-      <w:r>
-        <w:t xml:space="preserve"> code</w:t>
+        <w:t xml:space="preserve"> in the html code of the return(...) we can insert javascript code</w:t>
       </w:r>
       <w:r>
         <w:t xml:space="preserve"> between</w:t>
@@ -2638,6 +1987,7 @@
     </w:p>
     <w:p>
       <w:r>
+        <w:lastRenderedPageBreak/>
         <w:t xml:space="preserve">To do so, we will </w:t>
       </w:r>
       <w:r>
@@ -2647,16 +1997,11 @@
         <w:t xml:space="preserve">reate </w:t>
       </w:r>
       <w:r>
-        <w:t xml:space="preserve">in </w:t>
-      </w:r>
-      <w:proofErr w:type="spellStart"/>
-      <w:r>
-        <w:t>Matrix.js</w:t>
+        <w:t>in Matrix.js</w:t>
       </w:r>
       <w:r>
         <w:t>x</w:t>
       </w:r>
-      <w:proofErr w:type="spellEnd"/>
       <w:r>
         <w:t xml:space="preserve"> a new </w:t>
       </w:r>
@@ -2738,19 +2083,9 @@
       <w:r>
         <w:t xml:space="preserve">component: </w:t>
       </w:r>
-      <w:proofErr w:type="spellStart"/>
-      <w:r>
-        <w:t>rowPos</w:t>
-      </w:r>
-      <w:proofErr w:type="spellEnd"/>
-      <w:r>
-        <w:t xml:space="preserve"> and </w:t>
-      </w:r>
-      <w:proofErr w:type="spellStart"/>
-      <w:r>
-        <w:t>colPos</w:t>
-      </w:r>
-      <w:proofErr w:type="spellEnd"/>
+      <w:r>
+        <w:t>rowPos and colPos</w:t>
+      </w:r>
       <w:r>
         <w:t>.</w:t>
       </w:r>
@@ -2761,165 +2096,27 @@
       </w:pPr>
       <w:bookmarkStart w:id="9" w:name="_Hlk218077557"/>
       <w:r>
-        <w:lastRenderedPageBreak/>
-        <w:t>function Cell({</w:t>
-      </w:r>
-      <w:proofErr w:type="spellStart"/>
-      <w:proofErr w:type="gramStart"/>
-      <w:r>
-        <w:t>rowPos,colPos</w:t>
-      </w:r>
-      <w:proofErr w:type="spellEnd"/>
-      <w:r>
-        <w:t>}){</w:t>
-      </w:r>
-      <w:proofErr w:type="gramEnd"/>
-      <w:r>
-        <w:br/>
-        <w:t xml:space="preserve">    </w:t>
-      </w:r>
-      <w:proofErr w:type="spellStart"/>
-      <w:r>
-        <w:t>const</w:t>
-      </w:r>
-      <w:proofErr w:type="spellEnd"/>
-      <w:r>
-        <w:t xml:space="preserve"> </w:t>
-      </w:r>
-      <w:proofErr w:type="spellStart"/>
-      <w:r>
-        <w:t>cellSize</w:t>
-      </w:r>
-      <w:proofErr w:type="spellEnd"/>
-      <w:r>
-        <w:t>= 34;</w:t>
-      </w:r>
-      <w:r>
-        <w:br/>
-        <w:t xml:space="preserve">    </w:t>
-      </w:r>
-      <w:proofErr w:type="spellStart"/>
-      <w:r>
-        <w:t>const</w:t>
-      </w:r>
-      <w:proofErr w:type="spellEnd"/>
-      <w:r>
-        <w:t xml:space="preserve"> radius = </w:t>
-      </w:r>
-      <w:proofErr w:type="spellStart"/>
-      <w:r>
-        <w:t>cellSize</w:t>
-      </w:r>
-      <w:proofErr w:type="spellEnd"/>
-      <w:r>
-        <w:t xml:space="preserve"> / 2;</w:t>
-      </w:r>
-      <w:r>
-        <w:br/>
-        <w:t xml:space="preserve">    </w:t>
-      </w:r>
-      <w:proofErr w:type="spellStart"/>
-      <w:r>
-        <w:t>const</w:t>
-      </w:r>
-      <w:proofErr w:type="spellEnd"/>
-      <w:r>
-        <w:t xml:space="preserve"> </w:t>
-      </w:r>
-      <w:proofErr w:type="spellStart"/>
-      <w:r>
-        <w:t>transformStr</w:t>
-      </w:r>
-      <w:proofErr w:type="spellEnd"/>
-      <w:r>
-        <w:t>="</w:t>
-      </w:r>
-      <w:proofErr w:type="gramStart"/>
-      <w:r>
-        <w:t>translate(</w:t>
-      </w:r>
-      <w:proofErr w:type="gramEnd"/>
-      <w:r>
-        <w:t>"</w:t>
-      </w:r>
-      <w:proofErr w:type="gramStart"/>
-      <w:r>
-        <w:t>+(</w:t>
-      </w:r>
-      <w:proofErr w:type="spellStart"/>
-      <w:proofErr w:type="gramEnd"/>
-      <w:r>
-        <w:t>colPos</w:t>
-      </w:r>
-      <w:proofErr w:type="spellEnd"/>
-      <w:r>
-        <w:t>*</w:t>
-      </w:r>
-      <w:proofErr w:type="spellStart"/>
-      <w:r>
-        <w:t>cellSize</w:t>
-      </w:r>
-      <w:proofErr w:type="spellEnd"/>
-      <w:r>
-        <w:t xml:space="preserve"> + </w:t>
-      </w:r>
-      <w:proofErr w:type="gramStart"/>
-      <w:r>
-        <w:t>radius)+</w:t>
-      </w:r>
-      <w:proofErr w:type="gramEnd"/>
-      <w:r>
-        <w:t>", "</w:t>
-      </w:r>
-      <w:proofErr w:type="gramStart"/>
-      <w:r>
-        <w:t>+(</w:t>
-      </w:r>
-      <w:proofErr w:type="spellStart"/>
-      <w:proofErr w:type="gramEnd"/>
-      <w:r>
-        <w:t>rowPos</w:t>
-      </w:r>
-      <w:proofErr w:type="spellEnd"/>
-      <w:r>
-        <w:t>*</w:t>
-      </w:r>
-      <w:proofErr w:type="spellStart"/>
-      <w:r>
-        <w:t>cellSize</w:t>
-      </w:r>
-      <w:proofErr w:type="spellEnd"/>
-      <w:r>
-        <w:t xml:space="preserve"> + </w:t>
-      </w:r>
-      <w:proofErr w:type="gramStart"/>
-      <w:r>
-        <w:t>radius)+</w:t>
-      </w:r>
-      <w:proofErr w:type="gramEnd"/>
-      <w:r>
-        <w:t>")"</w:t>
-      </w:r>
-      <w:r>
-        <w:br/>
-        <w:t xml:space="preserve">    </w:t>
-      </w:r>
-      <w:proofErr w:type="gramStart"/>
-      <w:r>
-        <w:t>return(</w:t>
-      </w:r>
-      <w:proofErr w:type="gramEnd"/>
-      <w:r>
-        <w:br/>
-        <w:t xml:space="preserve">        &lt;g transform={</w:t>
-      </w:r>
-      <w:proofErr w:type="spellStart"/>
-      <w:r>
-        <w:t>transformStr</w:t>
-      </w:r>
-      <w:proofErr w:type="spellEnd"/>
-      <w:r>
-        <w:t>}&gt;</w:t>
+        <w:t>function Cell({rowPos,colPos}){</w:t>
+      </w:r>
+      <w:r>
+        <w:br/>
+        <w:t xml:space="preserve">    const cellSize= 34;</w:t>
+      </w:r>
+      <w:r>
+        <w:br/>
+        <w:t xml:space="preserve">    const radius = cellSize / 2;</w:t>
+      </w:r>
+      <w:r>
+        <w:br/>
+        <w:t xml:space="preserve">    const transformStr="translate("+(colPos*cellSize + radius)+", "+(rowPos*cellSize + radius)+")"</w:t>
+      </w:r>
+      <w:r>
+        <w:br/>
+        <w:t xml:space="preserve">    return(</w:t>
+      </w:r>
+      <w:r>
+        <w:br/>
+        <w:t xml:space="preserve">        &lt;g transform={transformStr}&gt;</w:t>
       </w:r>
       <w:r>
         <w:br/>
@@ -2931,13 +2128,8 @@
       </w:r>
       <w:r>
         <w:br/>
-        <w:t xml:space="preserve">  </w:t>
-      </w:r>
-      <w:proofErr w:type="gramStart"/>
-      <w:r>
-        <w:t xml:space="preserve">  )</w:t>
-      </w:r>
-      <w:proofErr w:type="gramEnd"/>
+        <w:t xml:space="preserve">    )</w:t>
+      </w:r>
       <w:r>
         <w:br/>
         <w:t>}</w:t>
@@ -2957,13 +2149,8 @@
       <w:r>
         <w:t xml:space="preserve">. </w:t>
       </w:r>
-      <w:proofErr w:type="gramStart"/>
-      <w:r>
-        <w:t>So</w:t>
-      </w:r>
-      <w:proofErr w:type="gramEnd"/>
-      <w:r>
-        <w:t xml:space="preserve"> t</w:t>
+      <w:r>
+        <w:t>So t</w:t>
       </w:r>
       <w:r>
         <w:t>he</w:t>
@@ -2996,15 +2183,7 @@
         <w:t>And t</w:t>
       </w:r>
       <w:r>
-        <w:t xml:space="preserve">he </w:t>
-      </w:r>
-      <w:proofErr w:type="spellStart"/>
-      <w:r>
-        <w:t>renderMatrix</w:t>
-      </w:r>
-      <w:proofErr w:type="spellEnd"/>
-      <w:r>
-        <w:t xml:space="preserve"> is simplified</w:t>
+        <w:t>he renderMatrix is simplified</w:t>
       </w:r>
       <w:r>
         <w:t xml:space="preserve"> by calling the new Cell component</w:t>
@@ -3021,211 +2200,38 @@
       <w:r>
         <w:t xml:space="preserve"> </w:t>
       </w:r>
-      <w:proofErr w:type="spellStart"/>
-      <w:r>
-        <w:t>const</w:t>
-      </w:r>
-      <w:proofErr w:type="spellEnd"/>
-      <w:r>
-        <w:t xml:space="preserve"> </w:t>
-      </w:r>
-      <w:proofErr w:type="spellStart"/>
-      <w:r>
-        <w:t>renderMatrix</w:t>
-      </w:r>
-      <w:proofErr w:type="spellEnd"/>
-      <w:r>
-        <w:t xml:space="preserve"> = function(){</w:t>
-      </w:r>
-      <w:r>
-        <w:br/>
-        <w:t xml:space="preserve">    </w:t>
-      </w:r>
-      <w:proofErr w:type="spellStart"/>
-      <w:r>
-        <w:t>const</w:t>
-      </w:r>
-      <w:proofErr w:type="spellEnd"/>
-      <w:r>
-        <w:t xml:space="preserve"> </w:t>
-      </w:r>
-      <w:proofErr w:type="spellStart"/>
-      <w:r>
-        <w:t>nbRows</w:t>
-      </w:r>
-      <w:proofErr w:type="spellEnd"/>
-      <w:r>
-        <w:t>= 4;</w:t>
-      </w:r>
-      <w:r>
-        <w:br/>
-        <w:t xml:space="preserve">    </w:t>
-      </w:r>
-      <w:proofErr w:type="spellStart"/>
-      <w:r>
-        <w:t>const</w:t>
-      </w:r>
-      <w:proofErr w:type="spellEnd"/>
-      <w:r>
-        <w:t xml:space="preserve"> </w:t>
-      </w:r>
-      <w:proofErr w:type="spellStart"/>
-      <w:r>
-        <w:t>nbColumns</w:t>
-      </w:r>
-      <w:proofErr w:type="spellEnd"/>
-      <w:r>
-        <w:t xml:space="preserve"> = 4;</w:t>
-      </w:r>
-      <w:r>
-        <w:br/>
-        <w:t xml:space="preserve">    </w:t>
-      </w:r>
-      <w:proofErr w:type="spellStart"/>
-      <w:r>
-        <w:t>const</w:t>
-      </w:r>
-      <w:proofErr w:type="spellEnd"/>
-      <w:r>
-        <w:t xml:space="preserve"> cells=[];</w:t>
-      </w:r>
-      <w:r>
-        <w:br/>
-        <w:t xml:space="preserve">    for (let </w:t>
-      </w:r>
-      <w:proofErr w:type="spellStart"/>
-      <w:r>
-        <w:t>rowPos</w:t>
-      </w:r>
-      <w:proofErr w:type="spellEnd"/>
-      <w:r>
-        <w:t xml:space="preserve">=0; </w:t>
-      </w:r>
-      <w:proofErr w:type="spellStart"/>
-      <w:r>
-        <w:t>rowPos</w:t>
-      </w:r>
-      <w:proofErr w:type="spellEnd"/>
-      <w:r>
-        <w:t>&lt;</w:t>
-      </w:r>
-      <w:proofErr w:type="spellStart"/>
-      <w:r>
-        <w:t>nbRows</w:t>
-      </w:r>
-      <w:proofErr w:type="spellEnd"/>
-      <w:r>
-        <w:t xml:space="preserve">; </w:t>
-      </w:r>
-      <w:proofErr w:type="spellStart"/>
-      <w:r>
-        <w:t>rowPos</w:t>
-      </w:r>
-      <w:proofErr w:type="spellEnd"/>
-      <w:r>
-        <w:t>++){</w:t>
-      </w:r>
-      <w:r>
-        <w:br/>
-        <w:t xml:space="preserve">        for(let </w:t>
-      </w:r>
-      <w:proofErr w:type="spellStart"/>
-      <w:r>
-        <w:t>colPos</w:t>
-      </w:r>
-      <w:proofErr w:type="spellEnd"/>
-      <w:r>
-        <w:t xml:space="preserve"> = 0; </w:t>
-      </w:r>
-      <w:proofErr w:type="spellStart"/>
-      <w:r>
-        <w:t>colPos</w:t>
-      </w:r>
-      <w:proofErr w:type="spellEnd"/>
-      <w:r>
-        <w:t>&lt;</w:t>
-      </w:r>
-      <w:proofErr w:type="spellStart"/>
-      <w:r>
-        <w:t>nbColumns</w:t>
-      </w:r>
-      <w:proofErr w:type="spellEnd"/>
-      <w:r>
-        <w:t xml:space="preserve">; </w:t>
-      </w:r>
-      <w:proofErr w:type="spellStart"/>
-      <w:r>
-        <w:t>colPos</w:t>
-      </w:r>
-      <w:proofErr w:type="spellEnd"/>
-      <w:r>
-        <w:t>++){</w:t>
-      </w:r>
-      <w:r>
-        <w:br/>
-        <w:t xml:space="preserve">            </w:t>
-      </w:r>
-      <w:proofErr w:type="spellStart"/>
-      <w:r>
-        <w:t>cells.push</w:t>
-      </w:r>
-      <w:proofErr w:type="spellEnd"/>
-      <w:r>
-        <w:t>(&lt;Cell</w:t>
-      </w:r>
-      <w:r>
-        <w:t xml:space="preserve"> key={(</w:t>
-      </w:r>
-      <w:proofErr w:type="spellStart"/>
-      <w:r>
-        <w:t>rowPos</w:t>
-      </w:r>
-      <w:proofErr w:type="spellEnd"/>
-      <w:r>
-        <w:t>*</w:t>
-      </w:r>
-      <w:proofErr w:type="spellStart"/>
-      <w:r>
-        <w:t>colPos</w:t>
-      </w:r>
-      <w:proofErr w:type="spellEnd"/>
-      <w:r>
-        <w:t>)}</w:t>
-      </w:r>
-      <w:r>
-        <w:t xml:space="preserve"> </w:t>
-      </w:r>
-      <w:proofErr w:type="spellStart"/>
-      <w:r>
-        <w:t>rowPos</w:t>
-      </w:r>
-      <w:proofErr w:type="spellEnd"/>
-      <w:r>
-        <w:t>={</w:t>
-      </w:r>
-      <w:proofErr w:type="spellStart"/>
-      <w:r>
-        <w:t>rowPos</w:t>
-      </w:r>
-      <w:proofErr w:type="spellEnd"/>
-      <w:r>
-        <w:t xml:space="preserve">} </w:t>
-      </w:r>
-      <w:proofErr w:type="spellStart"/>
-      <w:r>
-        <w:t>colPos</w:t>
-      </w:r>
-      <w:proofErr w:type="spellEnd"/>
-      <w:r>
-        <w:t>={</w:t>
-      </w:r>
-      <w:proofErr w:type="spellStart"/>
-      <w:r>
-        <w:t>colPos</w:t>
-      </w:r>
-      <w:proofErr w:type="spellEnd"/>
-      <w:r>
-        <w:t>}/&gt;);</w:t>
+      <w:r>
+        <w:t>const renderMatrix = function(){</w:t>
+      </w:r>
+      <w:r>
+        <w:br/>
+        <w:t xml:space="preserve">    const nbRows= 4;</w:t>
+      </w:r>
+      <w:r>
+        <w:br/>
+        <w:t xml:space="preserve">    const nbColumns = 4;</w:t>
+      </w:r>
+      <w:r>
+        <w:br/>
+        <w:t xml:space="preserve">    const cells=[];</w:t>
+      </w:r>
+      <w:r>
+        <w:br/>
+        <w:t xml:space="preserve">    for (let rowPos=0; rowPos&lt;nbRows; rowPos++){</w:t>
+      </w:r>
+      <w:r>
+        <w:br/>
+        <w:t xml:space="preserve">        for(let colPos = 0; colPos&lt;nbColumns; colPos++){</w:t>
+      </w:r>
+      <w:r>
+        <w:br/>
+        <w:t xml:space="preserve">            cells.push(&lt;Cell</w:t>
+      </w:r>
+      <w:r>
+        <w:t xml:space="preserve"> key={(rowPos*colPos)}</w:t>
+      </w:r>
+      <w:r>
+        <w:t xml:space="preserve"> rowPos={rowPos} colPos={colPos}/&gt;);</w:t>
       </w:r>
       <w:r>
         <w:br/>
@@ -3369,21 +2375,8 @@
     </w:p>
     <w:p>
       <w:r>
-        <w:t xml:space="preserve">In </w:t>
-      </w:r>
-      <w:proofErr w:type="spellStart"/>
-      <w:r>
-        <w:t>src</w:t>
-      </w:r>
-      <w:proofErr w:type="spellEnd"/>
-      <w:r>
-        <w:t xml:space="preserve">/utils/helper.js, you will find a function named </w:t>
-      </w:r>
-      <w:proofErr w:type="spellStart"/>
-      <w:r>
-        <w:t>genGridData</w:t>
-      </w:r>
-      <w:proofErr w:type="spellEnd"/>
+        <w:t>In src/utils/helper.js, you will find a function named genGridData</w:t>
+      </w:r>
       <w:r>
         <w:t xml:space="preserve">, that generates a list of objects </w:t>
       </w:r>
@@ -3421,252 +2414,529 @@
       </w:pPr>
       <w:bookmarkStart w:id="11" w:name="_Hlk218078303"/>
       <w:r>
-        <w:t>{</w:t>
-      </w:r>
-      <w:proofErr w:type="spellStart"/>
-      <w:proofErr w:type="gramStart"/>
+        <w:t>{index</w:t>
+      </w:r>
+      <w:r>
+        <w:t>:integer</w:t>
+      </w:r>
+      <w:r>
+        <w:t>, rowPos</w:t>
+      </w:r>
+      <w:r>
+        <w:t>:integer</w:t>
+      </w:r>
+      <w:r>
+        <w:t>, colPos</w:t>
+      </w:r>
+      <w:r>
+        <w:t>:integer</w:t>
+      </w:r>
+      <w:r>
+        <w:t xml:space="preserve">, </w:t>
+      </w:r>
+      <w:r>
+        <w:t>nbProductSold</w:t>
+      </w:r>
+      <w:r>
+        <w:t>:</w:t>
+      </w:r>
+      <w:r>
+        <w:t>integer</w:t>
+      </w:r>
+      <w:r>
+        <w:t xml:space="preserve">, </w:t>
+      </w:r>
+      <w:r>
+        <w:t>salesGrowth</w:t>
+      </w:r>
+      <w:r>
+        <w:t>:float</w:t>
+      </w:r>
+      <w:r>
+        <w:t>, rowLabel:string, colLabel:string</w:t>
+      </w:r>
+      <w:r>
+        <w:t>}</w:t>
+      </w:r>
+    </w:p>
+    <w:bookmarkEnd w:id="11"/>
+    <w:p>
+      <w:r>
+        <w:t xml:space="preserve">The index is the position of the object in the list, the rowPos and colPos are respectively the positions of the cell in rows and columns. </w:t>
+      </w:r>
+      <w:r>
+        <w:t>The rows represent</w:t>
+      </w:r>
+      <w:r>
+        <w:t xml:space="preserve"> the </w:t>
+      </w:r>
+      <w:r>
+        <w:t>companies sell</w:t>
+      </w:r>
+      <w:r>
+        <w:t>ing</w:t>
+      </w:r>
+      <w:r>
+        <w:t xml:space="preserve"> their products in different countries in columns. T</w:t>
+      </w:r>
+      <w:r>
+        <w:t xml:space="preserve">he value </w:t>
+      </w:r>
+      <w:r>
+        <w:t>nbProduct</w:t>
+      </w:r>
+      <w:r>
+        <w:t>S</w:t>
+      </w:r>
+      <w:r>
+        <w:t xml:space="preserve">old is the number of products sold </w:t>
+      </w:r>
+      <w:r>
+        <w:t xml:space="preserve">by each company in each </w:t>
+      </w:r>
+      <w:r>
+        <w:t xml:space="preserve">country </w:t>
+      </w:r>
+      <w:r>
+        <w:t xml:space="preserve">and </w:t>
+      </w:r>
+      <w:r>
+        <w:t>the salesGrowth is the sales growth of the previous year of each company in each country</w:t>
+      </w:r>
+      <w:r>
+        <w:t>.</w:t>
+      </w:r>
+    </w:p>
+    <w:p>
+      <w:r>
+        <w:t xml:space="preserve">We will first </w:t>
+      </w:r>
+      <w:r>
+        <w:t>generate a 4x4 matrix dataset</w:t>
+      </w:r>
+      <w:r>
+        <w:t xml:space="preserve"> in App.js</w:t>
+      </w:r>
+      <w:r>
+        <w:t>x</w:t>
+      </w:r>
+      <w:r>
+        <w:t xml:space="preserve"> component</w:t>
+      </w:r>
+      <w:r>
+        <w:t>.</w:t>
+      </w:r>
+      <w:r>
+        <w:t xml:space="preserve"> </w:t>
+      </w:r>
+      <w:r>
+        <w:t>We i</w:t>
+      </w:r>
+      <w:r>
+        <w:t xml:space="preserve">mport the function and call it in the </w:t>
+      </w:r>
+      <w:r>
+        <w:t xml:space="preserve">App </w:t>
+      </w:r>
+      <w:r>
+        <w:t>component function</w:t>
+      </w:r>
+      <w:r>
+        <w:t>:</w:t>
+      </w:r>
+    </w:p>
+    <w:p>
+      <w:pPr>
+        <w:pStyle w:val="Code"/>
+      </w:pPr>
+      <w:bookmarkStart w:id="12" w:name="_Hlk218078375"/>
+      <w:r>
+        <w:lastRenderedPageBreak/>
+        <w:t>import {genGridData} from "./utils/helper";</w:t>
+      </w:r>
+    </w:p>
+    <w:p>
+      <w:pPr>
+        <w:pStyle w:val="Code"/>
+      </w:pPr>
+      <w:r>
+        <w:t>...</w:t>
+      </w:r>
+    </w:p>
+    <w:p>
+      <w:pPr>
+        <w:pStyle w:val="Code"/>
+      </w:pPr>
+      <w:r>
+        <w:t>function App() {</w:t>
+      </w:r>
+    </w:p>
+    <w:p>
+      <w:pPr>
+        <w:pStyle w:val="Code"/>
+      </w:pPr>
+      <w:r>
+        <w:t xml:space="preserve">    const nbRows=4, nbCols=4;</w:t>
+      </w:r>
+    </w:p>
+    <w:p>
+      <w:pPr>
+        <w:pStyle w:val="Code"/>
+      </w:pPr>
+      <w:r>
+        <w:t xml:space="preserve">    const initGenData = genGridData(nbRows,nbCols);</w:t>
+      </w:r>
+    </w:p>
+    <w:p>
+      <w:pPr>
+        <w:pStyle w:val="Code"/>
+      </w:pPr>
+      <w:r>
+        <w:t xml:space="preserve">    return (</w:t>
+      </w:r>
+    </w:p>
+    <w:p>
+      <w:pPr>
+        <w:pStyle w:val="Code"/>
+      </w:pPr>
+      <w:r>
+        <w:t xml:space="preserve">    ...</w:t>
+      </w:r>
+    </w:p>
+    <w:p>
+      <w:pPr>
+        <w:pStyle w:val="Code"/>
+      </w:pPr>
+      <w:r>
+        <w:t xml:space="preserve">    )</w:t>
+      </w:r>
+    </w:p>
+    <w:bookmarkEnd w:id="12"/>
+    <w:p>
+      <w:r>
+        <w:t>React provide</w:t>
+      </w:r>
+      <w:r>
+        <w:t>s</w:t>
+      </w:r>
+      <w:r>
+        <w:t xml:space="preserve"> a Hook named useState that maintain</w:t>
+      </w:r>
+      <w:r>
+        <w:t>s</w:t>
+      </w:r>
+      <w:r>
+        <w:t xml:space="preserve"> the state of a piece of data and notif</w:t>
+      </w:r>
+      <w:r>
+        <w:t>ies</w:t>
+      </w:r>
+      <w:r>
+        <w:t xml:space="preserve"> all dependent components to be refreshed when updated.</w:t>
+      </w:r>
+    </w:p>
+    <w:p>
+      <w:r>
+        <w:t>We first i</w:t>
+      </w:r>
+      <w:r>
+        <w:t xml:space="preserve">mport the React hook function useState and </w:t>
+      </w:r>
+      <w:r>
+        <w:t xml:space="preserve">then we </w:t>
+      </w:r>
+      <w:r>
+        <w:t>store the dataset in a state object:</w:t>
+      </w:r>
+    </w:p>
+    <w:p>
+      <w:pPr>
+        <w:pStyle w:val="Code"/>
+      </w:pPr>
+      <w:bookmarkStart w:id="13" w:name="_Hlk218078550"/>
+      <w:r>
+        <w:t>import {useState} from 'react'</w:t>
+      </w:r>
+    </w:p>
+    <w:p>
+      <w:pPr>
+        <w:pStyle w:val="Code"/>
+      </w:pPr>
+      <w:r>
+        <w:t>...</w:t>
+      </w:r>
+    </w:p>
+    <w:p>
+      <w:pPr>
+        <w:pStyle w:val="Code"/>
+      </w:pPr>
+      <w:r>
+        <w:t>function App() {</w:t>
+      </w:r>
+      <w:r>
+        <w:br/>
+        <w:t xml:space="preserve">    </w:t>
+      </w:r>
+      <w:r>
+        <w:t>...</w:t>
+      </w:r>
+      <w:r>
+        <w:br/>
+        <w:t xml:space="preserve">    const initGenData = genGridData(nbRows,nbCols);</w:t>
+      </w:r>
+      <w:r>
+        <w:br/>
+        <w:t xml:space="preserve">    const </w:t>
+      </w:r>
+      <w:r>
+        <w:t>[</w:t>
+      </w:r>
+      <w:r>
+        <w:t>genData,setGenData</w:t>
+      </w:r>
+      <w:r>
+        <w:t>]</w:t>
+      </w:r>
+      <w:r>
+        <w:t xml:space="preserve"> = useState(initGenData)</w:t>
+      </w:r>
+    </w:p>
+    <w:p>
+      <w:pPr>
+        <w:pStyle w:val="Code"/>
+      </w:pPr>
+      <w:r>
+        <w:t xml:space="preserve">    ...</w:t>
+      </w:r>
+    </w:p>
+    <w:p>
+      <w:pPr>
+        <w:pStyle w:val="Code"/>
+      </w:pPr>
+      <w:r>
+        <w:t>}</w:t>
+      </w:r>
+    </w:p>
+    <w:bookmarkEnd w:id="13"/>
+    <w:p>
+      <w:r>
+        <w:t xml:space="preserve">useState returns two objects: one </w:t>
+      </w:r>
+      <w:r>
+        <w:t>contain</w:t>
+      </w:r>
+      <w:r>
+        <w:t xml:space="preserve">ing </w:t>
+      </w:r>
+      <w:r>
+        <w:t xml:space="preserve">the stored data </w:t>
+      </w:r>
+      <w:r>
+        <w:t>(</w:t>
+      </w:r>
+      <w:r>
+        <w:t>genData</w:t>
+      </w:r>
+      <w:r>
+        <w:t>)</w:t>
+      </w:r>
+      <w:r>
+        <w:t xml:space="preserve">, and one </w:t>
+      </w:r>
+      <w:r>
+        <w:t>contain</w:t>
+      </w:r>
+      <w:r>
+        <w:t>ing</w:t>
+      </w:r>
+      <w:r>
+        <w:t xml:space="preserve"> </w:t>
+      </w:r>
+      <w:r>
+        <w:t>a setter method</w:t>
+      </w:r>
+      <w:r>
+        <w:t xml:space="preserve"> </w:t>
+      </w:r>
+      <w:r>
+        <w:t>(</w:t>
+      </w:r>
+      <w:r>
+        <w:t>setGenData</w:t>
+      </w:r>
+      <w:r>
+        <w:t>)</w:t>
+      </w:r>
+      <w:r>
+        <w:t xml:space="preserve"> to update the data in the store.</w:t>
+      </w:r>
+      <w:r>
+        <w:t xml:space="preserve"> When the setter method is called, the React life cycle notif</w:t>
+      </w:r>
+      <w:r>
+        <w:t>ies</w:t>
+      </w:r>
+      <w:r>
+        <w:t xml:space="preserve"> automatically all the components using genData </w:t>
+      </w:r>
+      <w:r>
+        <w:t xml:space="preserve">(declared in their </w:t>
+      </w:r>
+      <w:r>
+        <w:t>properties</w:t>
+      </w:r>
+      <w:r>
+        <w:t>)</w:t>
+      </w:r>
+      <w:r>
+        <w:t xml:space="preserve"> to be informed the data has changed and they </w:t>
+      </w:r>
+      <w:r>
+        <w:t xml:space="preserve">need to </w:t>
+      </w:r>
+      <w:r>
+        <w:t xml:space="preserve">render </w:t>
+      </w:r>
+      <w:r>
+        <w:t xml:space="preserve">themself </w:t>
+      </w:r>
+      <w:r>
+        <w:t>again.</w:t>
+      </w:r>
+    </w:p>
+    <w:p>
+      <w:r>
+        <w:t xml:space="preserve">In our example </w:t>
+      </w:r>
+      <w:r>
+        <w:t xml:space="preserve">we pass the data </w:t>
+      </w:r>
+      <w:r>
+        <w:t xml:space="preserve">through a </w:t>
+      </w:r>
+      <w:r>
+        <w:t>propert</w:t>
+      </w:r>
+      <w:r>
+        <w:t>y</w:t>
+      </w:r>
+      <w:r>
+        <w:t xml:space="preserve"> of the Matrix component</w:t>
+      </w:r>
+      <w:r>
+        <w:t xml:space="preserve"> </w:t>
+      </w:r>
+      <w:r>
+        <w:t>(</w:t>
+      </w:r>
+      <w:r>
+        <w:t>{matrixData}</w:t>
+      </w:r>
+      <w:r>
+        <w:t xml:space="preserve"> in parameter) </w:t>
+      </w:r>
+      <w:r>
+        <w:t xml:space="preserve">and use </w:t>
+      </w:r>
+      <w:r>
+        <w:t xml:space="preserve">it </w:t>
+      </w:r>
+      <w:r>
+        <w:t>to render the cells</w:t>
+      </w:r>
+      <w:r>
+        <w:t xml:space="preserve"> in renderMatrix</w:t>
+      </w:r>
+      <w:r>
+        <w:t>:</w:t>
+      </w:r>
+    </w:p>
+    <w:p>
+      <w:pPr>
+        <w:pStyle w:val="Code"/>
+      </w:pPr>
+      <w:bookmarkStart w:id="14" w:name="_Hlk218078670"/>
+      <w:r>
+        <w:t>...</w:t>
+      </w:r>
+    </w:p>
+    <w:p>
+      <w:pPr>
+        <w:pStyle w:val="Code"/>
+      </w:pPr>
+      <w:r>
+        <w:t>function Matrix({matrixData}){</w:t>
+      </w:r>
+      <w:r>
+        <w:br/>
+        <w:t xml:space="preserve">    const renderMatrix = function(){</w:t>
+      </w:r>
+      <w:r>
+        <w:br/>
+        <w:t xml:space="preserve">        return matrixData.map(cellData=&gt;{</w:t>
+      </w:r>
+      <w:r>
+        <w:br/>
+        <w:t xml:space="preserve">            return &lt;Cell </w:t>
+      </w:r>
+      <w:r>
+        <w:t>key={cellData.</w:t>
+      </w:r>
       <w:r>
         <w:t>index</w:t>
       </w:r>
       <w:r>
-        <w:t>:integer</w:t>
-      </w:r>
-      <w:proofErr w:type="spellEnd"/>
-      <w:proofErr w:type="gramEnd"/>
-      <w:r>
-        <w:t xml:space="preserve">, </w:t>
-      </w:r>
-      <w:proofErr w:type="spellStart"/>
-      <w:proofErr w:type="gramStart"/>
-      <w:r>
-        <w:t>rowPos</w:t>
-      </w:r>
-      <w:r>
-        <w:t>:integer</w:t>
-      </w:r>
-      <w:proofErr w:type="spellEnd"/>
-      <w:proofErr w:type="gramEnd"/>
-      <w:r>
-        <w:t xml:space="preserve">, </w:t>
-      </w:r>
-      <w:proofErr w:type="spellStart"/>
-      <w:proofErr w:type="gramStart"/>
-      <w:r>
-        <w:t>colPos</w:t>
-      </w:r>
-      <w:r>
-        <w:t>:integer</w:t>
-      </w:r>
-      <w:proofErr w:type="spellEnd"/>
-      <w:proofErr w:type="gramEnd"/>
-      <w:r>
-        <w:t xml:space="preserve">, </w:t>
-      </w:r>
-      <w:proofErr w:type="spellStart"/>
-      <w:proofErr w:type="gramStart"/>
-      <w:r>
-        <w:t>nbProductSold</w:t>
+        <w:t>}</w:t>
+      </w:r>
+      <w:r>
+        <w:t xml:space="preserve"> </w:t>
+      </w:r>
+      <w:r>
+        <w:t>rowPos={cellData.rowPos} colPos={cellData.colPos}/&gt;</w:t>
+      </w:r>
+      <w:r>
+        <w:br/>
+        <w:t xml:space="preserve">        })</w:t>
+      </w:r>
+      <w:r>
+        <w:br/>
+        <w:t xml:space="preserve">    }</w:t>
+      </w:r>
+    </w:p>
+    <w:p>
+      <w:pPr>
+        <w:pStyle w:val="Code"/>
+      </w:pPr>
+      <w:r>
+        <w:t>...</w:t>
+      </w:r>
+    </w:p>
+    <w:bookmarkEnd w:id="14"/>
+    <w:p>
+      <w:r>
+        <w:t>In the return of App function in App.js</w:t>
+      </w:r>
+      <w:r>
+        <w:t>x</w:t>
+      </w:r>
+      <w:r>
+        <w:t xml:space="preserve">, add the property </w:t>
+      </w:r>
+      <w:r>
+        <w:t>matrixData={genData}</w:t>
+      </w:r>
+      <w:r>
+        <w:t xml:space="preserve"> to declare the stored genData state as a property of the Matrix component</w:t>
       </w:r>
       <w:r>
         <w:t>:</w:t>
       </w:r>
-      <w:r>
-        <w:t>integer</w:t>
-      </w:r>
-      <w:proofErr w:type="spellEnd"/>
-      <w:proofErr w:type="gramEnd"/>
-      <w:r>
-        <w:t xml:space="preserve">, </w:t>
-      </w:r>
-      <w:proofErr w:type="spellStart"/>
-      <w:proofErr w:type="gramStart"/>
-      <w:r>
-        <w:t>salesGrowth</w:t>
-      </w:r>
-      <w:r>
-        <w:t>:float</w:t>
-      </w:r>
-      <w:proofErr w:type="spellEnd"/>
-      <w:proofErr w:type="gramEnd"/>
-      <w:r>
-        <w:t xml:space="preserve">, </w:t>
-      </w:r>
-      <w:proofErr w:type="spellStart"/>
-      <w:proofErr w:type="gramStart"/>
-      <w:r>
-        <w:t>rowLabel:string</w:t>
-      </w:r>
-      <w:proofErr w:type="spellEnd"/>
-      <w:proofErr w:type="gramEnd"/>
-      <w:r>
-        <w:t xml:space="preserve">, </w:t>
-      </w:r>
-      <w:proofErr w:type="spellStart"/>
-      <w:proofErr w:type="gramStart"/>
-      <w:r>
-        <w:t>colLabel:string</w:t>
-      </w:r>
-      <w:proofErr w:type="spellEnd"/>
-      <w:proofErr w:type="gramEnd"/>
-      <w:r>
-        <w:t>}</w:t>
-      </w:r>
-    </w:p>
-    <w:bookmarkEnd w:id="11"/>
-    <w:p>
-      <w:r>
-        <w:t xml:space="preserve">The index is the position of the object in the list, the </w:t>
-      </w:r>
-      <w:proofErr w:type="spellStart"/>
-      <w:r>
-        <w:t>rowPos</w:t>
-      </w:r>
-      <w:proofErr w:type="spellEnd"/>
-      <w:r>
-        <w:t xml:space="preserve"> and </w:t>
-      </w:r>
-      <w:proofErr w:type="spellStart"/>
-      <w:r>
-        <w:t>colPos</w:t>
-      </w:r>
-      <w:proofErr w:type="spellEnd"/>
-      <w:r>
-        <w:t xml:space="preserve"> are respectively the positions of the cell in rows and columns. </w:t>
-      </w:r>
-      <w:r>
-        <w:t>The rows represent</w:t>
-      </w:r>
-      <w:r>
-        <w:t xml:space="preserve"> the </w:t>
-      </w:r>
-      <w:r>
-        <w:t>companies sell</w:t>
-      </w:r>
-      <w:r>
-        <w:t>ing</w:t>
-      </w:r>
-      <w:r>
-        <w:t xml:space="preserve"> their products in different countries in columns. T</w:t>
-      </w:r>
-      <w:r>
-        <w:t xml:space="preserve">he value </w:t>
-      </w:r>
-      <w:proofErr w:type="spellStart"/>
-      <w:r>
-        <w:t>nbProduct</w:t>
-      </w:r>
-      <w:r>
-        <w:t>S</w:t>
-      </w:r>
-      <w:r>
-        <w:t>old</w:t>
-      </w:r>
-      <w:proofErr w:type="spellEnd"/>
-      <w:r>
-        <w:t xml:space="preserve"> is the number of products sold </w:t>
-      </w:r>
-      <w:r>
-        <w:t xml:space="preserve">by each company in each </w:t>
-      </w:r>
-      <w:r>
-        <w:t xml:space="preserve">country </w:t>
-      </w:r>
-      <w:r>
-        <w:t xml:space="preserve">and </w:t>
-      </w:r>
-      <w:r>
-        <w:t xml:space="preserve">the </w:t>
-      </w:r>
-      <w:proofErr w:type="spellStart"/>
-      <w:r>
-        <w:t>salesGrowth</w:t>
-      </w:r>
-      <w:proofErr w:type="spellEnd"/>
-      <w:r>
-        <w:t xml:space="preserve"> is the sales growth of the previous year of each company in each country</w:t>
-      </w:r>
-      <w:r>
-        <w:t>.</w:t>
-      </w:r>
-    </w:p>
-    <w:p>
-      <w:r>
-        <w:lastRenderedPageBreak/>
-        <w:t xml:space="preserve">We will first </w:t>
-      </w:r>
-      <w:r>
-        <w:t>generate a 4x4 matrix dataset</w:t>
-      </w:r>
-      <w:r>
-        <w:t xml:space="preserve"> in </w:t>
-      </w:r>
-      <w:proofErr w:type="spellStart"/>
-      <w:r>
-        <w:t>App.js</w:t>
-      </w:r>
-      <w:r>
-        <w:t>x</w:t>
-      </w:r>
-      <w:proofErr w:type="spellEnd"/>
-      <w:r>
-        <w:t xml:space="preserve"> component</w:t>
-      </w:r>
-      <w:r>
-        <w:t>.</w:t>
-      </w:r>
-      <w:r>
-        <w:t xml:space="preserve"> </w:t>
-      </w:r>
-      <w:r>
-        <w:t>We i</w:t>
-      </w:r>
-      <w:r>
-        <w:t xml:space="preserve">mport the function and call it in the </w:t>
-      </w:r>
-      <w:r>
-        <w:t xml:space="preserve">App </w:t>
-      </w:r>
-      <w:r>
-        <w:t>component function</w:t>
-      </w:r>
-      <w:r>
-        <w:t>:</w:t>
-      </w:r>
-    </w:p>
-    <w:p>
-      <w:pPr>
-        <w:pStyle w:val="Code"/>
-      </w:pPr>
-      <w:bookmarkStart w:id="12" w:name="_Hlk218078375"/>
-      <w:r>
-        <w:t>import {</w:t>
-      </w:r>
-      <w:proofErr w:type="spellStart"/>
-      <w:r>
-        <w:t>genGridData</w:t>
-      </w:r>
-      <w:proofErr w:type="spellEnd"/>
-      <w:r>
-        <w:t xml:space="preserve">} from </w:t>
-      </w:r>
-      <w:proofErr w:type="gramStart"/>
-      <w:r>
-        <w:t>"./</w:t>
-      </w:r>
-      <w:proofErr w:type="gramEnd"/>
-      <w:r>
-        <w:t>utils/helper</w:t>
-      </w:r>
-      <w:proofErr w:type="gramStart"/>
-      <w:r>
-        <w:t>";</w:t>
-      </w:r>
-      <w:proofErr w:type="gramEnd"/>
-    </w:p>
-    <w:p>
-      <w:pPr>
-        <w:pStyle w:val="Code"/>
-      </w:pPr>
+    </w:p>
+    <w:p>
+      <w:pPr>
+        <w:pStyle w:val="Code"/>
+      </w:pPr>
+      <w:bookmarkStart w:id="15" w:name="_Hlk218079213"/>
       <w:r>
         <w:t>...</w:t>
       </w:r>
@@ -3676,726 +2946,11 @@
         <w:pStyle w:val="Code"/>
       </w:pPr>
       <w:r>
-        <w:t xml:space="preserve">function </w:t>
-      </w:r>
-      <w:proofErr w:type="gramStart"/>
-      <w:r>
-        <w:t>App(</w:t>
-      </w:r>
-      <w:proofErr w:type="gramEnd"/>
-      <w:r>
-        <w:t>) {</w:t>
-      </w:r>
-    </w:p>
-    <w:p>
-      <w:pPr>
-        <w:pStyle w:val="Code"/>
-      </w:pPr>
-      <w:r>
-        <w:t xml:space="preserve">    </w:t>
-      </w:r>
-      <w:proofErr w:type="spellStart"/>
-      <w:r>
-        <w:t>const</w:t>
-      </w:r>
-      <w:proofErr w:type="spellEnd"/>
-      <w:r>
-        <w:t xml:space="preserve"> </w:t>
-      </w:r>
-      <w:proofErr w:type="spellStart"/>
-      <w:r>
-        <w:t>nbRows</w:t>
-      </w:r>
-      <w:proofErr w:type="spellEnd"/>
-      <w:r>
-        <w:t xml:space="preserve">=4, </w:t>
-      </w:r>
-      <w:proofErr w:type="spellStart"/>
-      <w:r>
-        <w:t>nbCols</w:t>
-      </w:r>
-      <w:proofErr w:type="spellEnd"/>
-      <w:r>
-        <w:t>=</w:t>
-      </w:r>
-      <w:proofErr w:type="gramStart"/>
-      <w:r>
-        <w:t>4;</w:t>
-      </w:r>
-      <w:proofErr w:type="gramEnd"/>
-    </w:p>
-    <w:p>
-      <w:pPr>
-        <w:pStyle w:val="Code"/>
-      </w:pPr>
-      <w:r>
-        <w:t xml:space="preserve">    </w:t>
-      </w:r>
-      <w:proofErr w:type="spellStart"/>
-      <w:r>
-        <w:t>const</w:t>
-      </w:r>
-      <w:proofErr w:type="spellEnd"/>
-      <w:r>
-        <w:t xml:space="preserve"> </w:t>
-      </w:r>
-      <w:proofErr w:type="spellStart"/>
-      <w:r>
-        <w:t>initGenData</w:t>
-      </w:r>
-      <w:proofErr w:type="spellEnd"/>
-      <w:r>
-        <w:t xml:space="preserve"> = </w:t>
-      </w:r>
-      <w:proofErr w:type="spellStart"/>
-      <w:r>
-        <w:t>genGridData</w:t>
-      </w:r>
-      <w:proofErr w:type="spellEnd"/>
-      <w:r>
-        <w:t>(</w:t>
-      </w:r>
-      <w:proofErr w:type="spellStart"/>
-      <w:proofErr w:type="gramStart"/>
-      <w:r>
-        <w:t>nbRows,nbCols</w:t>
-      </w:r>
-      <w:proofErr w:type="spellEnd"/>
-      <w:r>
-        <w:t>);</w:t>
-      </w:r>
-      <w:proofErr w:type="gramEnd"/>
-    </w:p>
-    <w:p>
-      <w:pPr>
-        <w:pStyle w:val="Code"/>
-      </w:pPr>
-      <w:r>
-        <w:t xml:space="preserve">    return (</w:t>
-      </w:r>
-    </w:p>
-    <w:p>
-      <w:pPr>
-        <w:pStyle w:val="Code"/>
-      </w:pPr>
-      <w:r>
-        <w:t xml:space="preserve">    ...</w:t>
-      </w:r>
-    </w:p>
-    <w:p>
-      <w:pPr>
-        <w:pStyle w:val="Code"/>
-      </w:pPr>
-      <w:r>
-        <w:t xml:space="preserve">    )</w:t>
-      </w:r>
-    </w:p>
-    <w:bookmarkEnd w:id="12"/>
-    <w:p>
-      <w:r>
-        <w:t>React provide</w:t>
-      </w:r>
-      <w:r>
-        <w:t>s</w:t>
-      </w:r>
-      <w:r>
-        <w:t xml:space="preserve"> a Hook named </w:t>
-      </w:r>
-      <w:proofErr w:type="spellStart"/>
-      <w:r>
-        <w:t>useState</w:t>
-      </w:r>
-      <w:proofErr w:type="spellEnd"/>
-      <w:r>
-        <w:t xml:space="preserve"> that maintain</w:t>
-      </w:r>
-      <w:r>
-        <w:t>s</w:t>
-      </w:r>
-      <w:r>
-        <w:t xml:space="preserve"> the state of a piece of data and notif</w:t>
-      </w:r>
-      <w:r>
-        <w:t>ies</w:t>
-      </w:r>
-      <w:r>
-        <w:t xml:space="preserve"> all dependent components to be refreshed when updated.</w:t>
-      </w:r>
-    </w:p>
-    <w:p>
-      <w:r>
-        <w:t>We first i</w:t>
-      </w:r>
-      <w:r>
-        <w:t xml:space="preserve">mport the React hook function </w:t>
-      </w:r>
-      <w:proofErr w:type="spellStart"/>
-      <w:r>
-        <w:t>useState</w:t>
-      </w:r>
-      <w:proofErr w:type="spellEnd"/>
-      <w:r>
-        <w:t xml:space="preserve"> and </w:t>
-      </w:r>
-      <w:r>
-        <w:t xml:space="preserve">then we </w:t>
-      </w:r>
-      <w:r>
-        <w:t>store the dataset in a state object:</w:t>
-      </w:r>
-    </w:p>
-    <w:p>
-      <w:pPr>
-        <w:pStyle w:val="Code"/>
-      </w:pPr>
-      <w:bookmarkStart w:id="13" w:name="_Hlk218078550"/>
-      <w:r>
-        <w:t>import {</w:t>
-      </w:r>
-      <w:proofErr w:type="spellStart"/>
-      <w:r>
-        <w:t>useState</w:t>
-      </w:r>
-      <w:proofErr w:type="spellEnd"/>
-      <w:r>
-        <w:t>} from 'react'</w:t>
-      </w:r>
-    </w:p>
-    <w:p>
-      <w:pPr>
-        <w:pStyle w:val="Code"/>
-      </w:pPr>
-      <w:r>
-        <w:t>...</w:t>
-      </w:r>
-    </w:p>
-    <w:p>
-      <w:pPr>
-        <w:pStyle w:val="Code"/>
-      </w:pPr>
-      <w:r>
-        <w:t xml:space="preserve">function </w:t>
-      </w:r>
-      <w:proofErr w:type="gramStart"/>
-      <w:r>
-        <w:t>App(</w:t>
-      </w:r>
-      <w:proofErr w:type="gramEnd"/>
-      <w:r>
-        <w:t>) {</w:t>
-      </w:r>
-      <w:r>
-        <w:br/>
-        <w:t xml:space="preserve">    </w:t>
-      </w:r>
-      <w:r>
-        <w:t>...</w:t>
-      </w:r>
-      <w:r>
-        <w:br/>
-        <w:t xml:space="preserve">    </w:t>
-      </w:r>
-      <w:proofErr w:type="spellStart"/>
-      <w:r>
-        <w:t>const</w:t>
-      </w:r>
-      <w:proofErr w:type="spellEnd"/>
-      <w:r>
-        <w:t xml:space="preserve"> </w:t>
-      </w:r>
-      <w:proofErr w:type="spellStart"/>
-      <w:r>
-        <w:t>initGenData</w:t>
-      </w:r>
-      <w:proofErr w:type="spellEnd"/>
-      <w:r>
-        <w:t xml:space="preserve"> = </w:t>
-      </w:r>
-      <w:proofErr w:type="spellStart"/>
-      <w:r>
-        <w:t>genGridData</w:t>
-      </w:r>
-      <w:proofErr w:type="spellEnd"/>
-      <w:r>
-        <w:t>(</w:t>
-      </w:r>
-      <w:proofErr w:type="spellStart"/>
-      <w:proofErr w:type="gramStart"/>
-      <w:r>
-        <w:t>nbRows,nbCols</w:t>
-      </w:r>
-      <w:proofErr w:type="spellEnd"/>
-      <w:proofErr w:type="gramEnd"/>
-      <w:r>
-        <w:t>);</w:t>
-      </w:r>
-      <w:r>
-        <w:br/>
-        <w:t xml:space="preserve">    </w:t>
-      </w:r>
-      <w:proofErr w:type="spellStart"/>
-      <w:r>
-        <w:t>const</w:t>
-      </w:r>
-      <w:proofErr w:type="spellEnd"/>
-      <w:r>
-        <w:t xml:space="preserve"> </w:t>
-      </w:r>
-      <w:r>
-        <w:t>[</w:t>
-      </w:r>
-      <w:proofErr w:type="spellStart"/>
-      <w:proofErr w:type="gramStart"/>
-      <w:r>
-        <w:t>genData,setGenData</w:t>
-      </w:r>
-      <w:proofErr w:type="spellEnd"/>
-      <w:proofErr w:type="gramEnd"/>
-      <w:r>
-        <w:t>]</w:t>
-      </w:r>
-      <w:r>
-        <w:t xml:space="preserve"> = </w:t>
-      </w:r>
-      <w:proofErr w:type="spellStart"/>
-      <w:r>
-        <w:t>useState</w:t>
-      </w:r>
-      <w:proofErr w:type="spellEnd"/>
-      <w:r>
-        <w:t>(</w:t>
-      </w:r>
-      <w:proofErr w:type="spellStart"/>
-      <w:r>
-        <w:t>initGenData</w:t>
-      </w:r>
-      <w:proofErr w:type="spellEnd"/>
-      <w:r>
-        <w:t>)</w:t>
-      </w:r>
-    </w:p>
-    <w:p>
-      <w:pPr>
-        <w:pStyle w:val="Code"/>
-      </w:pPr>
-      <w:r>
-        <w:t xml:space="preserve">    ...</w:t>
-      </w:r>
-    </w:p>
-    <w:p>
-      <w:pPr>
-        <w:pStyle w:val="Code"/>
-      </w:pPr>
-      <w:r>
-        <w:t>}</w:t>
-      </w:r>
-    </w:p>
-    <w:bookmarkEnd w:id="13"/>
-    <w:p>
-      <w:proofErr w:type="spellStart"/>
-      <w:r>
-        <w:t>useState</w:t>
-      </w:r>
-      <w:proofErr w:type="spellEnd"/>
-      <w:r>
-        <w:t xml:space="preserve"> returns two objects: one </w:t>
-      </w:r>
-      <w:r>
-        <w:t>contain</w:t>
-      </w:r>
-      <w:r>
-        <w:t xml:space="preserve">ing </w:t>
-      </w:r>
-      <w:r>
-        <w:t xml:space="preserve">the stored data </w:t>
-      </w:r>
-      <w:r>
-        <w:t>(</w:t>
-      </w:r>
-      <w:proofErr w:type="spellStart"/>
-      <w:r>
-        <w:t>genData</w:t>
-      </w:r>
-      <w:proofErr w:type="spellEnd"/>
-      <w:r>
-        <w:t>)</w:t>
-      </w:r>
-      <w:r>
-        <w:t xml:space="preserve">, and one </w:t>
-      </w:r>
-      <w:r>
-        <w:t>contain</w:t>
-      </w:r>
-      <w:r>
-        <w:t>ing</w:t>
-      </w:r>
-      <w:r>
-        <w:t xml:space="preserve"> </w:t>
-      </w:r>
-      <w:r>
-        <w:t>a setter method</w:t>
-      </w:r>
-      <w:r>
-        <w:t xml:space="preserve"> </w:t>
-      </w:r>
-      <w:r>
-        <w:t>(</w:t>
-      </w:r>
-      <w:proofErr w:type="spellStart"/>
-      <w:r>
-        <w:t>setGenData</w:t>
-      </w:r>
-      <w:proofErr w:type="spellEnd"/>
-      <w:r>
-        <w:t>)</w:t>
-      </w:r>
-      <w:r>
-        <w:t xml:space="preserve"> to update the data in the store.</w:t>
-      </w:r>
-      <w:r>
-        <w:t xml:space="preserve"> When the setter method is called, the React life cycle notif</w:t>
-      </w:r>
-      <w:r>
-        <w:t>ies</w:t>
-      </w:r>
-      <w:r>
-        <w:t xml:space="preserve"> automatically all the components using </w:t>
-      </w:r>
-      <w:proofErr w:type="spellStart"/>
-      <w:r>
-        <w:t>genData</w:t>
-      </w:r>
-      <w:proofErr w:type="spellEnd"/>
-      <w:r>
-        <w:t xml:space="preserve"> </w:t>
-      </w:r>
-      <w:r>
-        <w:t xml:space="preserve">(declared in their </w:t>
-      </w:r>
-      <w:r>
-        <w:t>properties</w:t>
-      </w:r>
-      <w:r>
-        <w:t>)</w:t>
-      </w:r>
-      <w:r>
-        <w:t xml:space="preserve"> to be informed the data has changed and they </w:t>
-      </w:r>
-      <w:r>
-        <w:t xml:space="preserve">need to </w:t>
-      </w:r>
-      <w:r>
-        <w:t xml:space="preserve">render </w:t>
-      </w:r>
-      <w:r>
-        <w:t xml:space="preserve">themself </w:t>
-      </w:r>
-      <w:r>
-        <w:t>again.</w:t>
-      </w:r>
-    </w:p>
-    <w:p>
-      <w:r>
-        <w:t xml:space="preserve">In our example </w:t>
-      </w:r>
-      <w:r>
-        <w:t xml:space="preserve">we pass the data </w:t>
-      </w:r>
-      <w:r>
-        <w:t xml:space="preserve">through a </w:t>
-      </w:r>
-      <w:r>
-        <w:t>propert</w:t>
-      </w:r>
-      <w:r>
-        <w:t>y</w:t>
-      </w:r>
-      <w:r>
-        <w:t xml:space="preserve"> of the Matrix component</w:t>
-      </w:r>
-      <w:r>
-        <w:t xml:space="preserve"> </w:t>
-      </w:r>
-      <w:r>
-        <w:t>(</w:t>
-      </w:r>
-      <w:r>
-        <w:t>{</w:t>
-      </w:r>
-      <w:proofErr w:type="spellStart"/>
-      <w:r>
-        <w:t>matrixData</w:t>
-      </w:r>
-      <w:proofErr w:type="spellEnd"/>
-      <w:r>
-        <w:t>}</w:t>
-      </w:r>
-      <w:r>
-        <w:t xml:space="preserve"> in parameter) </w:t>
-      </w:r>
-      <w:r>
-        <w:t xml:space="preserve">and use </w:t>
-      </w:r>
-      <w:r>
-        <w:t xml:space="preserve">it </w:t>
-      </w:r>
-      <w:r>
-        <w:t>to render the cells</w:t>
-      </w:r>
-      <w:r>
-        <w:t xml:space="preserve"> in </w:t>
-      </w:r>
-      <w:proofErr w:type="spellStart"/>
-      <w:r>
-        <w:t>renderMatrix</w:t>
-      </w:r>
-      <w:proofErr w:type="spellEnd"/>
-      <w:r>
-        <w:t>:</w:t>
-      </w:r>
-    </w:p>
-    <w:p>
-      <w:pPr>
-        <w:pStyle w:val="Code"/>
-      </w:pPr>
-      <w:bookmarkStart w:id="14" w:name="_Hlk218078670"/>
-      <w:r>
-        <w:t>...</w:t>
-      </w:r>
-    </w:p>
-    <w:p>
-      <w:pPr>
-        <w:pStyle w:val="Code"/>
-      </w:pPr>
-      <w:r>
-        <w:t>function Matrix({</w:t>
-      </w:r>
-      <w:proofErr w:type="spellStart"/>
-      <w:r>
-        <w:t>matrixData</w:t>
-      </w:r>
-      <w:proofErr w:type="spellEnd"/>
-      <w:proofErr w:type="gramStart"/>
-      <w:r>
-        <w:t>}){</w:t>
-      </w:r>
-      <w:proofErr w:type="gramEnd"/>
-      <w:r>
-        <w:br/>
-        <w:t xml:space="preserve">    </w:t>
-      </w:r>
-      <w:proofErr w:type="spellStart"/>
-      <w:r>
-        <w:t>const</w:t>
-      </w:r>
-      <w:proofErr w:type="spellEnd"/>
-      <w:r>
-        <w:t xml:space="preserve"> </w:t>
-      </w:r>
-      <w:proofErr w:type="spellStart"/>
-      <w:r>
-        <w:t>renderMatrix</w:t>
-      </w:r>
-      <w:proofErr w:type="spellEnd"/>
-      <w:r>
-        <w:t xml:space="preserve"> = </w:t>
-      </w:r>
-      <w:proofErr w:type="gramStart"/>
-      <w:r>
-        <w:t>function(){</w:t>
-      </w:r>
-      <w:proofErr w:type="gramEnd"/>
-      <w:r>
-        <w:br/>
-        <w:t xml:space="preserve">        return </w:t>
-      </w:r>
-      <w:proofErr w:type="spellStart"/>
-      <w:r>
-        <w:t>matrixData.map</w:t>
-      </w:r>
-      <w:proofErr w:type="spellEnd"/>
-      <w:r>
-        <w:t>(</w:t>
-      </w:r>
-      <w:proofErr w:type="spellStart"/>
-      <w:r>
-        <w:t>cellData</w:t>
-      </w:r>
-      <w:proofErr w:type="spellEnd"/>
-      <w:r>
-        <w:t>=</w:t>
-      </w:r>
-      <w:proofErr w:type="gramStart"/>
-      <w:r>
-        <w:t>&gt;{</w:t>
-      </w:r>
-      <w:proofErr w:type="gramEnd"/>
-      <w:r>
-        <w:br/>
-        <w:t xml:space="preserve">            return &lt;Cell </w:t>
-      </w:r>
-      <w:r>
-        <w:t>key</w:t>
-      </w:r>
-      <w:proofErr w:type="gramStart"/>
-      <w:r>
-        <w:t>={</w:t>
-      </w:r>
-      <w:proofErr w:type="spellStart"/>
-      <w:proofErr w:type="gramEnd"/>
-      <w:r>
-        <w:t>cellData.</w:t>
-      </w:r>
-      <w:r>
-        <w:t>index</w:t>
-      </w:r>
-      <w:proofErr w:type="spellEnd"/>
-      <w:r>
-        <w:t>}</w:t>
-      </w:r>
-      <w:r>
-        <w:t xml:space="preserve"> </w:t>
-      </w:r>
-      <w:proofErr w:type="spellStart"/>
-      <w:r>
-        <w:t>rowPos</w:t>
-      </w:r>
-      <w:proofErr w:type="spellEnd"/>
-      <w:proofErr w:type="gramStart"/>
-      <w:r>
-        <w:t>={</w:t>
-      </w:r>
-      <w:proofErr w:type="spellStart"/>
-      <w:proofErr w:type="gramEnd"/>
-      <w:r>
-        <w:t>cellData.rowPos</w:t>
-      </w:r>
-      <w:proofErr w:type="spellEnd"/>
-      <w:r>
-        <w:t xml:space="preserve">} </w:t>
-      </w:r>
-      <w:proofErr w:type="spellStart"/>
-      <w:r>
-        <w:t>colPos</w:t>
-      </w:r>
-      <w:proofErr w:type="spellEnd"/>
-      <w:proofErr w:type="gramStart"/>
-      <w:r>
-        <w:t>={</w:t>
-      </w:r>
-      <w:proofErr w:type="spellStart"/>
-      <w:proofErr w:type="gramEnd"/>
-      <w:r>
-        <w:t>cellData.colPos</w:t>
-      </w:r>
-      <w:proofErr w:type="spellEnd"/>
-      <w:r>
-        <w:t>}/&gt;</w:t>
-      </w:r>
-      <w:r>
-        <w:br/>
-        <w:t xml:space="preserve">        })</w:t>
-      </w:r>
-      <w:r>
-        <w:br/>
-        <w:t xml:space="preserve">  </w:t>
-      </w:r>
-      <w:proofErr w:type="gramStart"/>
-      <w:r>
-        <w:t xml:space="preserve">  }</w:t>
-      </w:r>
-      <w:proofErr w:type="gramEnd"/>
-    </w:p>
-    <w:p>
-      <w:pPr>
-        <w:pStyle w:val="Code"/>
-      </w:pPr>
-      <w:r>
-        <w:t>...</w:t>
-      </w:r>
-    </w:p>
-    <w:bookmarkEnd w:id="14"/>
-    <w:p>
-      <w:r>
-        <w:t xml:space="preserve">In the return of App function in </w:t>
-      </w:r>
-      <w:proofErr w:type="spellStart"/>
-      <w:r>
-        <w:t>App.js</w:t>
-      </w:r>
-      <w:r>
-        <w:t>x</w:t>
-      </w:r>
-      <w:proofErr w:type="spellEnd"/>
-      <w:r>
-        <w:t xml:space="preserve">, add the property </w:t>
-      </w:r>
-      <w:proofErr w:type="spellStart"/>
-      <w:r>
-        <w:t>matrixData</w:t>
-      </w:r>
-      <w:proofErr w:type="spellEnd"/>
-      <w:r>
-        <w:t>={</w:t>
-      </w:r>
-      <w:proofErr w:type="spellStart"/>
-      <w:r>
-        <w:t>genData</w:t>
-      </w:r>
-      <w:proofErr w:type="spellEnd"/>
-      <w:r>
-        <w:t>}</w:t>
-      </w:r>
-      <w:r>
-        <w:t xml:space="preserve"> to declare the stored </w:t>
-      </w:r>
-      <w:proofErr w:type="spellStart"/>
-      <w:r>
-        <w:t>genData</w:t>
-      </w:r>
-      <w:proofErr w:type="spellEnd"/>
-      <w:r>
-        <w:t xml:space="preserve"> state as a property of the Matrix component</w:t>
-      </w:r>
-      <w:r>
-        <w:t>:</w:t>
-      </w:r>
-    </w:p>
-    <w:p>
-      <w:pPr>
-        <w:pStyle w:val="Code"/>
-      </w:pPr>
-      <w:bookmarkStart w:id="15" w:name="_Hlk218079213"/>
-      <w:r>
-        <w:t>...</w:t>
-      </w:r>
-    </w:p>
-    <w:p>
-      <w:pPr>
-        <w:pStyle w:val="Code"/>
-      </w:pPr>
-      <w:r>
         <w:t>&lt;div id="view-container"&gt;</w:t>
       </w:r>
       <w:r>
         <w:br/>
-        <w:t xml:space="preserve">    &lt;Matrix </w:t>
-      </w:r>
-      <w:proofErr w:type="spellStart"/>
-      <w:r>
-        <w:t>matrixData</w:t>
-      </w:r>
-      <w:proofErr w:type="spellEnd"/>
-      <w:r>
-        <w:t>={</w:t>
-      </w:r>
-      <w:proofErr w:type="spellStart"/>
-      <w:r>
-        <w:t>genData</w:t>
-      </w:r>
-      <w:proofErr w:type="spellEnd"/>
-      <w:r>
-        <w:t>}/&gt;</w:t>
+        <w:t xml:space="preserve">    &lt;Matrix matrixData={genData}/&gt;</w:t>
       </w:r>
       <w:r>
         <w:br/>
@@ -4421,23 +2976,7 @@
         <w:t xml:space="preserve">Control the data generation </w:t>
       </w:r>
       <w:r>
-        <w:t>(</w:t>
-      </w:r>
-      <w:proofErr w:type="spellStart"/>
-      <w:r>
-        <w:t>nbRows</w:t>
-      </w:r>
-      <w:proofErr w:type="spellEnd"/>
-      <w:r>
-        <w:t xml:space="preserve"> x </w:t>
-      </w:r>
-      <w:proofErr w:type="spellStart"/>
-      <w:r>
-        <w:t>nbColumns</w:t>
-      </w:r>
-      <w:proofErr w:type="spellEnd"/>
-      <w:r>
-        <w:t xml:space="preserve">) </w:t>
+        <w:t xml:space="preserve">(nbRows x nbColumns) </w:t>
       </w:r>
       <w:r>
         <w:t>in the control panel</w:t>
@@ -4455,13 +2994,8 @@
         <w:t xml:space="preserve">ee the </w:t>
       </w:r>
       <w:r>
-        <w:t xml:space="preserve">component </w:t>
-      </w:r>
-      <w:proofErr w:type="spellStart"/>
-      <w:r>
-        <w:t>ControlBar</w:t>
-      </w:r>
-      <w:proofErr w:type="spellEnd"/>
+        <w:t>component ControlBar</w:t>
+      </w:r>
       <w:r>
         <w:t xml:space="preserve"> render</w:t>
       </w:r>
@@ -4486,21 +3020,8 @@
       <w:r>
         <w:t xml:space="preserve"> </w:t>
       </w:r>
-      <w:proofErr w:type="spellStart"/>
-      <w:r>
-        <w:t>onSubmit</w:t>
-      </w:r>
-      <w:proofErr w:type="spellEnd"/>
-      <w:r>
-        <w:t>={</w:t>
-      </w:r>
-      <w:proofErr w:type="spellStart"/>
-      <w:r>
-        <w:t>handleOnSubmit</w:t>
-      </w:r>
-      <w:proofErr w:type="spellEnd"/>
-      <w:r>
-        <w:t>}</w:t>
+      <w:r>
+        <w:t>onSubmit={handleOnSubmit}</w:t>
       </w:r>
       <w:r>
         <w:t>&gt;</w:t>
@@ -4515,23 +3036,7 @@
       </w:r>
       <w:r>
         <w:br/>
-        <w:t xml:space="preserve">        &lt;input name="</w:t>
-      </w:r>
-      <w:proofErr w:type="spellStart"/>
-      <w:r>
-        <w:t>nbRows</w:t>
-      </w:r>
-      <w:proofErr w:type="spellEnd"/>
-      <w:r>
-        <w:t xml:space="preserve">" </w:t>
-      </w:r>
-      <w:proofErr w:type="spellStart"/>
-      <w:r>
-        <w:t>defaultValue</w:t>
-      </w:r>
-      <w:proofErr w:type="spellEnd"/>
-      <w:r>
-        <w:t xml:space="preserve"> = "4"/&gt;</w:t>
+        <w:t xml:space="preserve">        &lt;input name="nbRows" defaultValue = "4"/&gt;</w:t>
       </w:r>
       <w:r>
         <w:br/>
@@ -4550,23 +3055,7 @@
       </w:r>
       <w:r>
         <w:br/>
-        <w:t xml:space="preserve">        &lt;input name="</w:t>
-      </w:r>
-      <w:proofErr w:type="spellStart"/>
-      <w:r>
-        <w:t>nbCols</w:t>
-      </w:r>
-      <w:proofErr w:type="spellEnd"/>
-      <w:r>
-        <w:t xml:space="preserve">" </w:t>
-      </w:r>
-      <w:proofErr w:type="spellStart"/>
-      <w:r>
-        <w:t>defaultValue</w:t>
-      </w:r>
-      <w:proofErr w:type="spellEnd"/>
-      <w:r>
-        <w:t xml:space="preserve"> = "4"/&gt;</w:t>
+        <w:t xml:space="preserve">        &lt;input name="nbCols" defaultValue = "4"/&gt;</w:t>
       </w:r>
       <w:r>
         <w:br/>
@@ -4595,15 +3084,7 @@
         <w:t xml:space="preserve"> </w:t>
       </w:r>
       <w:r>
-        <w:t>Call it in the App Component in the &lt;div id</w:t>
-      </w:r>
-      <w:proofErr w:type="gramStart"/>
-      <w:r>
-        <w:t>=”control</w:t>
-      </w:r>
-      <w:proofErr w:type="gramEnd"/>
-      <w:r>
-        <w:t>-bar-container”&gt;</w:t>
+        <w:t>Call it in the App Component in the &lt;div id=”control-bar-container”&gt;</w:t>
       </w:r>
     </w:p>
     <w:p>
@@ -4648,27 +3129,17 @@
         <w:t xml:space="preserve">. </w:t>
       </w:r>
       <w:r>
-        <w:t xml:space="preserve">We want now to communicate the configuration data from the </w:t>
-      </w:r>
-      <w:proofErr w:type="spellStart"/>
-      <w:r>
-        <w:t>ControlBar</w:t>
-      </w:r>
-      <w:proofErr w:type="spellEnd"/>
-      <w:r>
-        <w:t xml:space="preserve"> component to its parent </w:t>
+        <w:t xml:space="preserve">We want now to communicate the configuration data from the ControlBar component to its parent </w:t>
       </w:r>
       <w:r>
         <w:t>(</w:t>
       </w:r>
-      <w:proofErr w:type="spellStart"/>
       <w:r>
         <w:t>App.js</w:t>
       </w:r>
       <w:r>
         <w:t>x</w:t>
       </w:r>
-      <w:proofErr w:type="spellEnd"/>
       <w:r>
         <w:t>)</w:t>
       </w:r>
@@ -4682,15 +3153,7 @@
         <w:t xml:space="preserve">To do so, we </w:t>
       </w:r>
       <w:r>
-        <w:t xml:space="preserve">transmit a function in </w:t>
-      </w:r>
-      <w:proofErr w:type="spellStart"/>
-      <w:r>
-        <w:t>ControlBar</w:t>
-      </w:r>
-      <w:proofErr w:type="spellEnd"/>
-      <w:r>
-        <w:t xml:space="preserve"> property which will take </w:t>
+        <w:t xml:space="preserve">transmit a function in ControlBar property which will take </w:t>
       </w:r>
       <w:r>
         <w:t xml:space="preserve">the new configuration data </w:t>
@@ -4781,21 +3244,11 @@
         <w:t>an</w:t>
       </w:r>
       <w:r>
-        <w:t xml:space="preserve"> object named </w:t>
-      </w:r>
-      <w:proofErr w:type="spellStart"/>
-      <w:r>
-        <w:t>genConfig</w:t>
-      </w:r>
-      <w:proofErr w:type="spellEnd"/>
-      <w:r>
-        <w:t xml:space="preserve"> with a setter method named </w:t>
-      </w:r>
-      <w:proofErr w:type="spellStart"/>
-      <w:r>
-        <w:t>setGenConfig</w:t>
-      </w:r>
-      <w:proofErr w:type="spellEnd"/>
+        <w:t xml:space="preserve"> object named genConfig</w:t>
+      </w:r>
+      <w:r>
+        <w:t xml:space="preserve"> with a setter method named setGenConfig</w:t>
+      </w:r>
       <w:r>
         <w:t xml:space="preserve">. </w:t>
       </w:r>
@@ -4807,13 +3260,8 @@
       <w:r>
         <w:t xml:space="preserve">e will create a function </w:t>
       </w:r>
-      <w:proofErr w:type="spellStart"/>
-      <w:r>
-        <w:t>updateGenConfigAndGenerate</w:t>
-      </w:r>
-      <w:proofErr w:type="spellEnd"/>
-      <w:r>
-        <w:t xml:space="preserve"> </w:t>
+      <w:r>
+        <w:t xml:space="preserve">updateGenConfigAndGenerate </w:t>
       </w:r>
       <w:r>
         <w:t xml:space="preserve">to update </w:t>
@@ -4822,13 +3270,8 @@
         <w:t>to update the new created state</w:t>
       </w:r>
       <w:r>
-        <w:t xml:space="preserve"> that will be used by </w:t>
-      </w:r>
-      <w:proofErr w:type="spellStart"/>
-      <w:r>
-        <w:t>ControlBar</w:t>
-      </w:r>
-      <w:proofErr w:type="spellEnd"/>
+        <w:t xml:space="preserve"> that will be used by ControlBar</w:t>
+      </w:r>
       <w:r>
         <w:t>:</w:t>
       </w:r>
@@ -4839,15 +3282,7 @@
       </w:pPr>
       <w:bookmarkStart w:id="17" w:name="_Hlk218079693"/>
       <w:r>
-        <w:t xml:space="preserve">function </w:t>
-      </w:r>
-      <w:proofErr w:type="gramStart"/>
-      <w:r>
-        <w:t>App(</w:t>
-      </w:r>
-      <w:proofErr w:type="gramEnd"/>
-      <w:r>
-        <w:t>) {</w:t>
+        <w:t>function App() {</w:t>
       </w:r>
     </w:p>
     <w:p>
@@ -4858,47 +3293,22 @@
         <w:t xml:space="preserve">  </w:t>
       </w:r>
       <w:r>
+        <w:t>  const [genConfig,setGenConfig] = useState({nbRows:4,nbCols:4});</w:t>
+      </w:r>
+    </w:p>
+    <w:p>
+      <w:pPr>
+        <w:pStyle w:val="Code"/>
+      </w:pPr>
+      <w:r>
         <w:t xml:space="preserve">  </w:t>
       </w:r>
-      <w:proofErr w:type="spellStart"/>
-      <w:r>
-        <w:t>const</w:t>
-      </w:r>
-      <w:proofErr w:type="spellEnd"/>
-      <w:r>
-        <w:t xml:space="preserve"> [</w:t>
-      </w:r>
-      <w:proofErr w:type="spellStart"/>
-      <w:proofErr w:type="gramStart"/>
-      <w:r>
-        <w:t>genConfig,setGenConfig</w:t>
-      </w:r>
-      <w:proofErr w:type="spellEnd"/>
-      <w:proofErr w:type="gramEnd"/>
-      <w:r>
-        <w:t xml:space="preserve">] = </w:t>
-      </w:r>
-      <w:proofErr w:type="spellStart"/>
-      <w:r>
-        <w:t>useState</w:t>
-      </w:r>
-      <w:proofErr w:type="spellEnd"/>
-      <w:r>
-        <w:t>({nbRows:</w:t>
-      </w:r>
-      <w:proofErr w:type="gramStart"/>
-      <w:r>
-        <w:t>4,nbCols</w:t>
-      </w:r>
-      <w:proofErr w:type="gramEnd"/>
-      <w:r>
-        <w:t>:4}</w:t>
-      </w:r>
-      <w:proofErr w:type="gramStart"/>
-      <w:r>
-        <w:t>);</w:t>
-      </w:r>
-      <w:proofErr w:type="gramEnd"/>
+      <w:r>
+        <w:t xml:space="preserve">  </w:t>
+      </w:r>
+      <w:r>
+        <w:t>const initGenData = genGridData(genConfig.nbRows,genConfig.nbCols);</w:t>
+      </w:r>
     </w:p>
     <w:p>
       <w:pPr>
@@ -4910,185 +3320,37 @@
       <w:r>
         <w:t xml:space="preserve">  </w:t>
       </w:r>
-      <w:proofErr w:type="spellStart"/>
-      <w:r>
-        <w:t>const</w:t>
-      </w:r>
-      <w:proofErr w:type="spellEnd"/>
-      <w:r>
-        <w:t xml:space="preserve"> </w:t>
-      </w:r>
-      <w:proofErr w:type="spellStart"/>
-      <w:r>
-        <w:t>initGenData</w:t>
-      </w:r>
-      <w:proofErr w:type="spellEnd"/>
-      <w:r>
-        <w:t xml:space="preserve"> = </w:t>
-      </w:r>
-      <w:proofErr w:type="spellStart"/>
-      <w:proofErr w:type="gramStart"/>
-      <w:r>
-        <w:t>genGridData</w:t>
-      </w:r>
-      <w:proofErr w:type="spellEnd"/>
-      <w:r>
-        <w:t>(</w:t>
-      </w:r>
-      <w:proofErr w:type="spellStart"/>
-      <w:r>
-        <w:t>genConfig.nbRows,genConfig.nbCols</w:t>
-      </w:r>
-      <w:proofErr w:type="spellEnd"/>
-      <w:r>
-        <w:t>);</w:t>
-      </w:r>
-      <w:proofErr w:type="gramEnd"/>
-    </w:p>
-    <w:p>
-      <w:pPr>
-        <w:pStyle w:val="Code"/>
-      </w:pPr>
-      <w:r>
-        <w:t xml:space="preserve">  </w:t>
-      </w:r>
-      <w:r>
-        <w:t xml:space="preserve">  </w:t>
-      </w:r>
-      <w:proofErr w:type="spellStart"/>
-      <w:r>
-        <w:t>const</w:t>
-      </w:r>
-      <w:proofErr w:type="spellEnd"/>
-      <w:r>
-        <w:t xml:space="preserve"> [</w:t>
-      </w:r>
-      <w:proofErr w:type="spellStart"/>
-      <w:proofErr w:type="gramStart"/>
-      <w:r>
-        <w:t>genData,setGenData</w:t>
-      </w:r>
-      <w:proofErr w:type="spellEnd"/>
-      <w:proofErr w:type="gramEnd"/>
-      <w:r>
-        <w:t xml:space="preserve">] = </w:t>
-      </w:r>
-      <w:proofErr w:type="spellStart"/>
-      <w:r>
-        <w:t>useState</w:t>
-      </w:r>
-      <w:proofErr w:type="spellEnd"/>
-      <w:r>
-        <w:t>(</w:t>
-      </w:r>
-      <w:proofErr w:type="spellStart"/>
-      <w:r>
-        <w:t>initGenData</w:t>
-      </w:r>
-      <w:proofErr w:type="spellEnd"/>
-      <w:proofErr w:type="gramStart"/>
-      <w:r>
-        <w:t>);</w:t>
-      </w:r>
-      <w:proofErr w:type="gramEnd"/>
-    </w:p>
-    <w:p>
-      <w:pPr>
-        <w:pStyle w:val="Code"/>
-      </w:pPr>
-    </w:p>
-    <w:p>
-      <w:pPr>
-        <w:pStyle w:val="Code"/>
-      </w:pPr>
-      <w:r>
-        <w:t xml:space="preserve">    </w:t>
-      </w:r>
-      <w:proofErr w:type="spellStart"/>
-      <w:r>
-        <w:t>const</w:t>
-      </w:r>
-      <w:proofErr w:type="spellEnd"/>
-      <w:r>
-        <w:t xml:space="preserve"> </w:t>
-      </w:r>
-      <w:proofErr w:type="spellStart"/>
-      <w:r>
-        <w:t>updateGenConfigAndGenerate</w:t>
-      </w:r>
-      <w:proofErr w:type="spellEnd"/>
-      <w:r>
-        <w:t xml:space="preserve"> = function(</w:t>
-      </w:r>
-      <w:proofErr w:type="spellStart"/>
-      <w:r>
-        <w:t>newGenConfig</w:t>
-      </w:r>
-      <w:proofErr w:type="spellEnd"/>
-      <w:proofErr w:type="gramStart"/>
-      <w:r>
-        <w:t>){</w:t>
-      </w:r>
-      <w:proofErr w:type="gramEnd"/>
-    </w:p>
-    <w:p>
-      <w:pPr>
-        <w:pStyle w:val="Code"/>
-      </w:pPr>
-      <w:r>
-        <w:t xml:space="preserve">        </w:t>
-      </w:r>
-      <w:proofErr w:type="spellStart"/>
-      <w:r>
-        <w:t>setGenConfig</w:t>
-      </w:r>
-      <w:proofErr w:type="spellEnd"/>
-      <w:r>
-        <w:t>(</w:t>
-      </w:r>
-      <w:proofErr w:type="spellStart"/>
-      <w:r>
-        <w:t>newGenConfig</w:t>
-      </w:r>
-      <w:proofErr w:type="spellEnd"/>
-      <w:proofErr w:type="gramStart"/>
-      <w:r>
-        <w:t>);</w:t>
-      </w:r>
-      <w:proofErr w:type="gramEnd"/>
-    </w:p>
-    <w:p>
-      <w:pPr>
-        <w:pStyle w:val="Code"/>
-      </w:pPr>
-      <w:r>
-        <w:t xml:space="preserve">        </w:t>
-      </w:r>
-      <w:proofErr w:type="spellStart"/>
-      <w:r>
-        <w:t>setGenData</w:t>
-      </w:r>
-      <w:proofErr w:type="spellEnd"/>
-      <w:r>
-        <w:t>(</w:t>
-      </w:r>
-      <w:proofErr w:type="spellStart"/>
-      <w:proofErr w:type="gramStart"/>
-      <w:r>
-        <w:t>genGridData</w:t>
-      </w:r>
-      <w:proofErr w:type="spellEnd"/>
-      <w:r>
-        <w:t>(</w:t>
-      </w:r>
-      <w:proofErr w:type="spellStart"/>
-      <w:r>
-        <w:t>newGenConfig.nbRows,newGenConfig.nbCols</w:t>
-      </w:r>
-      <w:proofErr w:type="spellEnd"/>
-      <w:proofErr w:type="gramEnd"/>
-      <w:r>
-        <w:t>))</w:t>
+      <w:r>
+        <w:t>const [genData,setGenData] = useState(initGenData);</w:t>
+      </w:r>
+    </w:p>
+    <w:p>
+      <w:pPr>
+        <w:pStyle w:val="Code"/>
+      </w:pPr>
+    </w:p>
+    <w:p>
+      <w:pPr>
+        <w:pStyle w:val="Code"/>
+      </w:pPr>
+      <w:r>
+        <w:t xml:space="preserve">    const updateGenConfigAndGenerate = function(newGenConfig){</w:t>
+      </w:r>
+    </w:p>
+    <w:p>
+      <w:pPr>
+        <w:pStyle w:val="Code"/>
+      </w:pPr>
+      <w:r>
+        <w:t xml:space="preserve">        setGenConfig(newGenConfig);</w:t>
+      </w:r>
+    </w:p>
+    <w:p>
+      <w:pPr>
+        <w:pStyle w:val="Code"/>
+      </w:pPr>
+      <w:r>
+        <w:t xml:space="preserve">        setGenData(genGridData(newGenConfig.nbRows,newGenConfig.nbCols))</w:t>
       </w:r>
     </w:p>
     <w:p>
@@ -5116,15 +3378,7 @@
         <w:t xml:space="preserve">receive the function in </w:t>
       </w:r>
       <w:r>
-        <w:t xml:space="preserve">the </w:t>
-      </w:r>
-      <w:proofErr w:type="spellStart"/>
-      <w:r>
-        <w:t>ControlBar</w:t>
-      </w:r>
-      <w:proofErr w:type="spellEnd"/>
-      <w:r>
-        <w:t xml:space="preserve"> component:</w:t>
+        <w:t>the ControlBar component:</w:t>
       </w:r>
     </w:p>
     <w:p>
@@ -5134,26 +3388,8 @@
       </w:pPr>
       <w:bookmarkStart w:id="18" w:name="_Hlk218079932"/>
       <w:r>
-        <w:t xml:space="preserve">function </w:t>
-      </w:r>
-      <w:proofErr w:type="spellStart"/>
-      <w:r>
-        <w:t>ControlBar</w:t>
-      </w:r>
-      <w:proofErr w:type="spellEnd"/>
-      <w:r>
-        <w:t>({</w:t>
-      </w:r>
-      <w:proofErr w:type="spellStart"/>
-      <w:proofErr w:type="gramStart"/>
-      <w:r>
-        <w:t>genConfig,onSubmitGenAction</w:t>
-      </w:r>
-      <w:proofErr w:type="spellEnd"/>
-      <w:r>
-        <w:t>}){</w:t>
-      </w:r>
-      <w:proofErr w:type="gramEnd"/>
+        <w:t>function ControlBar({genConfig,onSubmitGenAction}){</w:t>
+      </w:r>
     </w:p>
     <w:p>
       <w:pPr>
@@ -5163,24 +3399,11 @@
       <w:bookmarkEnd w:id="18"/>
       <w:r>
         <w:lastRenderedPageBreak/>
-        <w:t xml:space="preserve">Call it in </w:t>
-      </w:r>
-      <w:proofErr w:type="spellStart"/>
-      <w:r>
-        <w:t>handleOnSubmit</w:t>
-      </w:r>
-      <w:proofErr w:type="spellEnd"/>
-      <w:r>
-        <w:t xml:space="preserve"> function</w:t>
-      </w:r>
-      <w:r>
-        <w:t xml:space="preserve"> of </w:t>
-      </w:r>
-      <w:proofErr w:type="spellStart"/>
-      <w:r>
-        <w:t>ControlBar</w:t>
-      </w:r>
-      <w:proofErr w:type="spellEnd"/>
+        <w:t>Call it in handleOnSubmit function</w:t>
+      </w:r>
+      <w:r>
+        <w:t xml:space="preserve"> of ControlBar</w:t>
+      </w:r>
       <w:r>
         <w:t>:</w:t>
       </w:r>
@@ -5189,21 +3412,8 @@
       <w:pPr>
         <w:pStyle w:val="Code"/>
       </w:pPr>
-      <w:proofErr w:type="spellStart"/>
-      <w:r>
-        <w:t>const</w:t>
-      </w:r>
-      <w:proofErr w:type="spellEnd"/>
-      <w:r>
-        <w:t xml:space="preserve"> </w:t>
-      </w:r>
-      <w:proofErr w:type="spellStart"/>
-      <w:r>
-        <w:t>handleOnSubmit</w:t>
-      </w:r>
-      <w:proofErr w:type="spellEnd"/>
-      <w:r>
-        <w:t xml:space="preserve"> = function(event){</w:t>
+      <w:r>
+        <w:t>const handleOnSubmit = function(event){</w:t>
       </w:r>
       <w:r>
         <w:br/>
@@ -5211,15 +3421,7 @@
       </w:r>
       <w:r>
         <w:br/>
-        <w:t xml:space="preserve">    </w:t>
-      </w:r>
-      <w:proofErr w:type="spellStart"/>
-      <w:r>
-        <w:t>event.preventDefault</w:t>
-      </w:r>
-      <w:proofErr w:type="spellEnd"/>
-      <w:r>
-        <w:t>();</w:t>
+        <w:t xml:space="preserve">    event.preventDefault();</w:t>
       </w:r>
       <w:r>
         <w:br/>
@@ -5230,73 +3432,16 @@
       </w:r>
       <w:r>
         <w:br/>
-        <w:t xml:space="preserve">    </w:t>
-      </w:r>
-      <w:proofErr w:type="spellStart"/>
-      <w:r>
-        <w:t>const</w:t>
-      </w:r>
-      <w:proofErr w:type="spellEnd"/>
-      <w:r>
-        <w:t xml:space="preserve"> form = </w:t>
-      </w:r>
-      <w:proofErr w:type="spellStart"/>
-      <w:r>
-        <w:t>event.target</w:t>
-      </w:r>
-      <w:proofErr w:type="spellEnd"/>
-      <w:r>
-        <w:t>;</w:t>
-      </w:r>
-      <w:r>
-        <w:br/>
-        <w:t xml:space="preserve">    </w:t>
-      </w:r>
-      <w:proofErr w:type="spellStart"/>
-      <w:r>
-        <w:t>const</w:t>
-      </w:r>
-      <w:proofErr w:type="spellEnd"/>
-      <w:r>
-        <w:t xml:space="preserve"> </w:t>
-      </w:r>
-      <w:proofErr w:type="spellStart"/>
-      <w:r>
-        <w:t>formData</w:t>
-      </w:r>
-      <w:proofErr w:type="spellEnd"/>
-      <w:r>
-        <w:t xml:space="preserve"> = new </w:t>
-      </w:r>
-      <w:proofErr w:type="spellStart"/>
-      <w:r>
-        <w:t>FormData</w:t>
-      </w:r>
-      <w:proofErr w:type="spellEnd"/>
-      <w:r>
-        <w:t>(form);</w:t>
-      </w:r>
-      <w:r>
-        <w:br/>
-        <w:t xml:space="preserve">    </w:t>
-      </w:r>
-      <w:proofErr w:type="spellStart"/>
-      <w:r>
-        <w:t>const</w:t>
-      </w:r>
-      <w:proofErr w:type="spellEnd"/>
-      <w:r>
-        <w:t xml:space="preserve"> </w:t>
-      </w:r>
-      <w:proofErr w:type="spellStart"/>
-      <w:r>
-        <w:t>formJSON</w:t>
-      </w:r>
-      <w:proofErr w:type="spellEnd"/>
-      <w:r>
-        <w:t xml:space="preserve"> = </w:t>
-      </w:r>
-      <w:proofErr w:type="spellStart"/>
+        <w:t xml:space="preserve">    const form = event.target;</w:t>
+      </w:r>
+      <w:r>
+        <w:br/>
+        <w:t xml:space="preserve">    const formData = new FormData(form);</w:t>
+      </w:r>
+      <w:r>
+        <w:br/>
+        <w:t xml:space="preserve">    const formJSON = </w:t>
+      </w:r>
       <w:r>
         <w:rPr>
           <w:i/>
@@ -5305,238 +3450,80 @@
         <w:t>Object</w:t>
       </w:r>
       <w:r>
-        <w:t>.fromEntries</w:t>
-      </w:r>
-      <w:proofErr w:type="spellEnd"/>
-      <w:r>
-        <w:t>(</w:t>
-      </w:r>
-      <w:proofErr w:type="spellStart"/>
-      <w:r>
-        <w:t>formData.entries</w:t>
-      </w:r>
-      <w:proofErr w:type="spellEnd"/>
-      <w:r>
-        <w:t>());</w:t>
-      </w:r>
-      <w:r>
-        <w:br/>
+        <w:t>.fromEntries(formData.entries());</w:t>
+      </w:r>
+      <w:r>
+        <w:br/>
+        <w:t xml:space="preserve">    formJSON.nbRows = parseInt(formJSON.nbRows);</w:t>
+      </w:r>
+      <w:r>
+        <w:br/>
+        <w:t xml:space="preserve">    formJSON.nbCols = parseInt(formJSON.nbCols);</w:t>
+      </w:r>
+      <w:r>
+        <w:br/>
+        <w:t xml:space="preserve">    alert("Data generation with nbRows="+formJSON.nbRows+" nbCols="+formJSON.nbCols);</w:t>
+      </w:r>
+      <w:r>
+        <w:br/>
+        <w:t xml:space="preserve">    onSubmitGenAction(formJSON);</w:t>
+      </w:r>
+      <w:r>
+        <w:br/>
+        <w:t>}</w:t>
+      </w:r>
+    </w:p>
+    <w:bookmarkEnd w:id="19"/>
+    <w:p>
+      <w:r>
+        <w:t>In the parent component (App.js), bind</w:t>
+      </w:r>
+      <w:r>
+        <w:t xml:space="preserve"> the function </w:t>
+      </w:r>
+      <w:r>
+        <w:t xml:space="preserve">updateGenConfigAndGenerate </w:t>
+      </w:r>
+      <w:r>
+        <w:t>to</w:t>
+      </w:r>
+      <w:r>
+        <w:t xml:space="preserve"> the </w:t>
+      </w:r>
+      <w:r>
+        <w:t xml:space="preserve">ControlBar </w:t>
+      </w:r>
+      <w:r>
+        <w:t xml:space="preserve">with the </w:t>
+      </w:r>
+      <w:r>
+        <w:t xml:space="preserve">component </w:t>
+      </w:r>
+      <w:r>
+        <w:t>property</w:t>
+      </w:r>
+      <w:r>
+        <w:t>:</w:t>
+      </w:r>
+    </w:p>
+    <w:p>
+      <w:pPr>
+        <w:pStyle w:val="Code"/>
+      </w:pPr>
+      <w:bookmarkStart w:id="20" w:name="_Hlk218080248"/>
+      <w:r>
+        <w:t>&lt;div id="control-bar-container"&gt;</w:t>
+      </w:r>
+    </w:p>
+    <w:p>
+      <w:pPr>
+        <w:pStyle w:val="Code"/>
+      </w:pPr>
+      <w:r>
         <w:t xml:space="preserve">    </w:t>
       </w:r>
-      <w:proofErr w:type="spellStart"/>
-      <w:r>
-        <w:t>formJSON.nbRows</w:t>
-      </w:r>
-      <w:proofErr w:type="spellEnd"/>
-      <w:r>
-        <w:t xml:space="preserve"> = </w:t>
-      </w:r>
-      <w:proofErr w:type="spellStart"/>
-      <w:r>
-        <w:t>parseInt</w:t>
-      </w:r>
-      <w:proofErr w:type="spellEnd"/>
-      <w:r>
-        <w:t>(</w:t>
-      </w:r>
-      <w:proofErr w:type="spellStart"/>
-      <w:r>
-        <w:t>formJSON.nbRows</w:t>
-      </w:r>
-      <w:proofErr w:type="spellEnd"/>
-      <w:r>
-        <w:t>);</w:t>
-      </w:r>
-      <w:r>
-        <w:br/>
-        <w:t xml:space="preserve">    </w:t>
-      </w:r>
-      <w:proofErr w:type="spellStart"/>
-      <w:r>
-        <w:t>formJSON.nbCols</w:t>
-      </w:r>
-      <w:proofErr w:type="spellEnd"/>
-      <w:r>
-        <w:t xml:space="preserve"> = </w:t>
-      </w:r>
-      <w:proofErr w:type="spellStart"/>
-      <w:r>
-        <w:t>parseInt</w:t>
-      </w:r>
-      <w:proofErr w:type="spellEnd"/>
-      <w:r>
-        <w:t>(</w:t>
-      </w:r>
-      <w:proofErr w:type="spellStart"/>
-      <w:r>
-        <w:t>formJSON.nbCols</w:t>
-      </w:r>
-      <w:proofErr w:type="spellEnd"/>
-      <w:r>
-        <w:t>);</w:t>
-      </w:r>
-      <w:r>
-        <w:br/>
-        <w:t xml:space="preserve">    alert("Data generation with </w:t>
-      </w:r>
-      <w:proofErr w:type="spellStart"/>
-      <w:r>
-        <w:t>nbRows</w:t>
-      </w:r>
-      <w:proofErr w:type="spellEnd"/>
-      <w:r>
-        <w:t>="+</w:t>
-      </w:r>
-      <w:proofErr w:type="spellStart"/>
-      <w:r>
-        <w:t>formJSON.nbRows</w:t>
-      </w:r>
-      <w:proofErr w:type="spellEnd"/>
-      <w:r>
-        <w:t xml:space="preserve">+" </w:t>
-      </w:r>
-      <w:proofErr w:type="spellStart"/>
-      <w:r>
-        <w:t>nbCols</w:t>
-      </w:r>
-      <w:proofErr w:type="spellEnd"/>
-      <w:r>
-        <w:t>="+</w:t>
-      </w:r>
-      <w:proofErr w:type="spellStart"/>
-      <w:r>
-        <w:t>formJSON.nbCols</w:t>
-      </w:r>
-      <w:proofErr w:type="spellEnd"/>
-      <w:r>
-        <w:t>);</w:t>
-      </w:r>
-      <w:r>
-        <w:br/>
-        <w:t xml:space="preserve">    </w:t>
-      </w:r>
-      <w:proofErr w:type="spellStart"/>
-      <w:r>
-        <w:t>onSubmitGenAction</w:t>
-      </w:r>
-      <w:proofErr w:type="spellEnd"/>
-      <w:r>
-        <w:t>(</w:t>
-      </w:r>
-      <w:proofErr w:type="spellStart"/>
-      <w:r>
-        <w:t>formJSON</w:t>
-      </w:r>
-      <w:proofErr w:type="spellEnd"/>
-      <w:r>
-        <w:t>);</w:t>
-      </w:r>
-      <w:r>
-        <w:br/>
-        <w:t>}</w:t>
-      </w:r>
-    </w:p>
-    <w:bookmarkEnd w:id="19"/>
-    <w:p>
-      <w:r>
-        <w:t>In the parent component (App.js), bind</w:t>
-      </w:r>
-      <w:r>
-        <w:t xml:space="preserve"> the function </w:t>
-      </w:r>
-      <w:proofErr w:type="spellStart"/>
-      <w:r>
-        <w:t>updateGenConfigAndGenerate</w:t>
-      </w:r>
-      <w:proofErr w:type="spellEnd"/>
-      <w:r>
-        <w:t xml:space="preserve"> </w:t>
-      </w:r>
-      <w:r>
-        <w:t>to</w:t>
-      </w:r>
-      <w:r>
-        <w:t xml:space="preserve"> the </w:t>
-      </w:r>
-      <w:proofErr w:type="spellStart"/>
-      <w:r>
-        <w:t>ControlBar</w:t>
-      </w:r>
-      <w:proofErr w:type="spellEnd"/>
-      <w:r>
-        <w:t xml:space="preserve"> </w:t>
-      </w:r>
-      <w:r>
-        <w:t xml:space="preserve">with the </w:t>
-      </w:r>
-      <w:r>
-        <w:t xml:space="preserve">component </w:t>
-      </w:r>
-      <w:r>
-        <w:t>property</w:t>
-      </w:r>
-      <w:r>
-        <w:t>:</w:t>
-      </w:r>
-    </w:p>
-    <w:p>
-      <w:pPr>
-        <w:pStyle w:val="Code"/>
-      </w:pPr>
-      <w:bookmarkStart w:id="20" w:name="_Hlk218080248"/>
-      <w:r>
-        <w:t>&lt;div id="control-bar-container"&gt;</w:t>
-      </w:r>
-    </w:p>
-    <w:p>
-      <w:pPr>
-        <w:pStyle w:val="Code"/>
-      </w:pPr>
-      <w:r>
-        <w:t xml:space="preserve">    </w:t>
-      </w:r>
-      <w:r>
-        <w:t>&lt;</w:t>
-      </w:r>
-      <w:proofErr w:type="spellStart"/>
-      <w:r>
-        <w:t>ControlBar</w:t>
-      </w:r>
-      <w:proofErr w:type="spellEnd"/>
-      <w:r>
-        <w:t xml:space="preserve"> </w:t>
-      </w:r>
-      <w:proofErr w:type="spellStart"/>
-      <w:r>
-        <w:t>genConfig</w:t>
-      </w:r>
-      <w:proofErr w:type="spellEnd"/>
-      <w:r>
-        <w:t>={</w:t>
-      </w:r>
-      <w:proofErr w:type="spellStart"/>
-      <w:r>
-        <w:t>genConfig</w:t>
-      </w:r>
-      <w:proofErr w:type="spellEnd"/>
-      <w:r>
-        <w:t xml:space="preserve">} </w:t>
-      </w:r>
-      <w:proofErr w:type="spellStart"/>
-      <w:r>
-        <w:t>onSubmitGenAction</w:t>
-      </w:r>
-      <w:proofErr w:type="spellEnd"/>
-      <w:r>
-        <w:t>={</w:t>
-      </w:r>
-      <w:proofErr w:type="spellStart"/>
-      <w:r>
-        <w:t>updateGenConfigAndGenerate</w:t>
-      </w:r>
-      <w:proofErr w:type="spellEnd"/>
-      <w:r>
-        <w:t>}/&gt;</w:t>
+      <w:r>
+        <w:t>&lt;ControlBar genConfig={genConfig} onSubmitGenAction={updateGenConfigAndGenerate}/&gt;</w:t>
       </w:r>
     </w:p>
     <w:p>
@@ -5550,23 +3537,7 @@
     <w:bookmarkEnd w:id="20"/>
     <w:p>
       <w:r>
-        <w:t xml:space="preserve">Now if you change the value of </w:t>
-      </w:r>
-      <w:proofErr w:type="spellStart"/>
-      <w:r>
-        <w:t>nbCols</w:t>
-      </w:r>
-      <w:proofErr w:type="spellEnd"/>
-      <w:r>
-        <w:t xml:space="preserve"> or </w:t>
-      </w:r>
-      <w:proofErr w:type="spellStart"/>
-      <w:r>
-        <w:t>nbRows</w:t>
-      </w:r>
-      <w:proofErr w:type="spellEnd"/>
-      <w:r>
-        <w:t xml:space="preserve"> in the UI, the size of the matrix will change.</w:t>
+        <w:t>Now if you change the value of nbCols or nbRows in the UI, the size of the matrix will change.</w:t>
       </w:r>
       <w:r>
         <w:t xml:space="preserve"> When the state updates, the child components render again with the updated data passed in the properties.</w:t>
@@ -5582,23 +3553,7 @@
         <w:t>Exercise3:</w:t>
       </w:r>
       <w:r>
-        <w:t xml:space="preserve"> Add a property to </w:t>
-      </w:r>
-      <w:proofErr w:type="spellStart"/>
-      <w:r>
-        <w:t>ControlBar</w:t>
-      </w:r>
-      <w:proofErr w:type="spellEnd"/>
-      <w:r>
-        <w:t xml:space="preserve"> to send </w:t>
-      </w:r>
-      <w:proofErr w:type="spellStart"/>
-      <w:r>
-        <w:t>genConfig</w:t>
-      </w:r>
-      <w:proofErr w:type="spellEnd"/>
-      <w:r>
-        <w:t xml:space="preserve"> data to it.</w:t>
+        <w:t xml:space="preserve"> Add a property to ControlBar to send genConfig data to it.</w:t>
       </w:r>
     </w:p>
     <w:p>
@@ -5606,39 +3561,7 @@
         <w:keepNext/>
       </w:pPr>
       <w:r>
-        <w:t xml:space="preserve">In the </w:t>
-      </w:r>
-      <w:proofErr w:type="spellStart"/>
-      <w:r>
-        <w:t>ControlBar</w:t>
-      </w:r>
-      <w:proofErr w:type="spellEnd"/>
-      <w:r>
-        <w:t xml:space="preserve"> you can use the </w:t>
-      </w:r>
-      <w:proofErr w:type="spellStart"/>
-      <w:r>
-        <w:t>genConfig</w:t>
-      </w:r>
-      <w:proofErr w:type="spellEnd"/>
-      <w:r>
-        <w:t xml:space="preserve"> object as default value instead of a number. Then, you can display </w:t>
-      </w:r>
-      <w:proofErr w:type="spellStart"/>
-      <w:r>
-        <w:t>nbRows</w:t>
-      </w:r>
-      <w:proofErr w:type="spellEnd"/>
-      <w:r>
-        <w:t xml:space="preserve"> and </w:t>
-      </w:r>
-      <w:proofErr w:type="spellStart"/>
-      <w:r>
-        <w:t>nbCols</w:t>
-      </w:r>
-      <w:proofErr w:type="spellEnd"/>
-      <w:r>
-        <w:t xml:space="preserve"> to see that they are refreshed after clicking the button “Generate”:</w:t>
+        <w:t>In the ControlBar you can use the genConfig object as default value instead of a number. Then, you can display nbRows and nbCols to see that they are refreshed after clicking the button “Generate”:</w:t>
       </w:r>
     </w:p>
     <w:p>
@@ -5652,21 +3575,8 @@
       <w:r>
         <w:t xml:space="preserve"> </w:t>
       </w:r>
-      <w:proofErr w:type="spellStart"/>
-      <w:r>
-        <w:t>onSubmit</w:t>
-      </w:r>
-      <w:proofErr w:type="spellEnd"/>
-      <w:r>
-        <w:t>={</w:t>
-      </w:r>
-      <w:proofErr w:type="spellStart"/>
-      <w:r>
-        <w:t>handleOnSubmit</w:t>
-      </w:r>
-      <w:proofErr w:type="spellEnd"/>
-      <w:r>
-        <w:t>}</w:t>
+      <w:r>
+        <w:t>onSubmit={handleOnSubmit}</w:t>
       </w:r>
       <w:r>
         <w:t>&gt;</w:t>
@@ -5685,21 +3595,50 @@
       </w:r>
       <w:bookmarkStart w:id="22" w:name="_Hlk210057219"/>
       <w:r>
+        <w:t>"nbRows"</w:t>
+      </w:r>
+      <w:bookmarkEnd w:id="22"/>
+      <w:r>
+        <w:t xml:space="preserve"> </w:t>
+      </w:r>
+      <w:r>
+        <w:t>type=</w:t>
+      </w:r>
+      <w:r>
         <w:t>"</w:t>
       </w:r>
-      <w:proofErr w:type="spellStart"/>
-      <w:r>
-        <w:t>nbRows</w:t>
-      </w:r>
-      <w:proofErr w:type="spellEnd"/>
+      <w:r>
+        <w:t>number</w:t>
+      </w:r>
       <w:r>
         <w:t>"</w:t>
       </w:r>
-      <w:bookmarkEnd w:id="22"/>
       <w:r>
         <w:t xml:space="preserve"> </w:t>
       </w:r>
       <w:r>
+        <w:t>defaultValue={genConfig.nbRows}/&gt;</w:t>
+      </w:r>
+      <w:r>
+        <w:br/>
+        <w:t xml:space="preserve">    &lt;/label&gt;</w:t>
+      </w:r>
+      <w:r>
+        <w:br/>
+      </w:r>
+      <w:r>
+        <w:br/>
+        <w:t xml:space="preserve">    &lt;label&gt;</w:t>
+      </w:r>
+      <w:r>
+        <w:br/>
+        <w:t xml:space="preserve">        Nb columns</w:t>
+      </w:r>
+      <w:r>
+        <w:br/>
+        <w:t xml:space="preserve">        &lt;input name="nbCols" </w:t>
+      </w:r>
+      <w:r>
         <w:t>type=</w:t>
       </w:r>
       <w:r>
@@ -5714,23 +3653,8 @@
       <w:r>
         <w:t xml:space="preserve"> </w:t>
       </w:r>
-      <w:proofErr w:type="spellStart"/>
-      <w:r>
-        <w:t>defaultValue</w:t>
-      </w:r>
-      <w:proofErr w:type="spellEnd"/>
-      <w:proofErr w:type="gramStart"/>
-      <w:r>
-        <w:t>={</w:t>
-      </w:r>
-      <w:proofErr w:type="spellStart"/>
-      <w:proofErr w:type="gramEnd"/>
-      <w:r>
-        <w:t>genConfig.nbRows</w:t>
-      </w:r>
-      <w:proofErr w:type="spellEnd"/>
-      <w:r>
-        <w:t>}/&gt;</w:t>
+      <w:r>
+        <w:t>defaultValue={genConfig.nbCols}/&gt;</w:t>
       </w:r>
       <w:r>
         <w:br/>
@@ -5738,118 +3662,18 @@
       </w:r>
       <w:r>
         <w:br/>
-      </w:r>
-      <w:r>
-        <w:br/>
-        <w:t xml:space="preserve">    &lt;label&gt;</w:t>
-      </w:r>
-      <w:r>
-        <w:br/>
-        <w:t xml:space="preserve">        Nb columns</w:t>
-      </w:r>
-      <w:r>
-        <w:br/>
-        <w:t xml:space="preserve">        &lt;input name="</w:t>
-      </w:r>
-      <w:proofErr w:type="spellStart"/>
-      <w:r>
-        <w:t>nbCols</w:t>
-      </w:r>
-      <w:proofErr w:type="spellEnd"/>
-      <w:r>
-        <w:t xml:space="preserve">" </w:t>
-      </w:r>
-      <w:r>
-        <w:t>type=</w:t>
-      </w:r>
-      <w:r>
-        <w:t>"</w:t>
-      </w:r>
-      <w:r>
-        <w:t>number</w:t>
-      </w:r>
-      <w:r>
-        <w:t>"</w:t>
-      </w:r>
-      <w:r>
-        <w:t xml:space="preserve"> </w:t>
-      </w:r>
-      <w:proofErr w:type="spellStart"/>
-      <w:r>
-        <w:t>defaultValue</w:t>
-      </w:r>
-      <w:proofErr w:type="spellEnd"/>
-      <w:proofErr w:type="gramStart"/>
-      <w:r>
-        <w:t>={</w:t>
-      </w:r>
-      <w:proofErr w:type="spellStart"/>
-      <w:proofErr w:type="gramEnd"/>
-      <w:r>
-        <w:t>genConfig.nbCols</w:t>
-      </w:r>
-      <w:proofErr w:type="spellEnd"/>
-      <w:r>
-        <w:t>}/&gt;</w:t>
-      </w:r>
-      <w:r>
-        <w:br/>
-        <w:t xml:space="preserve">    &lt;/label&gt;</w:t>
-      </w:r>
-      <w:r>
-        <w:br/>
         <w:t xml:space="preserve">    &lt;button type="submit"&gt;Generate&lt;/button&gt;</w:t>
       </w:r>
       <w:r>
-        <w:t>&lt;</w:t>
-      </w:r>
-      <w:proofErr w:type="spellStart"/>
-      <w:r>
-        <w:t>br</w:t>
-      </w:r>
-      <w:proofErr w:type="spellEnd"/>
-      <w:r>
-        <w:t>&gt;</w:t>
-      </w:r>
-    </w:p>
-    <w:p>
-      <w:pPr>
-        <w:pStyle w:val="Code"/>
-      </w:pPr>
-      <w:r>
-        <w:t xml:space="preserve">    </w:t>
-      </w:r>
-      <w:proofErr w:type="spellStart"/>
-      <w:r>
-        <w:t>NbRows</w:t>
-      </w:r>
-      <w:proofErr w:type="spellEnd"/>
-      <w:r>
-        <w:t>: {</w:t>
-      </w:r>
-      <w:proofErr w:type="spellStart"/>
-      <w:r>
-        <w:t>genConfig.nbRows</w:t>
-      </w:r>
-      <w:proofErr w:type="spellEnd"/>
-      <w:r>
-        <w:t xml:space="preserve">} </w:t>
-      </w:r>
-      <w:proofErr w:type="spellStart"/>
-      <w:r>
-        <w:t>NbCols</w:t>
-      </w:r>
-      <w:proofErr w:type="spellEnd"/>
-      <w:r>
-        <w:t>: {</w:t>
-      </w:r>
-      <w:proofErr w:type="spellStart"/>
-      <w:r>
-        <w:t>genConfig.nbCols</w:t>
-      </w:r>
-      <w:proofErr w:type="spellEnd"/>
-      <w:r>
-        <w:t>}</w:t>
+        <w:t>&lt;br&gt;</w:t>
+      </w:r>
+    </w:p>
+    <w:p>
+      <w:pPr>
+        <w:pStyle w:val="Code"/>
+      </w:pPr>
+      <w:r>
+        <w:t xml:space="preserve">    NbRows: {genConfig.nbRows} NbCols: {genConfig.nbCols}</w:t>
       </w:r>
       <w:r>
         <w:br/>
@@ -5860,15 +3684,7 @@
     <w:p/>
     <w:p>
       <w:r>
-        <w:t xml:space="preserve">We can also send the </w:t>
-      </w:r>
-      <w:proofErr w:type="spellStart"/>
-      <w:r>
-        <w:t>genConfig</w:t>
-      </w:r>
-      <w:proofErr w:type="spellEnd"/>
-      <w:r>
-        <w:t xml:space="preserve"> data to Matrix data to display the number of rows and columns</w:t>
+        <w:t>We can also send the genConfig data to Matrix data to display the number of rows and columns</w:t>
       </w:r>
       <w:r>
         <w:t xml:space="preserve"> in the margin</w:t>
@@ -5911,72 +3727,38 @@
         <w:t>:</w:t>
       </w:r>
       <w:r>
-        <w:t xml:space="preserve"> add a property in Matrix component to send </w:t>
-      </w:r>
-      <w:proofErr w:type="spellStart"/>
-      <w:r>
-        <w:t>genConfig</w:t>
-      </w:r>
-      <w:proofErr w:type="spellEnd"/>
-      <w:r>
-        <w:t xml:space="preserve"> data.</w:t>
-      </w:r>
-    </w:p>
-    <w:p>
+        <w:t xml:space="preserve"> add a property in Matrix component to send genConfig data.</w:t>
+      </w:r>
+    </w:p>
+    <w:p>
+      <w:r>
+        <w:t>In Matrix.js, w</w:t>
+      </w:r>
+      <w:r>
+        <w:t xml:space="preserve">e can now add a margin at the </w:t>
+      </w:r>
+      <w:r>
+        <w:t xml:space="preserve">left and the </w:t>
+      </w:r>
+      <w:r>
+        <w:t xml:space="preserve">top of the </w:t>
+      </w:r>
+      <w:r>
+        <w:t>SVG</w:t>
+      </w:r>
+      <w:r>
+        <w:t xml:space="preserve"> to display the numbers of columns and rows:</w:t>
+      </w:r>
+    </w:p>
+    <w:p>
+      <w:pPr>
+        <w:pStyle w:val="Code"/>
+      </w:pPr>
+      <w:bookmarkStart w:id="23" w:name="_Hlk218080663"/>
       <w:r>
         <w:lastRenderedPageBreak/>
-        <w:t>In Matrix.js, w</w:t>
-      </w:r>
-      <w:r>
-        <w:t xml:space="preserve">e can now add a margin at the </w:t>
-      </w:r>
-      <w:r>
-        <w:t xml:space="preserve">left and the </w:t>
-      </w:r>
-      <w:r>
-        <w:t xml:space="preserve">top of the </w:t>
-      </w:r>
-      <w:r>
-        <w:t>SVG</w:t>
-      </w:r>
-      <w:r>
-        <w:t xml:space="preserve"> to display the numbers of columns and rows:</w:t>
-      </w:r>
-    </w:p>
-    <w:p>
-      <w:pPr>
-        <w:pStyle w:val="Code"/>
-      </w:pPr>
-      <w:bookmarkStart w:id="23" w:name="_Hlk218080663"/>
-      <w:r>
-        <w:t xml:space="preserve">import </w:t>
-      </w:r>
-      <w:proofErr w:type="gramStart"/>
-      <w:r>
-        <w:t xml:space="preserve">{ </w:t>
-      </w:r>
-      <w:proofErr w:type="spellStart"/>
-      <w:r>
-        <w:t>getDefaultFontSize</w:t>
-      </w:r>
-      <w:proofErr w:type="spellEnd"/>
-      <w:proofErr w:type="gramEnd"/>
-      <w:r>
-        <w:t xml:space="preserve"> } from </w:t>
-      </w:r>
-      <w:proofErr w:type="gramStart"/>
-      <w:r>
-        <w:t>'../..</w:t>
-      </w:r>
-      <w:proofErr w:type="gramEnd"/>
-      <w:r>
-        <w:t>/utils/helper</w:t>
-      </w:r>
-      <w:proofErr w:type="gramStart"/>
-      <w:r>
-        <w:t>';</w:t>
-      </w:r>
-      <w:proofErr w:type="gramEnd"/>
+        <w:t>import { getDefaultFontSize } from '../../utils/helper';</w:t>
+      </w:r>
     </w:p>
     <w:p>
       <w:pPr>
@@ -5991,18 +3773,8 @@
         <w:pStyle w:val="Code"/>
       </w:pPr>
       <w:r>
-        <w:t>function Matrix({</w:t>
-      </w:r>
-      <w:proofErr w:type="spellStart"/>
-      <w:proofErr w:type="gramStart"/>
-      <w:r>
-        <w:t>matrixData,genConfig</w:t>
-      </w:r>
-      <w:proofErr w:type="spellEnd"/>
-      <w:r>
-        <w:t>}){</w:t>
-      </w:r>
-      <w:proofErr w:type="gramEnd"/>
+        <w:t>function Matrix({matrixData,genConfig}){</w:t>
+      </w:r>
     </w:p>
     <w:p>
       <w:pPr>
@@ -6019,21 +3791,8 @@
       <w:r>
         <w:t xml:space="preserve">    </w:t>
       </w:r>
-      <w:proofErr w:type="spellStart"/>
-      <w:r>
-        <w:t>const</w:t>
-      </w:r>
-      <w:proofErr w:type="spellEnd"/>
-      <w:r>
-        <w:t xml:space="preserve"> margin={</w:t>
-      </w:r>
-      <w:proofErr w:type="gramStart"/>
-      <w:r>
-        <w:t>left:100,top</w:t>
-      </w:r>
-      <w:proofErr w:type="gramEnd"/>
-      <w:r>
-        <w:t>:100}</w:t>
+      <w:r>
+        <w:t>const margin={left:100,top:100}</w:t>
       </w:r>
       <w:r>
         <w:br/>
@@ -6041,34 +3800,8 @@
       <w:r>
         <w:t xml:space="preserve">    </w:t>
       </w:r>
-      <w:proofErr w:type="spellStart"/>
-      <w:r>
-        <w:t>const</w:t>
-      </w:r>
-      <w:proofErr w:type="spellEnd"/>
-      <w:r>
-        <w:t xml:space="preserve"> </w:t>
-      </w:r>
-      <w:proofErr w:type="spellStart"/>
-      <w:r>
-        <w:t>fontSize</w:t>
-      </w:r>
-      <w:proofErr w:type="spellEnd"/>
-      <w:r>
-        <w:t>=</w:t>
-      </w:r>
-      <w:proofErr w:type="spellStart"/>
-      <w:proofErr w:type="gramStart"/>
-      <w:r>
-        <w:t>getDefaultFontSize</w:t>
-      </w:r>
-      <w:proofErr w:type="spellEnd"/>
-      <w:r>
-        <w:t>(</w:t>
-      </w:r>
-      <w:proofErr w:type="gramEnd"/>
-      <w:r>
-        <w:t>)</w:t>
+      <w:r>
+        <w:t>const fontSize=getDefaultFontSize()</w:t>
       </w:r>
       <w:r>
         <w:br/>
@@ -6076,27 +3809,9 @@
       <w:r>
         <w:t xml:space="preserve">    </w:t>
       </w:r>
-      <w:proofErr w:type="spellStart"/>
-      <w:r>
-        <w:t>const</w:t>
-      </w:r>
-      <w:proofErr w:type="spellEnd"/>
-      <w:r>
-        <w:t xml:space="preserve"> </w:t>
-      </w:r>
-      <w:proofErr w:type="spellStart"/>
-      <w:r>
-        <w:t>marginLabelsToMatrix</w:t>
-      </w:r>
-      <w:proofErr w:type="spellEnd"/>
-      <w:r>
-        <w:t>=</w:t>
-      </w:r>
-      <w:proofErr w:type="gramStart"/>
-      <w:r>
-        <w:t>5;</w:t>
-      </w:r>
-      <w:proofErr w:type="gramEnd"/>
+      <w:r>
+        <w:t>const marginLabelsToMatrix=5;</w:t>
+      </w:r>
     </w:p>
     <w:p>
       <w:pPr>
@@ -6116,15 +3831,7 @@
         <w:t xml:space="preserve">    </w:t>
       </w:r>
       <w:r>
-        <w:t>&lt;</w:t>
-      </w:r>
-      <w:proofErr w:type="spellStart"/>
-      <w:r>
-        <w:t>svg</w:t>
-      </w:r>
-      <w:proofErr w:type="spellEnd"/>
-      <w:r>
-        <w:t xml:space="preserve"> width="100%" height="100%" &gt;</w:t>
+        <w:t>&lt;svg width="100%" height="100%" &gt;</w:t>
       </w:r>
       <w:r>
         <w:br/>
@@ -6143,40 +3850,19 @@
         <w:t xml:space="preserve">    </w:t>
       </w:r>
       <w:r>
-        <w:t xml:space="preserve">        &lt;text </w:t>
-      </w:r>
-      <w:proofErr w:type="spellStart"/>
-      <w:r>
-        <w:t>className</w:t>
-      </w:r>
-      <w:proofErr w:type="spellEnd"/>
-      <w:r>
-        <w:t>="</w:t>
-      </w:r>
-      <w:proofErr w:type="spellStart"/>
+        <w:t xml:space="preserve">        &lt;text className="</w:t>
+      </w:r>
       <w:r>
         <w:t>Row</w:t>
       </w:r>
       <w:r>
-        <w:t>Labels</w:t>
-      </w:r>
-      <w:proofErr w:type="spellEnd"/>
-      <w:r>
-        <w:t xml:space="preserve">" </w:t>
-      </w:r>
-      <w:proofErr w:type="spellStart"/>
-      <w:r>
-        <w:t>tex</w:t>
+        <w:t>Labels" tex</w:t>
       </w:r>
       <w:r>
         <w:t>tA</w:t>
       </w:r>
       <w:r>
-        <w:t>nchor</w:t>
-      </w:r>
-      <w:proofErr w:type="spellEnd"/>
-      <w:r>
-        <w:t>="end"&gt;Nb rows=?&lt;/text&gt;</w:t>
+        <w:t>nchor="end"&gt;Nb rows=?&lt;/text&gt;</w:t>
       </w:r>
       <w:r>
         <w:br/>
@@ -6205,26 +3891,13 @@
         <w:t xml:space="preserve">    </w:t>
       </w:r>
       <w:r>
-        <w:t xml:space="preserve">        &lt;text </w:t>
-      </w:r>
-      <w:proofErr w:type="spellStart"/>
-      <w:r>
-        <w:t>className</w:t>
-      </w:r>
-      <w:proofErr w:type="spellEnd"/>
-      <w:r>
-        <w:t>="</w:t>
-      </w:r>
-      <w:proofErr w:type="spellStart"/>
+        <w:t xml:space="preserve">        &lt;text className="</w:t>
+      </w:r>
       <w:r>
         <w:t>Col</w:t>
       </w:r>
       <w:r>
-        <w:t>Labels</w:t>
-      </w:r>
-      <w:proofErr w:type="spellEnd"/>
-      <w:r>
-        <w:t>"&gt;Nb cols=?&lt;/text&gt;</w:t>
+        <w:t>Labels"&gt;Nb cols=?&lt;/text&gt;</w:t>
       </w:r>
       <w:r>
         <w:br/>
@@ -6243,23 +3916,7 @@
         <w:t xml:space="preserve">    </w:t>
       </w:r>
       <w:r>
-        <w:t xml:space="preserve">        &lt;g transform={"translate("+</w:t>
-      </w:r>
-      <w:proofErr w:type="spellStart"/>
-      <w:r>
-        <w:t>margin.left</w:t>
-      </w:r>
-      <w:proofErr w:type="spellEnd"/>
-      <w:r>
-        <w:t>+","+</w:t>
-      </w:r>
-      <w:proofErr w:type="spellStart"/>
-      <w:r>
-        <w:t>margin.top</w:t>
-      </w:r>
-      <w:proofErr w:type="spellEnd"/>
-      <w:r>
-        <w:t>+")"}&gt;</w:t>
+        <w:t xml:space="preserve">        &lt;g transform={"translate("+margin.left+","+margin.top+")"}&gt;</w:t>
       </w:r>
       <w:r>
         <w:br/>
@@ -6269,15 +3926,7 @@
         <w:t xml:space="preserve">    </w:t>
       </w:r>
       <w:r>
-        <w:t xml:space="preserve">        {</w:t>
-      </w:r>
-      <w:proofErr w:type="spellStart"/>
-      <w:r>
-        <w:t>renderMatrix</w:t>
-      </w:r>
-      <w:proofErr w:type="spellEnd"/>
-      <w:r>
-        <w:t>()}</w:t>
+        <w:t xml:space="preserve">        {renderMatrix()}</w:t>
       </w:r>
       <w:r>
         <w:br/>
@@ -6296,15 +3945,7 @@
         <w:t xml:space="preserve">    </w:t>
       </w:r>
       <w:r>
-        <w:t xml:space="preserve">    &lt;/</w:t>
-      </w:r>
-      <w:proofErr w:type="spellStart"/>
-      <w:r>
-        <w:t>svg</w:t>
-      </w:r>
-      <w:proofErr w:type="spellEnd"/>
-      <w:r>
-        <w:t>&gt;</w:t>
+        <w:t xml:space="preserve">    &lt;/svg&gt;</w:t>
       </w:r>
     </w:p>
     <w:p>
@@ -6358,37 +3999,19 @@
         <w:t>:</w:t>
       </w:r>
       <w:r>
-        <w:t xml:space="preserve"> use the </w:t>
-      </w:r>
-      <w:proofErr w:type="spellStart"/>
-      <w:r>
-        <w:t>genConfig</w:t>
-      </w:r>
-      <w:proofErr w:type="spellEnd"/>
-      <w:r>
-        <w:t xml:space="preserve"> property to replace ‘?’ by the </w:t>
-      </w:r>
-      <w:proofErr w:type="spellStart"/>
-      <w:r>
-        <w:t>nb</w:t>
-      </w:r>
-      <w:proofErr w:type="spellEnd"/>
-      <w:r>
-        <w:t xml:space="preserve"> of rows and columns in &lt;text&gt; elements.</w:t>
+        <w:t xml:space="preserve"> use the genConfig property to replace ‘?’ by the nb of rows and columns in &lt;text&gt; elements.</w:t>
       </w:r>
     </w:p>
     <w:p>
       <w:r>
         <w:t xml:space="preserve">You can observe that when App data updates the state, all the subcomponents (Matrix and </w:t>
       </w:r>
-      <w:proofErr w:type="spellStart"/>
       <w:r>
         <w:t>C</w:t>
       </w:r>
       <w:r>
         <w:t>ontrolBar</w:t>
       </w:r>
-      <w:proofErr w:type="spellEnd"/>
       <w:r>
         <w:t>) are notified to render again.</w:t>
       </w:r>
